--- a/util/load_balancing/balancing_documentation.docx
+++ b/util/load_balancing/balancing_documentation.docx
@@ -43,7 +43,7 @@
                     </pic:cNvPicPr>
                   </pic:nvPicPr>
                   <pic:blipFill>
-                    <a:blip r:embed="rId6">
+                    <a:blip r:embed="rId8">
                       <a:extLst>
                         <a:ext uri="{28A0092B-C50C-407E-A947-70E740481C1C}">
                           <a14:useLocalDpi xmlns:a14="http://schemas.microsoft.com/office/drawing/2010/main" val="0"/>
@@ -96,90 +96,20 @@
         <w:spacing w:before="120" w:beforeAutospacing="0" w:after="0" w:afterAutospacing="0"/>
         <w:jc w:val="center"/>
         <w:rPr>
-          <w:rFonts w:asciiTheme="minorHAnsi" w:hAnsiTheme="minorHAnsi" w:cstheme="minorHAnsi"/>
-          <w:sz w:val="28"/>
-          <w:lang w:val="en-GB"/>
-        </w:rPr>
-      </w:pPr>
-      <w:proofErr w:type="spellStart"/>
-      <w:r>
-        <w:rPr>
-          <w:rFonts w:asciiTheme="minorHAnsi" w:hAnsiTheme="minorHAnsi" w:cstheme="minorHAnsi"/>
-          <w:sz w:val="28"/>
-          <w:lang w:val="en-GB"/>
-        </w:rPr>
-        <w:t>lucia</w:t>
-      </w:r>
-      <w:proofErr w:type="spellEnd"/>
-      <w:r>
-        <w:rPr>
-          <w:rFonts w:asciiTheme="minorHAnsi" w:hAnsiTheme="minorHAnsi" w:cstheme="minorHAnsi"/>
-          <w:sz w:val="28"/>
-          <w:lang w:val="en-GB"/>
+          <w:lang w:val="en-US" w:eastAsia="en-GB"/>
+        </w:rPr>
+      </w:pPr>
+      <w:r>
+        <w:rPr>
+          <w:lang w:val="en-US" w:eastAsia="en-GB"/>
+        </w:rPr>
+        <w:t>Load balancing analysis with OASIS3-MCT</w:t>
+      </w:r>
+      <w:r>
+        <w:rPr>
+          <w:lang w:val="en-US" w:eastAsia="en-GB"/>
         </w:rPr>
         <w:t xml:space="preserve"> </w:t>
-      </w:r>
-    </w:p>
-    <w:p>
-      <w:pPr>
-        <w:pStyle w:val="NormalWeb"/>
-        <w:spacing w:before="120"/>
-        <w:jc w:val="center"/>
-        <w:rPr>
-          <w:rFonts w:asciiTheme="minorHAnsi" w:hAnsiTheme="minorHAnsi" w:cstheme="minorHAnsi"/>
-          <w:sz w:val="28"/>
-          <w:lang w:val="en-GB"/>
-        </w:rPr>
-      </w:pPr>
-      <w:r>
-        <w:rPr>
-          <w:rFonts w:asciiTheme="minorHAnsi" w:hAnsiTheme="minorHAnsi" w:cstheme="minorHAnsi"/>
-          <w:sz w:val="28"/>
-          <w:lang w:val="en-GB"/>
-        </w:rPr>
-        <w:t xml:space="preserve">a </w:t>
-      </w:r>
-      <w:proofErr w:type="gramStart"/>
-      <w:r>
-        <w:rPr>
-          <w:rFonts w:asciiTheme="minorHAnsi" w:hAnsiTheme="minorHAnsi" w:cstheme="minorHAnsi"/>
-          <w:sz w:val="28"/>
-          <w:lang w:val="en-GB"/>
-        </w:rPr>
-        <w:t>tool  for</w:t>
-      </w:r>
-      <w:proofErr w:type="gramEnd"/>
-      <w:r>
-        <w:rPr>
-          <w:rFonts w:asciiTheme="minorHAnsi" w:hAnsiTheme="minorHAnsi" w:cstheme="minorHAnsi"/>
-          <w:sz w:val="28"/>
-          <w:lang w:val="en-GB"/>
-        </w:rPr>
-        <w:t xml:space="preserve"> </w:t>
-      </w:r>
-      <w:r>
-        <w:rPr>
-          <w:rFonts w:asciiTheme="minorHAnsi" w:hAnsiTheme="minorHAnsi" w:cstheme="minorHAnsi"/>
-          <w:sz w:val="28"/>
-          <w:lang w:val="en-GB"/>
-        </w:rPr>
-        <w:t>visualisation of OASIS</w:t>
-      </w:r>
-      <w:r>
-        <w:rPr>
-          <w:rFonts w:asciiTheme="minorHAnsi" w:hAnsiTheme="minorHAnsi" w:cstheme="minorHAnsi"/>
-          <w:sz w:val="28"/>
-          <w:lang w:val="en-GB"/>
-        </w:rPr>
-        <w:t xml:space="preserve">3-MCT </w:t>
-      </w:r>
-      <w:r>
-        <w:rPr>
-          <w:rFonts w:asciiTheme="minorHAnsi" w:hAnsiTheme="minorHAnsi" w:cstheme="minorHAnsi"/>
-          <w:sz w:val="28"/>
-          <w:lang w:val="en-GB"/>
-        </w:rPr>
-        <w:t>coupled models load imbalance</w:t>
       </w:r>
     </w:p>
     <w:p>
@@ -188,21 +118,18 @@
         <w:spacing w:before="120" w:beforeAutospacing="0" w:after="0" w:afterAutospacing="0"/>
         <w:jc w:val="center"/>
         <w:rPr>
-          <w:rFonts w:asciiTheme="minorHAnsi" w:hAnsiTheme="minorHAnsi" w:cstheme="minorHAnsi"/>
-          <w:lang w:val="en-GB"/>
-        </w:rPr>
-      </w:pPr>
-      <w:r>
-        <w:rPr>
-          <w:rFonts w:asciiTheme="minorHAnsi" w:hAnsiTheme="minorHAnsi" w:cstheme="minorHAnsi"/>
-          <w:lang w:val="en-GB"/>
+          <w:lang w:val="en-US" w:eastAsia="en-GB"/>
+        </w:rPr>
+      </w:pPr>
+      <w:r>
+        <w:rPr>
+          <w:lang w:val="en-US" w:eastAsia="en-GB"/>
         </w:rPr>
         <w:t>November</w:t>
       </w:r>
       <w:r>
         <w:rPr>
-          <w:rFonts w:asciiTheme="minorHAnsi" w:hAnsiTheme="minorHAnsi" w:cstheme="minorHAnsi"/>
-          <w:lang w:val="en-GB"/>
+          <w:lang w:val="en-US" w:eastAsia="en-GB"/>
         </w:rPr>
         <w:t xml:space="preserve"> 2021</w:t>
       </w:r>
@@ -211,10 +138,9 @@
       <w:pPr>
         <w:pStyle w:val="NormalWeb"/>
         <w:spacing w:before="120" w:beforeAutospacing="0" w:after="0" w:afterAutospacing="0"/>
-        <w:rPr>
-          <w:rFonts w:asciiTheme="minorHAnsi" w:hAnsiTheme="minorHAnsi" w:cstheme="minorHAnsi"/>
-          <w:u w:val="single"/>
-          <w:lang w:val="en-GB"/>
+        <w:jc w:val="center"/>
+        <w:rPr>
+          <w:lang w:val="en-US" w:eastAsia="en-GB"/>
         </w:rPr>
       </w:pPr>
     </w:p>
@@ -222,96 +148,601 @@
       <w:pPr>
         <w:pStyle w:val="NormalWeb"/>
         <w:spacing w:before="120" w:beforeAutospacing="0" w:after="0" w:afterAutospacing="0"/>
-        <w:rPr>
-          <w:rFonts w:asciiTheme="minorHAnsi" w:hAnsiTheme="minorHAnsi" w:cstheme="minorHAnsi"/>
-          <w:u w:val="single"/>
-          <w:lang w:val="en-GB"/>
-        </w:rPr>
-      </w:pPr>
-      <w:r>
-        <w:rPr>
-          <w:rFonts w:asciiTheme="minorHAnsi" w:hAnsiTheme="minorHAnsi" w:cstheme="minorHAnsi"/>
-          <w:u w:val="single"/>
-          <w:lang w:val="en-GB"/>
-        </w:rPr>
-        <w:t>Introduction</w:t>
-      </w:r>
+        <w:jc w:val="center"/>
+        <w:rPr>
+          <w:lang w:val="en-US" w:eastAsia="en-GB"/>
+        </w:rPr>
+      </w:pPr>
     </w:p>
     <w:p>
       <w:pPr>
+        <w:pStyle w:val="TOC3"/>
+        <w:tabs>
+          <w:tab w:val="left" w:pos="960"/>
+          <w:tab w:val="right" w:leader="dot" w:pos="9056"/>
+        </w:tabs>
+        <w:rPr>
+          <w:rFonts w:eastAsiaTheme="minorEastAsia"/>
+          <w:noProof/>
+          <w:lang w:val="en-FR" w:eastAsia="en-GB"/>
+        </w:rPr>
+      </w:pPr>
+      <w:r>
+        <w:rPr>
+          <w:lang w:val="en-US" w:eastAsia="en-GB"/>
+        </w:rPr>
+        <w:fldChar w:fldCharType="begin"/>
+      </w:r>
+      <w:r>
+        <w:rPr>
+          <w:lang w:val="en-US" w:eastAsia="en-GB"/>
+        </w:rPr>
+        <w:instrText xml:space="preserve"> TOC \o "1-3" \h \z \u </w:instrText>
+      </w:r>
+      <w:r>
+        <w:rPr>
+          <w:lang w:val="en-US" w:eastAsia="en-GB"/>
+        </w:rPr>
+        <w:fldChar w:fldCharType="separate"/>
+      </w:r>
+      <w:hyperlink w:anchor="_Toc88068833" w:history="1">
+        <w:r>
+          <w:rPr>
+            <w:rStyle w:val="Hyperlink"/>
+            <w:rFonts w:ascii="Times New Roman" w:eastAsia="Times New Roman" w:hAnsi="Times New Roman" w:cs="Times New Roman"/>
+            <w:noProof/>
+            <w:lang w:val="en-US" w:eastAsia="en-GB"/>
+          </w:rPr>
+          <w:t>1.</w:t>
+        </w:r>
+        <w:r>
+          <w:rPr>
+            <w:rFonts w:eastAsiaTheme="minorEastAsia"/>
+            <w:noProof/>
+            <w:lang w:val="en-FR" w:eastAsia="en-GB"/>
+          </w:rPr>
+          <w:tab/>
+        </w:r>
+        <w:r>
+          <w:rPr>
+            <w:rStyle w:val="Hyperlink"/>
+            <w:rFonts w:ascii="Times New Roman" w:eastAsia="Times New Roman" w:hAnsi="Times New Roman" w:cs="Times New Roman"/>
+            <w:noProof/>
+            <w:lang w:val="en-US" w:eastAsia="en-GB"/>
+          </w:rPr>
+          <w:t>Introduction</w:t>
+        </w:r>
+        <w:r>
+          <w:rPr>
+            <w:noProof/>
+            <w:webHidden/>
+          </w:rPr>
+          <w:tab/>
+        </w:r>
+        <w:r>
+          <w:rPr>
+            <w:noProof/>
+            <w:webHidden/>
+          </w:rPr>
+          <w:fldChar w:fldCharType="begin"/>
+        </w:r>
+        <w:r>
+          <w:rPr>
+            <w:noProof/>
+            <w:webHidden/>
+          </w:rPr>
+          <w:instrText xml:space="preserve"> PAGEREF _Toc88068833 \h </w:instrText>
+        </w:r>
+        <w:r>
+          <w:rPr>
+            <w:noProof/>
+            <w:webHidden/>
+          </w:rPr>
+        </w:r>
+        <w:r>
+          <w:rPr>
+            <w:noProof/>
+            <w:webHidden/>
+          </w:rPr>
+          <w:fldChar w:fldCharType="separate"/>
+        </w:r>
+        <w:r>
+          <w:rPr>
+            <w:noProof/>
+            <w:webHidden/>
+          </w:rPr>
+          <w:t>1</w:t>
+        </w:r>
+        <w:r>
+          <w:rPr>
+            <w:noProof/>
+            <w:webHidden/>
+          </w:rPr>
+          <w:fldChar w:fldCharType="end"/>
+        </w:r>
+      </w:hyperlink>
+    </w:p>
+    <w:p>
+      <w:pPr>
+        <w:pStyle w:val="TOC3"/>
+        <w:tabs>
+          <w:tab w:val="left" w:pos="960"/>
+          <w:tab w:val="right" w:leader="dot" w:pos="9056"/>
+        </w:tabs>
+        <w:rPr>
+          <w:rFonts w:eastAsiaTheme="minorEastAsia"/>
+          <w:noProof/>
+          <w:lang w:val="en-FR" w:eastAsia="en-GB"/>
+        </w:rPr>
+      </w:pPr>
+      <w:hyperlink w:anchor="_Toc88068834" w:history="1">
+        <w:r>
+          <w:rPr>
+            <w:rStyle w:val="Hyperlink"/>
+            <w:rFonts w:ascii="Times New Roman" w:eastAsia="Times New Roman" w:hAnsi="Times New Roman" w:cs="Times New Roman"/>
+            <w:noProof/>
+            <w:lang w:val="en-US" w:eastAsia="en-GB"/>
+          </w:rPr>
+          <w:t>2.</w:t>
+        </w:r>
+        <w:r>
+          <w:rPr>
+            <w:rFonts w:eastAsiaTheme="minorEastAsia"/>
+            <w:noProof/>
+            <w:lang w:val="en-FR" w:eastAsia="en-GB"/>
+          </w:rPr>
+          <w:tab/>
+        </w:r>
+        <w:r>
+          <w:rPr>
+            <w:rStyle w:val="Hyperlink"/>
+            <w:rFonts w:ascii="Times New Roman" w:eastAsia="Times New Roman" w:hAnsi="Times New Roman" w:cs="Times New Roman"/>
+            <w:noProof/>
+            <w:lang w:val="en-US" w:eastAsia="en-GB"/>
+          </w:rPr>
+          <w:t>Installation</w:t>
+        </w:r>
+        <w:r>
+          <w:rPr>
+            <w:noProof/>
+            <w:webHidden/>
+          </w:rPr>
+          <w:tab/>
+        </w:r>
+        <w:r>
+          <w:rPr>
+            <w:noProof/>
+            <w:webHidden/>
+          </w:rPr>
+          <w:fldChar w:fldCharType="begin"/>
+        </w:r>
+        <w:r>
+          <w:rPr>
+            <w:noProof/>
+            <w:webHidden/>
+          </w:rPr>
+          <w:instrText xml:space="preserve"> PAGEREF _Toc88068834 \h </w:instrText>
+        </w:r>
+        <w:r>
+          <w:rPr>
+            <w:noProof/>
+            <w:webHidden/>
+          </w:rPr>
+        </w:r>
+        <w:r>
+          <w:rPr>
+            <w:noProof/>
+            <w:webHidden/>
+          </w:rPr>
+          <w:fldChar w:fldCharType="separate"/>
+        </w:r>
+        <w:r>
+          <w:rPr>
+            <w:noProof/>
+            <w:webHidden/>
+          </w:rPr>
+          <w:t>2</w:t>
+        </w:r>
+        <w:r>
+          <w:rPr>
+            <w:noProof/>
+            <w:webHidden/>
+          </w:rPr>
+          <w:fldChar w:fldCharType="end"/>
+        </w:r>
+      </w:hyperlink>
+    </w:p>
+    <w:p>
+      <w:pPr>
+        <w:pStyle w:val="TOC3"/>
+        <w:tabs>
+          <w:tab w:val="left" w:pos="960"/>
+          <w:tab w:val="right" w:leader="dot" w:pos="9056"/>
+        </w:tabs>
+        <w:rPr>
+          <w:rFonts w:eastAsiaTheme="minorEastAsia"/>
+          <w:noProof/>
+          <w:lang w:val="en-FR" w:eastAsia="en-GB"/>
+        </w:rPr>
+      </w:pPr>
+      <w:hyperlink w:anchor="_Toc88068835" w:history="1">
+        <w:r>
+          <w:rPr>
+            <w:rStyle w:val="Hyperlink"/>
+            <w:rFonts w:ascii="Times New Roman" w:eastAsia="Times New Roman" w:hAnsi="Times New Roman" w:cs="Times New Roman"/>
+            <w:noProof/>
+            <w:lang w:val="en-US" w:eastAsia="en-GB"/>
+          </w:rPr>
+          <w:t>3.</w:t>
+        </w:r>
+        <w:r>
+          <w:rPr>
+            <w:rFonts w:eastAsiaTheme="minorEastAsia"/>
+            <w:noProof/>
+            <w:lang w:val="en-FR" w:eastAsia="en-GB"/>
+          </w:rPr>
+          <w:tab/>
+        </w:r>
+        <w:r>
+          <w:rPr>
+            <w:rStyle w:val="Hyperlink"/>
+            <w:rFonts w:ascii="Times New Roman" w:eastAsia="Times New Roman" w:hAnsi="Times New Roman" w:cs="Times New Roman"/>
+            <w:noProof/>
+            <w:lang w:val="en-US" w:eastAsia="en-GB"/>
+          </w:rPr>
+          <w:t>Full timeline of all OASIS3-MCT related events</w:t>
+        </w:r>
+        <w:r>
+          <w:rPr>
+            <w:noProof/>
+            <w:webHidden/>
+          </w:rPr>
+          <w:tab/>
+        </w:r>
+        <w:r>
+          <w:rPr>
+            <w:noProof/>
+            <w:webHidden/>
+          </w:rPr>
+          <w:fldChar w:fldCharType="begin"/>
+        </w:r>
+        <w:r>
+          <w:rPr>
+            <w:noProof/>
+            <w:webHidden/>
+          </w:rPr>
+          <w:instrText xml:space="preserve"> PAGEREF _Toc88068835 \h </w:instrText>
+        </w:r>
+        <w:r>
+          <w:rPr>
+            <w:noProof/>
+            <w:webHidden/>
+          </w:rPr>
+        </w:r>
+        <w:r>
+          <w:rPr>
+            <w:noProof/>
+            <w:webHidden/>
+          </w:rPr>
+          <w:fldChar w:fldCharType="separate"/>
+        </w:r>
+        <w:r>
+          <w:rPr>
+            <w:noProof/>
+            <w:webHidden/>
+          </w:rPr>
+          <w:t>2</w:t>
+        </w:r>
+        <w:r>
+          <w:rPr>
+            <w:noProof/>
+            <w:webHidden/>
+          </w:rPr>
+          <w:fldChar w:fldCharType="end"/>
+        </w:r>
+      </w:hyperlink>
+    </w:p>
+    <w:p>
+      <w:pPr>
+        <w:pStyle w:val="TOC3"/>
+        <w:tabs>
+          <w:tab w:val="left" w:pos="960"/>
+          <w:tab w:val="right" w:leader="dot" w:pos="9056"/>
+        </w:tabs>
+        <w:rPr>
+          <w:rFonts w:eastAsiaTheme="minorEastAsia"/>
+          <w:noProof/>
+          <w:lang w:val="en-FR" w:eastAsia="en-GB"/>
+        </w:rPr>
+      </w:pPr>
+      <w:hyperlink w:anchor="_Toc88068845" w:history="1">
+        <w:r>
+          <w:rPr>
+            <w:rStyle w:val="Hyperlink"/>
+            <w:rFonts w:ascii="Times New Roman" w:eastAsia="Times New Roman" w:hAnsi="Times New Roman" w:cs="Times New Roman"/>
+            <w:noProof/>
+            <w:lang w:val="en-US" w:eastAsia="en-GB"/>
+          </w:rPr>
+          <w:t>4.</w:t>
+        </w:r>
+        <w:r>
+          <w:rPr>
+            <w:rFonts w:eastAsiaTheme="minorEastAsia"/>
+            <w:noProof/>
+            <w:lang w:val="en-FR" w:eastAsia="en-GB"/>
+          </w:rPr>
+          <w:tab/>
+        </w:r>
+        <w:r>
+          <w:rPr>
+            <w:rStyle w:val="Hyperlink"/>
+            <w:rFonts w:ascii="Times New Roman" w:eastAsia="Times New Roman" w:hAnsi="Times New Roman" w:cs="Times New Roman"/>
+            <w:noProof/>
+            <w:lang w:val="en-US" w:eastAsia="en-GB"/>
+          </w:rPr>
+          <w:t>Graphical output</w:t>
+        </w:r>
+        <w:r>
+          <w:rPr>
+            <w:noProof/>
+            <w:webHidden/>
+          </w:rPr>
+          <w:tab/>
+        </w:r>
+        <w:r>
+          <w:rPr>
+            <w:noProof/>
+            <w:webHidden/>
+          </w:rPr>
+          <w:fldChar w:fldCharType="begin"/>
+        </w:r>
+        <w:r>
+          <w:rPr>
+            <w:noProof/>
+            <w:webHidden/>
+          </w:rPr>
+          <w:instrText xml:space="preserve"> PAGEREF _Toc88068845 \h </w:instrText>
+        </w:r>
+        <w:r>
+          <w:rPr>
+            <w:noProof/>
+            <w:webHidden/>
+          </w:rPr>
+        </w:r>
+        <w:r>
+          <w:rPr>
+            <w:noProof/>
+            <w:webHidden/>
+          </w:rPr>
+          <w:fldChar w:fldCharType="separate"/>
+        </w:r>
+        <w:r>
+          <w:rPr>
+            <w:noProof/>
+            <w:webHidden/>
+          </w:rPr>
+          <w:t>6</w:t>
+        </w:r>
+        <w:r>
+          <w:rPr>
+            <w:noProof/>
+            <w:webHidden/>
+          </w:rPr>
+          <w:fldChar w:fldCharType="end"/>
+        </w:r>
+      </w:hyperlink>
+    </w:p>
+    <w:p>
+      <w:pPr>
+        <w:pStyle w:val="TOC3"/>
+        <w:tabs>
+          <w:tab w:val="left" w:pos="960"/>
+          <w:tab w:val="right" w:leader="dot" w:pos="9056"/>
+        </w:tabs>
+        <w:rPr>
+          <w:rFonts w:eastAsiaTheme="minorEastAsia"/>
+          <w:noProof/>
+          <w:lang w:val="en-FR" w:eastAsia="en-GB"/>
+        </w:rPr>
+      </w:pPr>
+      <w:hyperlink w:anchor="_Toc88068846" w:history="1">
+        <w:r>
+          <w:rPr>
+            <w:rStyle w:val="Hyperlink"/>
+            <w:rFonts w:ascii="Times New Roman" w:eastAsia="Times New Roman" w:hAnsi="Times New Roman" w:cs="Times New Roman"/>
+            <w:noProof/>
+            <w:lang w:val="en-US" w:eastAsia="en-GB"/>
+          </w:rPr>
+          <w:t>5.</w:t>
+        </w:r>
+        <w:r>
+          <w:rPr>
+            <w:rFonts w:eastAsiaTheme="minorEastAsia"/>
+            <w:noProof/>
+            <w:lang w:val="en-FR" w:eastAsia="en-GB"/>
+          </w:rPr>
+          <w:tab/>
+        </w:r>
+        <w:r>
+          <w:rPr>
+            <w:rStyle w:val="Hyperlink"/>
+            <w:rFonts w:ascii="Times New Roman" w:eastAsia="Times New Roman" w:hAnsi="Times New Roman" w:cs="Times New Roman"/>
+            <w:noProof/>
+            <w:lang w:val="en-US" w:eastAsia="en-GB"/>
+          </w:rPr>
+          <w:t>General computing inf</w:t>
+        </w:r>
+        <w:r>
+          <w:rPr>
+            <w:rStyle w:val="Hyperlink"/>
+            <w:rFonts w:ascii="Times New Roman" w:eastAsia="Times New Roman" w:hAnsi="Times New Roman" w:cs="Times New Roman"/>
+            <w:noProof/>
+            <w:lang w:val="en-US" w:eastAsia="en-GB"/>
+          </w:rPr>
+          <w:t>o</w:t>
+        </w:r>
+        <w:r>
+          <w:rPr>
+            <w:rStyle w:val="Hyperlink"/>
+            <w:rFonts w:ascii="Times New Roman" w:eastAsia="Times New Roman" w:hAnsi="Times New Roman" w:cs="Times New Roman"/>
+            <w:noProof/>
+            <w:lang w:val="en-US" w:eastAsia="en-GB"/>
+          </w:rPr>
+          <w:t>rmation in text file</w:t>
+        </w:r>
+        <w:r>
+          <w:rPr>
+            <w:noProof/>
+            <w:webHidden/>
+          </w:rPr>
+          <w:tab/>
+        </w:r>
+        <w:r>
+          <w:rPr>
+            <w:noProof/>
+            <w:webHidden/>
+          </w:rPr>
+          <w:fldChar w:fldCharType="begin"/>
+        </w:r>
+        <w:r>
+          <w:rPr>
+            <w:noProof/>
+            <w:webHidden/>
+          </w:rPr>
+          <w:instrText xml:space="preserve"> PAGEREF _Toc88068846 \h </w:instrText>
+        </w:r>
+        <w:r>
+          <w:rPr>
+            <w:noProof/>
+            <w:webHidden/>
+          </w:rPr>
+        </w:r>
+        <w:r>
+          <w:rPr>
+            <w:noProof/>
+            <w:webHidden/>
+          </w:rPr>
+          <w:fldChar w:fldCharType="separate"/>
+        </w:r>
+        <w:r>
+          <w:rPr>
+            <w:noProof/>
+            <w:webHidden/>
+          </w:rPr>
+          <w:t>7</w:t>
+        </w:r>
+        <w:r>
+          <w:rPr>
+            <w:noProof/>
+            <w:webHidden/>
+          </w:rPr>
+          <w:fldChar w:fldCharType="end"/>
+        </w:r>
+      </w:hyperlink>
+    </w:p>
+    <w:p>
+      <w:pPr>
+        <w:pStyle w:val="TOC3"/>
+        <w:tabs>
+          <w:tab w:val="left" w:pos="960"/>
+          <w:tab w:val="right" w:leader="dot" w:pos="9056"/>
+        </w:tabs>
+        <w:rPr>
+          <w:rFonts w:eastAsiaTheme="minorEastAsia"/>
+          <w:noProof/>
+          <w:lang w:val="en-FR" w:eastAsia="en-GB"/>
+        </w:rPr>
+      </w:pPr>
+      <w:hyperlink w:anchor="_Toc88068847" w:history="1">
+        <w:r>
+          <w:rPr>
+            <w:rStyle w:val="Hyperlink"/>
+            <w:rFonts w:ascii="Times New Roman" w:eastAsia="Times New Roman" w:hAnsi="Times New Roman" w:cs="Times New Roman"/>
+            <w:noProof/>
+            <w:lang w:val="en-US" w:eastAsia="en-GB"/>
+          </w:rPr>
+          <w:t>6.</w:t>
+        </w:r>
+        <w:r>
+          <w:rPr>
+            <w:rFonts w:eastAsiaTheme="minorEastAsia"/>
+            <w:noProof/>
+            <w:lang w:val="en-FR" w:eastAsia="en-GB"/>
+          </w:rPr>
+          <w:tab/>
+        </w:r>
+        <w:r>
+          <w:rPr>
+            <w:rStyle w:val="Hyperlink"/>
+            <w:rFonts w:ascii="Times New Roman" w:eastAsia="Times New Roman" w:hAnsi="Times New Roman" w:cs="Times New Roman"/>
+            <w:noProof/>
+            <w:lang w:val="en-US" w:eastAsia="en-GB"/>
+          </w:rPr>
+          <w:t>Conclusions</w:t>
+        </w:r>
+        <w:r>
+          <w:rPr>
+            <w:noProof/>
+            <w:webHidden/>
+          </w:rPr>
+          <w:tab/>
+        </w:r>
+        <w:r>
+          <w:rPr>
+            <w:noProof/>
+            <w:webHidden/>
+          </w:rPr>
+          <w:fldChar w:fldCharType="begin"/>
+        </w:r>
+        <w:r>
+          <w:rPr>
+            <w:noProof/>
+            <w:webHidden/>
+          </w:rPr>
+          <w:instrText xml:space="preserve"> PAGEREF _Toc88068847 \h </w:instrText>
+        </w:r>
+        <w:r>
+          <w:rPr>
+            <w:noProof/>
+            <w:webHidden/>
+          </w:rPr>
+        </w:r>
+        <w:r>
+          <w:rPr>
+            <w:noProof/>
+            <w:webHidden/>
+          </w:rPr>
+          <w:fldChar w:fldCharType="separate"/>
+        </w:r>
+        <w:r>
+          <w:rPr>
+            <w:noProof/>
+            <w:webHidden/>
+          </w:rPr>
+          <w:t>8</w:t>
+        </w:r>
+        <w:r>
+          <w:rPr>
+            <w:noProof/>
+            <w:webHidden/>
+          </w:rPr>
+          <w:fldChar w:fldCharType="end"/>
+        </w:r>
+      </w:hyperlink>
+    </w:p>
+    <w:p>
+      <w:pPr>
         <w:pStyle w:val="NormalWeb"/>
         <w:spacing w:before="120" w:beforeAutospacing="0" w:after="0" w:afterAutospacing="0"/>
         <w:rPr>
-          <w:rFonts w:asciiTheme="minorHAnsi" w:hAnsiTheme="minorHAnsi" w:cstheme="minorHAnsi"/>
-          <w:lang w:val="en-GB"/>
-        </w:rPr>
-      </w:pPr>
-      <w:r>
-        <w:rPr>
-          <w:rFonts w:asciiTheme="minorHAnsi" w:hAnsiTheme="minorHAnsi" w:cstheme="minorHAnsi"/>
-          <w:lang w:val="en-GB"/>
-        </w:rPr>
-        <w:t xml:space="preserve">A new version of the </w:t>
-      </w:r>
-      <w:proofErr w:type="spellStart"/>
-      <w:r>
-        <w:rPr>
-          <w:rFonts w:asciiTheme="minorHAnsi" w:hAnsiTheme="minorHAnsi" w:cstheme="minorHAnsi"/>
-          <w:lang w:val="en-GB"/>
-        </w:rPr>
-        <w:t>lucia</w:t>
-      </w:r>
-      <w:proofErr w:type="spellEnd"/>
-      <w:r>
-        <w:rPr>
-          <w:rFonts w:asciiTheme="minorHAnsi" w:hAnsiTheme="minorHAnsi" w:cstheme="minorHAnsi"/>
-          <w:lang w:val="en-GB"/>
-        </w:rPr>
-        <w:t xml:space="preserve"> tool </w:t>
-      </w:r>
-      <w:proofErr w:type="spellStart"/>
-      <w:r>
-        <w:rPr>
-          <w:rFonts w:asciiTheme="minorHAnsi" w:hAnsiTheme="minorHAnsi" w:cstheme="minorHAnsi"/>
-          <w:lang w:val="en-GB"/>
-        </w:rPr>
-        <w:t>is available</w:t>
-      </w:r>
-      <w:proofErr w:type="spellEnd"/>
-      <w:r>
-        <w:rPr>
-          <w:rFonts w:asciiTheme="minorHAnsi" w:hAnsiTheme="minorHAnsi" w:cstheme="minorHAnsi"/>
-          <w:lang w:val="en-GB"/>
-        </w:rPr>
-        <w:t xml:space="preserve"> since </w:t>
-      </w:r>
-      <w:r>
-        <w:rPr>
-          <w:rFonts w:asciiTheme="minorHAnsi" w:hAnsiTheme="minorHAnsi" w:cstheme="minorHAnsi"/>
-          <w:lang w:val="en-GB"/>
-        </w:rPr>
-        <w:t>OASIS</w:t>
-      </w:r>
-      <w:r>
-        <w:rPr>
-          <w:rFonts w:asciiTheme="minorHAnsi" w:hAnsiTheme="minorHAnsi" w:cstheme="minorHAnsi"/>
-          <w:lang w:val="en-GB"/>
-        </w:rPr>
-        <w:t>3-MCT_5.0 release</w:t>
-      </w:r>
-      <w:r>
-        <w:rPr>
-          <w:rFonts w:asciiTheme="minorHAnsi" w:hAnsiTheme="minorHAnsi" w:cstheme="minorHAnsi"/>
-          <w:lang w:val="en-GB"/>
-        </w:rPr>
-        <w:t xml:space="preserve"> to estimate the load imbalance</w:t>
-      </w:r>
-      <w:r>
-        <w:rPr>
-          <w:rFonts w:asciiTheme="minorHAnsi" w:hAnsiTheme="minorHAnsi" w:cstheme="minorHAnsi"/>
-          <w:lang w:val="en-GB"/>
-        </w:rPr>
-        <w:t xml:space="preserve"> between the different components of a coupled application.</w:t>
+          <w:lang w:val="en-US" w:eastAsia="en-GB"/>
+        </w:rPr>
+      </w:pPr>
+      <w:r>
+        <w:rPr>
+          <w:lang w:val="en-US" w:eastAsia="en-GB"/>
+        </w:rPr>
+        <w:fldChar w:fldCharType="end"/>
       </w:r>
     </w:p>
     <w:p>
@@ -319,75 +750,6251 @@
         <w:pStyle w:val="NormalWeb"/>
         <w:spacing w:before="120" w:beforeAutospacing="0" w:after="0" w:afterAutospacing="0"/>
         <w:rPr>
-          <w:rFonts w:asciiTheme="minorHAnsi" w:hAnsiTheme="minorHAnsi" w:cstheme="minorHAnsi"/>
-          <w:lang w:val="en-GB"/>
-        </w:rPr>
-      </w:pPr>
-      <w:r>
-        <w:rPr>
-          <w:rFonts w:asciiTheme="minorHAnsi" w:hAnsiTheme="minorHAnsi" w:cstheme="minorHAnsi"/>
-          <w:lang w:val="en-GB"/>
-        </w:rPr>
-        <w:t xml:space="preserve"> that a concurrent running of separate executable files can produce. The full timeline of all OASIS related events, for each of the allocated resources, is now available in </w:t>
-      </w:r>
-      <w:proofErr w:type="spellStart"/>
-      <w:r>
-        <w:rPr>
-          <w:rFonts w:asciiTheme="minorHAnsi" w:hAnsiTheme="minorHAnsi" w:cstheme="minorHAnsi"/>
-          <w:lang w:val="en-GB"/>
-        </w:rPr>
-        <w:t>netCDF</w:t>
-      </w:r>
-      <w:proofErr w:type="spellEnd"/>
-      <w:r>
-        <w:rPr>
-          <w:rFonts w:asciiTheme="minorHAnsi" w:hAnsiTheme="minorHAnsi" w:cstheme="minorHAnsi"/>
-          <w:lang w:val="en-GB"/>
-        </w:rPr>
-        <w:t xml:space="preserve"> format. A Python script is developed to visualise this timeline, thanks to the matplotlib package. Its native zoom function facilitates the identification of possible bottlenecks of the coupling.</w:t>
-      </w:r>
-      <w:r>
-        <w:rPr>
-          <w:rFonts w:asciiTheme="minorHAnsi" w:hAnsiTheme="minorHAnsi" w:cstheme="minorHAnsi"/>
-          <w:lang w:val="en-GB"/>
-        </w:rPr>
-        <w:t xml:space="preserve"> </w:t>
-      </w:r>
+          <w:lang w:val="en-US" w:eastAsia="en-GB"/>
+        </w:rPr>
+      </w:pPr>
     </w:p>
     <w:p>
       <w:pPr>
+        <w:pStyle w:val="ListParagraph"/>
+        <w:numPr>
+          <w:ilvl w:val="0"/>
+          <w:numId w:val="40"/>
+        </w:numPr>
+        <w:spacing w:before="144" w:after="60"/>
+        <w:outlineLvl w:val="2"/>
+        <w:rPr>
+          <w:rFonts w:ascii="Times New Roman" w:eastAsia="Times New Roman" w:hAnsi="Times New Roman" w:cs="Times New Roman"/>
+          <w:lang w:val="en-US" w:eastAsia="en-GB"/>
+        </w:rPr>
+      </w:pPr>
+      <w:bookmarkStart w:id="0" w:name="_Toc88068833"/>
+      <w:r>
+        <w:rPr>
+          <w:rFonts w:ascii="Times New Roman" w:eastAsia="Times New Roman" w:hAnsi="Times New Roman" w:cs="Times New Roman"/>
+          <w:lang w:val="en-US" w:eastAsia="en-GB"/>
+        </w:rPr>
+        <w:t>Introduction</w:t>
+      </w:r>
+      <w:bookmarkEnd w:id="0"/>
+    </w:p>
+    <w:p>
+      <w:pPr>
         <w:pStyle w:val="NormalWeb"/>
         <w:spacing w:before="120" w:beforeAutospacing="0" w:after="0" w:afterAutospacing="0"/>
         <w:rPr>
-          <w:rFonts w:asciiTheme="minorHAnsi" w:hAnsiTheme="minorHAnsi" w:cstheme="minorHAnsi"/>
-          <w:lang w:val="en-GB"/>
-        </w:rPr>
-      </w:pPr>
+          <w:lang w:val="en-US" w:eastAsia="en-GB"/>
+        </w:rPr>
+      </w:pPr>
+      <w:r>
+        <w:rPr>
+          <w:lang w:val="en-US" w:eastAsia="en-GB"/>
+        </w:rPr>
+        <w:t>In Coupled General Circulation Models (CGCMs), c</w:t>
+      </w:r>
+      <w:r>
+        <w:rPr>
+          <w:lang w:val="en-US" w:eastAsia="en-GB"/>
+        </w:rPr>
+        <w:t>omputations are often performed concurrently</w:t>
+      </w:r>
+      <w:r>
+        <w:rPr>
+          <w:lang w:val="en-US" w:eastAsia="en-GB"/>
+        </w:rPr>
+        <w:t xml:space="preserve"> </w:t>
+      </w:r>
+      <w:r>
+        <w:rPr>
+          <w:lang w:val="en-US" w:eastAsia="en-GB"/>
+        </w:rPr>
+        <w:t>in separated executables</w:t>
+      </w:r>
+      <w:r>
+        <w:rPr>
+          <w:lang w:val="en-US" w:eastAsia="en-GB"/>
+        </w:rPr>
+        <w:t xml:space="preserve"> implementing the different coupled model components</w:t>
+      </w:r>
+      <w:r>
+        <w:rPr>
+          <w:lang w:val="en-US" w:eastAsia="en-GB"/>
+        </w:rPr>
+        <w:t xml:space="preserve">. Their respective </w:t>
+      </w:r>
+      <w:r>
+        <w:rPr>
+          <w:lang w:val="en-US" w:eastAsia="en-GB"/>
+        </w:rPr>
+        <w:t>computing rates</w:t>
+      </w:r>
+      <w:r>
+        <w:rPr>
+          <w:lang w:val="en-US" w:eastAsia="en-GB"/>
+        </w:rPr>
+        <w:t xml:space="preserve"> </w:t>
+      </w:r>
+      <w:r>
+        <w:rPr>
+          <w:lang w:val="en-US" w:eastAsia="en-GB"/>
+        </w:rPr>
+        <w:t xml:space="preserve">in terms of Simulated Year Per Day (SYPD) </w:t>
+      </w:r>
+      <w:r>
+        <w:rPr>
+          <w:lang w:val="en-US" w:eastAsia="en-GB"/>
+        </w:rPr>
+        <w:t>is a function of their MPI parallelism</w:t>
+      </w:r>
+      <w:r>
+        <w:rPr>
+          <w:lang w:val="en-US" w:eastAsia="en-GB"/>
+        </w:rPr>
+        <w:t xml:space="preserve"> and the CGCM cannot be </w:t>
+      </w:r>
+      <w:r>
+        <w:rPr>
+          <w:lang w:val="en-US" w:eastAsia="en-GB"/>
+        </w:rPr>
+        <w:t>load balanced without setting respective appropriate MPI domain decompositions, which is unlikely to happen without a comprehensive work. A</w:t>
+      </w:r>
+      <w:r>
+        <w:rPr>
+          <w:lang w:val="en-US" w:eastAsia="en-GB"/>
+        </w:rPr>
+        <w:t>n</w:t>
+      </w:r>
+      <w:r>
+        <w:rPr>
+          <w:lang w:val="en-US" w:eastAsia="en-GB"/>
+        </w:rPr>
+        <w:t xml:space="preserve"> </w:t>
+      </w:r>
+      <w:r>
+        <w:rPr>
+          <w:lang w:val="en-US" w:eastAsia="en-GB"/>
+        </w:rPr>
+        <w:t>analysis</w:t>
+      </w:r>
+      <w:r>
+        <w:rPr>
+          <w:lang w:val="en-US" w:eastAsia="en-GB"/>
+        </w:rPr>
+        <w:t xml:space="preserve"> of CMIP5 model simulation </w:t>
+      </w:r>
+      <w:r>
+        <w:rPr>
+          <w:lang w:val="en-US" w:eastAsia="en-GB"/>
+        </w:rPr>
+        <w:t>(Balaji et al</w:t>
+      </w:r>
+      <w:r>
+        <w:rPr>
+          <w:lang w:val="en-US" w:eastAsia="en-GB"/>
+        </w:rPr>
+        <w:t>.,</w:t>
+      </w:r>
+      <w:r>
+        <w:rPr>
+          <w:lang w:val="en-US" w:eastAsia="en-GB"/>
+        </w:rPr>
+        <w:t xml:space="preserve"> 2017)</w:t>
+      </w:r>
+      <w:r>
+        <w:rPr>
+          <w:lang w:val="en-US" w:eastAsia="en-GB"/>
+        </w:rPr>
+        <w:t xml:space="preserve"> shows that up to 62% of the allocated resources can be wasted b</w:t>
+      </w:r>
+      <w:r>
+        <w:rPr>
+          <w:lang w:val="en-US" w:eastAsia="en-GB"/>
+        </w:rPr>
+        <w:t>ecause of</w:t>
+      </w:r>
+      <w:r>
+        <w:rPr>
+          <w:lang w:val="en-US" w:eastAsia="en-GB"/>
+        </w:rPr>
+        <w:t xml:space="preserve"> this imbalance. Even though </w:t>
+      </w:r>
+      <w:r>
+        <w:rPr>
+          <w:lang w:val="en-US" w:eastAsia="en-GB"/>
+        </w:rPr>
+        <w:t>this</w:t>
+      </w:r>
+      <w:r>
+        <w:rPr>
+          <w:lang w:val="en-US" w:eastAsia="en-GB"/>
+        </w:rPr>
+        <w:t xml:space="preserve"> problem has several origins, </w:t>
+      </w:r>
+      <w:r>
+        <w:rPr>
+          <w:lang w:val="en-US" w:eastAsia="en-GB"/>
+        </w:rPr>
+        <w:t>such as</w:t>
+      </w:r>
+      <w:r>
+        <w:rPr>
+          <w:lang w:val="en-US" w:eastAsia="en-GB"/>
+        </w:rPr>
+        <w:t xml:space="preserve"> the apparent resource abundance </w:t>
+      </w:r>
+      <w:r>
+        <w:rPr>
+          <w:lang w:val="en-US" w:eastAsia="en-GB"/>
+        </w:rPr>
+        <w:t>or</w:t>
+      </w:r>
+      <w:r>
+        <w:rPr>
+          <w:lang w:val="en-US" w:eastAsia="en-GB"/>
+        </w:rPr>
+        <w:t xml:space="preserve"> practical difficulties.</w:t>
+      </w:r>
+      <w:r>
+        <w:rPr>
+          <w:lang w:val="en-US" w:eastAsia="en-GB"/>
+        </w:rPr>
+        <w:t xml:space="preserve"> </w:t>
+      </w:r>
+      <w:r>
+        <w:rPr>
+          <w:lang w:val="en-US" w:eastAsia="en-GB"/>
+        </w:rPr>
+        <w:t xml:space="preserve">we think that, in the perspective of the reduction of the carbon footprint of our activities, the </w:t>
+      </w:r>
+      <w:r>
+        <w:rPr>
+          <w:lang w:val="en-US" w:eastAsia="en-GB"/>
+        </w:rPr>
+        <w:t>issue</w:t>
+      </w:r>
+      <w:r>
+        <w:rPr>
+          <w:lang w:val="en-US" w:eastAsia="en-GB"/>
+        </w:rPr>
+        <w:t xml:space="preserve"> of load balanc</w:t>
+      </w:r>
+      <w:r>
+        <w:rPr>
+          <w:lang w:val="en-US" w:eastAsia="en-GB"/>
+        </w:rPr>
+        <w:t>ing our</w:t>
+      </w:r>
+      <w:r>
+        <w:rPr>
+          <w:lang w:val="en-US" w:eastAsia="en-GB"/>
+        </w:rPr>
+        <w:t xml:space="preserve"> coupled configuration is well worth some effort</w:t>
+      </w:r>
+      <w:r>
+        <w:rPr>
+          <w:lang w:val="en-US" w:eastAsia="en-GB"/>
+        </w:rPr>
+        <w:t>s.</w:t>
+      </w:r>
     </w:p>
     <w:p>
       <w:pPr>
         <w:pStyle w:val="NormalWeb"/>
         <w:spacing w:before="120" w:beforeAutospacing="0" w:after="0" w:afterAutospacing="0"/>
         <w:rPr>
-          <w:lang w:val="en-GB"/>
-        </w:rPr>
-      </w:pPr>
-      <w:r>
-        <w:rPr>
-          <w:rFonts w:asciiTheme="minorHAnsi" w:hAnsiTheme="minorHAnsi" w:cstheme="minorHAnsi"/>
-          <w:lang w:val="en-GB"/>
-        </w:rPr>
-        <w:t>REFERENCES</w:t>
+          <w:lang w:val="en-US" w:eastAsia="en-GB"/>
+        </w:rPr>
+      </w:pPr>
+      <w:r>
+        <w:rPr>
+          <w:lang w:val="en-US" w:eastAsia="en-GB"/>
+        </w:rPr>
+        <w:t>A</w:t>
+      </w:r>
+      <w:r>
+        <w:rPr>
+          <w:lang w:val="en-US" w:eastAsia="en-GB"/>
+        </w:rPr>
+        <w:t>ny proposed solution should be simple and portable enough to fit the community requirements</w:t>
+      </w:r>
+      <w:r>
+        <w:rPr>
+          <w:lang w:val="en-US" w:eastAsia="en-GB"/>
+        </w:rPr>
+        <w:t xml:space="preserve"> </w:t>
+      </w:r>
+      <w:r>
+        <w:rPr>
+          <w:lang w:val="en-US" w:eastAsia="en-GB"/>
+        </w:rPr>
+        <w:t xml:space="preserve">and </w:t>
+      </w:r>
+      <w:r>
+        <w:rPr>
+          <w:lang w:val="en-US" w:eastAsia="en-GB"/>
+        </w:rPr>
+        <w:t xml:space="preserve">should be available in the coupler itself. </w:t>
+      </w:r>
+      <w:r>
+        <w:rPr>
+          <w:lang w:val="en-US" w:eastAsia="en-GB"/>
+        </w:rPr>
+        <w:t>A new version of the</w:t>
+      </w:r>
+      <w:r>
+        <w:rPr>
+          <w:lang w:val="en-US" w:eastAsia="en-GB"/>
+        </w:rPr>
+        <w:t xml:space="preserve"> OASIS3-MCT</w:t>
+      </w:r>
+      <w:r>
+        <w:rPr>
+          <w:lang w:val="en-US" w:eastAsia="en-GB"/>
+        </w:rPr>
+        <w:t xml:space="preserve"> </w:t>
+      </w:r>
+      <w:r>
+        <w:rPr>
+          <w:lang w:val="en-US" w:eastAsia="en-GB"/>
+        </w:rPr>
+        <w:t>load balancing analysis</w:t>
+      </w:r>
+      <w:r>
+        <w:rPr>
+          <w:lang w:val="en-US" w:eastAsia="en-GB"/>
+        </w:rPr>
+        <w:t xml:space="preserve"> tool is available since OASIS3-MCT_5.0 release </w:t>
+      </w:r>
+      <w:r>
+        <w:rPr>
+          <w:lang w:val="en-US" w:eastAsia="en-GB"/>
+        </w:rPr>
+        <w:t>(</w:t>
+      </w:r>
+      <w:proofErr w:type="spellStart"/>
+      <w:r>
+        <w:rPr>
+          <w:lang w:val="en-US" w:eastAsia="en-GB"/>
+        </w:rPr>
+        <w:t>Maisonnave</w:t>
+      </w:r>
+      <w:proofErr w:type="spellEnd"/>
+      <w:r>
+        <w:rPr>
+          <w:lang w:val="en-US" w:eastAsia="en-GB"/>
+        </w:rPr>
+        <w:t xml:space="preserve"> et al., 2021) </w:t>
+      </w:r>
+      <w:r>
+        <w:rPr>
+          <w:lang w:val="en-US" w:eastAsia="en-GB"/>
+        </w:rPr>
+        <w:t>and is described here</w:t>
+      </w:r>
+      <w:r>
+        <w:rPr>
+          <w:lang w:val="en-US" w:eastAsia="en-GB"/>
+        </w:rPr>
+        <w:t>.</w:t>
+      </w:r>
+      <w:r>
+        <w:rPr>
+          <w:lang w:val="en-US" w:eastAsia="en-GB"/>
+        </w:rPr>
+        <w:t xml:space="preserve"> It produces t</w:t>
+      </w:r>
+      <w:r>
+        <w:rPr>
+          <w:lang w:val="en-US" w:eastAsia="en-GB"/>
+        </w:rPr>
+        <w:t>he full timeline of all OASIS</w:t>
+      </w:r>
+      <w:r>
+        <w:rPr>
+          <w:lang w:val="en-US" w:eastAsia="en-GB"/>
+        </w:rPr>
+        <w:t>3-MCT</w:t>
+      </w:r>
+      <w:r>
+        <w:rPr>
+          <w:lang w:val="en-US" w:eastAsia="en-GB"/>
+        </w:rPr>
+        <w:t xml:space="preserve"> related events for each of the allocated resource</w:t>
+      </w:r>
+      <w:r>
+        <w:rPr>
+          <w:lang w:val="en-US" w:eastAsia="en-GB"/>
+        </w:rPr>
+        <w:t>s</w:t>
+      </w:r>
+      <w:r>
+        <w:rPr>
+          <w:lang w:val="en-US" w:eastAsia="en-GB"/>
+        </w:rPr>
+        <w:t xml:space="preserve"> in </w:t>
+      </w:r>
+      <w:r>
+        <w:rPr>
+          <w:lang w:val="en-US" w:eastAsia="en-GB"/>
+        </w:rPr>
+        <w:t xml:space="preserve">a </w:t>
+      </w:r>
+      <w:proofErr w:type="spellStart"/>
+      <w:r>
+        <w:rPr>
+          <w:lang w:val="en-US" w:eastAsia="en-GB"/>
+        </w:rPr>
+        <w:t>N</w:t>
+      </w:r>
+      <w:r>
+        <w:rPr>
+          <w:lang w:val="en-US" w:eastAsia="en-GB"/>
+        </w:rPr>
+        <w:t>etCDF</w:t>
+      </w:r>
+      <w:proofErr w:type="spellEnd"/>
+      <w:r>
+        <w:rPr>
+          <w:lang w:val="en-US" w:eastAsia="en-GB"/>
+        </w:rPr>
+        <w:t xml:space="preserve"> </w:t>
+      </w:r>
+      <w:r>
+        <w:rPr>
+          <w:lang w:val="en-US" w:eastAsia="en-GB"/>
+        </w:rPr>
+        <w:t>fil</w:t>
+      </w:r>
+      <w:r>
+        <w:rPr>
+          <w:lang w:val="en-US" w:eastAsia="en-GB"/>
+        </w:rPr>
+        <w:t>e</w:t>
+      </w:r>
+      <w:r>
+        <w:rPr>
+          <w:lang w:val="en-US" w:eastAsia="en-GB"/>
+        </w:rPr>
+        <w:t>.</w:t>
+      </w:r>
+      <w:r>
+        <w:rPr>
+          <w:lang w:val="en-US" w:eastAsia="en-GB"/>
+        </w:rPr>
+        <w:t xml:space="preserve"> A Python script is developed to visualise this timeline</w:t>
+      </w:r>
+      <w:r>
+        <w:rPr>
+          <w:lang w:val="en-US" w:eastAsia="en-GB"/>
+        </w:rPr>
+        <w:t xml:space="preserve"> and i</w:t>
+      </w:r>
+      <w:r>
+        <w:rPr>
+          <w:lang w:val="en-US" w:eastAsia="en-GB"/>
+        </w:rPr>
+        <w:t>ts native zoom function facilitates the identification of possible bottlenecks of the coupling</w:t>
+      </w:r>
+      <w:r>
+        <w:rPr>
+          <w:lang w:val="en-US" w:eastAsia="en-GB"/>
+        </w:rPr>
+        <w:t xml:space="preserve"> (</w:t>
+      </w:r>
+      <w:proofErr w:type="spellStart"/>
+      <w:r>
+        <w:rPr>
+          <w:lang w:val="en-US" w:eastAsia="en-GB"/>
+        </w:rPr>
+        <w:t>Piacentini</w:t>
+      </w:r>
+      <w:proofErr w:type="spellEnd"/>
+      <w:r>
+        <w:rPr>
+          <w:lang w:val="en-US" w:eastAsia="en-GB"/>
+        </w:rPr>
+        <w:t xml:space="preserve"> &amp; </w:t>
+      </w:r>
+      <w:proofErr w:type="spellStart"/>
+      <w:r>
+        <w:rPr>
+          <w:lang w:val="en-US" w:eastAsia="en-GB"/>
+        </w:rPr>
+        <w:t>Maisonnave</w:t>
+      </w:r>
+      <w:proofErr w:type="spellEnd"/>
+      <w:r>
+        <w:rPr>
+          <w:lang w:val="en-US" w:eastAsia="en-GB"/>
+        </w:rPr>
+        <w:t>, 2021)</w:t>
+      </w:r>
+      <w:r>
+        <w:rPr>
+          <w:lang w:val="en-US" w:eastAsia="en-GB"/>
+        </w:rPr>
+        <w:t>.</w:t>
+      </w:r>
+      <w:r>
+        <w:rPr>
+          <w:lang w:val="en-US" w:eastAsia="en-GB"/>
+        </w:rPr>
+        <w:t xml:space="preserve"> M</w:t>
+      </w:r>
+      <w:r>
+        <w:rPr>
+          <w:lang w:val="en-US" w:eastAsia="en-GB"/>
+        </w:rPr>
+        <w:t>ore general computing information (sim</w:t>
+      </w:r>
+      <w:r>
+        <w:rPr>
+          <w:lang w:val="en-US" w:eastAsia="en-GB"/>
+        </w:rPr>
+        <w:t>u</w:t>
+      </w:r>
+      <w:r>
+        <w:rPr>
+          <w:lang w:val="en-US" w:eastAsia="en-GB"/>
+        </w:rPr>
+        <w:t>lation time, speed, waiting time, etc.) is also provided for the coupled model and for each component</w:t>
+      </w:r>
+      <w:r>
+        <w:rPr>
+          <w:lang w:val="en-US" w:eastAsia="en-GB"/>
+        </w:rPr>
+        <w:t xml:space="preserve"> </w:t>
+      </w:r>
+      <w:r>
+        <w:rPr>
+          <w:lang w:val="en-US" w:eastAsia="en-GB"/>
+        </w:rPr>
+        <w:t>in a text file.</w:t>
       </w:r>
     </w:p>
     <w:p>
       <w:pPr>
+        <w:pStyle w:val="NormalWeb"/>
+        <w:spacing w:before="120" w:beforeAutospacing="0" w:after="0" w:afterAutospacing="0"/>
+        <w:rPr>
+          <w:lang w:val="en-US" w:eastAsia="en-GB"/>
+        </w:rPr>
+      </w:pPr>
+    </w:p>
+    <w:p>
+      <w:pPr>
+        <w:pStyle w:val="ListParagraph"/>
+        <w:numPr>
+          <w:ilvl w:val="0"/>
+          <w:numId w:val="40"/>
+        </w:numPr>
+        <w:spacing w:before="144" w:after="60"/>
+        <w:outlineLvl w:val="2"/>
+        <w:rPr>
+          <w:rFonts w:ascii="Times New Roman" w:eastAsia="Times New Roman" w:hAnsi="Times New Roman" w:cs="Times New Roman"/>
+          <w:lang w:val="en-US" w:eastAsia="en-GB"/>
+        </w:rPr>
+      </w:pPr>
+      <w:bookmarkStart w:id="1" w:name="_Toc88068834"/>
+      <w:r>
+        <w:rPr>
+          <w:rFonts w:ascii="Times New Roman" w:eastAsia="Times New Roman" w:hAnsi="Times New Roman" w:cs="Times New Roman"/>
+          <w:lang w:val="en-US" w:eastAsia="en-GB"/>
+        </w:rPr>
+        <w:lastRenderedPageBreak/>
+        <w:t>Installation</w:t>
+      </w:r>
+      <w:bookmarkEnd w:id="1"/>
+      <w:r>
+        <w:rPr>
+          <w:rFonts w:ascii="Times New Roman" w:eastAsia="Times New Roman" w:hAnsi="Times New Roman" w:cs="Times New Roman"/>
+          <w:lang w:val="en-US" w:eastAsia="en-GB"/>
+        </w:rPr>
+        <w:t xml:space="preserve"> </w:t>
+      </w:r>
+    </w:p>
+    <w:p>
+      <w:pPr>
+        <w:pStyle w:val="NormalWeb"/>
+        <w:spacing w:before="120" w:beforeAutospacing="0" w:after="0" w:afterAutospacing="0"/>
+        <w:rPr>
+          <w:lang w:val="en-GB"/>
+        </w:rPr>
+      </w:pPr>
+      <w:r>
+        <w:rPr>
+          <w:lang w:val="en-GB"/>
+        </w:rPr>
+        <w:t xml:space="preserve">The load balancing </w:t>
+      </w:r>
+      <w:r>
+        <w:rPr>
+          <w:lang w:val="en-GB"/>
+        </w:rPr>
+        <w:t>analysis</w:t>
+      </w:r>
+      <w:r>
+        <w:rPr>
+          <w:lang w:val="en-GB"/>
+        </w:rPr>
+        <w:t xml:space="preserve"> functionality can be activated </w:t>
+      </w:r>
+      <w:r>
+        <w:rPr>
+          <w:lang w:val="en-GB"/>
+        </w:rPr>
+        <w:t>by</w:t>
+      </w:r>
+      <w:r>
+        <w:rPr>
+          <w:lang w:val="en-GB"/>
+        </w:rPr>
+        <w:t xml:space="preserve"> simply</w:t>
+      </w:r>
+      <w:r>
+        <w:rPr>
+          <w:lang w:val="en-GB"/>
+        </w:rPr>
+        <w:t xml:space="preserve"> setting to 1 the third number under $NLOGPRT in the </w:t>
+      </w:r>
+      <w:proofErr w:type="spellStart"/>
+      <w:r>
+        <w:rPr>
+          <w:i/>
+          <w:iCs/>
+          <w:lang w:val="en-GB"/>
+        </w:rPr>
+        <w:t>namcouple</w:t>
+      </w:r>
+      <w:proofErr w:type="spellEnd"/>
+      <w:r>
+        <w:rPr>
+          <w:lang w:val="en-GB"/>
+        </w:rPr>
+        <w:t xml:space="preserve"> configuration file (see </w:t>
+      </w:r>
+      <w:r>
+        <w:rPr>
+          <w:lang w:val="en-GB"/>
+        </w:rPr>
+        <w:t xml:space="preserve">the User Guide, </w:t>
+      </w:r>
+      <w:r>
+        <w:rPr>
+          <w:lang w:val="en-GB"/>
+        </w:rPr>
+        <w:t>section 3.2)</w:t>
+      </w:r>
+      <w:r>
+        <w:rPr>
+          <w:lang w:val="en-GB"/>
+        </w:rPr>
+        <w:t>.</w:t>
+      </w:r>
+    </w:p>
+    <w:p>
+      <w:pPr>
+        <w:pStyle w:val="NormalWeb"/>
+        <w:spacing w:before="120" w:beforeAutospacing="0" w:after="0" w:afterAutospacing="0"/>
+        <w:rPr>
+          <w:lang w:val="en-GB"/>
+        </w:rPr>
+      </w:pPr>
+      <w:r>
+        <w:rPr>
+          <w:lang w:val="en-GB"/>
+        </w:rPr>
+        <w:t>When activated, th</w:t>
+      </w:r>
+      <w:r>
+        <w:rPr>
+          <w:lang w:val="en-GB"/>
+        </w:rPr>
+        <w:t xml:space="preserve">is </w:t>
+      </w:r>
+      <w:r>
+        <w:rPr>
+          <w:lang w:val="en-GB"/>
+        </w:rPr>
+        <w:t xml:space="preserve">functionality outputs </w:t>
+      </w:r>
+      <w:r>
+        <w:rPr>
+          <w:lang w:val="en-GB"/>
+        </w:rPr>
+        <w:t>t</w:t>
+      </w:r>
+      <w:r>
+        <w:rPr>
+          <w:lang w:val="en-GB"/>
+        </w:rPr>
+        <w:t xml:space="preserve">he full timeline of all OASIS3-MCT related events, for any of the allocated resources in one </w:t>
+      </w:r>
+      <w:proofErr w:type="spellStart"/>
+      <w:r>
+        <w:rPr>
+          <w:lang w:val="en-GB"/>
+        </w:rPr>
+        <w:t>NetCDF</w:t>
+      </w:r>
+      <w:proofErr w:type="spellEnd"/>
+      <w:r>
+        <w:rPr>
+          <w:lang w:val="en-GB"/>
+        </w:rPr>
+        <w:t xml:space="preserve"> file per coupled component,</w:t>
+      </w:r>
+      <w:r>
+        <w:rPr>
+          <w:rFonts w:asciiTheme="minorHAnsi" w:hAnsiTheme="minorHAnsi" w:cstheme="minorHAnsi"/>
+          <w:lang w:val="en-GB"/>
+        </w:rPr>
+        <w:t xml:space="preserve"> </w:t>
+      </w:r>
+      <w:proofErr w:type="gramStart"/>
+      <w:r>
+        <w:rPr>
+          <w:rFonts w:ascii="Courier" w:hAnsi="Courier" w:cstheme="minorHAnsi"/>
+          <w:lang w:val="en-GB"/>
+        </w:rPr>
+        <w:t>timeline_XXXX_component.nc</w:t>
+      </w:r>
+      <w:r>
+        <w:rPr>
+          <w:rFonts w:asciiTheme="minorHAnsi" w:hAnsiTheme="minorHAnsi" w:cstheme="minorHAnsi"/>
+          <w:lang w:val="en-GB"/>
+        </w:rPr>
+        <w:t xml:space="preserve"> ,</w:t>
+      </w:r>
+      <w:proofErr w:type="gramEnd"/>
+      <w:r>
+        <w:rPr>
+          <w:rFonts w:asciiTheme="minorHAnsi" w:hAnsiTheme="minorHAnsi" w:cstheme="minorHAnsi"/>
+          <w:lang w:val="en-GB"/>
+        </w:rPr>
+        <w:t xml:space="preserve"> </w:t>
+      </w:r>
+      <w:r>
+        <w:rPr>
+          <w:lang w:val="en-GB"/>
+        </w:rPr>
+        <w:t>where</w:t>
+      </w:r>
+      <w:r>
+        <w:rPr>
+          <w:rFonts w:asciiTheme="minorHAnsi" w:hAnsiTheme="minorHAnsi" w:cstheme="minorHAnsi"/>
+          <w:lang w:val="en-GB"/>
+        </w:rPr>
+        <w:t xml:space="preserve"> </w:t>
+      </w:r>
+      <w:r>
+        <w:rPr>
+          <w:rFonts w:ascii="Courier" w:hAnsi="Courier" w:cstheme="minorHAnsi"/>
+          <w:lang w:val="en-GB"/>
+        </w:rPr>
+        <w:t>XXX</w:t>
+      </w:r>
+      <w:r>
+        <w:rPr>
+          <w:rFonts w:asciiTheme="minorHAnsi" w:hAnsiTheme="minorHAnsi" w:cstheme="minorHAnsi"/>
+          <w:lang w:val="en-GB"/>
+        </w:rPr>
+        <w:t xml:space="preserve"> </w:t>
+      </w:r>
+      <w:r>
+        <w:rPr>
+          <w:lang w:val="en-GB"/>
+        </w:rPr>
+        <w:t xml:space="preserve">is the component name (see section </w:t>
+      </w:r>
+      <w:r>
+        <w:rPr>
+          <w:lang w:val="en-GB"/>
+        </w:rPr>
+        <w:t>3</w:t>
+      </w:r>
+      <w:r>
+        <w:rPr>
+          <w:lang w:val="en-GB"/>
+        </w:rPr>
+        <w:t xml:space="preserve">). </w:t>
+      </w:r>
+    </w:p>
+    <w:p>
+      <w:pPr>
+        <w:pStyle w:val="NormalWeb"/>
+        <w:spacing w:before="120" w:beforeAutospacing="0" w:after="0" w:afterAutospacing="0"/>
+        <w:rPr>
+          <w:lang w:val="en-GB"/>
+        </w:rPr>
+      </w:pPr>
+      <w:r>
+        <w:rPr>
+          <w:lang w:val="en-GB"/>
+        </w:rPr>
+        <w:t>A Python script,</w:t>
+      </w:r>
+      <w:r>
+        <w:rPr>
+          <w:rFonts w:asciiTheme="minorHAnsi" w:hAnsiTheme="minorHAnsi" w:cstheme="minorHAnsi"/>
+          <w:lang w:val="en-GB"/>
+        </w:rPr>
+        <w:t xml:space="preserve"> </w:t>
+      </w:r>
+      <w:r>
+        <w:rPr>
+          <w:rFonts w:ascii="Courier" w:hAnsi="Courier" w:cstheme="minorHAnsi"/>
+          <w:lang w:val="en-GB"/>
+        </w:rPr>
+        <w:t>pyLucia.py</w:t>
+      </w:r>
+      <w:r>
+        <w:rPr>
+          <w:lang w:val="en-GB"/>
+        </w:rPr>
+        <w:t>, is available in directory</w:t>
+      </w:r>
+      <w:r>
+        <w:rPr>
+          <w:rFonts w:ascii="Courier" w:hAnsi="Courier" w:cstheme="minorHAnsi"/>
+          <w:lang w:val="en-GB"/>
+        </w:rPr>
+        <w:t xml:space="preserve"> oasis3-mct/util/</w:t>
+      </w:r>
+      <w:proofErr w:type="spellStart"/>
+      <w:r>
+        <w:rPr>
+          <w:rFonts w:ascii="Courier" w:hAnsi="Courier" w:cstheme="minorHAnsi"/>
+          <w:lang w:val="en-GB"/>
+        </w:rPr>
+        <w:t>load_balancing</w:t>
+      </w:r>
+      <w:proofErr w:type="spellEnd"/>
+      <w:r>
+        <w:rPr>
+          <w:rFonts w:asciiTheme="minorHAnsi" w:hAnsiTheme="minorHAnsi" w:cstheme="minorHAnsi"/>
+          <w:lang w:val="en-GB"/>
+        </w:rPr>
+        <w:t xml:space="preserve"> </w:t>
+      </w:r>
+      <w:r>
+        <w:rPr>
+          <w:lang w:val="en-GB"/>
+        </w:rPr>
+        <w:t xml:space="preserve">to visualise results from the </w:t>
+      </w:r>
+      <w:proofErr w:type="spellStart"/>
+      <w:r>
+        <w:rPr>
+          <w:lang w:val="en-GB"/>
+        </w:rPr>
+        <w:t>NetCDF</w:t>
+      </w:r>
+      <w:proofErr w:type="spellEnd"/>
+      <w:r>
+        <w:rPr>
+          <w:lang w:val="en-GB"/>
+        </w:rPr>
+        <w:t xml:space="preserve"> </w:t>
+      </w:r>
+      <w:proofErr w:type="gramStart"/>
+      <w:r>
+        <w:rPr>
+          <w:lang w:val="en-GB"/>
+        </w:rPr>
+        <w:t>files .</w:t>
+      </w:r>
+      <w:proofErr w:type="gramEnd"/>
+      <w:r>
+        <w:rPr>
+          <w:lang w:val="en-GB"/>
+        </w:rPr>
+        <w:t xml:space="preserve"> It relies on the following specific libraries:</w:t>
+      </w:r>
+    </w:p>
+    <w:p>
+      <w:pPr>
+        <w:numPr>
+          <w:ilvl w:val="0"/>
+          <w:numId w:val="30"/>
+        </w:numPr>
         <w:spacing w:before="120"/>
-        <w:jc w:val="both"/>
-        <w:rPr>
-          <w:lang w:val="en-GB"/>
-        </w:rPr>
-      </w:pPr>
+        <w:ind w:left="714" w:hanging="357"/>
+        <w:rPr>
+          <w:rFonts w:ascii="Courier" w:eastAsia="Times New Roman" w:hAnsi="Courier" w:cs="Times New Roman"/>
+          <w:lang w:val="en-US" w:eastAsia="en-GB"/>
+        </w:rPr>
+      </w:pPr>
+      <w:r>
+        <w:rPr>
+          <w:rFonts w:ascii="Courier" w:eastAsia="Times New Roman" w:hAnsi="Courier" w:cs="Courier New"/>
+          <w:lang w:val="en-US" w:eastAsia="en-GB"/>
+        </w:rPr>
+        <w:t>math</w:t>
+      </w:r>
+    </w:p>
+    <w:p>
+      <w:pPr>
+        <w:numPr>
+          <w:ilvl w:val="0"/>
+          <w:numId w:val="30"/>
+        </w:numPr>
+        <w:ind w:left="714" w:hanging="357"/>
+        <w:rPr>
+          <w:rFonts w:ascii="Courier" w:eastAsia="Times New Roman" w:hAnsi="Courier" w:cs="Times New Roman"/>
+          <w:lang w:val="en-US" w:eastAsia="en-GB"/>
+        </w:rPr>
+      </w:pPr>
+      <w:r>
+        <w:rPr>
+          <w:rFonts w:ascii="Courier" w:eastAsia="Times New Roman" w:hAnsi="Courier" w:cs="Courier New"/>
+          <w:lang w:val="en-US" w:eastAsia="en-GB"/>
+        </w:rPr>
+        <w:t>sys</w:t>
+      </w:r>
+    </w:p>
+    <w:p>
+      <w:pPr>
+        <w:numPr>
+          <w:ilvl w:val="0"/>
+          <w:numId w:val="30"/>
+        </w:numPr>
+        <w:ind w:left="714" w:hanging="357"/>
+        <w:rPr>
+          <w:rFonts w:ascii="Courier" w:eastAsia="Times New Roman" w:hAnsi="Courier" w:cs="Times New Roman"/>
+          <w:lang w:val="en-US" w:eastAsia="en-GB"/>
+        </w:rPr>
+      </w:pPr>
+      <w:proofErr w:type="spellStart"/>
+      <w:r>
+        <w:rPr>
+          <w:rFonts w:ascii="Courier" w:eastAsia="Times New Roman" w:hAnsi="Courier" w:cs="Courier New"/>
+          <w:lang w:val="en-US" w:eastAsia="en-GB"/>
+        </w:rPr>
+        <w:t>os</w:t>
+      </w:r>
+      <w:proofErr w:type="spellEnd"/>
+    </w:p>
+    <w:p>
+      <w:pPr>
+        <w:numPr>
+          <w:ilvl w:val="0"/>
+          <w:numId w:val="30"/>
+        </w:numPr>
+        <w:ind w:left="714" w:hanging="357"/>
+        <w:rPr>
+          <w:rFonts w:ascii="Courier" w:eastAsia="Times New Roman" w:hAnsi="Courier" w:cs="Times New Roman"/>
+          <w:lang w:val="en-US" w:eastAsia="en-GB"/>
+        </w:rPr>
+      </w:pPr>
+      <w:r>
+        <w:rPr>
+          <w:rFonts w:ascii="Courier" w:eastAsia="Times New Roman" w:hAnsi="Courier" w:cs="Courier New"/>
+          <w:lang w:val="en-US" w:eastAsia="en-GB"/>
+        </w:rPr>
+        <w:t>time</w:t>
+      </w:r>
+    </w:p>
+    <w:p>
+      <w:pPr>
+        <w:numPr>
+          <w:ilvl w:val="0"/>
+          <w:numId w:val="30"/>
+        </w:numPr>
+        <w:ind w:left="714" w:hanging="357"/>
+        <w:rPr>
+          <w:rFonts w:ascii="Courier" w:eastAsia="Times New Roman" w:hAnsi="Courier" w:cs="Times New Roman"/>
+          <w:lang w:val="en-US" w:eastAsia="en-GB"/>
+        </w:rPr>
+      </w:pPr>
+      <w:proofErr w:type="spellStart"/>
+      <w:r>
+        <w:rPr>
+          <w:rFonts w:ascii="Courier" w:eastAsia="Times New Roman" w:hAnsi="Courier" w:cs="Courier New"/>
+          <w:lang w:val="en-US" w:eastAsia="en-GB"/>
+        </w:rPr>
+        <w:t>numpy</w:t>
+      </w:r>
+      <w:proofErr w:type="spellEnd"/>
+    </w:p>
+    <w:p>
+      <w:pPr>
+        <w:numPr>
+          <w:ilvl w:val="0"/>
+          <w:numId w:val="30"/>
+        </w:numPr>
+        <w:ind w:left="714" w:hanging="357"/>
+        <w:rPr>
+          <w:rFonts w:ascii="Courier" w:eastAsia="Times New Roman" w:hAnsi="Courier" w:cs="Times New Roman"/>
+          <w:lang w:val="en-US" w:eastAsia="en-GB"/>
+        </w:rPr>
+      </w:pPr>
+      <w:r>
+        <w:rPr>
+          <w:rFonts w:ascii="Courier" w:eastAsia="Times New Roman" w:hAnsi="Courier" w:cs="Courier New"/>
+          <w:lang w:val="en-US" w:eastAsia="en-GB"/>
+        </w:rPr>
+        <w:t>matplotlib</w:t>
+      </w:r>
+    </w:p>
+    <w:p>
+      <w:pPr>
+        <w:numPr>
+          <w:ilvl w:val="0"/>
+          <w:numId w:val="30"/>
+        </w:numPr>
+        <w:spacing w:before="100" w:beforeAutospacing="1"/>
+        <w:rPr>
+          <w:rFonts w:ascii="Times New Roman" w:eastAsia="Times New Roman" w:hAnsi="Times New Roman" w:cs="Times New Roman"/>
+          <w:lang w:val="en-FR" w:eastAsia="en-GB"/>
+        </w:rPr>
+      </w:pPr>
+      <w:r>
+        <w:rPr>
+          <w:rFonts w:ascii="Courier" w:eastAsia="Times New Roman" w:hAnsi="Courier" w:cs="Courier New"/>
+          <w:lang w:val="en-US" w:eastAsia="en-GB"/>
+        </w:rPr>
+        <w:t>netCDF4</w:t>
+      </w:r>
+      <w:r>
+        <w:rPr>
+          <w:rFonts w:ascii="Courier New" w:eastAsia="Times New Roman" w:hAnsi="Courier New" w:cs="Courier New"/>
+          <w:lang w:val="en-US" w:eastAsia="en-GB"/>
+        </w:rPr>
+        <w:t xml:space="preserve"> </w:t>
+      </w:r>
+      <w:r>
+        <w:rPr>
+          <w:rFonts w:ascii="Times New Roman" w:eastAsia="Times New Roman" w:hAnsi="Times New Roman" w:cs="Times New Roman"/>
+          <w:lang w:val="en-GB"/>
+        </w:rPr>
+        <w:t xml:space="preserve">to read the format of the timeline produced by </w:t>
+      </w:r>
+      <w:proofErr w:type="gramStart"/>
+      <w:r>
+        <w:rPr>
+          <w:rFonts w:ascii="Times New Roman" w:eastAsia="Times New Roman" w:hAnsi="Times New Roman" w:cs="Times New Roman"/>
+          <w:lang w:val="en-GB"/>
+        </w:rPr>
+        <w:t>OASIS</w:t>
+      </w:r>
+      <w:r>
+        <w:rPr>
+          <w:rFonts w:ascii="Arial" w:eastAsia="Times New Roman" w:hAnsi="Arial" w:cs="Arial"/>
+          <w:lang w:val="en-US" w:eastAsia="en-GB"/>
+        </w:rPr>
+        <w:t xml:space="preserve"> ;</w:t>
+      </w:r>
+      <w:proofErr w:type="gramEnd"/>
+    </w:p>
+    <w:p>
+      <w:pPr>
+        <w:numPr>
+          <w:ilvl w:val="0"/>
+          <w:numId w:val="30"/>
+        </w:numPr>
+        <w:spacing w:before="100" w:beforeAutospacing="1"/>
+        <w:rPr>
+          <w:rFonts w:ascii="Times New Roman" w:eastAsia="Times New Roman" w:hAnsi="Times New Roman" w:cs="Times New Roman"/>
+          <w:lang w:val="en-GB"/>
+        </w:rPr>
+      </w:pPr>
+      <w:r>
+        <w:rPr>
+          <w:rFonts w:ascii="Courier" w:eastAsia="Times New Roman" w:hAnsi="Courier" w:cs="Courier New"/>
+          <w:lang w:val="en-US" w:eastAsia="en-GB"/>
+        </w:rPr>
+        <w:t>json</w:t>
+      </w:r>
+      <w:r>
+        <w:rPr>
+          <w:rFonts w:ascii="Courier New" w:eastAsia="Times New Roman" w:hAnsi="Courier New" w:cs="Courier New"/>
+          <w:lang w:val="en-US" w:eastAsia="en-GB"/>
+        </w:rPr>
+        <w:t xml:space="preserve"> </w:t>
+      </w:r>
+      <w:r>
+        <w:rPr>
+          <w:rFonts w:ascii="Times New Roman" w:eastAsia="Times New Roman" w:hAnsi="Times New Roman" w:cs="Times New Roman"/>
+          <w:lang w:val="en-US" w:eastAsia="en-GB"/>
+        </w:rPr>
+        <w:t>or</w:t>
+      </w:r>
+      <w:r>
+        <w:rPr>
+          <w:rFonts w:ascii="Arial" w:eastAsia="Times New Roman" w:hAnsi="Arial" w:cs="Arial"/>
+          <w:lang w:val="en-US" w:eastAsia="en-GB"/>
+        </w:rPr>
+        <w:t xml:space="preserve"> </w:t>
+      </w:r>
+      <w:proofErr w:type="spellStart"/>
+      <w:r>
+        <w:rPr>
+          <w:rFonts w:ascii="Courier" w:eastAsia="Times New Roman" w:hAnsi="Courier" w:cs="Courier New"/>
+          <w:lang w:val="en-US" w:eastAsia="en-GB"/>
+        </w:rPr>
+        <w:t>yaml</w:t>
+      </w:r>
+      <w:proofErr w:type="spellEnd"/>
+      <w:r>
+        <w:rPr>
+          <w:rFonts w:ascii="Courier New" w:eastAsia="Times New Roman" w:hAnsi="Courier New" w:cs="Courier New"/>
+          <w:lang w:val="en-US" w:eastAsia="en-GB"/>
+        </w:rPr>
+        <w:t xml:space="preserve"> </w:t>
+      </w:r>
+      <w:r>
+        <w:rPr>
+          <w:rFonts w:ascii="Times New Roman" w:eastAsia="Times New Roman" w:hAnsi="Times New Roman" w:cs="Times New Roman"/>
+          <w:lang w:val="en-GB"/>
+        </w:rPr>
+        <w:t xml:space="preserve">to easily configure the </w:t>
+      </w:r>
+      <w:r>
+        <w:rPr>
+          <w:rFonts w:ascii="Times New Roman" w:eastAsia="Times New Roman" w:hAnsi="Times New Roman" w:cs="Times New Roman"/>
+          <w:lang w:val="en-GB"/>
+        </w:rPr>
+        <w:t>visualization</w:t>
+      </w:r>
+    </w:p>
+    <w:p>
+      <w:pPr>
+        <w:pStyle w:val="NormalWeb"/>
+        <w:spacing w:before="120" w:beforeAutospacing="0" w:after="0" w:afterAutospacing="0"/>
+        <w:rPr>
+          <w:lang w:val="en-GB"/>
+        </w:rPr>
+      </w:pPr>
+      <w:r>
+        <w:rPr>
+          <w:lang w:val="en-GB"/>
+        </w:rPr>
+        <w:t xml:space="preserve">An appropriate Python3 library and environment is necessary to launch </w:t>
+      </w:r>
+      <w:r>
+        <w:rPr>
+          <w:rFonts w:ascii="Courier" w:hAnsi="Courier"/>
+          <w:lang w:val="en-GB"/>
+        </w:rPr>
+        <w:t>pyLucia.py</w:t>
+      </w:r>
+      <w:r>
+        <w:rPr>
+          <w:lang w:val="en-GB"/>
+        </w:rPr>
+        <w:t xml:space="preserve">. The 3.7.9 version was tested successfully on a legacy Intel </w:t>
+      </w:r>
+      <w:proofErr w:type="spellStart"/>
+      <w:r>
+        <w:rPr>
+          <w:lang w:val="en-GB"/>
+        </w:rPr>
+        <w:t>Harpertown</w:t>
+      </w:r>
+      <w:proofErr w:type="spellEnd"/>
+      <w:r>
+        <w:rPr>
+          <w:lang w:val="en-GB"/>
+        </w:rPr>
+        <w:t xml:space="preserve"> desktop, but an older v3 should match. </w:t>
+      </w:r>
+    </w:p>
+    <w:p>
+      <w:pPr>
+        <w:pStyle w:val="NormalWeb"/>
+        <w:spacing w:before="120" w:beforeAutospacing="0" w:after="0" w:afterAutospacing="0"/>
+        <w:rPr>
+          <w:rFonts w:asciiTheme="minorHAnsi" w:hAnsiTheme="minorHAnsi" w:cstheme="minorHAnsi"/>
+          <w:lang w:val="en-GB"/>
+        </w:rPr>
+      </w:pPr>
+      <w:r>
+        <w:rPr>
+          <w:lang w:val="en-GB"/>
+        </w:rPr>
+        <w:t xml:space="preserve">The load balancing analysis functionality </w:t>
+      </w:r>
+      <w:r>
+        <w:rPr>
+          <w:lang w:val="en-GB"/>
+        </w:rPr>
+        <w:t xml:space="preserve">also produces </w:t>
+      </w:r>
+      <w:r>
+        <w:rPr>
+          <w:lang w:val="en-GB"/>
+        </w:rPr>
+        <w:t>a text file</w:t>
+      </w:r>
+      <w:r>
+        <w:rPr>
+          <w:rFonts w:asciiTheme="minorHAnsi" w:hAnsiTheme="minorHAnsi" w:cstheme="minorHAnsi"/>
+          <w:lang w:val="en-GB"/>
+        </w:rPr>
+        <w:t xml:space="preserve"> </w:t>
+      </w:r>
+      <w:r>
+        <w:rPr>
+          <w:rFonts w:ascii="Courier" w:hAnsi="Courier" w:cstheme="minorHAnsi"/>
+          <w:lang w:val="en-GB"/>
+        </w:rPr>
+        <w:t>load</w:t>
+      </w:r>
+      <w:r>
+        <w:rPr>
+          <w:rFonts w:ascii="Courier" w:hAnsi="Courier" w:cstheme="minorHAnsi"/>
+          <w:lang w:val="en-GB"/>
+        </w:rPr>
+        <w:t>_</w:t>
+      </w:r>
+      <w:r>
+        <w:rPr>
+          <w:rFonts w:ascii="Courier" w:hAnsi="Courier" w:cstheme="minorHAnsi"/>
+          <w:lang w:val="en-GB"/>
+        </w:rPr>
+        <w:t>balancing</w:t>
+      </w:r>
+      <w:r>
+        <w:rPr>
+          <w:rFonts w:ascii="Courier" w:hAnsi="Courier" w:cstheme="minorHAnsi"/>
+          <w:lang w:val="en-GB"/>
+        </w:rPr>
+        <w:t>_</w:t>
+      </w:r>
+      <w:r>
+        <w:rPr>
+          <w:rFonts w:ascii="Courier" w:hAnsi="Courier" w:cstheme="minorHAnsi"/>
+          <w:lang w:val="en-GB"/>
+        </w:rPr>
+        <w:t>info.txt</w:t>
+      </w:r>
+      <w:r>
+        <w:rPr>
+          <w:rFonts w:asciiTheme="minorHAnsi" w:hAnsiTheme="minorHAnsi" w:cstheme="minorHAnsi"/>
+          <w:lang w:val="en-GB"/>
+        </w:rPr>
+        <w:t xml:space="preserve"> </w:t>
+      </w:r>
+      <w:r>
+        <w:rPr>
+          <w:lang w:val="en-GB"/>
+        </w:rPr>
+        <w:t xml:space="preserve">with </w:t>
+      </w:r>
+      <w:r>
+        <w:rPr>
+          <w:lang w:val="en-GB"/>
+        </w:rPr>
+        <w:t>general computing information (simulation time, speed, waiting time, etc.) for the coupled model and for each component</w:t>
+      </w:r>
+      <w:r>
+        <w:rPr>
+          <w:lang w:val="en-GB"/>
+        </w:rPr>
+        <w:t xml:space="preserve"> </w:t>
+      </w:r>
+      <w:r>
+        <w:rPr>
+          <w:lang w:val="en-GB"/>
+        </w:rPr>
+        <w:t xml:space="preserve">(see section </w:t>
+      </w:r>
+      <w:r>
+        <w:rPr>
+          <w:lang w:val="en-GB"/>
+        </w:rPr>
+        <w:t>4</w:t>
+      </w:r>
+      <w:r>
+        <w:rPr>
+          <w:lang w:val="en-GB"/>
+        </w:rPr>
+        <w:t>)</w:t>
+      </w:r>
+      <w:r>
+        <w:rPr>
+          <w:lang w:val="en-GB"/>
+        </w:rPr>
+        <w:t>.</w:t>
+      </w:r>
+      <w:r>
+        <w:rPr>
+          <w:rFonts w:asciiTheme="minorHAnsi" w:hAnsiTheme="minorHAnsi" w:cstheme="minorHAnsi"/>
+          <w:lang w:val="en-GB"/>
+        </w:rPr>
+        <w:t xml:space="preserve"> </w:t>
+      </w:r>
+    </w:p>
+    <w:p>
+      <w:pPr>
+        <w:pStyle w:val="ListParagraph"/>
+        <w:numPr>
+          <w:ilvl w:val="0"/>
+          <w:numId w:val="40"/>
+        </w:numPr>
+        <w:spacing w:before="144" w:after="60"/>
+        <w:outlineLvl w:val="2"/>
+        <w:rPr>
+          <w:rFonts w:ascii="Times New Roman" w:eastAsia="Times New Roman" w:hAnsi="Times New Roman" w:cs="Times New Roman"/>
+          <w:lang w:val="en-US" w:eastAsia="en-GB"/>
+        </w:rPr>
+      </w:pPr>
+      <w:bookmarkStart w:id="2" w:name="_Toc88068835"/>
+      <w:r>
+        <w:rPr>
+          <w:rFonts w:ascii="Times New Roman" w:eastAsia="Times New Roman" w:hAnsi="Times New Roman" w:cs="Times New Roman"/>
+          <w:lang w:val="en-US" w:eastAsia="en-GB"/>
+        </w:rPr>
+        <w:t>F</w:t>
+      </w:r>
+      <w:r>
+        <w:rPr>
+          <w:rFonts w:ascii="Times New Roman" w:eastAsia="Times New Roman" w:hAnsi="Times New Roman" w:cs="Times New Roman"/>
+          <w:lang w:val="en-US" w:eastAsia="en-GB"/>
+        </w:rPr>
+        <w:t>ull timeline of all OASIS3-MCT related events</w:t>
+      </w:r>
+      <w:bookmarkEnd w:id="2"/>
+      <w:r>
+        <w:rPr>
+          <w:rFonts w:ascii="Times New Roman" w:eastAsia="Times New Roman" w:hAnsi="Times New Roman" w:cs="Times New Roman"/>
+          <w:lang w:val="en-US" w:eastAsia="en-GB"/>
+        </w:rPr>
+        <w:t xml:space="preserve"> </w:t>
+      </w:r>
+    </w:p>
+    <w:p>
+      <w:pPr>
+        <w:pStyle w:val="western"/>
+        <w:spacing w:before="120" w:beforeAutospacing="0" w:after="0"/>
+        <w:rPr>
+          <w:lang w:val="en-US"/>
+        </w:rPr>
+      </w:pPr>
+      <w:r>
+        <w:rPr>
+          <w:lang w:val="en-US"/>
+        </w:rPr>
+        <w:t>The load balancing analysis functionality</w:t>
+      </w:r>
+      <w:r>
+        <w:rPr>
+          <w:lang w:val="en-US"/>
+        </w:rPr>
+        <w:t xml:space="preserve"> provides </w:t>
+      </w:r>
+      <w:r>
+        <w:rPr>
+          <w:lang w:val="en-US"/>
+        </w:rPr>
+        <w:t>for each component</w:t>
+      </w:r>
+      <w:r>
+        <w:rPr>
+          <w:rStyle w:val="FootnoteReference"/>
+          <w:lang w:val="en-US"/>
+        </w:rPr>
+        <w:footnoteReference w:id="1"/>
+      </w:r>
+      <w:r>
+        <w:rPr>
+          <w:lang w:val="en-US"/>
+        </w:rPr>
+        <w:t xml:space="preserve"> </w:t>
+      </w:r>
+      <w:r>
+        <w:rPr>
+          <w:lang w:val="en-US"/>
+        </w:rPr>
+        <w:t xml:space="preserve">the </w:t>
+      </w:r>
+      <w:r>
+        <w:rPr>
+          <w:lang w:val="en-US"/>
+        </w:rPr>
+        <w:t>timeline</w:t>
+      </w:r>
+      <w:r>
+        <w:rPr>
+          <w:lang w:val="en-US"/>
+        </w:rPr>
+        <w:t xml:space="preserve"> of all operations related to the coupling</w:t>
+      </w:r>
+      <w:r>
+        <w:rPr>
+          <w:lang w:val="en-US"/>
+        </w:rPr>
+        <w:t xml:space="preserve">, </w:t>
+      </w:r>
+      <w:r>
+        <w:rPr>
+          <w:lang w:val="en-US"/>
+        </w:rPr>
+        <w:t xml:space="preserve">so that any simulation </w:t>
+      </w:r>
+      <w:r>
+        <w:rPr>
+          <w:lang w:val="en-US"/>
+        </w:rPr>
+        <w:t>slowdown</w:t>
+      </w:r>
+      <w:r>
+        <w:rPr>
+          <w:lang w:val="en-US"/>
+        </w:rPr>
+        <w:t xml:space="preserve"> link</w:t>
+      </w:r>
+      <w:r>
+        <w:rPr>
+          <w:lang w:val="en-US"/>
+        </w:rPr>
+        <w:t>ed</w:t>
+      </w:r>
+      <w:r>
+        <w:rPr>
+          <w:lang w:val="en-US"/>
+        </w:rPr>
+        <w:t xml:space="preserve"> </w:t>
+      </w:r>
+      <w:r>
+        <w:rPr>
+          <w:lang w:val="en-US"/>
+        </w:rPr>
+        <w:t>to</w:t>
+      </w:r>
+      <w:r>
+        <w:rPr>
+          <w:lang w:val="en-US"/>
+        </w:rPr>
+        <w:t xml:space="preserve"> the use of the OASIS3-MCT library can be identified.</w:t>
+      </w:r>
+      <w:r>
+        <w:rPr>
+          <w:lang w:val="en-US"/>
+        </w:rPr>
+        <w:t xml:space="preserve"> </w:t>
+      </w:r>
+      <w:r>
+        <w:rPr>
+          <w:lang w:val="en-US"/>
+        </w:rPr>
+        <w:t xml:space="preserve">We call </w:t>
+      </w:r>
+      <w:r>
+        <w:rPr>
+          <w:i/>
+          <w:iCs/>
+          <w:lang w:val="en-US"/>
+        </w:rPr>
+        <w:t>timeline</w:t>
+      </w:r>
+      <w:r>
+        <w:rPr>
+          <w:lang w:val="en-US"/>
+        </w:rPr>
+        <w:t xml:space="preserve"> a temporal sequence of events occurring during a coupled simulation.</w:t>
+      </w:r>
+      <w:r>
+        <w:rPr>
+          <w:lang w:val="en-US"/>
+        </w:rPr>
+        <w:t xml:space="preserve"> </w:t>
+      </w:r>
+      <w:r>
+        <w:rPr>
+          <w:lang w:val="en-US"/>
+        </w:rPr>
+        <w:t xml:space="preserve">The analysis of the </w:t>
+      </w:r>
+      <w:r>
+        <w:rPr>
+          <w:lang w:val="en-US"/>
+        </w:rPr>
+        <w:t>timelines</w:t>
+      </w:r>
+      <w:r>
+        <w:rPr>
+          <w:lang w:val="en-US"/>
+        </w:rPr>
+        <w:t xml:space="preserve">, stored in </w:t>
+      </w:r>
+      <w:proofErr w:type="spellStart"/>
+      <w:r>
+        <w:rPr>
+          <w:lang w:val="en-US"/>
+        </w:rPr>
+        <w:t>NetCDF</w:t>
+      </w:r>
+      <w:proofErr w:type="spellEnd"/>
+      <w:r>
+        <w:rPr>
+          <w:lang w:val="en-US"/>
+        </w:rPr>
+        <w:t xml:space="preserve"> files,</w:t>
+      </w:r>
+      <w:r>
+        <w:rPr>
+          <w:lang w:val="en-US"/>
+        </w:rPr>
+        <w:t xml:space="preserve"> allows to not only identify the waste of resources by components recurrently waiting for their coupling fields but it </w:t>
+      </w:r>
+      <w:r>
+        <w:rPr>
+          <w:lang w:val="en-US"/>
+        </w:rPr>
+        <w:t xml:space="preserve">may </w:t>
+      </w:r>
+      <w:r>
+        <w:rPr>
+          <w:lang w:val="en-US"/>
+        </w:rPr>
+        <w:t>also reveal other bottlenecks such as disk access or model internal load imbalance. The full picture of these events makes possible an optimal load balancing, even for the most complex configurations.</w:t>
+      </w:r>
+    </w:p>
+    <w:p>
+      <w:pPr>
+        <w:pStyle w:val="ListParagraph"/>
+        <w:numPr>
+          <w:ilvl w:val="1"/>
+          <w:numId w:val="40"/>
+        </w:numPr>
+        <w:spacing w:before="144" w:after="60"/>
+        <w:outlineLvl w:val="2"/>
+        <w:rPr>
+          <w:rFonts w:ascii="Times New Roman" w:eastAsia="Times New Roman" w:hAnsi="Times New Roman" w:cs="Times New Roman"/>
+          <w:lang w:val="en-US" w:eastAsia="en-GB"/>
+        </w:rPr>
+      </w:pPr>
+      <w:bookmarkStart w:id="3" w:name="_Toc88068836"/>
+      <w:r>
+        <w:rPr>
+          <w:rFonts w:ascii="Times New Roman" w:eastAsia="Times New Roman" w:hAnsi="Times New Roman" w:cs="Times New Roman"/>
+          <w:lang w:val="en-US" w:eastAsia="en-GB"/>
+        </w:rPr>
+        <w:t>Events</w:t>
+      </w:r>
+      <w:bookmarkEnd w:id="3"/>
+    </w:p>
+    <w:p>
+      <w:pPr>
+        <w:pStyle w:val="western"/>
+        <w:spacing w:before="120" w:beforeAutospacing="0" w:after="0"/>
+        <w:rPr>
+          <w:lang w:val="en-US"/>
+        </w:rPr>
+      </w:pPr>
+      <w:r>
+        <w:rPr>
+          <w:lang w:val="en-US"/>
+        </w:rPr>
+        <w:t xml:space="preserve">The events </w:t>
+      </w:r>
+      <w:r>
+        <w:rPr>
+          <w:lang w:val="en-US"/>
+        </w:rPr>
+        <w:t xml:space="preserve">measured </w:t>
+      </w:r>
+      <w:r>
+        <w:rPr>
+          <w:lang w:val="en-US"/>
+        </w:rPr>
+        <w:t>can be common to all processes and independent of the field exchanges</w:t>
+      </w:r>
+      <w:r>
+        <w:rPr>
+          <w:lang w:val="en-US"/>
+        </w:rPr>
+        <w:t xml:space="preserve">, i.e. </w:t>
+      </w:r>
+      <w:r>
+        <w:rPr>
+          <w:lang w:val="en-US"/>
+        </w:rPr>
+        <w:t xml:space="preserve">(with their </w:t>
+      </w:r>
+      <w:r>
+        <w:rPr>
+          <w:lang w:val="en-US"/>
+        </w:rPr>
+        <w:t xml:space="preserve">flag meaning and </w:t>
+      </w:r>
+      <w:r>
+        <w:rPr>
+          <w:lang w:val="en-US"/>
+        </w:rPr>
+        <w:t xml:space="preserve">flag value in the </w:t>
+      </w:r>
+      <w:proofErr w:type="spellStart"/>
+      <w:r>
+        <w:rPr>
+          <w:lang w:val="en-US"/>
+        </w:rPr>
+        <w:t>NetCDF</w:t>
+      </w:r>
+      <w:proofErr w:type="spellEnd"/>
+      <w:r>
+        <w:rPr>
+          <w:lang w:val="en-US"/>
+        </w:rPr>
+        <w:t xml:space="preserve"> files)</w:t>
+      </w:r>
+      <w:r>
+        <w:rPr>
+          <w:lang w:val="en-US"/>
+        </w:rPr>
+        <w:t xml:space="preserve">: </w:t>
+      </w:r>
+    </w:p>
+    <w:p>
+      <w:pPr>
+        <w:pStyle w:val="western"/>
+        <w:numPr>
+          <w:ilvl w:val="0"/>
+          <w:numId w:val="27"/>
+        </w:numPr>
+        <w:spacing w:before="120" w:beforeAutospacing="0" w:after="0"/>
+        <w:ind w:left="714" w:hanging="357"/>
+      </w:pPr>
+      <w:r>
+        <w:rPr>
+          <w:lang w:val="en-US"/>
+        </w:rPr>
+        <w:t xml:space="preserve">MPI partitioning </w:t>
+      </w:r>
+      <w:r>
+        <w:rPr>
+          <w:lang w:val="en-US"/>
+        </w:rPr>
+        <w:t>definition</w:t>
+      </w:r>
+      <w:r>
+        <w:rPr>
+          <w:lang w:val="en-US"/>
+        </w:rPr>
+        <w:t xml:space="preserve"> (</w:t>
+      </w:r>
+      <w:r>
+        <w:rPr>
+          <w:rFonts w:ascii="Courier" w:hAnsi="Courier" w:cs="Courier New"/>
+          <w:lang w:val="en-US"/>
+        </w:rPr>
+        <w:t>PART</w:t>
+      </w:r>
+      <w:r>
+        <w:rPr>
+          <w:lang w:val="en-US"/>
+        </w:rPr>
+        <w:t>, 8</w:t>
+      </w:r>
+      <w:r>
+        <w:rPr>
+          <w:lang w:val="en-US"/>
+        </w:rPr>
+        <w:t>)</w:t>
+      </w:r>
+    </w:p>
+    <w:p>
+      <w:pPr>
+        <w:pStyle w:val="western"/>
+        <w:numPr>
+          <w:ilvl w:val="0"/>
+          <w:numId w:val="27"/>
+        </w:numPr>
+        <w:spacing w:after="0"/>
+      </w:pPr>
+      <w:r>
+        <w:rPr>
+          <w:lang w:val="en-US"/>
+        </w:rPr>
+        <w:lastRenderedPageBreak/>
+        <w:t xml:space="preserve">Coupling definition phase, including </w:t>
+      </w:r>
+      <w:proofErr w:type="spellStart"/>
+      <w:r>
+        <w:rPr>
+          <w:lang w:val="en-US"/>
+        </w:rPr>
+        <w:t>regridding</w:t>
+      </w:r>
+      <w:proofErr w:type="spellEnd"/>
+      <w:r>
+        <w:rPr>
+          <w:lang w:val="en-US"/>
+        </w:rPr>
+        <w:t xml:space="preserve"> weight and address</w:t>
+      </w:r>
+      <w:r>
+        <w:rPr>
+          <w:lang w:val="en-US"/>
+        </w:rPr>
+        <w:t xml:space="preserve"> </w:t>
+      </w:r>
+      <w:r>
+        <w:rPr>
+          <w:lang w:val="en-US"/>
+        </w:rPr>
+        <w:t>computations (</w:t>
+      </w:r>
+      <w:r>
+        <w:rPr>
+          <w:rFonts w:ascii="Courier" w:hAnsi="Courier" w:cs="Courier New"/>
+          <w:lang w:val="en-US"/>
+        </w:rPr>
+        <w:t>ENDF</w:t>
+      </w:r>
+      <w:r>
+        <w:rPr>
+          <w:lang w:val="en-US"/>
+        </w:rPr>
+        <w:t xml:space="preserve">, </w:t>
+      </w:r>
+      <w:r>
+        <w:rPr>
+          <w:lang w:val="en-US"/>
+        </w:rPr>
+        <w:t>9</w:t>
+      </w:r>
+      <w:r>
+        <w:rPr>
+          <w:lang w:val="en-US"/>
+        </w:rPr>
+        <w:t>)</w:t>
+      </w:r>
+    </w:p>
+    <w:p>
+      <w:pPr>
+        <w:pStyle w:val="western"/>
+        <w:numPr>
+          <w:ilvl w:val="0"/>
+          <w:numId w:val="27"/>
+        </w:numPr>
+        <w:spacing w:after="0"/>
+      </w:pPr>
+      <w:r>
+        <w:rPr>
+          <w:lang w:val="en-US"/>
+        </w:rPr>
+        <w:t>Termination (</w:t>
+      </w:r>
+      <w:r>
+        <w:rPr>
+          <w:rFonts w:ascii="Courier" w:hAnsi="Courier" w:cs="Courier New"/>
+          <w:lang w:val="en-US"/>
+        </w:rPr>
+        <w:t>TERM</w:t>
+      </w:r>
+      <w:r>
+        <w:rPr>
+          <w:lang w:val="en-US"/>
+        </w:rPr>
+        <w:t xml:space="preserve">, </w:t>
+      </w:r>
+      <w:r>
+        <w:rPr>
+          <w:lang w:val="en-US"/>
+        </w:rPr>
+        <w:t>10</w:t>
+      </w:r>
+      <w:r>
+        <w:rPr>
+          <w:lang w:val="en-US"/>
+        </w:rPr>
+        <w:t>)</w:t>
+      </w:r>
+    </w:p>
+    <w:p>
+      <w:pPr>
+        <w:pStyle w:val="western"/>
+        <w:spacing w:before="120" w:beforeAutospacing="0" w:after="0"/>
+      </w:pPr>
+      <w:r>
+        <w:t>Events also occur in the time loop and are related to a field exchange:</w:t>
+      </w:r>
+    </w:p>
+    <w:p>
+      <w:pPr>
+        <w:pStyle w:val="western"/>
+        <w:numPr>
+          <w:ilvl w:val="0"/>
+          <w:numId w:val="27"/>
+        </w:numPr>
+        <w:spacing w:before="120" w:beforeAutospacing="0" w:after="0"/>
+        <w:ind w:left="714" w:hanging="357"/>
+      </w:pPr>
+      <w:r>
+        <w:t>sending (</w:t>
+      </w:r>
+      <w:r>
+        <w:rPr>
+          <w:rFonts w:ascii="Courier" w:hAnsi="Courier" w:cs="Courier New"/>
+          <w:lang w:val="en-US"/>
+        </w:rPr>
+        <w:t>PUT</w:t>
+      </w:r>
+      <w:r>
+        <w:rPr>
+          <w:lang w:val="en-US"/>
+        </w:rPr>
+        <w:t xml:space="preserve">, </w:t>
+      </w:r>
+      <w:r>
+        <w:rPr>
+          <w:lang w:val="en-US"/>
+        </w:rPr>
+        <w:t>1</w:t>
+      </w:r>
+      <w:r>
+        <w:t>)</w:t>
+      </w:r>
+    </w:p>
+    <w:p>
+      <w:pPr>
+        <w:pStyle w:val="western"/>
+        <w:numPr>
+          <w:ilvl w:val="0"/>
+          <w:numId w:val="27"/>
+        </w:numPr>
+        <w:spacing w:after="0"/>
+      </w:pPr>
+      <w:r>
+        <w:t>receiving (</w:t>
+      </w:r>
+      <w:r>
+        <w:rPr>
+          <w:rFonts w:ascii="Courier" w:hAnsi="Courier" w:cs="Courier New"/>
+          <w:lang w:val="en-US"/>
+        </w:rPr>
+        <w:t>GET</w:t>
+      </w:r>
+      <w:r>
+        <w:rPr>
+          <w:lang w:val="en-US"/>
+        </w:rPr>
+        <w:t xml:space="preserve">, </w:t>
+      </w:r>
+      <w:r>
+        <w:rPr>
+          <w:lang w:val="en-US"/>
+        </w:rPr>
+        <w:t>2</w:t>
+      </w:r>
+      <w:r>
+        <w:t>)</w:t>
+      </w:r>
+    </w:p>
+    <w:p>
+      <w:pPr>
+        <w:pStyle w:val="western"/>
+        <w:numPr>
+          <w:ilvl w:val="0"/>
+          <w:numId w:val="27"/>
+        </w:numPr>
+        <w:spacing w:after="0"/>
+      </w:pPr>
+      <w:r>
+        <w:t xml:space="preserve">mapping and </w:t>
+      </w:r>
+      <w:proofErr w:type="spellStart"/>
+      <w:r>
+        <w:rPr>
+          <w:lang w:val="en-US"/>
+        </w:rPr>
+        <w:t>regridding</w:t>
+      </w:r>
+      <w:proofErr w:type="spellEnd"/>
+      <w:r>
+        <w:t xml:space="preserve"> (</w:t>
+      </w:r>
+      <w:r>
+        <w:rPr>
+          <w:rFonts w:ascii="Courier" w:hAnsi="Courier" w:cs="Courier New"/>
+          <w:lang w:val="en-US"/>
+        </w:rPr>
+        <w:t>MAP</w:t>
+      </w:r>
+      <w:r>
+        <w:rPr>
+          <w:lang w:val="en-US"/>
+        </w:rPr>
+        <w:t xml:space="preserve">, </w:t>
+      </w:r>
+      <w:r>
+        <w:rPr>
+          <w:lang w:val="en-US"/>
+        </w:rPr>
+        <w:t>3</w:t>
+      </w:r>
+      <w:r>
+        <w:t>)</w:t>
+      </w:r>
+    </w:p>
+    <w:p>
+      <w:pPr>
+        <w:pStyle w:val="western"/>
+        <w:numPr>
+          <w:ilvl w:val="0"/>
+          <w:numId w:val="27"/>
+        </w:numPr>
+        <w:spacing w:after="0"/>
+      </w:pPr>
+      <w:r>
+        <w:t xml:space="preserve">output </w:t>
+      </w:r>
+      <w:r>
+        <w:rPr>
+          <w:lang w:val="en-US"/>
+        </w:rPr>
+        <w:t>to</w:t>
+      </w:r>
+      <w:r>
+        <w:t xml:space="preserve"> file (</w:t>
+      </w:r>
+      <w:r>
+        <w:rPr>
+          <w:rFonts w:ascii="Courier" w:hAnsi="Courier" w:cs="Courier New"/>
+          <w:lang w:val="en-US"/>
+        </w:rPr>
+        <w:t>OUT</w:t>
+      </w:r>
+      <w:r>
+        <w:rPr>
+          <w:lang w:val="en-US"/>
+        </w:rPr>
+        <w:t xml:space="preserve">, </w:t>
+      </w:r>
+      <w:r>
+        <w:rPr>
+          <w:lang w:val="en-US"/>
+        </w:rPr>
+        <w:t>4</w:t>
+      </w:r>
+      <w:r>
+        <w:t>)</w:t>
+      </w:r>
+    </w:p>
+    <w:p>
+      <w:pPr>
+        <w:pStyle w:val="western"/>
+        <w:numPr>
+          <w:ilvl w:val="0"/>
+          <w:numId w:val="27"/>
+        </w:numPr>
+        <w:spacing w:after="0"/>
+      </w:pPr>
+      <w:r>
+        <w:t xml:space="preserve">reading </w:t>
+      </w:r>
+      <w:r>
+        <w:rPr>
+          <w:lang w:val="en-US"/>
+        </w:rPr>
+        <w:t>from</w:t>
+      </w:r>
+      <w:r>
+        <w:t xml:space="preserve"> file (</w:t>
+      </w:r>
+      <w:r>
+        <w:rPr>
+          <w:rFonts w:ascii="Courier" w:hAnsi="Courier" w:cs="Courier New"/>
+          <w:lang w:val="en-US"/>
+        </w:rPr>
+        <w:t>READ</w:t>
+      </w:r>
+      <w:r>
+        <w:rPr>
+          <w:lang w:val="en-US"/>
+        </w:rPr>
+        <w:t xml:space="preserve">, </w:t>
+      </w:r>
+      <w:r>
+        <w:rPr>
+          <w:lang w:val="en-US"/>
+        </w:rPr>
+        <w:t>5</w:t>
+      </w:r>
+      <w:r>
+        <w:t>)</w:t>
+      </w:r>
+    </w:p>
+    <w:p>
+      <w:pPr>
+        <w:pStyle w:val="western"/>
+        <w:numPr>
+          <w:ilvl w:val="0"/>
+          <w:numId w:val="27"/>
+        </w:numPr>
+        <w:spacing w:after="0"/>
+      </w:pPr>
+      <w:r>
+        <w:t>restart writing</w:t>
+      </w:r>
+      <w:r>
+        <w:rPr>
+          <w:lang w:val="en-US"/>
+        </w:rPr>
+        <w:t xml:space="preserve"> </w:t>
+      </w:r>
+      <w:r>
+        <w:rPr>
+          <w:lang w:val="en-US"/>
+        </w:rPr>
+        <w:t>for</w:t>
+      </w:r>
+      <w:r>
+        <w:rPr>
+          <w:lang w:val="en-US"/>
+        </w:rPr>
+        <w:t xml:space="preserve"> standard coupling fields</w:t>
+      </w:r>
+      <w:r>
+        <w:t xml:space="preserve"> (</w:t>
+      </w:r>
+      <w:r>
+        <w:rPr>
+          <w:rFonts w:ascii="Courier" w:hAnsi="Courier" w:cs="Courier New"/>
+          <w:lang w:val="en-US"/>
+        </w:rPr>
+        <w:t>RST</w:t>
+      </w:r>
+      <w:r>
+        <w:rPr>
+          <w:lang w:val="en-US"/>
+        </w:rPr>
+        <w:t xml:space="preserve">, </w:t>
+      </w:r>
+      <w:r>
+        <w:rPr>
+          <w:lang w:val="en-US"/>
+        </w:rPr>
+        <w:t>6</w:t>
+      </w:r>
+      <w:r>
+        <w:t>)</w:t>
+      </w:r>
+    </w:p>
+    <w:p>
+      <w:pPr>
+        <w:pStyle w:val="western"/>
+        <w:numPr>
+          <w:ilvl w:val="0"/>
+          <w:numId w:val="27"/>
+        </w:numPr>
+        <w:spacing w:after="0"/>
+      </w:pPr>
+      <w:r>
+        <w:t>restart writing</w:t>
+      </w:r>
+      <w:r>
+        <w:rPr>
+          <w:lang w:val="en-US"/>
+        </w:rPr>
+        <w:t xml:space="preserve"> </w:t>
+      </w:r>
+      <w:r>
+        <w:rPr>
+          <w:lang w:val="en-US"/>
+        </w:rPr>
+        <w:t>for</w:t>
+      </w:r>
+      <w:r>
+        <w:rPr>
+          <w:lang w:val="en-US"/>
+        </w:rPr>
+        <w:t xml:space="preserve"> </w:t>
+      </w:r>
+      <w:r>
+        <w:rPr>
+          <w:lang w:val="en-US"/>
+        </w:rPr>
+        <w:t xml:space="preserve">coupling fields on which temporal operations are performed, </w:t>
+      </w:r>
+      <w:r>
+        <w:t xml:space="preserve">when </w:t>
+      </w:r>
+      <w:r>
+        <w:rPr>
+          <w:lang w:val="en-US"/>
+        </w:rPr>
+        <w:t xml:space="preserve">the coupling period is not complete at the end of the run </w:t>
+      </w:r>
+      <w:r>
+        <w:t>(</w:t>
+      </w:r>
+      <w:r>
+        <w:rPr>
+          <w:rFonts w:ascii="Courier" w:hAnsi="Courier" w:cs="Courier New"/>
+          <w:lang w:val="en-US"/>
+        </w:rPr>
+        <w:t>TRN</w:t>
+      </w:r>
+      <w:r>
+        <w:rPr>
+          <w:lang w:val="en-US"/>
+        </w:rPr>
+        <w:t xml:space="preserve">, </w:t>
+      </w:r>
+      <w:r>
+        <w:rPr>
+          <w:lang w:val="en-US"/>
+        </w:rPr>
+        <w:t>7</w:t>
+      </w:r>
+      <w:r>
+        <w:t>)</w:t>
+      </w:r>
+    </w:p>
+    <w:p>
+      <w:pPr>
+        <w:pStyle w:val="ListParagraph"/>
+        <w:numPr>
+          <w:ilvl w:val="1"/>
+          <w:numId w:val="40"/>
+        </w:numPr>
+        <w:spacing w:before="144" w:after="60"/>
+        <w:outlineLvl w:val="2"/>
+        <w:rPr>
+          <w:rFonts w:ascii="Times New Roman" w:eastAsia="Times New Roman" w:hAnsi="Times New Roman" w:cs="Times New Roman"/>
+          <w:lang w:val="en-US" w:eastAsia="en-GB"/>
+        </w:rPr>
+      </w:pPr>
+      <w:bookmarkStart w:id="4" w:name="_Toc88068837"/>
+      <w:r>
+        <w:rPr>
+          <w:rFonts w:ascii="Times New Roman" w:eastAsia="Times New Roman" w:hAnsi="Times New Roman" w:cs="Times New Roman"/>
+          <w:lang w:val="en-US" w:eastAsia="en-GB"/>
+        </w:rPr>
+        <w:t>Timeline file</w:t>
+      </w:r>
+      <w:bookmarkEnd w:id="4"/>
+      <w:r>
+        <w:rPr>
+          <w:rFonts w:ascii="Times New Roman" w:eastAsia="Times New Roman" w:hAnsi="Times New Roman" w:cs="Times New Roman"/>
+          <w:lang w:val="en-US" w:eastAsia="en-GB"/>
+        </w:rPr>
+        <w:t xml:space="preserve"> </w:t>
+      </w:r>
+    </w:p>
+    <w:p>
+      <w:pPr>
+        <w:pStyle w:val="western"/>
+        <w:spacing w:before="120" w:beforeAutospacing="0" w:after="0"/>
+      </w:pPr>
+      <w:r>
+        <w:rPr>
+          <w:lang w:val="en-US"/>
+        </w:rPr>
+        <w:t>One timeline file is produced per coupled component</w:t>
+      </w:r>
+      <w:r>
+        <w:rPr>
+          <w:lang w:val="en-US"/>
+        </w:rPr>
+        <w:t xml:space="preserve"> </w:t>
+      </w:r>
+      <w:r>
+        <w:rPr>
+          <w:rFonts w:asciiTheme="minorHAnsi" w:hAnsiTheme="minorHAnsi" w:cstheme="minorHAnsi"/>
+          <w:lang w:val="en-GB"/>
+        </w:rPr>
+        <w:t xml:space="preserve">in one </w:t>
+      </w:r>
+      <w:proofErr w:type="spellStart"/>
+      <w:r>
+        <w:rPr>
+          <w:rFonts w:asciiTheme="minorHAnsi" w:hAnsiTheme="minorHAnsi" w:cstheme="minorHAnsi"/>
+          <w:lang w:val="en-GB"/>
+        </w:rPr>
+        <w:t>NetCDF</w:t>
+      </w:r>
+      <w:proofErr w:type="spellEnd"/>
+      <w:r>
+        <w:rPr>
+          <w:rFonts w:asciiTheme="minorHAnsi" w:hAnsiTheme="minorHAnsi" w:cstheme="minorHAnsi"/>
+          <w:lang w:val="en-GB"/>
+        </w:rPr>
+        <w:t xml:space="preserve"> file per coupled component, </w:t>
+      </w:r>
+      <w:proofErr w:type="gramStart"/>
+      <w:r>
+        <w:rPr>
+          <w:rFonts w:ascii="Courier" w:hAnsi="Courier" w:cstheme="minorHAnsi"/>
+          <w:lang w:val="en-GB"/>
+        </w:rPr>
+        <w:t>timeline_XXXX_component.nc</w:t>
+      </w:r>
+      <w:r>
+        <w:rPr>
+          <w:rFonts w:asciiTheme="minorHAnsi" w:hAnsiTheme="minorHAnsi" w:cstheme="minorHAnsi"/>
+          <w:lang w:val="en-GB"/>
+        </w:rPr>
+        <w:t xml:space="preserve"> ,</w:t>
+      </w:r>
+      <w:proofErr w:type="gramEnd"/>
+      <w:r>
+        <w:rPr>
+          <w:rFonts w:asciiTheme="minorHAnsi" w:hAnsiTheme="minorHAnsi" w:cstheme="minorHAnsi"/>
+          <w:lang w:val="en-GB"/>
+        </w:rPr>
+        <w:t xml:space="preserve"> </w:t>
+      </w:r>
+      <w:r>
+        <w:rPr>
+          <w:rFonts w:asciiTheme="minorHAnsi" w:hAnsiTheme="minorHAnsi" w:cstheme="minorHAnsi"/>
+          <w:lang w:val="en-GB"/>
+        </w:rPr>
+        <w:t xml:space="preserve">where </w:t>
+      </w:r>
+      <w:r>
+        <w:rPr>
+          <w:rFonts w:ascii="Courier" w:hAnsi="Courier" w:cstheme="minorHAnsi"/>
+          <w:lang w:val="en-GB"/>
+        </w:rPr>
+        <w:t>XXX</w:t>
+      </w:r>
+      <w:r>
+        <w:rPr>
+          <w:rFonts w:asciiTheme="minorHAnsi" w:hAnsiTheme="minorHAnsi" w:cstheme="minorHAnsi"/>
+          <w:lang w:val="en-GB"/>
+        </w:rPr>
+        <w:t xml:space="preserve"> is the component name</w:t>
+      </w:r>
+      <w:r>
+        <w:rPr>
+          <w:lang w:val="en-US"/>
+        </w:rPr>
+        <w:t xml:space="preserve">. Each file </w:t>
+      </w:r>
+      <w:r>
+        <w:rPr>
+          <w:lang w:val="en-US"/>
+        </w:rPr>
+        <w:t>describe</w:t>
+      </w:r>
+      <w:r>
+        <w:rPr>
+          <w:lang w:val="en-US"/>
+        </w:rPr>
+        <w:t>s</w:t>
+      </w:r>
+      <w:r>
+        <w:rPr>
+          <w:lang w:val="en-US"/>
+        </w:rPr>
+        <w:t>:</w:t>
+      </w:r>
+    </w:p>
+    <w:p>
+      <w:pPr>
+        <w:pStyle w:val="western"/>
+        <w:numPr>
+          <w:ilvl w:val="0"/>
+          <w:numId w:val="29"/>
+        </w:numPr>
+        <w:spacing w:before="120" w:beforeAutospacing="0" w:after="0"/>
+        <w:ind w:left="714" w:hanging="357"/>
+        <w:rPr>
+          <w:lang w:val="en-US"/>
+        </w:rPr>
+      </w:pPr>
+      <w:r>
+        <w:rPr>
+          <w:lang w:val="en-US"/>
+        </w:rPr>
+        <w:t xml:space="preserve">the clock time when </w:t>
+      </w:r>
+      <w:r>
+        <w:rPr>
+          <w:lang w:val="en-US"/>
+        </w:rPr>
+        <w:t>any event (</w:t>
+      </w:r>
+      <w:proofErr w:type="spellStart"/>
+      <w:r>
+        <w:rPr>
+          <w:rFonts w:ascii="Courier" w:hAnsi="Courier" w:cs="Courier New"/>
+          <w:lang w:val="en-US"/>
+        </w:rPr>
+        <w:t>nx</w:t>
+      </w:r>
+      <w:proofErr w:type="spellEnd"/>
+      <w:r>
+        <w:rPr>
+          <w:lang w:val="en-US"/>
+        </w:rPr>
+        <w:t>) on any MPI process (</w:t>
+      </w:r>
+      <w:proofErr w:type="spellStart"/>
+      <w:r>
+        <w:rPr>
+          <w:rFonts w:ascii="Courier" w:hAnsi="Courier" w:cs="Courier New"/>
+          <w:lang w:val="en-US"/>
+        </w:rPr>
+        <w:t>ny</w:t>
+      </w:r>
+      <w:proofErr w:type="spellEnd"/>
+      <w:r>
+        <w:rPr>
+          <w:lang w:val="en-US"/>
+        </w:rPr>
+        <w:t>)</w:t>
+      </w:r>
+      <w:r>
+        <w:rPr>
+          <w:lang w:val="en-US"/>
+        </w:rPr>
+        <w:t xml:space="preserve"> </w:t>
+      </w:r>
+      <w:r>
+        <w:rPr>
+          <w:lang w:val="en-US"/>
+        </w:rPr>
+        <w:t xml:space="preserve">starts and stops </w:t>
+      </w:r>
+      <w:proofErr w:type="spellStart"/>
+      <w:r>
+        <w:rPr>
+          <w:rFonts w:ascii="Courier" w:hAnsi="Courier" w:cs="Courier New"/>
+          <w:lang w:val="en-US"/>
+        </w:rPr>
+        <w:t>timer_strt</w:t>
+      </w:r>
+      <w:proofErr w:type="spellEnd"/>
+      <w:r>
+        <w:rPr>
+          <w:lang w:val="en-US"/>
+        </w:rPr>
+        <w:t xml:space="preserve"> </w:t>
+      </w:r>
+      <w:r>
+        <w:rPr>
+          <w:lang w:val="en-US"/>
+        </w:rPr>
+        <w:t>and</w:t>
+      </w:r>
+      <w:r>
+        <w:rPr>
+          <w:lang w:val="en-US"/>
+        </w:rPr>
+        <w:t xml:space="preserve"> </w:t>
+      </w:r>
+      <w:proofErr w:type="spellStart"/>
+      <w:r>
+        <w:rPr>
+          <w:rFonts w:ascii="Courier" w:hAnsi="Courier" w:cs="Courier New"/>
+          <w:lang w:val="en-US"/>
+        </w:rPr>
+        <w:t>timer_</w:t>
+      </w:r>
+      <w:proofErr w:type="gramStart"/>
+      <w:r>
+        <w:rPr>
+          <w:rFonts w:ascii="Courier" w:hAnsi="Courier" w:cs="Courier New"/>
+          <w:lang w:val="en-US"/>
+        </w:rPr>
+        <w:t>stop</w:t>
+      </w:r>
+      <w:proofErr w:type="spellEnd"/>
+      <w:r>
+        <w:rPr>
+          <w:rFonts w:ascii="Courier" w:hAnsi="Courier" w:cs="Courier New"/>
+          <w:lang w:val="en-US"/>
+        </w:rPr>
+        <w:t xml:space="preserve"> </w:t>
+      </w:r>
+      <w:r>
+        <w:rPr>
+          <w:lang w:val="en-US"/>
+        </w:rPr>
+        <w:t>;</w:t>
+      </w:r>
+      <w:proofErr w:type="gramEnd"/>
+      <w:r>
+        <w:rPr>
+          <w:lang w:val="en-US"/>
+        </w:rPr>
+        <w:t xml:space="preserve"> </w:t>
+      </w:r>
+    </w:p>
+    <w:p>
+      <w:pPr>
+        <w:pStyle w:val="western"/>
+        <w:numPr>
+          <w:ilvl w:val="0"/>
+          <w:numId w:val="29"/>
+        </w:numPr>
+        <w:spacing w:after="0"/>
+      </w:pPr>
+      <w:r>
+        <w:rPr>
+          <w:lang w:val="en-US"/>
+        </w:rPr>
+        <w:t>the kind of each event</w:t>
+      </w:r>
+      <w:r>
+        <w:rPr>
+          <w:lang w:val="en-US"/>
+        </w:rPr>
+        <w:t>,</w:t>
+      </w:r>
+      <w:r>
+        <w:rPr>
+          <w:lang w:val="en-US"/>
+        </w:rPr>
+        <w:t xml:space="preserve"> </w:t>
+      </w:r>
+      <w:r>
+        <w:rPr>
+          <w:rFonts w:ascii="Courier" w:hAnsi="Courier" w:cs="Courier New"/>
+          <w:lang w:val="en-US"/>
+        </w:rPr>
+        <w:t>kind(</w:t>
+      </w:r>
+      <w:proofErr w:type="spellStart"/>
+      <w:r>
+        <w:rPr>
+          <w:rFonts w:ascii="Courier" w:hAnsi="Courier" w:cs="Courier New"/>
+          <w:lang w:val="en-US"/>
+        </w:rPr>
+        <w:t>nx</w:t>
+      </w:r>
+      <w:proofErr w:type="spellEnd"/>
+      <w:r>
+        <w:rPr>
+          <w:rFonts w:ascii="Courier" w:hAnsi="Courier" w:cs="Courier New"/>
+          <w:lang w:val="en-US"/>
+        </w:rPr>
+        <w:t>)</w:t>
+      </w:r>
+      <w:r>
+        <w:rPr>
+          <w:lang w:val="en-US"/>
+        </w:rPr>
+        <w:t xml:space="preserve"> (see their flag value in the paragraph above);</w:t>
+      </w:r>
+      <w:r>
+        <w:rPr>
+          <w:lang w:val="en-US"/>
+        </w:rPr>
+        <w:t xml:space="preserve"> </w:t>
+      </w:r>
+    </w:p>
+    <w:p>
+      <w:pPr>
+        <w:pStyle w:val="western"/>
+        <w:numPr>
+          <w:ilvl w:val="0"/>
+          <w:numId w:val="29"/>
+        </w:numPr>
+        <w:spacing w:after="0"/>
+      </w:pPr>
+      <w:r>
+        <w:rPr>
+          <w:lang w:val="en-US"/>
+        </w:rPr>
+        <w:t>the ID of the exchanged field</w:t>
+      </w:r>
+      <w:r>
+        <w:rPr>
+          <w:lang w:val="en-US"/>
+        </w:rPr>
+        <w:t>,</w:t>
+      </w:r>
+      <w:r>
+        <w:rPr>
+          <w:lang w:val="en-US"/>
+        </w:rPr>
+        <w:t xml:space="preserve"> </w:t>
+      </w:r>
+      <w:r>
+        <w:rPr>
+          <w:rFonts w:ascii="Courier" w:hAnsi="Courier" w:cs="Courier New"/>
+          <w:lang w:val="en-US"/>
+        </w:rPr>
+        <w:t>field(</w:t>
+      </w:r>
+      <w:proofErr w:type="spellStart"/>
+      <w:r>
+        <w:rPr>
+          <w:rFonts w:ascii="Courier" w:hAnsi="Courier" w:cs="Courier New"/>
+          <w:lang w:val="en-US"/>
+        </w:rPr>
+        <w:t>nx</w:t>
+      </w:r>
+      <w:proofErr w:type="spellEnd"/>
+      <w:r>
+        <w:rPr>
+          <w:rFonts w:ascii="Courier" w:hAnsi="Courier" w:cs="Courier New"/>
+          <w:lang w:val="en-US"/>
+        </w:rPr>
+        <w:t>)</w:t>
+      </w:r>
+      <w:r>
+        <w:rPr>
+          <w:rFonts w:ascii="Arial" w:hAnsi="Arial" w:cs="Arial"/>
+          <w:lang w:val="en-US"/>
+        </w:rPr>
+        <w:t>;</w:t>
+      </w:r>
+      <w:r>
+        <w:rPr>
+          <w:rFonts w:ascii="Arial" w:hAnsi="Arial" w:cs="Arial"/>
+          <w:lang w:val="en-US"/>
+        </w:rPr>
+        <w:t xml:space="preserve"> </w:t>
+      </w:r>
+    </w:p>
+    <w:p>
+      <w:pPr>
+        <w:pStyle w:val="western"/>
+        <w:numPr>
+          <w:ilvl w:val="0"/>
+          <w:numId w:val="29"/>
+        </w:numPr>
+        <w:spacing w:after="0"/>
+      </w:pPr>
+      <w:r>
+        <w:rPr>
+          <w:lang w:val="en-US"/>
+        </w:rPr>
+        <w:t>the ID of the component exchang</w:t>
+      </w:r>
+      <w:r>
+        <w:rPr>
+          <w:lang w:val="en-US"/>
+        </w:rPr>
+        <w:t>ing</w:t>
+      </w:r>
+      <w:r>
+        <w:rPr>
+          <w:lang w:val="en-US"/>
+        </w:rPr>
+        <w:t xml:space="preserve"> the coupled field</w:t>
+      </w:r>
+      <w:r>
+        <w:rPr>
+          <w:lang w:val="en-US"/>
+        </w:rPr>
+        <w:t>,</w:t>
+      </w:r>
+      <w:r>
+        <w:rPr>
+          <w:rFonts w:ascii="Arial" w:hAnsi="Arial" w:cs="Arial"/>
+          <w:lang w:val="en-US"/>
+        </w:rPr>
+        <w:t xml:space="preserve"> </w:t>
+      </w:r>
+      <w:r>
+        <w:rPr>
+          <w:rFonts w:ascii="Courier" w:hAnsi="Courier" w:cs="Courier New"/>
+          <w:lang w:val="en-US"/>
+        </w:rPr>
+        <w:t>component(</w:t>
+      </w:r>
+      <w:proofErr w:type="spellStart"/>
+      <w:r>
+        <w:rPr>
+          <w:rFonts w:ascii="Courier" w:hAnsi="Courier" w:cs="Courier New"/>
+          <w:lang w:val="en-US"/>
+        </w:rPr>
+        <w:t>nx</w:t>
+      </w:r>
+      <w:proofErr w:type="spellEnd"/>
+      <w:r>
+        <w:rPr>
+          <w:rFonts w:ascii="Courier" w:hAnsi="Courier" w:cs="Courier New"/>
+          <w:lang w:val="en-US"/>
+        </w:rPr>
+        <w:t>)</w:t>
+      </w:r>
+      <w:r>
+        <w:rPr>
+          <w:rFonts w:ascii="Courier" w:hAnsi="Courier" w:cs="Arial"/>
+          <w:lang w:val="en-US"/>
+        </w:rPr>
+        <w:t>.</w:t>
+      </w:r>
+      <w:r>
+        <w:rPr>
+          <w:rFonts w:ascii="Arial" w:hAnsi="Arial" w:cs="Arial"/>
+          <w:lang w:val="en-US"/>
+        </w:rPr>
+        <w:t xml:space="preserve"> </w:t>
+      </w:r>
+    </w:p>
+    <w:p>
+      <w:pPr>
+        <w:pStyle w:val="ListParagraph"/>
+        <w:numPr>
+          <w:ilvl w:val="1"/>
+          <w:numId w:val="40"/>
+        </w:numPr>
+        <w:spacing w:before="144" w:after="60"/>
+        <w:outlineLvl w:val="2"/>
+        <w:rPr>
+          <w:rFonts w:ascii="Times New Roman" w:eastAsia="Times New Roman" w:hAnsi="Times New Roman" w:cs="Times New Roman"/>
+          <w:lang w:val="en-US" w:eastAsia="en-GB"/>
+        </w:rPr>
+      </w:pPr>
+      <w:bookmarkStart w:id="5" w:name="_Toc88068838"/>
+      <w:r>
+        <w:rPr>
+          <w:rFonts w:ascii="Times New Roman" w:eastAsia="Times New Roman" w:hAnsi="Times New Roman" w:cs="Times New Roman"/>
+          <w:lang w:val="en-US" w:eastAsia="en-GB"/>
+        </w:rPr>
+        <w:t>Python script configuration</w:t>
+      </w:r>
+      <w:r>
+        <w:rPr>
+          <w:rFonts w:ascii="Times New Roman" w:eastAsia="Times New Roman" w:hAnsi="Times New Roman" w:cs="Times New Roman"/>
+          <w:lang w:val="en-US" w:eastAsia="en-GB"/>
+        </w:rPr>
+        <w:t xml:space="preserve"> with</w:t>
+      </w:r>
+      <w:r>
+        <w:rPr>
+          <w:rFonts w:ascii="Times New Roman" w:eastAsia="Times New Roman" w:hAnsi="Times New Roman" w:cs="Times New Roman"/>
+          <w:lang w:val="en-US" w:eastAsia="en-GB"/>
+        </w:rPr>
+        <w:t xml:space="preserve"> json or </w:t>
+      </w:r>
+      <w:proofErr w:type="spellStart"/>
+      <w:r>
+        <w:rPr>
+          <w:rFonts w:ascii="Times New Roman" w:eastAsia="Times New Roman" w:hAnsi="Times New Roman" w:cs="Times New Roman"/>
+          <w:lang w:val="en-US" w:eastAsia="en-GB"/>
+        </w:rPr>
+        <w:t>yaml</w:t>
+      </w:r>
+      <w:proofErr w:type="spellEnd"/>
+      <w:r>
+        <w:rPr>
+          <w:rFonts w:ascii="Times New Roman" w:eastAsia="Times New Roman" w:hAnsi="Times New Roman" w:cs="Times New Roman"/>
+          <w:lang w:val="en-US" w:eastAsia="en-GB"/>
+        </w:rPr>
+        <w:t xml:space="preserve"> file</w:t>
+      </w:r>
+      <w:bookmarkEnd w:id="5"/>
+      <w:r>
+        <w:rPr>
+          <w:rFonts w:ascii="Times New Roman" w:eastAsia="Times New Roman" w:hAnsi="Times New Roman" w:cs="Times New Roman"/>
+          <w:lang w:val="en-US" w:eastAsia="en-GB"/>
+        </w:rPr>
+        <w:t xml:space="preserve"> </w:t>
+      </w:r>
+    </w:p>
+    <w:p>
+      <w:pPr>
+        <w:pStyle w:val="NormalWeb"/>
+        <w:spacing w:before="120" w:beforeAutospacing="0" w:after="0" w:afterAutospacing="0"/>
+        <w:rPr>
+          <w:rFonts w:asciiTheme="minorHAnsi" w:hAnsiTheme="minorHAnsi" w:cstheme="minorHAnsi"/>
+          <w:lang w:val="en-GB"/>
+        </w:rPr>
+      </w:pPr>
+      <w:r>
+        <w:rPr>
+          <w:lang w:val="en-US" w:eastAsia="en-GB"/>
+        </w:rPr>
+        <w:t xml:space="preserve">To run </w:t>
+      </w:r>
+      <w:r>
+        <w:rPr>
+          <w:lang w:val="en-US" w:eastAsia="en-GB"/>
+        </w:rPr>
+        <w:t xml:space="preserve">the Python </w:t>
+      </w:r>
+      <w:r>
+        <w:rPr>
+          <w:lang w:val="en-US" w:eastAsia="en-GB"/>
+        </w:rPr>
+        <w:t>script,</w:t>
+      </w:r>
+      <w:r>
+        <w:rPr>
+          <w:rFonts w:asciiTheme="minorHAnsi" w:hAnsiTheme="minorHAnsi" w:cstheme="minorHAnsi"/>
+          <w:lang w:val="en-GB"/>
+        </w:rPr>
+        <w:t xml:space="preserve"> </w:t>
+      </w:r>
+      <w:r>
+        <w:rPr>
+          <w:rFonts w:ascii="Courier" w:hAnsi="Courier" w:cstheme="minorHAnsi"/>
+          <w:lang w:val="en-GB"/>
+        </w:rPr>
+        <w:t>pyLucia.py</w:t>
+      </w:r>
+      <w:r>
+        <w:rPr>
+          <w:lang w:val="en-GB"/>
+        </w:rPr>
+        <w:t xml:space="preserve">, </w:t>
+      </w:r>
+      <w:r>
+        <w:rPr>
+          <w:lang w:val="en-US" w:eastAsia="en-GB"/>
+        </w:rPr>
+        <w:t>y</w:t>
+      </w:r>
+      <w:r>
+        <w:rPr>
+          <w:lang w:val="en-US" w:eastAsia="en-GB"/>
+        </w:rPr>
+        <w:t>ou have to indicate as argument the name of the</w:t>
+      </w:r>
+      <w:r>
+        <w:rPr>
+          <w:lang w:val="en-US" w:eastAsia="en-GB"/>
+        </w:rPr>
+        <w:t xml:space="preserve"> configuration</w:t>
+      </w:r>
+      <w:r>
+        <w:rPr>
+          <w:lang w:val="en-US" w:eastAsia="en-GB"/>
+        </w:rPr>
+        <w:t xml:space="preserve"> </w:t>
+      </w:r>
+      <w:r>
+        <w:rPr>
+          <w:rFonts w:ascii="Courier" w:hAnsi="Courier"/>
+          <w:lang w:val="en-US" w:eastAsia="en-GB"/>
+        </w:rPr>
+        <w:t>json</w:t>
+      </w:r>
+      <w:r>
+        <w:rPr>
+          <w:lang w:val="en-US" w:eastAsia="en-GB"/>
+        </w:rPr>
+        <w:t xml:space="preserve"> (or </w:t>
+      </w:r>
+      <w:proofErr w:type="spellStart"/>
+      <w:r>
+        <w:rPr>
+          <w:rFonts w:ascii="Courier" w:hAnsi="Courier"/>
+          <w:lang w:val="en-US" w:eastAsia="en-GB"/>
+        </w:rPr>
+        <w:t>yaml</w:t>
+      </w:r>
+      <w:proofErr w:type="spellEnd"/>
+      <w:r>
+        <w:rPr>
+          <w:lang w:val="en-US" w:eastAsia="en-GB"/>
+        </w:rPr>
+        <w:t>) parameter file</w:t>
+      </w:r>
+      <w:r>
+        <w:rPr>
+          <w:lang w:val="en-US" w:eastAsia="en-GB"/>
+        </w:rPr>
+        <w:t>, e.g.</w:t>
+      </w:r>
+      <w:r>
+        <w:rPr>
+          <w:lang w:val="en-US" w:eastAsia="en-GB"/>
+        </w:rPr>
+        <w:t>:</w:t>
+      </w:r>
+    </w:p>
+    <w:p>
+      <w:pPr>
+        <w:pStyle w:val="western"/>
+        <w:spacing w:before="120" w:beforeAutospacing="0" w:after="0"/>
+        <w:rPr>
+          <w:rFonts w:ascii="Courier" w:hAnsi="Courier"/>
+          <w:lang w:val="en-US"/>
+        </w:rPr>
+      </w:pPr>
+      <w:r>
+        <w:rPr>
+          <w:rFonts w:ascii="Courier" w:hAnsi="Courier" w:cs="Courier New"/>
+          <w:lang w:val="en-US"/>
+        </w:rPr>
+        <w:t xml:space="preserve">&gt; pyLucia.py </w:t>
+      </w:r>
+      <w:proofErr w:type="spellStart"/>
+      <w:proofErr w:type="gramStart"/>
+      <w:r>
+        <w:rPr>
+          <w:rFonts w:ascii="Courier" w:hAnsi="Courier" w:cs="Courier New"/>
+          <w:lang w:val="en-US"/>
+        </w:rPr>
+        <w:t>lucia.yaml</w:t>
+      </w:r>
+      <w:proofErr w:type="spellEnd"/>
+      <w:proofErr w:type="gramEnd"/>
+    </w:p>
+    <w:p>
+      <w:pPr>
+        <w:pStyle w:val="western"/>
+        <w:spacing w:before="0" w:beforeAutospacing="0" w:after="0"/>
+        <w:rPr>
+          <w:lang w:val="en-US"/>
+        </w:rPr>
+      </w:pPr>
+      <w:r>
+        <w:rPr>
+          <w:lang w:val="en-US"/>
+        </w:rPr>
+        <w:t>or</w:t>
+      </w:r>
+    </w:p>
+    <w:p>
+      <w:pPr>
+        <w:pStyle w:val="western"/>
+        <w:spacing w:before="0" w:beforeAutospacing="0" w:after="0"/>
+        <w:rPr>
+          <w:rFonts w:ascii="Courier" w:hAnsi="Courier"/>
+          <w:lang w:val="en-US"/>
+        </w:rPr>
+      </w:pPr>
+      <w:r>
+        <w:rPr>
+          <w:rFonts w:ascii="Courier" w:hAnsi="Courier" w:cs="Courier New"/>
+          <w:lang w:val="en-US"/>
+        </w:rPr>
+        <w:t xml:space="preserve">&gt; pyLucia.py </w:t>
+      </w:r>
+      <w:proofErr w:type="spellStart"/>
+      <w:proofErr w:type="gramStart"/>
+      <w:r>
+        <w:rPr>
+          <w:rFonts w:ascii="Courier" w:hAnsi="Courier" w:cs="Courier New"/>
+          <w:lang w:val="en-US"/>
+        </w:rPr>
+        <w:t>lucia.json</w:t>
+      </w:r>
+      <w:proofErr w:type="spellEnd"/>
+      <w:proofErr w:type="gramEnd"/>
+    </w:p>
+    <w:p>
+      <w:pPr>
+        <w:spacing w:before="120"/>
+        <w:rPr>
+          <w:rFonts w:ascii="Times New Roman" w:eastAsia="Times New Roman" w:hAnsi="Times New Roman" w:cs="Times New Roman"/>
+          <w:lang w:val="en-US" w:eastAsia="en-GB"/>
+        </w:rPr>
+      </w:pPr>
+      <w:r>
+        <w:rPr>
+          <w:rFonts w:ascii="Arial" w:eastAsia="Times New Roman" w:hAnsi="Arial" w:cs="Arial"/>
+          <w:lang w:val="en-US" w:eastAsia="en-GB"/>
+        </w:rPr>
+        <w:t xml:space="preserve">The </w:t>
+      </w:r>
+      <w:proofErr w:type="spellStart"/>
+      <w:r>
+        <w:rPr>
+          <w:rFonts w:ascii="Courier" w:eastAsia="Times New Roman" w:hAnsi="Courier" w:cs="Courier New"/>
+          <w:lang w:val="en-US" w:eastAsia="en-GB"/>
+        </w:rPr>
+        <w:t>yaml</w:t>
+      </w:r>
+      <w:proofErr w:type="spellEnd"/>
+      <w:r>
+        <w:rPr>
+          <w:rFonts w:ascii="Arial" w:eastAsia="Times New Roman" w:hAnsi="Arial" w:cs="Arial"/>
+          <w:lang w:val="en-US" w:eastAsia="en-GB"/>
+        </w:rPr>
+        <w:t xml:space="preserve"> </w:t>
+      </w:r>
+      <w:r>
+        <w:rPr>
+          <w:rFonts w:ascii="Arial" w:eastAsia="Times New Roman" w:hAnsi="Arial" w:cs="Arial"/>
+          <w:lang w:val="en-US" w:eastAsia="en-GB"/>
+        </w:rPr>
+        <w:t xml:space="preserve">or </w:t>
+      </w:r>
+      <w:r>
+        <w:rPr>
+          <w:rFonts w:ascii="Courier" w:eastAsia="Times New Roman" w:hAnsi="Courier" w:cs="Courier New"/>
+          <w:lang w:val="en-US" w:eastAsia="en-GB"/>
+        </w:rPr>
+        <w:t xml:space="preserve">json </w:t>
+      </w:r>
+      <w:r>
+        <w:rPr>
+          <w:rFonts w:ascii="Times New Roman" w:eastAsia="Times New Roman" w:hAnsi="Times New Roman" w:cs="Times New Roman"/>
+          <w:lang w:val="en-US" w:eastAsia="en-GB"/>
+        </w:rPr>
+        <w:t>configuration file</w:t>
+      </w:r>
+      <w:r>
+        <w:rPr>
+          <w:rFonts w:ascii="Times New Roman" w:eastAsia="Times New Roman" w:hAnsi="Times New Roman" w:cs="Times New Roman"/>
+          <w:lang w:val="en-US" w:eastAsia="en-GB"/>
+        </w:rPr>
+        <w:t>s, see Figures 1 and 2 respectively</w:t>
+      </w:r>
+      <w:r>
+        <w:rPr>
+          <w:rFonts w:ascii="Times New Roman" w:eastAsia="Times New Roman" w:hAnsi="Times New Roman" w:cs="Times New Roman"/>
+          <w:lang w:val="en-US" w:eastAsia="en-GB"/>
+        </w:rPr>
+        <w:t>,</w:t>
+      </w:r>
+      <w:r>
+        <w:rPr>
+          <w:rFonts w:ascii="Times New Roman" w:eastAsia="Times New Roman" w:hAnsi="Times New Roman" w:cs="Times New Roman"/>
+          <w:lang w:val="en-US" w:eastAsia="en-GB"/>
+        </w:rPr>
+        <w:t xml:space="preserve"> include several mandatory or optional objects. They define the </w:t>
+      </w:r>
+      <w:r>
+        <w:rPr>
+          <w:rFonts w:ascii="Times New Roman" w:eastAsia="Times New Roman" w:hAnsi="Times New Roman" w:cs="Times New Roman"/>
+          <w:lang w:val="en-US" w:eastAsia="en-GB"/>
+        </w:rPr>
+        <w:t xml:space="preserve">visualization </w:t>
+      </w:r>
+      <w:r>
+        <w:rPr>
+          <w:rFonts w:ascii="Times New Roman" w:eastAsia="Times New Roman" w:hAnsi="Times New Roman" w:cs="Times New Roman"/>
+          <w:lang w:val="en-US" w:eastAsia="en-GB"/>
+        </w:rPr>
+        <w:t xml:space="preserve">workflow and information </w:t>
+      </w:r>
+      <w:r>
+        <w:rPr>
+          <w:rFonts w:ascii="Times New Roman" w:eastAsia="Times New Roman" w:hAnsi="Times New Roman" w:cs="Times New Roman"/>
+          <w:lang w:val="en-US" w:eastAsia="en-GB"/>
+        </w:rPr>
+        <w:t xml:space="preserve">that </w:t>
+      </w:r>
+      <w:r>
+        <w:rPr>
+          <w:rFonts w:ascii="Times New Roman" w:eastAsia="Times New Roman" w:hAnsi="Times New Roman" w:cs="Times New Roman"/>
+          <w:lang w:val="en-US" w:eastAsia="en-GB"/>
+        </w:rPr>
+        <w:t>appear</w:t>
+      </w:r>
+      <w:r>
+        <w:rPr>
+          <w:rFonts w:ascii="Times New Roman" w:eastAsia="Times New Roman" w:hAnsi="Times New Roman" w:cs="Times New Roman"/>
+          <w:lang w:val="en-US" w:eastAsia="en-GB"/>
+        </w:rPr>
+        <w:t>s in the resulting graphs</w:t>
+      </w:r>
+      <w:r>
+        <w:rPr>
+          <w:rFonts w:ascii="Times New Roman" w:eastAsia="Times New Roman" w:hAnsi="Times New Roman" w:cs="Times New Roman"/>
+          <w:lang w:val="en-US" w:eastAsia="en-GB"/>
+        </w:rPr>
+        <w:t xml:space="preserve"> to label (or design) the plotted timeline. </w:t>
+      </w:r>
+    </w:p>
+    <w:p>
+      <w:pPr>
+        <w:spacing w:before="100" w:beforeAutospacing="1"/>
+        <w:jc w:val="center"/>
+        <w:rPr>
+          <w:rFonts w:ascii="Times New Roman" w:eastAsia="Times New Roman" w:hAnsi="Times New Roman" w:cs="Times New Roman"/>
+          <w:lang w:val="en-FR" w:eastAsia="en-GB"/>
+        </w:rPr>
+      </w:pPr>
+      <w:r>
+        <w:rPr>
+          <w:rFonts w:ascii="Times New Roman" w:eastAsia="Times New Roman" w:hAnsi="Times New Roman" w:cs="Times New Roman"/>
+          <w:noProof/>
+          <w:lang w:val="en-FR" w:eastAsia="en-GB"/>
+        </w:rPr>
+        <w:lastRenderedPageBreak/>
+        <w:drawing>
+          <wp:inline distT="0" distB="0" distL="0" distR="0" wp14:anchorId="30E58923" wp14:editId="3024090C">
+            <wp:extent cx="3825690" cy="3966633"/>
+            <wp:effectExtent l="12700" t="12700" r="10160" b="8890"/>
+            <wp:docPr id="1" name="Picture 1"/>
+            <wp:cNvGraphicFramePr>
+              <a:graphicFrameLocks xmlns:a="http://schemas.openxmlformats.org/drawingml/2006/main" noChangeAspect="1"/>
+            </wp:cNvGraphicFramePr>
+            <a:graphic xmlns:a="http://schemas.openxmlformats.org/drawingml/2006/main">
+              <a:graphicData uri="http://schemas.openxmlformats.org/drawingml/2006/picture">
+                <pic:pic xmlns:pic="http://schemas.openxmlformats.org/drawingml/2006/picture">
+                  <pic:nvPicPr>
+                    <pic:cNvPr id="1" name="Picture 1"/>
+                    <pic:cNvPicPr/>
+                  </pic:nvPicPr>
+                  <pic:blipFill>
+                    <a:blip r:embed="rId9">
+                      <a:extLst>
+                        <a:ext uri="{28A0092B-C50C-407E-A947-70E740481C1C}">
+                          <a14:useLocalDpi xmlns:a14="http://schemas.microsoft.com/office/drawing/2010/main" val="0"/>
+                        </a:ext>
+                      </a:extLst>
+                    </a:blip>
+                    <a:stretch>
+                      <a:fillRect/>
+                    </a:stretch>
+                  </pic:blipFill>
+                  <pic:spPr>
+                    <a:xfrm>
+                      <a:off x="0" y="0"/>
+                      <a:ext cx="3845496" cy="3987169"/>
+                    </a:xfrm>
+                    <a:prstGeom prst="rect">
+                      <a:avLst/>
+                    </a:prstGeom>
+                    <a:ln>
+                      <a:solidFill>
+                        <a:schemeClr val="tx1"/>
+                      </a:solidFill>
+                    </a:ln>
+                  </pic:spPr>
+                </pic:pic>
+              </a:graphicData>
+            </a:graphic>
+          </wp:inline>
+        </w:drawing>
+      </w:r>
+    </w:p>
+    <w:p>
+      <w:pPr>
+        <w:pStyle w:val="western"/>
+        <w:spacing w:after="0"/>
+        <w:jc w:val="center"/>
+        <w:rPr>
+          <w:lang w:val="en-US"/>
+        </w:rPr>
+      </w:pPr>
+      <w:r>
+        <w:rPr>
+          <w:lang w:val="en-US"/>
+        </w:rPr>
+        <w:t xml:space="preserve">Figure 1 </w:t>
+      </w:r>
+      <w:r>
+        <w:rPr>
+          <w:lang w:val="en-US"/>
+        </w:rPr>
+        <w:t xml:space="preserve">- </w:t>
+      </w:r>
+      <w:r>
+        <w:rPr>
+          <w:lang w:val="en-US"/>
+        </w:rPr>
+        <w:t xml:space="preserve">Example of a </w:t>
+      </w:r>
+      <w:r>
+        <w:rPr>
+          <w:rFonts w:ascii="Courier" w:hAnsi="Courier" w:cs="Courier New"/>
+          <w:lang w:val="en-US"/>
+        </w:rPr>
+        <w:t>json</w:t>
+      </w:r>
+      <w:r>
+        <w:rPr>
+          <w:lang w:val="en-US"/>
+        </w:rPr>
+        <w:t xml:space="preserve"> configuration file for </w:t>
+      </w:r>
+      <w:r>
+        <w:rPr>
+          <w:lang w:val="en-US"/>
+        </w:rPr>
+        <w:t>the Python script</w:t>
+      </w:r>
+      <w:r>
+        <w:rPr>
+          <w:lang w:val="en-US"/>
+        </w:rPr>
+        <w:t xml:space="preserve"> </w:t>
+      </w:r>
+      <w:r>
+        <w:rPr>
+          <w:rFonts w:ascii="Courier" w:hAnsi="Courier" w:cs="Courier New"/>
+          <w:lang w:val="en-US"/>
+        </w:rPr>
+        <w:t>pyLucia.py</w:t>
+      </w:r>
+    </w:p>
+    <w:p>
+      <w:pPr>
+        <w:pStyle w:val="western"/>
+        <w:spacing w:after="0"/>
+        <w:jc w:val="center"/>
+        <w:rPr>
+          <w:lang w:val="en-US"/>
+        </w:rPr>
+      </w:pPr>
+      <w:r>
+        <w:rPr>
+          <w:noProof/>
+          <w:lang w:val="en-US"/>
+        </w:rPr>
+        <w:drawing>
+          <wp:inline distT="0" distB="0" distL="0" distR="0" wp14:anchorId="6B22534F" wp14:editId="35FC5421">
+            <wp:extent cx="4000500" cy="3964757"/>
+            <wp:effectExtent l="12700" t="12700" r="12700" b="10795"/>
+            <wp:docPr id="2" name="Picture 2"/>
+            <wp:cNvGraphicFramePr>
+              <a:graphicFrameLocks xmlns:a="http://schemas.openxmlformats.org/drawingml/2006/main" noChangeAspect="1"/>
+            </wp:cNvGraphicFramePr>
+            <a:graphic xmlns:a="http://schemas.openxmlformats.org/drawingml/2006/main">
+              <a:graphicData uri="http://schemas.openxmlformats.org/drawingml/2006/picture">
+                <pic:pic xmlns:pic="http://schemas.openxmlformats.org/drawingml/2006/picture">
+                  <pic:nvPicPr>
+                    <pic:cNvPr id="2" name="Picture 2"/>
+                    <pic:cNvPicPr/>
+                  </pic:nvPicPr>
+                  <pic:blipFill>
+                    <a:blip r:embed="rId10">
+                      <a:extLst>
+                        <a:ext uri="{28A0092B-C50C-407E-A947-70E740481C1C}">
+                          <a14:useLocalDpi xmlns:a14="http://schemas.microsoft.com/office/drawing/2010/main" val="0"/>
+                        </a:ext>
+                      </a:extLst>
+                    </a:blip>
+                    <a:stretch>
+                      <a:fillRect/>
+                    </a:stretch>
+                  </pic:blipFill>
+                  <pic:spPr>
+                    <a:xfrm>
+                      <a:off x="0" y="0"/>
+                      <a:ext cx="4023728" cy="3987778"/>
+                    </a:xfrm>
+                    <a:prstGeom prst="rect">
+                      <a:avLst/>
+                    </a:prstGeom>
+                    <a:ln>
+                      <a:solidFill>
+                        <a:schemeClr val="tx1"/>
+                      </a:solidFill>
+                    </a:ln>
+                  </pic:spPr>
+                </pic:pic>
+              </a:graphicData>
+            </a:graphic>
+          </wp:inline>
+        </w:drawing>
+      </w:r>
+    </w:p>
+    <w:p>
+      <w:pPr>
+        <w:pStyle w:val="western"/>
+        <w:spacing w:after="0"/>
+        <w:jc w:val="center"/>
+        <w:rPr>
+          <w:lang w:val="en-US"/>
+        </w:rPr>
+      </w:pPr>
+      <w:r>
+        <w:rPr>
+          <w:lang w:val="en-US"/>
+        </w:rPr>
+        <w:t xml:space="preserve">Figure </w:t>
+      </w:r>
+      <w:r>
+        <w:rPr>
+          <w:lang w:val="en-US"/>
+        </w:rPr>
+        <w:t>2</w:t>
+      </w:r>
+      <w:r>
+        <w:rPr>
+          <w:lang w:val="en-US"/>
+        </w:rPr>
+        <w:t xml:space="preserve"> </w:t>
+      </w:r>
+      <w:r>
+        <w:rPr>
+          <w:lang w:val="en-US"/>
+        </w:rPr>
+        <w:t xml:space="preserve">- </w:t>
+      </w:r>
+      <w:r>
+        <w:rPr>
+          <w:lang w:val="en-US"/>
+        </w:rPr>
+        <w:t xml:space="preserve">Example of a </w:t>
+      </w:r>
+      <w:proofErr w:type="spellStart"/>
+      <w:r>
+        <w:rPr>
+          <w:rFonts w:ascii="Courier" w:hAnsi="Courier" w:cs="Courier New"/>
+          <w:lang w:val="en-US"/>
+        </w:rPr>
+        <w:t>yaml</w:t>
+      </w:r>
+      <w:proofErr w:type="spellEnd"/>
+      <w:r>
+        <w:rPr>
+          <w:lang w:val="en-US"/>
+        </w:rPr>
+        <w:t xml:space="preserve"> configuration file for </w:t>
+      </w:r>
+      <w:r>
+        <w:rPr>
+          <w:lang w:val="en-US"/>
+        </w:rPr>
+        <w:t>the Python script</w:t>
+      </w:r>
+      <w:r>
+        <w:rPr>
+          <w:lang w:val="en-US"/>
+        </w:rPr>
+        <w:t xml:space="preserve"> </w:t>
+      </w:r>
+      <w:r>
+        <w:rPr>
+          <w:rFonts w:ascii="Courier" w:hAnsi="Courier" w:cs="Courier New"/>
+          <w:lang w:val="en-US"/>
+        </w:rPr>
+        <w:t>pyLucia.py</w:t>
+      </w:r>
+    </w:p>
+    <w:p>
+      <w:pPr>
+        <w:pStyle w:val="ListParagraph"/>
+        <w:numPr>
+          <w:ilvl w:val="1"/>
+          <w:numId w:val="40"/>
+        </w:numPr>
+        <w:spacing w:before="144" w:after="60"/>
+        <w:outlineLvl w:val="2"/>
+        <w:rPr>
+          <w:rFonts w:ascii="Times New Roman" w:eastAsia="Times New Roman" w:hAnsi="Times New Roman" w:cs="Times New Roman"/>
+          <w:lang w:val="en-US" w:eastAsia="en-GB"/>
+        </w:rPr>
+      </w:pPr>
+      <w:bookmarkStart w:id="6" w:name="__RefHeading__1023_882229201"/>
+      <w:bookmarkStart w:id="7" w:name="__RefHeading__2002_309434691"/>
+      <w:bookmarkStart w:id="8" w:name="_Toc88067653"/>
+      <w:bookmarkStart w:id="9" w:name="_Toc88068839"/>
+      <w:bookmarkEnd w:id="6"/>
+      <w:bookmarkEnd w:id="7"/>
+      <w:r>
+        <w:rPr>
+          <w:rFonts w:ascii="Times New Roman" w:eastAsia="Times New Roman" w:hAnsi="Times New Roman" w:cs="Times New Roman"/>
+          <w:lang w:val="en-US" w:eastAsia="en-GB"/>
+        </w:rPr>
+        <w:lastRenderedPageBreak/>
+        <w:t>Components</w:t>
+      </w:r>
+      <w:bookmarkEnd w:id="8"/>
+      <w:bookmarkEnd w:id="9"/>
+    </w:p>
+    <w:p>
+      <w:pPr>
+        <w:rPr>
+          <w:rFonts w:ascii="Times New Roman" w:eastAsia="Times New Roman" w:hAnsi="Times New Roman" w:cs="Times New Roman"/>
+          <w:lang w:val="en-US" w:eastAsia="en-GB"/>
+        </w:rPr>
+      </w:pPr>
+      <w:r>
+        <w:rPr>
+          <w:rFonts w:ascii="Times New Roman" w:eastAsia="Times New Roman" w:hAnsi="Times New Roman" w:cs="Times New Roman"/>
+          <w:lang w:val="en-US" w:eastAsia="en-GB"/>
+        </w:rPr>
+        <w:t xml:space="preserve">The files describing the timelines </w:t>
+      </w:r>
+      <w:r>
+        <w:rPr>
+          <w:rFonts w:ascii="Times New Roman" w:eastAsia="Times New Roman" w:hAnsi="Times New Roman" w:cs="Times New Roman"/>
+          <w:lang w:val="en-US" w:eastAsia="en-GB"/>
+        </w:rPr>
+        <w:t>for each component</w:t>
+      </w:r>
+      <w:r>
+        <w:rPr>
+          <w:rFonts w:ascii="Times New Roman" w:eastAsia="Times New Roman" w:hAnsi="Times New Roman" w:cs="Times New Roman"/>
+          <w:lang w:val="en-US" w:eastAsia="en-GB"/>
+        </w:rPr>
+        <w:t xml:space="preserve"> must be </w:t>
+      </w:r>
+      <w:r>
+        <w:rPr>
+          <w:rFonts w:ascii="Times New Roman" w:eastAsia="Times New Roman" w:hAnsi="Times New Roman" w:cs="Times New Roman"/>
+          <w:lang w:val="en-US" w:eastAsia="en-GB"/>
+        </w:rPr>
+        <w:t>specified</w:t>
+      </w:r>
+      <w:r>
+        <w:rPr>
+          <w:rFonts w:ascii="Times New Roman" w:eastAsia="Times New Roman" w:hAnsi="Times New Roman" w:cs="Times New Roman"/>
+          <w:lang w:val="en-US" w:eastAsia="en-GB"/>
+        </w:rPr>
+        <w:t xml:space="preserve">. A model name must be added to fully describe the input information. User must declare one sub-object </w:t>
+      </w:r>
+      <w:r>
+        <w:rPr>
+          <w:rFonts w:ascii="Courier" w:eastAsia="Times New Roman" w:hAnsi="Courier" w:cs="Courier New"/>
+          <w:lang w:val="en-US" w:eastAsia="en-GB"/>
+        </w:rPr>
+        <w:t>(</w:t>
+      </w:r>
+      <w:r>
+        <w:rPr>
+          <w:rFonts w:ascii="Courier" w:eastAsia="Times New Roman" w:hAnsi="Courier" w:cs="Courier New"/>
+          <w:lang w:val="en-US" w:eastAsia="en-GB"/>
+        </w:rPr>
+        <w:t>Name, F</w:t>
+      </w:r>
+      <w:r>
+        <w:rPr>
+          <w:rFonts w:ascii="Courier" w:eastAsia="Times New Roman" w:hAnsi="Courier" w:cs="Courier New"/>
+          <w:lang w:val="en-US" w:eastAsia="en-GB"/>
+        </w:rPr>
+        <w:t xml:space="preserve">ile) </w:t>
+      </w:r>
+      <w:r>
+        <w:rPr>
+          <w:rFonts w:ascii="Times New Roman" w:eastAsia="Times New Roman" w:hAnsi="Times New Roman" w:cs="Times New Roman"/>
+          <w:lang w:val="en-US" w:eastAsia="en-GB"/>
+        </w:rPr>
+        <w:t>per component.</w:t>
+      </w:r>
+    </w:p>
+    <w:p>
+      <w:pPr>
+        <w:pStyle w:val="ListParagraph"/>
+        <w:numPr>
+          <w:ilvl w:val="1"/>
+          <w:numId w:val="40"/>
+        </w:numPr>
+        <w:spacing w:before="144" w:after="60"/>
+        <w:outlineLvl w:val="2"/>
+        <w:rPr>
+          <w:rFonts w:ascii="Times New Roman" w:eastAsia="Times New Roman" w:hAnsi="Times New Roman" w:cs="Times New Roman"/>
+          <w:lang w:val="en-US" w:eastAsia="en-GB"/>
+        </w:rPr>
+      </w:pPr>
+      <w:bookmarkStart w:id="10" w:name="__RefHeading__2004_309434691"/>
+      <w:bookmarkStart w:id="11" w:name="_Toc88067654"/>
+      <w:bookmarkStart w:id="12" w:name="_Toc88068840"/>
+      <w:bookmarkEnd w:id="10"/>
+      <w:r>
+        <w:rPr>
+          <w:rFonts w:ascii="Times New Roman" w:eastAsia="Times New Roman" w:hAnsi="Times New Roman" w:cs="Times New Roman"/>
+          <w:lang w:val="en-US" w:eastAsia="en-GB"/>
+        </w:rPr>
+        <w:t>Plots</w:t>
+      </w:r>
+      <w:bookmarkEnd w:id="11"/>
+      <w:bookmarkEnd w:id="12"/>
+    </w:p>
+    <w:p>
+      <w:pPr>
+        <w:rPr>
+          <w:rFonts w:ascii="Times New Roman" w:eastAsia="Times New Roman" w:hAnsi="Times New Roman" w:cs="Times New Roman"/>
+          <w:lang w:val="en-US" w:eastAsia="en-GB"/>
+        </w:rPr>
+      </w:pPr>
+      <w:r>
+        <w:rPr>
+          <w:rFonts w:ascii="Times New Roman" w:eastAsia="Times New Roman" w:hAnsi="Times New Roman" w:cs="Times New Roman"/>
+          <w:lang w:val="en-US" w:eastAsia="en-GB"/>
+        </w:rPr>
+        <w:t>Up to three graphic</w:t>
+      </w:r>
+      <w:r>
+        <w:rPr>
+          <w:rFonts w:ascii="Times New Roman" w:eastAsia="Times New Roman" w:hAnsi="Times New Roman" w:cs="Times New Roman"/>
+          <w:lang w:val="en-US" w:eastAsia="en-GB"/>
+        </w:rPr>
+        <w:t>s</w:t>
+      </w:r>
+      <w:r>
+        <w:rPr>
+          <w:rFonts w:ascii="Times New Roman" w:eastAsia="Times New Roman" w:hAnsi="Times New Roman" w:cs="Times New Roman"/>
+          <w:lang w:val="en-US" w:eastAsia="en-GB"/>
+        </w:rPr>
+        <w:t xml:space="preserve"> can be displayed in the same plot</w:t>
+      </w:r>
+      <w:r>
+        <w:rPr>
+          <w:rFonts w:ascii="Times New Roman" w:eastAsia="Times New Roman" w:hAnsi="Times New Roman" w:cs="Times New Roman"/>
+          <w:lang w:val="en-US" w:eastAsia="en-GB"/>
+        </w:rPr>
+        <w:t xml:space="preserve"> depending on the value of</w:t>
+      </w:r>
+      <w:r>
+        <w:rPr>
+          <w:rFonts w:ascii="Times New Roman" w:eastAsia="Times New Roman" w:hAnsi="Times New Roman" w:cs="Times New Roman"/>
+          <w:lang w:val="en-US" w:eastAsia="en-GB"/>
+        </w:rPr>
+        <w:t xml:space="preserve"> </w:t>
+      </w:r>
+      <w:r>
+        <w:rPr>
+          <w:rFonts w:ascii="Courier" w:eastAsia="Times New Roman" w:hAnsi="Courier" w:cs="Courier New"/>
+          <w:lang w:val="en-US" w:eastAsia="en-GB"/>
+        </w:rPr>
+        <w:t xml:space="preserve">Kind, Field </w:t>
+      </w:r>
+      <w:r>
+        <w:rPr>
+          <w:rFonts w:ascii="Times New Roman" w:eastAsia="Times New Roman" w:hAnsi="Times New Roman" w:cs="Times New Roman"/>
+          <w:lang w:val="en-US" w:eastAsia="en-GB"/>
+        </w:rPr>
+        <w:t xml:space="preserve">or </w:t>
+      </w:r>
+      <w:r>
+        <w:rPr>
+          <w:rFonts w:ascii="Courier" w:eastAsia="Times New Roman" w:hAnsi="Courier" w:cs="Courier New"/>
+          <w:lang w:val="en-US" w:eastAsia="en-GB"/>
+        </w:rPr>
+        <w:t xml:space="preserve">Component </w:t>
+      </w:r>
+      <w:r>
+        <w:rPr>
+          <w:rFonts w:ascii="Times New Roman" w:eastAsia="Times New Roman" w:hAnsi="Times New Roman" w:cs="Times New Roman"/>
+          <w:lang w:val="en-US" w:eastAsia="en-GB"/>
+        </w:rPr>
+        <w:t>sub-object.</w:t>
+      </w:r>
+      <w:r>
+        <w:rPr>
+          <w:rFonts w:ascii="Times New Roman" w:eastAsia="Times New Roman" w:hAnsi="Times New Roman" w:cs="Times New Roman"/>
+          <w:lang w:val="en-US" w:eastAsia="en-GB"/>
+        </w:rPr>
+        <w:t xml:space="preserve"> With Kind set to True, a graph showing the type of event (</w:t>
+      </w:r>
+      <w:r>
+        <w:rPr>
+          <w:rFonts w:ascii="Courier" w:eastAsia="Times New Roman" w:hAnsi="Courier" w:cs="Courier New"/>
+          <w:lang w:val="en-US" w:eastAsia="en-GB"/>
+        </w:rPr>
+        <w:t>PU</w:t>
+      </w:r>
+      <w:r>
+        <w:rPr>
+          <w:rFonts w:ascii="Courier" w:eastAsia="Times New Roman" w:hAnsi="Courier" w:cs="Courier New"/>
+          <w:lang w:val="en-US" w:eastAsia="en-GB"/>
+        </w:rPr>
+        <w:t xml:space="preserve">T, </w:t>
+      </w:r>
+      <w:r>
+        <w:rPr>
+          <w:rFonts w:ascii="Courier" w:eastAsia="Times New Roman" w:hAnsi="Courier" w:cs="Courier New"/>
+          <w:lang w:val="en-US" w:eastAsia="en-GB"/>
+        </w:rPr>
+        <w:t>GET</w:t>
+      </w:r>
+      <w:r>
+        <w:rPr>
+          <w:rFonts w:ascii="Courier" w:eastAsia="Times New Roman" w:hAnsi="Courier" w:cs="Courier New"/>
+          <w:lang w:val="en-US" w:eastAsia="en-GB"/>
+        </w:rPr>
+        <w:t>,</w:t>
+      </w:r>
+      <w:r>
+        <w:rPr>
+          <w:rFonts w:ascii="Courier" w:eastAsia="Times New Roman" w:hAnsi="Courier" w:cs="Courier New"/>
+          <w:lang w:val="en-US" w:eastAsia="en-GB"/>
+        </w:rPr>
+        <w:t xml:space="preserve"> MAP</w:t>
+      </w:r>
+      <w:r>
+        <w:rPr>
+          <w:rFonts w:ascii="Courier" w:eastAsia="Times New Roman" w:hAnsi="Courier" w:cs="Courier New"/>
+          <w:lang w:val="en-US" w:eastAsia="en-GB"/>
+        </w:rPr>
+        <w:t>,</w:t>
+      </w:r>
+      <w:r>
+        <w:rPr>
+          <w:rFonts w:ascii="Courier" w:eastAsia="Times New Roman" w:hAnsi="Courier" w:cs="Courier New"/>
+          <w:lang w:val="en-US" w:eastAsia="en-GB"/>
+        </w:rPr>
+        <w:t xml:space="preserve"> OUT</w:t>
+      </w:r>
+      <w:r>
+        <w:rPr>
+          <w:rFonts w:ascii="Courier" w:eastAsia="Times New Roman" w:hAnsi="Courier" w:cs="Courier New"/>
+          <w:lang w:val="en-US" w:eastAsia="en-GB"/>
+        </w:rPr>
+        <w:t>,</w:t>
+      </w:r>
+      <w:r>
+        <w:rPr>
+          <w:rFonts w:ascii="Courier" w:eastAsia="Times New Roman" w:hAnsi="Courier" w:cs="Courier New"/>
+          <w:lang w:val="en-US" w:eastAsia="en-GB"/>
+        </w:rPr>
+        <w:t xml:space="preserve"> READ</w:t>
+      </w:r>
+      <w:r>
+        <w:rPr>
+          <w:rFonts w:ascii="Courier" w:eastAsia="Times New Roman" w:hAnsi="Courier" w:cs="Courier New"/>
+          <w:lang w:val="en-US" w:eastAsia="en-GB"/>
+        </w:rPr>
+        <w:t>,</w:t>
+      </w:r>
+      <w:r>
+        <w:rPr>
+          <w:rFonts w:ascii="Courier" w:eastAsia="Times New Roman" w:hAnsi="Courier" w:cs="Courier New"/>
+          <w:lang w:val="en-US" w:eastAsia="en-GB"/>
+        </w:rPr>
+        <w:t xml:space="preserve"> RST</w:t>
+      </w:r>
+      <w:r>
+        <w:rPr>
+          <w:rFonts w:ascii="Courier" w:eastAsia="Times New Roman" w:hAnsi="Courier" w:cs="Courier New"/>
+          <w:lang w:val="en-US" w:eastAsia="en-GB"/>
+        </w:rPr>
+        <w:t>,</w:t>
+      </w:r>
+      <w:r>
+        <w:rPr>
+          <w:rFonts w:ascii="Courier" w:eastAsia="Times New Roman" w:hAnsi="Courier" w:cs="Courier New"/>
+          <w:lang w:val="en-US" w:eastAsia="en-GB"/>
+        </w:rPr>
+        <w:t xml:space="preserve"> TRN</w:t>
+      </w:r>
+      <w:r>
+        <w:rPr>
+          <w:rFonts w:ascii="Courier" w:eastAsia="Times New Roman" w:hAnsi="Courier" w:cs="Courier New"/>
+          <w:lang w:val="en-US" w:eastAsia="en-GB"/>
+        </w:rPr>
+        <w:t>,</w:t>
+      </w:r>
+      <w:r>
+        <w:rPr>
+          <w:rFonts w:ascii="Courier" w:eastAsia="Times New Roman" w:hAnsi="Courier" w:cs="Courier New"/>
+          <w:lang w:val="en-US" w:eastAsia="en-GB"/>
+        </w:rPr>
+        <w:t xml:space="preserve"> PART</w:t>
+      </w:r>
+      <w:r>
+        <w:rPr>
+          <w:rFonts w:ascii="Courier" w:eastAsia="Times New Roman" w:hAnsi="Courier" w:cs="Courier New"/>
+          <w:lang w:val="en-US" w:eastAsia="en-GB"/>
+        </w:rPr>
+        <w:t>,</w:t>
+      </w:r>
+      <w:r>
+        <w:rPr>
+          <w:rFonts w:ascii="Courier" w:eastAsia="Times New Roman" w:hAnsi="Courier" w:cs="Courier New"/>
+          <w:lang w:val="en-US" w:eastAsia="en-GB"/>
+        </w:rPr>
+        <w:t xml:space="preserve"> ENDF</w:t>
+      </w:r>
+      <w:r>
+        <w:rPr>
+          <w:rFonts w:ascii="Courier" w:eastAsia="Times New Roman" w:hAnsi="Courier" w:cs="Courier New"/>
+          <w:lang w:val="en-US" w:eastAsia="en-GB"/>
+        </w:rPr>
+        <w:t>,</w:t>
+      </w:r>
+      <w:r>
+        <w:rPr>
+          <w:rFonts w:ascii="Courier" w:eastAsia="Times New Roman" w:hAnsi="Courier" w:cs="Courier New"/>
+          <w:lang w:val="en-US" w:eastAsia="en-GB"/>
+        </w:rPr>
+        <w:t xml:space="preserve"> TERM</w:t>
+      </w:r>
+      <w:r>
+        <w:rPr>
+          <w:rFonts w:ascii="Courier" w:eastAsia="Times New Roman" w:hAnsi="Courier" w:cs="Courier New"/>
+          <w:lang w:val="en-US" w:eastAsia="en-GB"/>
+        </w:rPr>
+        <w:t xml:space="preserve">) </w:t>
+      </w:r>
+      <w:r>
+        <w:rPr>
+          <w:rFonts w:ascii="Times New Roman" w:eastAsia="Times New Roman" w:hAnsi="Times New Roman" w:cs="Times New Roman"/>
+          <w:lang w:val="en-US" w:eastAsia="en-GB"/>
+        </w:rPr>
+        <w:t xml:space="preserve">for each event </w:t>
+      </w:r>
+      <w:r>
+        <w:rPr>
+          <w:rFonts w:ascii="Times New Roman" w:eastAsia="Times New Roman" w:hAnsi="Times New Roman" w:cs="Times New Roman"/>
+          <w:lang w:val="en-US" w:eastAsia="en-GB"/>
+        </w:rPr>
+        <w:t>is</w:t>
+      </w:r>
+      <w:r>
+        <w:rPr>
+          <w:rFonts w:ascii="Times New Roman" w:eastAsia="Times New Roman" w:hAnsi="Times New Roman" w:cs="Times New Roman"/>
+          <w:lang w:val="en-US" w:eastAsia="en-GB"/>
+        </w:rPr>
+        <w:t xml:space="preserve"> </w:t>
+      </w:r>
+      <w:r>
+        <w:rPr>
+          <w:rFonts w:ascii="Times New Roman" w:eastAsia="Times New Roman" w:hAnsi="Times New Roman" w:cs="Times New Roman"/>
+          <w:lang w:val="en-US" w:eastAsia="en-GB"/>
+        </w:rPr>
+        <w:t>output</w:t>
+      </w:r>
+      <w:r>
+        <w:rPr>
+          <w:rFonts w:ascii="Times New Roman" w:eastAsia="Times New Roman" w:hAnsi="Times New Roman" w:cs="Times New Roman"/>
+          <w:lang w:val="en-US" w:eastAsia="en-GB"/>
+        </w:rPr>
+        <w:t xml:space="preserve"> (see </w:t>
+      </w:r>
+      <w:r>
+        <w:rPr>
+          <w:rFonts w:ascii="Times New Roman" w:eastAsia="Times New Roman" w:hAnsi="Times New Roman" w:cs="Times New Roman"/>
+          <w:lang w:val="en-US" w:eastAsia="en-GB"/>
+        </w:rPr>
+        <w:t xml:space="preserve">the </w:t>
+      </w:r>
+      <w:r>
+        <w:rPr>
+          <w:rFonts w:ascii="Times New Roman" w:eastAsia="Times New Roman" w:hAnsi="Times New Roman" w:cs="Times New Roman"/>
+          <w:lang w:val="en-US" w:eastAsia="en-GB"/>
+        </w:rPr>
+        <w:t>upper graph in Figure 3)</w:t>
+      </w:r>
+      <w:r>
+        <w:rPr>
+          <w:rFonts w:ascii="Times New Roman" w:eastAsia="Times New Roman" w:hAnsi="Times New Roman" w:cs="Times New Roman"/>
+          <w:lang w:val="en-US" w:eastAsia="en-GB"/>
+        </w:rPr>
+        <w:t xml:space="preserve">. With </w:t>
+      </w:r>
+      <w:r>
+        <w:rPr>
+          <w:rFonts w:ascii="Courier" w:eastAsia="Times New Roman" w:hAnsi="Courier" w:cs="Courier New"/>
+          <w:lang w:val="en-US" w:eastAsia="en-GB"/>
+        </w:rPr>
+        <w:t>Field</w:t>
+      </w:r>
+      <w:r>
+        <w:rPr>
+          <w:rFonts w:ascii="Courier" w:eastAsia="Times New Roman" w:hAnsi="Courier" w:cs="Courier New"/>
+          <w:lang w:val="en-US" w:eastAsia="en-GB"/>
+        </w:rPr>
+        <w:t xml:space="preserve"> </w:t>
+      </w:r>
+      <w:r>
+        <w:rPr>
+          <w:rFonts w:ascii="Times New Roman" w:eastAsia="Times New Roman" w:hAnsi="Times New Roman" w:cs="Times New Roman"/>
+          <w:lang w:val="en-US" w:eastAsia="en-GB"/>
+        </w:rPr>
+        <w:t xml:space="preserve">set to </w:t>
+      </w:r>
+      <w:r>
+        <w:rPr>
+          <w:rFonts w:ascii="Courier" w:eastAsia="Times New Roman" w:hAnsi="Courier" w:cs="Times New Roman"/>
+          <w:lang w:val="en-US" w:eastAsia="en-GB"/>
+        </w:rPr>
+        <w:t>True</w:t>
+      </w:r>
+      <w:r>
+        <w:rPr>
+          <w:rFonts w:ascii="Times New Roman" w:eastAsia="Times New Roman" w:hAnsi="Times New Roman" w:cs="Times New Roman"/>
+          <w:lang w:val="en-US" w:eastAsia="en-GB"/>
+        </w:rPr>
+        <w:t xml:space="preserve">, a graph showing the coupling field implied in the event </w:t>
+      </w:r>
+      <w:r>
+        <w:rPr>
+          <w:rFonts w:ascii="Times New Roman" w:eastAsia="Times New Roman" w:hAnsi="Times New Roman" w:cs="Times New Roman"/>
+          <w:lang w:val="en-US" w:eastAsia="en-GB"/>
+        </w:rPr>
+        <w:t>is</w:t>
+      </w:r>
+      <w:r>
+        <w:rPr>
+          <w:rFonts w:ascii="Times New Roman" w:eastAsia="Times New Roman" w:hAnsi="Times New Roman" w:cs="Times New Roman"/>
+          <w:lang w:val="en-US" w:eastAsia="en-GB"/>
+        </w:rPr>
+        <w:t xml:space="preserve"> </w:t>
+      </w:r>
+      <w:r>
+        <w:rPr>
+          <w:rFonts w:ascii="Times New Roman" w:eastAsia="Times New Roman" w:hAnsi="Times New Roman" w:cs="Times New Roman"/>
+          <w:lang w:val="en-US" w:eastAsia="en-GB"/>
+        </w:rPr>
+        <w:t>output</w:t>
+      </w:r>
+      <w:r>
+        <w:rPr>
+          <w:rFonts w:ascii="Times New Roman" w:eastAsia="Times New Roman" w:hAnsi="Times New Roman" w:cs="Times New Roman"/>
+          <w:lang w:val="en-US" w:eastAsia="en-GB"/>
+        </w:rPr>
+        <w:t xml:space="preserve"> (see </w:t>
+      </w:r>
+      <w:r>
+        <w:rPr>
+          <w:rFonts w:ascii="Times New Roman" w:eastAsia="Times New Roman" w:hAnsi="Times New Roman" w:cs="Times New Roman"/>
+          <w:lang w:val="en-US" w:eastAsia="en-GB"/>
+        </w:rPr>
+        <w:t>the middle</w:t>
+      </w:r>
+      <w:r>
+        <w:rPr>
+          <w:rFonts w:ascii="Times New Roman" w:eastAsia="Times New Roman" w:hAnsi="Times New Roman" w:cs="Times New Roman"/>
+          <w:lang w:val="en-US" w:eastAsia="en-GB"/>
+        </w:rPr>
+        <w:t xml:space="preserve"> graph in Figure 3)</w:t>
+      </w:r>
+      <w:r>
+        <w:rPr>
+          <w:rFonts w:ascii="Times New Roman" w:eastAsia="Times New Roman" w:hAnsi="Times New Roman" w:cs="Times New Roman"/>
+          <w:lang w:val="en-US" w:eastAsia="en-GB"/>
+        </w:rPr>
+        <w:t>.</w:t>
+      </w:r>
+      <w:r>
+        <w:rPr>
+          <w:rFonts w:ascii="Times New Roman" w:eastAsia="Times New Roman" w:hAnsi="Times New Roman" w:cs="Times New Roman"/>
+          <w:lang w:val="en-US" w:eastAsia="en-GB"/>
+        </w:rPr>
+        <w:t xml:space="preserve"> </w:t>
+      </w:r>
+      <w:r>
+        <w:rPr>
+          <w:rFonts w:ascii="Times New Roman" w:eastAsia="Times New Roman" w:hAnsi="Times New Roman" w:cs="Times New Roman"/>
+          <w:lang w:val="en-US" w:eastAsia="en-GB"/>
+        </w:rPr>
+        <w:t xml:space="preserve">With </w:t>
+      </w:r>
+      <w:r>
+        <w:rPr>
+          <w:rFonts w:ascii="Courier" w:eastAsia="Times New Roman" w:hAnsi="Courier" w:cs="Courier New"/>
+          <w:lang w:val="en-US" w:eastAsia="en-GB"/>
+        </w:rPr>
+        <w:t xml:space="preserve">Component </w:t>
+      </w:r>
+      <w:r>
+        <w:rPr>
+          <w:rFonts w:ascii="Times New Roman" w:eastAsia="Times New Roman" w:hAnsi="Times New Roman" w:cs="Times New Roman"/>
+          <w:lang w:val="en-US" w:eastAsia="en-GB"/>
+        </w:rPr>
+        <w:t xml:space="preserve">set to </w:t>
+      </w:r>
+      <w:r>
+        <w:rPr>
+          <w:rFonts w:ascii="Courier" w:eastAsia="Times New Roman" w:hAnsi="Courier" w:cs="Times New Roman"/>
+          <w:lang w:val="en-US" w:eastAsia="en-GB"/>
+        </w:rPr>
+        <w:t>True</w:t>
+      </w:r>
+      <w:r>
+        <w:rPr>
+          <w:rFonts w:ascii="Times New Roman" w:eastAsia="Times New Roman" w:hAnsi="Times New Roman" w:cs="Times New Roman"/>
+          <w:lang w:val="en-US" w:eastAsia="en-GB"/>
+        </w:rPr>
+        <w:t xml:space="preserve">, a graph showing the </w:t>
+      </w:r>
+      <w:r>
+        <w:rPr>
+          <w:rFonts w:ascii="Times New Roman" w:eastAsia="Times New Roman" w:hAnsi="Times New Roman" w:cs="Times New Roman"/>
+          <w:lang w:val="en-US" w:eastAsia="en-GB"/>
+        </w:rPr>
+        <w:t xml:space="preserve">other </w:t>
+      </w:r>
+      <w:r>
+        <w:rPr>
+          <w:rFonts w:ascii="Times New Roman" w:eastAsia="Times New Roman" w:hAnsi="Times New Roman" w:cs="Times New Roman"/>
+          <w:lang w:val="en-US" w:eastAsia="en-GB"/>
+        </w:rPr>
+        <w:t>component</w:t>
+      </w:r>
+      <w:r>
+        <w:rPr>
+          <w:rFonts w:ascii="Times New Roman" w:eastAsia="Times New Roman" w:hAnsi="Times New Roman" w:cs="Times New Roman"/>
+          <w:lang w:val="en-US" w:eastAsia="en-GB"/>
+        </w:rPr>
+        <w:t xml:space="preserve"> </w:t>
+      </w:r>
+      <w:r>
+        <w:rPr>
+          <w:rFonts w:ascii="Times New Roman" w:eastAsia="Times New Roman" w:hAnsi="Times New Roman" w:cs="Times New Roman"/>
+          <w:lang w:val="en-US" w:eastAsia="en-GB"/>
+        </w:rPr>
+        <w:t>implied</w:t>
+      </w:r>
+      <w:r>
+        <w:rPr>
+          <w:rFonts w:ascii="Times New Roman" w:eastAsia="Times New Roman" w:hAnsi="Times New Roman" w:cs="Times New Roman"/>
+          <w:lang w:val="en-US" w:eastAsia="en-GB"/>
+        </w:rPr>
+        <w:t xml:space="preserve"> the event </w:t>
+      </w:r>
+      <w:r>
+        <w:rPr>
+          <w:rFonts w:ascii="Times New Roman" w:eastAsia="Times New Roman" w:hAnsi="Times New Roman" w:cs="Times New Roman"/>
+          <w:lang w:val="en-US" w:eastAsia="en-GB"/>
+        </w:rPr>
+        <w:t>is</w:t>
+      </w:r>
+      <w:r>
+        <w:rPr>
+          <w:rFonts w:ascii="Times New Roman" w:eastAsia="Times New Roman" w:hAnsi="Times New Roman" w:cs="Times New Roman"/>
+          <w:lang w:val="en-US" w:eastAsia="en-GB"/>
+        </w:rPr>
+        <w:t xml:space="preserve"> </w:t>
+      </w:r>
+      <w:r>
+        <w:rPr>
+          <w:rFonts w:ascii="Times New Roman" w:eastAsia="Times New Roman" w:hAnsi="Times New Roman" w:cs="Times New Roman"/>
+          <w:lang w:val="en-US" w:eastAsia="en-GB"/>
+        </w:rPr>
+        <w:t>output</w:t>
+      </w:r>
+      <w:r>
+        <w:rPr>
+          <w:rFonts w:ascii="Times New Roman" w:eastAsia="Times New Roman" w:hAnsi="Times New Roman" w:cs="Times New Roman"/>
+          <w:lang w:val="en-US" w:eastAsia="en-GB"/>
+        </w:rPr>
+        <w:t xml:space="preserve"> (see </w:t>
+      </w:r>
+      <w:r>
+        <w:rPr>
+          <w:rFonts w:ascii="Times New Roman" w:eastAsia="Times New Roman" w:hAnsi="Times New Roman" w:cs="Times New Roman"/>
+          <w:lang w:val="en-US" w:eastAsia="en-GB"/>
+        </w:rPr>
+        <w:t xml:space="preserve">the </w:t>
+      </w:r>
+      <w:r>
+        <w:rPr>
+          <w:rFonts w:ascii="Times New Roman" w:eastAsia="Times New Roman" w:hAnsi="Times New Roman" w:cs="Times New Roman"/>
+          <w:lang w:val="en-US" w:eastAsia="en-GB"/>
+        </w:rPr>
+        <w:t>lower</w:t>
+      </w:r>
+      <w:r>
+        <w:rPr>
+          <w:rFonts w:ascii="Times New Roman" w:eastAsia="Times New Roman" w:hAnsi="Times New Roman" w:cs="Times New Roman"/>
+          <w:lang w:val="en-US" w:eastAsia="en-GB"/>
+        </w:rPr>
+        <w:t xml:space="preserve"> graph in Figure 3)</w:t>
+      </w:r>
+      <w:r>
+        <w:rPr>
+          <w:rFonts w:ascii="Times New Roman" w:eastAsia="Times New Roman" w:hAnsi="Times New Roman" w:cs="Times New Roman"/>
+          <w:lang w:val="en-US" w:eastAsia="en-GB"/>
+        </w:rPr>
+        <w:t>.</w:t>
+      </w:r>
+    </w:p>
+    <w:p>
+      <w:pPr>
+        <w:pStyle w:val="ListParagraph"/>
+        <w:numPr>
+          <w:ilvl w:val="1"/>
+          <w:numId w:val="40"/>
+        </w:numPr>
+        <w:spacing w:before="144" w:after="60"/>
+        <w:outlineLvl w:val="2"/>
+        <w:rPr>
+          <w:rFonts w:ascii="Times New Roman" w:eastAsia="Times New Roman" w:hAnsi="Times New Roman" w:cs="Times New Roman"/>
+          <w:lang w:val="en-US" w:eastAsia="en-GB"/>
+        </w:rPr>
+      </w:pPr>
+      <w:bookmarkStart w:id="13" w:name="_Toc88067655"/>
+      <w:bookmarkStart w:id="14" w:name="_Toc88068841"/>
+      <w:proofErr w:type="spellStart"/>
+      <w:r>
+        <w:rPr>
+          <w:rFonts w:ascii="Times New Roman" w:eastAsia="Times New Roman" w:hAnsi="Times New Roman" w:cs="Times New Roman"/>
+          <w:lang w:val="en-US" w:eastAsia="en-GB"/>
+        </w:rPr>
+        <w:t>TimeRange</w:t>
+      </w:r>
+      <w:bookmarkEnd w:id="13"/>
+      <w:bookmarkEnd w:id="14"/>
+      <w:proofErr w:type="spellEnd"/>
+    </w:p>
+    <w:p>
+      <w:pPr>
+        <w:rPr>
+          <w:rFonts w:ascii="Times New Roman" w:eastAsia="Times New Roman" w:hAnsi="Times New Roman" w:cs="Times New Roman"/>
+          <w:lang w:val="en-US" w:eastAsia="en-GB"/>
+        </w:rPr>
+      </w:pPr>
+      <w:r>
+        <w:rPr>
+          <w:rFonts w:ascii="Times New Roman" w:eastAsia="Times New Roman" w:hAnsi="Times New Roman" w:cs="Times New Roman"/>
+          <w:lang w:val="en-US" w:eastAsia="en-GB"/>
+        </w:rPr>
+        <w:t>To reduce the timeline along the x-axis (time), a fraction (</w:t>
+      </w:r>
+      <w:proofErr w:type="spellStart"/>
+      <w:r>
+        <w:rPr>
+          <w:rFonts w:ascii="Courier" w:eastAsia="Times New Roman" w:hAnsi="Courier" w:cs="Courier New"/>
+          <w:lang w:val="en-US" w:eastAsia="en-GB"/>
+        </w:rPr>
+        <w:t>minFrac</w:t>
+      </w:r>
+      <w:proofErr w:type="spellEnd"/>
+      <w:r>
+        <w:rPr>
+          <w:rFonts w:ascii="Courier" w:eastAsia="Times New Roman" w:hAnsi="Courier" w:cs="Courier New"/>
+          <w:lang w:val="en-US" w:eastAsia="en-GB"/>
+        </w:rPr>
+        <w:t>/</w:t>
+      </w:r>
+      <w:proofErr w:type="spellStart"/>
+      <w:proofErr w:type="gramStart"/>
+      <w:r>
+        <w:rPr>
+          <w:rFonts w:ascii="Courier" w:eastAsia="Times New Roman" w:hAnsi="Courier" w:cs="Courier New"/>
+          <w:lang w:val="en-US" w:eastAsia="en-GB"/>
+        </w:rPr>
+        <w:t>maxFrac</w:t>
+      </w:r>
+      <w:proofErr w:type="spellEnd"/>
+      <w:r>
+        <w:rPr>
+          <w:rFonts w:ascii="Times New Roman" w:eastAsia="Times New Roman" w:hAnsi="Times New Roman" w:cs="Times New Roman"/>
+          <w:lang w:val="en-US" w:eastAsia="en-GB"/>
+        </w:rPr>
+        <w:t xml:space="preserve"> )</w:t>
+      </w:r>
+      <w:proofErr w:type="gramEnd"/>
+      <w:r>
+        <w:rPr>
+          <w:rFonts w:ascii="Times New Roman" w:eastAsia="Times New Roman" w:hAnsi="Times New Roman" w:cs="Times New Roman"/>
+          <w:lang w:val="en-US" w:eastAsia="en-GB"/>
+        </w:rPr>
+        <w:t xml:space="preserve"> or a time window in second (</w:t>
+      </w:r>
+      <w:proofErr w:type="spellStart"/>
+      <w:r>
+        <w:rPr>
+          <w:rFonts w:ascii="Courier" w:eastAsia="Times New Roman" w:hAnsi="Courier" w:cs="Courier New"/>
+          <w:lang w:val="en-US" w:eastAsia="en-GB"/>
+        </w:rPr>
+        <w:t>minTime,maxTime</w:t>
+      </w:r>
+      <w:proofErr w:type="spellEnd"/>
+      <w:r>
+        <w:rPr>
+          <w:rFonts w:ascii="Times New Roman" w:eastAsia="Times New Roman" w:hAnsi="Times New Roman" w:cs="Times New Roman"/>
+          <w:lang w:val="en-US" w:eastAsia="en-GB"/>
+        </w:rPr>
+        <w:t xml:space="preserve"> ) of the full timeline can be defined. If both fractions and time bounds are prescribed, only fractions are taken into account.</w:t>
+      </w:r>
+    </w:p>
+    <w:p>
+      <w:pPr>
+        <w:pStyle w:val="ListParagraph"/>
+        <w:numPr>
+          <w:ilvl w:val="1"/>
+          <w:numId w:val="40"/>
+        </w:numPr>
+        <w:spacing w:before="144" w:after="60"/>
+        <w:outlineLvl w:val="2"/>
+        <w:rPr>
+          <w:rFonts w:ascii="Times New Roman" w:eastAsia="Times New Roman" w:hAnsi="Times New Roman" w:cs="Times New Roman"/>
+          <w:lang w:val="en-US" w:eastAsia="en-GB"/>
+        </w:rPr>
+      </w:pPr>
+      <w:bookmarkStart w:id="15" w:name="_Toc88067656"/>
+      <w:bookmarkStart w:id="16" w:name="_Toc88068842"/>
+      <w:r>
+        <w:rPr>
+          <w:rFonts w:ascii="Times New Roman" w:eastAsia="Times New Roman" w:hAnsi="Times New Roman" w:cs="Times New Roman"/>
+          <w:lang w:val="en-US" w:eastAsia="en-GB"/>
+        </w:rPr>
+        <w:t>Rendering</w:t>
+      </w:r>
+      <w:bookmarkEnd w:id="15"/>
+      <w:bookmarkEnd w:id="16"/>
+    </w:p>
+    <w:p>
+      <w:pPr>
+        <w:spacing w:before="144" w:after="60"/>
+        <w:outlineLvl w:val="2"/>
+        <w:rPr>
+          <w:rFonts w:ascii="Times New Roman" w:eastAsia="Times New Roman" w:hAnsi="Times New Roman" w:cs="Times New Roman"/>
+          <w:lang w:val="en-GB" w:eastAsia="en-GB"/>
+        </w:rPr>
+      </w:pPr>
+      <w:bookmarkStart w:id="17" w:name="_Toc88067657"/>
+      <w:bookmarkStart w:id="18" w:name="_Toc88068843"/>
+      <w:r>
+        <w:rPr>
+          <w:rFonts w:ascii="Times New Roman" w:eastAsia="Times New Roman" w:hAnsi="Times New Roman" w:cs="Times New Roman"/>
+          <w:lang w:val="en-US" w:eastAsia="en-GB"/>
+        </w:rPr>
+        <w:t>T</w:t>
+      </w:r>
+      <w:r>
+        <w:rPr>
+          <w:rFonts w:ascii="Times New Roman" w:eastAsia="Times New Roman" w:hAnsi="Times New Roman" w:cs="Times New Roman"/>
+          <w:lang w:val="en-GB" w:eastAsia="en-GB"/>
+        </w:rPr>
+        <w:t>o visuali</w:t>
+      </w:r>
+      <w:r>
+        <w:rPr>
+          <w:rFonts w:ascii="Times New Roman" w:eastAsia="Times New Roman" w:hAnsi="Times New Roman" w:cs="Times New Roman"/>
+          <w:lang w:val="en-GB" w:eastAsia="en-GB"/>
+        </w:rPr>
+        <w:t>s</w:t>
+      </w:r>
+      <w:r>
+        <w:rPr>
+          <w:rFonts w:ascii="Times New Roman" w:eastAsia="Times New Roman" w:hAnsi="Times New Roman" w:cs="Times New Roman"/>
+          <w:lang w:val="en-GB" w:eastAsia="en-GB"/>
+        </w:rPr>
+        <w:t xml:space="preserve">e the timeline through the matplotlib GUI visualisation tool, the </w:t>
+      </w:r>
+      <w:r>
+        <w:rPr>
+          <w:rFonts w:ascii="Courier" w:eastAsia="Times New Roman" w:hAnsi="Courier" w:cs="Courier New"/>
+          <w:lang w:val="en-US" w:eastAsia="en-GB"/>
+        </w:rPr>
+        <w:t>Display</w:t>
+      </w:r>
+      <w:r>
+        <w:rPr>
+          <w:rFonts w:ascii="Times New Roman" w:eastAsia="Times New Roman" w:hAnsi="Times New Roman" w:cs="Times New Roman"/>
+          <w:lang w:val="en-GB" w:eastAsia="en-GB"/>
+        </w:rPr>
+        <w:t xml:space="preserve"> sub-object must be set to true. In case of saving the graphics in a file, the </w:t>
+      </w:r>
+      <w:r>
+        <w:rPr>
+          <w:rFonts w:ascii="Courier" w:eastAsia="Times New Roman" w:hAnsi="Courier" w:cs="Courier New"/>
+          <w:lang w:val="en-US" w:eastAsia="en-GB"/>
+        </w:rPr>
+        <w:t>File</w:t>
+      </w:r>
+      <w:r>
+        <w:rPr>
+          <w:rFonts w:ascii="Times New Roman" w:eastAsia="Times New Roman" w:hAnsi="Times New Roman" w:cs="Times New Roman"/>
+          <w:lang w:val="en-GB" w:eastAsia="en-GB"/>
+        </w:rPr>
+        <w:t xml:space="preserve"> sub-object must be set to the name of the output file</w:t>
+      </w:r>
+      <w:r>
+        <w:rPr>
+          <w:rFonts w:ascii="Times New Roman" w:eastAsia="Times New Roman" w:hAnsi="Times New Roman" w:cs="Times New Roman"/>
+          <w:lang w:val="en-GB" w:eastAsia="en-GB"/>
+        </w:rPr>
+        <w:t>; e</w:t>
+      </w:r>
+      <w:r>
+        <w:rPr>
+          <w:rFonts w:ascii="Times New Roman" w:eastAsia="Times New Roman" w:hAnsi="Times New Roman" w:cs="Times New Roman"/>
+          <w:lang w:val="en-GB" w:eastAsia="en-GB"/>
+        </w:rPr>
+        <w:t xml:space="preserve">xtension in the name defines the file format. Joint visualisation </w:t>
+      </w:r>
+      <w:r>
+        <w:rPr>
+          <w:rFonts w:ascii="Times New Roman" w:eastAsia="Times New Roman" w:hAnsi="Times New Roman" w:cs="Times New Roman"/>
+          <w:lang w:val="en-GB" w:eastAsia="en-GB"/>
+        </w:rPr>
+        <w:t>on the</w:t>
+      </w:r>
+      <w:r>
+        <w:rPr>
+          <w:rFonts w:ascii="Times New Roman" w:eastAsia="Times New Roman" w:hAnsi="Times New Roman" w:cs="Times New Roman"/>
+          <w:lang w:val="en-GB" w:eastAsia="en-GB"/>
+        </w:rPr>
+        <w:t xml:space="preserve"> screen and </w:t>
+      </w:r>
+      <w:r>
+        <w:rPr>
+          <w:rFonts w:ascii="Times New Roman" w:eastAsia="Times New Roman" w:hAnsi="Times New Roman" w:cs="Times New Roman"/>
+          <w:lang w:val="en-GB" w:eastAsia="en-GB"/>
+        </w:rPr>
+        <w:t>saving</w:t>
+      </w:r>
+      <w:r>
+        <w:rPr>
+          <w:rFonts w:ascii="Times New Roman" w:eastAsia="Times New Roman" w:hAnsi="Times New Roman" w:cs="Times New Roman"/>
+          <w:lang w:val="en-GB" w:eastAsia="en-GB"/>
+        </w:rPr>
+        <w:t xml:space="preserve"> </w:t>
+      </w:r>
+      <w:r>
+        <w:rPr>
+          <w:rFonts w:ascii="Times New Roman" w:eastAsia="Times New Roman" w:hAnsi="Times New Roman" w:cs="Times New Roman"/>
+          <w:lang w:val="en-GB" w:eastAsia="en-GB"/>
+        </w:rPr>
+        <w:t>i</w:t>
+      </w:r>
+      <w:r>
+        <w:rPr>
+          <w:rFonts w:ascii="Times New Roman" w:eastAsia="Times New Roman" w:hAnsi="Times New Roman" w:cs="Times New Roman"/>
+          <w:lang w:val="en-GB" w:eastAsia="en-GB"/>
+        </w:rPr>
+        <w:t>n file is possible. As an option, boundaries of the event rectangles can be plotted</w:t>
+      </w:r>
+      <w:r>
+        <w:rPr>
+          <w:rFonts w:ascii="Times New Roman" w:eastAsia="Times New Roman" w:hAnsi="Times New Roman" w:cs="Times New Roman"/>
+          <w:lang w:val="en-GB" w:eastAsia="en-GB"/>
+        </w:rPr>
+        <w:t>; t</w:t>
+      </w:r>
+      <w:r>
+        <w:rPr>
+          <w:rFonts w:ascii="Times New Roman" w:eastAsia="Times New Roman" w:hAnsi="Times New Roman" w:cs="Times New Roman"/>
+          <w:lang w:val="en-GB" w:eastAsia="en-GB"/>
+        </w:rPr>
+        <w:t>his option (</w:t>
+      </w:r>
+      <w:proofErr w:type="spellStart"/>
+      <w:r>
+        <w:rPr>
+          <w:rFonts w:ascii="Courier" w:eastAsia="Times New Roman" w:hAnsi="Courier" w:cs="Courier New"/>
+          <w:lang w:val="en-US" w:eastAsia="en-GB"/>
+        </w:rPr>
+        <w:t>EventsBounds</w:t>
+      </w:r>
+      <w:proofErr w:type="spellEnd"/>
+      <w:r>
+        <w:rPr>
+          <w:rFonts w:ascii="Times New Roman" w:eastAsia="Times New Roman" w:hAnsi="Times New Roman" w:cs="Times New Roman"/>
+          <w:lang w:val="en-GB" w:eastAsia="en-GB"/>
+        </w:rPr>
+        <w:t xml:space="preserve"> sub-object) can clarify the event sequence when several events </w:t>
+      </w:r>
+      <w:r>
+        <w:rPr>
+          <w:rFonts w:ascii="Times New Roman" w:eastAsia="Times New Roman" w:hAnsi="Times New Roman" w:cs="Times New Roman"/>
+          <w:lang w:val="en-GB" w:eastAsia="en-GB"/>
+        </w:rPr>
+        <w:t>with</w:t>
+      </w:r>
+      <w:r>
+        <w:rPr>
+          <w:rFonts w:ascii="Times New Roman" w:eastAsia="Times New Roman" w:hAnsi="Times New Roman" w:cs="Times New Roman"/>
+          <w:lang w:val="en-GB" w:eastAsia="en-GB"/>
+        </w:rPr>
+        <w:t xml:space="preserve"> same </w:t>
+      </w:r>
+      <w:r>
+        <w:rPr>
+          <w:rFonts w:ascii="Courier" w:eastAsia="Times New Roman" w:hAnsi="Courier" w:cs="Courier New"/>
+          <w:lang w:val="en-US" w:eastAsia="en-GB"/>
+        </w:rPr>
+        <w:t>K</w:t>
+      </w:r>
+      <w:r>
+        <w:rPr>
+          <w:rFonts w:ascii="Courier" w:eastAsia="Times New Roman" w:hAnsi="Courier" w:cs="Courier New"/>
+          <w:lang w:val="en-US" w:eastAsia="en-GB"/>
+        </w:rPr>
+        <w:t>ind/</w:t>
+      </w:r>
+      <w:r>
+        <w:rPr>
+          <w:rFonts w:ascii="Courier" w:eastAsia="Times New Roman" w:hAnsi="Courier" w:cs="Courier New"/>
+          <w:lang w:val="en-US" w:eastAsia="en-GB"/>
+        </w:rPr>
+        <w:t>F</w:t>
+      </w:r>
+      <w:r>
+        <w:rPr>
+          <w:rFonts w:ascii="Courier" w:eastAsia="Times New Roman" w:hAnsi="Courier" w:cs="Courier New"/>
+          <w:lang w:val="en-US" w:eastAsia="en-GB"/>
+        </w:rPr>
+        <w:t>ield/</w:t>
+      </w:r>
+      <w:r>
+        <w:rPr>
+          <w:rFonts w:ascii="Courier" w:eastAsia="Times New Roman" w:hAnsi="Courier" w:cs="Courier New"/>
+          <w:lang w:val="en-US" w:eastAsia="en-GB"/>
+        </w:rPr>
+        <w:t>C</w:t>
+      </w:r>
+      <w:r>
+        <w:rPr>
+          <w:rFonts w:ascii="Courier" w:eastAsia="Times New Roman" w:hAnsi="Courier" w:cs="Courier New"/>
+          <w:lang w:val="en-US" w:eastAsia="en-GB"/>
+        </w:rPr>
+        <w:t>omponent</w:t>
+      </w:r>
+      <w:r>
+        <w:rPr>
+          <w:rFonts w:ascii="Times New Roman" w:eastAsia="Times New Roman" w:hAnsi="Times New Roman" w:cs="Times New Roman"/>
+          <w:lang w:val="en-GB" w:eastAsia="en-GB"/>
+        </w:rPr>
+        <w:t xml:space="preserve"> follow one another. The </w:t>
+      </w:r>
+      <w:r>
+        <w:rPr>
+          <w:rFonts w:ascii="Courier" w:eastAsia="Times New Roman" w:hAnsi="Courier" w:cs="Courier New"/>
+          <w:lang w:val="en-US" w:eastAsia="en-GB"/>
+        </w:rPr>
+        <w:t>Palette</w:t>
+      </w:r>
+      <w:r>
+        <w:rPr>
+          <w:rFonts w:ascii="Times New Roman" w:eastAsia="Times New Roman" w:hAnsi="Times New Roman" w:cs="Times New Roman"/>
+          <w:lang w:val="en-GB" w:eastAsia="en-GB"/>
+        </w:rPr>
+        <w:t xml:space="preserve"> option allows to choose among the </w:t>
+      </w:r>
+      <w:r>
+        <w:rPr>
+          <w:rFonts w:ascii="Courier" w:eastAsia="Times New Roman" w:hAnsi="Courier" w:cs="Times New Roman"/>
+          <w:lang w:val="en-GB" w:eastAsia="en-GB"/>
+        </w:rPr>
+        <w:t>matplotlib</w:t>
+      </w:r>
+      <w:r>
+        <w:rPr>
+          <w:rFonts w:ascii="Times New Roman" w:eastAsia="Times New Roman" w:hAnsi="Times New Roman" w:cs="Times New Roman"/>
+          <w:lang w:val="en-GB" w:eastAsia="en-GB"/>
+        </w:rPr>
+        <w:t xml:space="preserve"> built-in colormaps.</w:t>
+      </w:r>
+      <w:bookmarkEnd w:id="17"/>
+      <w:bookmarkEnd w:id="18"/>
+    </w:p>
+    <w:p>
+      <w:pPr>
+        <w:pStyle w:val="ListParagraph"/>
+        <w:numPr>
+          <w:ilvl w:val="1"/>
+          <w:numId w:val="40"/>
+        </w:numPr>
+        <w:spacing w:before="144" w:after="60"/>
+        <w:outlineLvl w:val="2"/>
+        <w:rPr>
+          <w:rFonts w:ascii="Times New Roman" w:eastAsia="Times New Roman" w:hAnsi="Times New Roman" w:cs="Times New Roman"/>
+          <w:lang w:val="en-US" w:eastAsia="en-GB"/>
+        </w:rPr>
+      </w:pPr>
+      <w:bookmarkStart w:id="19" w:name="_Toc88067658"/>
+      <w:bookmarkStart w:id="20" w:name="_Toc88068844"/>
+      <w:r>
+        <w:rPr>
+          <w:rFonts w:ascii="Times New Roman" w:eastAsia="Times New Roman" w:hAnsi="Times New Roman" w:cs="Times New Roman"/>
+          <w:lang w:val="en-US" w:eastAsia="en-GB"/>
+        </w:rPr>
+        <w:t>Fields</w:t>
+      </w:r>
+      <w:bookmarkEnd w:id="19"/>
+      <w:bookmarkEnd w:id="20"/>
+    </w:p>
+    <w:p>
+      <w:pPr>
+        <w:rPr>
+          <w:rFonts w:ascii="Times New Roman" w:eastAsia="Times New Roman" w:hAnsi="Times New Roman" w:cs="Times New Roman"/>
+          <w:lang w:val="en-US" w:eastAsia="en-GB"/>
+        </w:rPr>
+      </w:pPr>
+      <w:r>
+        <w:rPr>
+          <w:rFonts w:ascii="Times New Roman" w:eastAsia="Times New Roman" w:hAnsi="Times New Roman" w:cs="Times New Roman"/>
+          <w:lang w:val="en-US" w:eastAsia="en-GB"/>
+        </w:rPr>
+        <w:t>Coupling field</w:t>
+      </w:r>
+      <w:r>
+        <w:rPr>
+          <w:rFonts w:ascii="Times New Roman" w:eastAsia="Times New Roman" w:hAnsi="Times New Roman" w:cs="Times New Roman"/>
+          <w:lang w:val="en-US" w:eastAsia="en-GB"/>
+        </w:rPr>
+        <w:t>s</w:t>
+      </w:r>
+      <w:r>
+        <w:rPr>
+          <w:rFonts w:ascii="Times New Roman" w:eastAsia="Times New Roman" w:hAnsi="Times New Roman" w:cs="Times New Roman"/>
+          <w:lang w:val="en-US" w:eastAsia="en-GB"/>
+        </w:rPr>
+        <w:t xml:space="preserve"> are identified in OASIS</w:t>
+      </w:r>
+      <w:r>
+        <w:rPr>
+          <w:rFonts w:ascii="Times New Roman" w:eastAsia="Times New Roman" w:hAnsi="Times New Roman" w:cs="Times New Roman"/>
+          <w:lang w:val="en-US" w:eastAsia="en-GB"/>
+        </w:rPr>
+        <w:t>3-MCT</w:t>
+      </w:r>
+      <w:r>
+        <w:rPr>
+          <w:rFonts w:ascii="Times New Roman" w:eastAsia="Times New Roman" w:hAnsi="Times New Roman" w:cs="Times New Roman"/>
+          <w:lang w:val="en-US" w:eastAsia="en-GB"/>
+        </w:rPr>
+        <w:t xml:space="preserve"> by numerical or alphanumerical IDs. For a </w:t>
+      </w:r>
+      <w:r>
+        <w:rPr>
+          <w:rFonts w:ascii="Times New Roman" w:eastAsia="Times New Roman" w:hAnsi="Times New Roman" w:cs="Times New Roman"/>
+          <w:lang w:val="en-US" w:eastAsia="en-GB"/>
+        </w:rPr>
+        <w:t>non-ambiguous</w:t>
+      </w:r>
+      <w:r>
+        <w:rPr>
+          <w:rFonts w:ascii="Times New Roman" w:eastAsia="Times New Roman" w:hAnsi="Times New Roman" w:cs="Times New Roman"/>
+          <w:lang w:val="en-US" w:eastAsia="en-GB"/>
+        </w:rPr>
+        <w:t xml:space="preserve"> naming, it is required to explicitly provide </w:t>
+      </w:r>
+      <w:r>
+        <w:rPr>
+          <w:rFonts w:ascii="Times New Roman" w:eastAsia="Times New Roman" w:hAnsi="Times New Roman" w:cs="Times New Roman"/>
+          <w:lang w:val="en-US" w:eastAsia="en-GB"/>
+        </w:rPr>
+        <w:t>a</w:t>
+      </w:r>
+      <w:r>
+        <w:rPr>
+          <w:rFonts w:ascii="Times New Roman" w:eastAsia="Times New Roman" w:hAnsi="Times New Roman" w:cs="Times New Roman"/>
+          <w:lang w:val="en-US" w:eastAsia="en-GB"/>
+        </w:rPr>
+        <w:t xml:space="preserve"> name</w:t>
+      </w:r>
+      <w:r>
+        <w:rPr>
+          <w:rFonts w:ascii="Times New Roman" w:eastAsia="Times New Roman" w:hAnsi="Times New Roman" w:cs="Times New Roman"/>
+          <w:lang w:val="en-US" w:eastAsia="en-GB"/>
+        </w:rPr>
+        <w:t xml:space="preserve"> for each coupling field</w:t>
+      </w:r>
+      <w:r>
+        <w:rPr>
+          <w:rFonts w:ascii="Times New Roman" w:eastAsia="Times New Roman" w:hAnsi="Times New Roman" w:cs="Times New Roman"/>
+          <w:lang w:val="en-US" w:eastAsia="en-GB"/>
+        </w:rPr>
+        <w:t xml:space="preserve"> in this object. Fields must be named following the </w:t>
+      </w:r>
+      <w:proofErr w:type="spellStart"/>
+      <w:r>
+        <w:rPr>
+          <w:rFonts w:ascii="Times New Roman" w:eastAsia="Times New Roman" w:hAnsi="Times New Roman" w:cs="Times New Roman"/>
+          <w:i/>
+          <w:iCs/>
+          <w:lang w:val="en-US" w:eastAsia="en-GB"/>
+        </w:rPr>
+        <w:t>namcouple</w:t>
+      </w:r>
+      <w:proofErr w:type="spellEnd"/>
+      <w:r>
+        <w:rPr>
+          <w:rFonts w:ascii="Times New Roman" w:eastAsia="Times New Roman" w:hAnsi="Times New Roman" w:cs="Times New Roman"/>
+          <w:lang w:val="en-US" w:eastAsia="en-GB"/>
+        </w:rPr>
+        <w:t xml:space="preserve"> sequence.</w:t>
+      </w:r>
+    </w:p>
+    <w:p>
+      <w:pPr>
+        <w:pStyle w:val="ListParagraph"/>
+        <w:numPr>
+          <w:ilvl w:val="0"/>
+          <w:numId w:val="40"/>
+        </w:numPr>
+        <w:spacing w:before="144" w:after="60"/>
+        <w:outlineLvl w:val="2"/>
+        <w:rPr>
+          <w:rFonts w:ascii="Times New Roman" w:eastAsia="Times New Roman" w:hAnsi="Times New Roman" w:cs="Times New Roman"/>
+          <w:lang w:val="en-US" w:eastAsia="en-GB"/>
+        </w:rPr>
+      </w:pPr>
+      <w:bookmarkStart w:id="21" w:name="__RefHeading__2006_309434691"/>
+      <w:bookmarkStart w:id="22" w:name="__RefHeading__2008_309434691"/>
+      <w:bookmarkStart w:id="23" w:name="__RefHeading__2010_309434691"/>
+      <w:bookmarkStart w:id="24" w:name="_Toc88068845"/>
+      <w:bookmarkEnd w:id="21"/>
+      <w:bookmarkEnd w:id="22"/>
+      <w:bookmarkEnd w:id="23"/>
+      <w:r>
+        <w:rPr>
+          <w:rFonts w:ascii="Times New Roman" w:eastAsia="Times New Roman" w:hAnsi="Times New Roman" w:cs="Times New Roman"/>
+          <w:lang w:val="en-US" w:eastAsia="en-GB"/>
+        </w:rPr>
+        <w:t>Graphical output</w:t>
+      </w:r>
+      <w:bookmarkEnd w:id="24"/>
+    </w:p>
+    <w:p>
+      <w:pPr>
+        <w:pStyle w:val="NormalWeb"/>
+        <w:spacing w:before="240" w:beforeAutospacing="0" w:after="0" w:afterAutospacing="0"/>
+        <w:rPr>
+          <w:lang w:val="en-GB" w:eastAsia="en-GB"/>
+        </w:rPr>
+      </w:pPr>
+      <w:r>
+        <w:rPr>
+          <w:lang w:val="en-GB" w:eastAsia="en-GB"/>
+        </w:rPr>
+        <w:t xml:space="preserve">When </w:t>
+      </w:r>
+      <w:r>
+        <w:rPr>
+          <w:lang w:val="en-GB" w:eastAsia="en-GB"/>
+        </w:rPr>
+        <w:t xml:space="preserve">the </w:t>
+      </w:r>
+      <w:r>
+        <w:rPr>
+          <w:rFonts w:ascii="Courier" w:hAnsi="Courier" w:cs="Courier New"/>
+          <w:lang w:val="en-GB" w:eastAsia="en-GB"/>
+        </w:rPr>
+        <w:t>File</w:t>
+      </w:r>
+      <w:r>
+        <w:rPr>
+          <w:lang w:val="en-GB" w:eastAsia="en-GB"/>
+        </w:rPr>
+        <w:t xml:space="preserve"> sub-object </w:t>
+      </w:r>
+      <w:r>
+        <w:rPr>
+          <w:lang w:val="en-GB" w:eastAsia="en-GB"/>
+        </w:rPr>
+        <w:t xml:space="preserve">of </w:t>
+      </w:r>
+      <w:r>
+        <w:rPr>
+          <w:rFonts w:ascii="Courier" w:hAnsi="Courier" w:cs="Courier New"/>
+          <w:lang w:val="en-GB" w:eastAsia="en-GB"/>
+        </w:rPr>
+        <w:t>Rendering</w:t>
+      </w:r>
+      <w:r>
+        <w:rPr>
+          <w:lang w:val="en-GB" w:eastAsia="en-GB"/>
+        </w:rPr>
+        <w:t xml:space="preserve"> in the </w:t>
+      </w:r>
+      <w:r>
+        <w:rPr>
+          <w:rFonts w:ascii="Courier" w:hAnsi="Courier" w:cs="Courier New"/>
+          <w:lang w:val="en-GB" w:eastAsia="en-GB"/>
+        </w:rPr>
+        <w:t>json</w:t>
+      </w:r>
+      <w:r>
+        <w:rPr>
+          <w:rFonts w:ascii="Courier" w:hAnsi="Courier" w:cs="Courier New"/>
+          <w:lang w:val="en-GB"/>
+        </w:rPr>
+        <w:t>/</w:t>
+      </w:r>
+      <w:proofErr w:type="spellStart"/>
+      <w:r>
+        <w:rPr>
+          <w:rFonts w:ascii="Courier" w:hAnsi="Courier" w:cs="Courier New"/>
+          <w:lang w:val="en-GB"/>
+        </w:rPr>
+        <w:t>y</w:t>
+      </w:r>
+      <w:r>
+        <w:rPr>
+          <w:rFonts w:ascii="Courier" w:hAnsi="Courier" w:cs="Courier New"/>
+          <w:lang w:val="en-GB"/>
+        </w:rPr>
+        <w:t>aml</w:t>
+      </w:r>
+      <w:proofErr w:type="spellEnd"/>
+      <w:r>
+        <w:rPr>
+          <w:lang w:val="en-GB"/>
+        </w:rPr>
+        <w:t xml:space="preserve"> </w:t>
+      </w:r>
+      <w:r>
+        <w:rPr>
+          <w:lang w:val="en-GB"/>
+        </w:rPr>
+        <w:t xml:space="preserve">file is </w:t>
+      </w:r>
+      <w:r>
+        <w:rPr>
+          <w:lang w:val="en-GB" w:eastAsia="en-GB"/>
+        </w:rPr>
+        <w:t xml:space="preserve">set to the name of </w:t>
+      </w:r>
+      <w:r>
+        <w:rPr>
+          <w:lang w:val="en-GB" w:eastAsia="en-GB"/>
+        </w:rPr>
+        <w:t>an</w:t>
+      </w:r>
+      <w:r>
+        <w:rPr>
+          <w:lang w:val="en-GB" w:eastAsia="en-GB"/>
+        </w:rPr>
+        <w:t xml:space="preserve"> output fil</w:t>
+      </w:r>
+      <w:r>
+        <w:rPr>
+          <w:lang w:val="en-GB" w:eastAsia="en-GB"/>
+        </w:rPr>
+        <w:t>e, the plots are saved in this file</w:t>
+      </w:r>
+      <w:r>
+        <w:rPr>
+          <w:lang w:val="en-GB" w:eastAsia="en-GB"/>
+        </w:rPr>
+        <w:t>.</w:t>
+      </w:r>
+      <w:r>
+        <w:rPr>
+          <w:lang w:val="en-GB" w:eastAsia="en-GB"/>
+        </w:rPr>
+        <w:t xml:space="preserve"> If </w:t>
+      </w:r>
+      <w:r>
+        <w:rPr>
+          <w:lang w:val="en-GB" w:eastAsia="en-GB"/>
+        </w:rPr>
+        <w:t xml:space="preserve">the </w:t>
+      </w:r>
+      <w:r>
+        <w:rPr>
+          <w:rFonts w:ascii="Courier" w:hAnsi="Courier" w:cs="Courier New"/>
+          <w:lang w:val="en-GB" w:eastAsia="en-GB"/>
+        </w:rPr>
+        <w:t>Display</w:t>
+      </w:r>
+      <w:r>
+        <w:rPr>
+          <w:lang w:val="en-GB" w:eastAsia="en-GB"/>
+        </w:rPr>
+        <w:t xml:space="preserve"> sub-object </w:t>
+      </w:r>
+      <w:r>
+        <w:rPr>
+          <w:lang w:val="en-GB" w:eastAsia="en-GB"/>
+        </w:rPr>
+        <w:t>is</w:t>
+      </w:r>
+      <w:r>
+        <w:rPr>
+          <w:lang w:val="en-GB" w:eastAsia="en-GB"/>
+        </w:rPr>
+        <w:t xml:space="preserve"> set to </w:t>
+      </w:r>
+      <w:r>
+        <w:rPr>
+          <w:lang w:val="en-GB" w:eastAsia="en-GB"/>
+        </w:rPr>
+        <w:t xml:space="preserve">true, a </w:t>
+      </w:r>
+      <w:r>
+        <w:rPr>
+          <w:rFonts w:ascii="JournalSansNew" w:hAnsi="JournalSansNew"/>
+          <w:lang w:val="en-GB"/>
+        </w:rPr>
+        <w:t xml:space="preserve">call to the </w:t>
+      </w:r>
+      <w:proofErr w:type="spellStart"/>
+      <w:proofErr w:type="gramStart"/>
+      <w:r>
+        <w:rPr>
+          <w:rFonts w:ascii="Courier" w:hAnsi="Courier"/>
+          <w:lang w:val="en-GB" w:eastAsia="en-GB"/>
+        </w:rPr>
+        <w:t>matplotlib.pyplot</w:t>
+      </w:r>
+      <w:proofErr w:type="gramEnd"/>
+      <w:r>
+        <w:rPr>
+          <w:rFonts w:ascii="Courier" w:hAnsi="Courier"/>
+          <w:lang w:val="en-GB" w:eastAsia="en-GB"/>
+        </w:rPr>
+        <w:t>.show</w:t>
+      </w:r>
+      <w:proofErr w:type="spellEnd"/>
+      <w:r>
+        <w:rPr>
+          <w:rFonts w:ascii="FreeMono" w:hAnsi="FreeMono"/>
+          <w:lang w:val="en-GB"/>
+        </w:rPr>
+        <w:t xml:space="preserve"> </w:t>
+      </w:r>
+      <w:r>
+        <w:rPr>
+          <w:lang w:val="en-GB"/>
+        </w:rPr>
+        <w:t xml:space="preserve">command at the end of the script opens an interactive window. An example of timeline visualisation with this GUI is shown in Figure </w:t>
+      </w:r>
+      <w:r>
+        <w:rPr>
+          <w:lang w:val="en-GB"/>
+        </w:rPr>
+        <w:t>3</w:t>
+      </w:r>
+      <w:r>
+        <w:rPr>
+          <w:lang w:val="en-GB"/>
+        </w:rPr>
+        <w:t xml:space="preserve">. </w:t>
+      </w:r>
+    </w:p>
+    <w:p>
+      <w:pPr>
+        <w:spacing w:before="100" w:beforeAutospacing="1"/>
+        <w:rPr>
+          <w:rFonts w:ascii="Times New Roman" w:eastAsia="Times New Roman" w:hAnsi="Times New Roman" w:cs="Times New Roman"/>
+          <w:lang w:val="en-US" w:eastAsia="en-GB"/>
+        </w:rPr>
+      </w:pPr>
+      <w:r>
+        <w:rPr>
+          <w:rFonts w:ascii="Times New Roman" w:eastAsia="Times New Roman" w:hAnsi="Times New Roman" w:cs="Times New Roman"/>
+          <w:noProof/>
+          <w:lang w:val="en-US" w:eastAsia="en-GB"/>
+        </w:rPr>
+        <w:lastRenderedPageBreak/>
+        <w:drawing>
+          <wp:inline distT="0" distB="0" distL="0" distR="0" wp14:anchorId="4BD0F6DE" wp14:editId="4FA41D61">
+            <wp:extent cx="5756910" cy="4808220"/>
+            <wp:effectExtent l="0" t="0" r="0" b="5080"/>
+            <wp:docPr id="3" name="Picture 3"/>
+            <wp:cNvGraphicFramePr>
+              <a:graphicFrameLocks xmlns:a="http://schemas.openxmlformats.org/drawingml/2006/main" noChangeAspect="1"/>
+            </wp:cNvGraphicFramePr>
+            <a:graphic xmlns:a="http://schemas.openxmlformats.org/drawingml/2006/main">
+              <a:graphicData uri="http://schemas.openxmlformats.org/drawingml/2006/picture">
+                <pic:pic xmlns:pic="http://schemas.openxmlformats.org/drawingml/2006/picture">
+                  <pic:nvPicPr>
+                    <pic:cNvPr id="3" name="Picture 3"/>
+                    <pic:cNvPicPr/>
+                  </pic:nvPicPr>
+                  <pic:blipFill>
+                    <a:blip r:embed="rId11">
+                      <a:extLst>
+                        <a:ext uri="{28A0092B-C50C-407E-A947-70E740481C1C}">
+                          <a14:useLocalDpi xmlns:a14="http://schemas.microsoft.com/office/drawing/2010/main" val="0"/>
+                        </a:ext>
+                      </a:extLst>
+                    </a:blip>
+                    <a:stretch>
+                      <a:fillRect/>
+                    </a:stretch>
+                  </pic:blipFill>
+                  <pic:spPr>
+                    <a:xfrm>
+                      <a:off x="0" y="0"/>
+                      <a:ext cx="5756910" cy="4808220"/>
+                    </a:xfrm>
+                    <a:prstGeom prst="rect">
+                      <a:avLst/>
+                    </a:prstGeom>
+                  </pic:spPr>
+                </pic:pic>
+              </a:graphicData>
+            </a:graphic>
+          </wp:inline>
+        </w:drawing>
+      </w:r>
+    </w:p>
+    <w:p>
+      <w:pPr>
+        <w:pStyle w:val="western"/>
+        <w:spacing w:after="0"/>
+        <w:ind w:left="567" w:right="561"/>
+        <w:rPr>
+          <w:lang w:val="en-US"/>
+        </w:rPr>
+      </w:pPr>
+      <w:r>
+        <w:rPr>
+          <w:lang w:val="en-US"/>
+        </w:rPr>
+        <w:t xml:space="preserve">Figure </w:t>
+      </w:r>
+      <w:r>
+        <w:rPr>
+          <w:lang w:val="en-US"/>
+        </w:rPr>
+        <w:t>3</w:t>
+      </w:r>
+      <w:r>
+        <w:rPr>
+          <w:lang w:val="en-US"/>
+        </w:rPr>
+        <w:t xml:space="preserve"> </w:t>
+      </w:r>
+      <w:r>
+        <w:rPr>
+          <w:lang w:val="en-US"/>
+        </w:rPr>
+        <w:t xml:space="preserve">- </w:t>
+      </w:r>
+      <w:r>
+        <w:rPr>
+          <w:lang w:val="en-US"/>
+        </w:rPr>
+        <w:t>Example</w:t>
+      </w:r>
+      <w:r>
+        <w:rPr>
+          <w:lang w:val="en-US"/>
+        </w:rPr>
+        <w:t xml:space="preserve"> </w:t>
+      </w:r>
+      <w:r>
+        <w:rPr>
+          <w:lang w:val="en-US"/>
+        </w:rPr>
+        <w:t xml:space="preserve">of the graphs interactively displayed when </w:t>
+      </w:r>
+      <w:proofErr w:type="gramStart"/>
+      <w:r>
+        <w:rPr>
+          <w:rFonts w:ascii="Courier" w:hAnsi="Courier" w:cs="Courier New"/>
+          <w:lang w:val="en-GB"/>
+        </w:rPr>
+        <w:t>Display</w:t>
+      </w:r>
+      <w:proofErr w:type="gramEnd"/>
+      <w:r>
+        <w:rPr>
+          <w:lang w:val="en-GB"/>
+        </w:rPr>
+        <w:t xml:space="preserve"> sub-object is set to true</w:t>
+      </w:r>
+      <w:r>
+        <w:rPr>
+          <w:lang w:val="en-GB"/>
+        </w:rPr>
+        <w:t xml:space="preserve">. </w:t>
+      </w:r>
+      <w:r>
+        <w:rPr>
+          <w:lang w:val="en-GB"/>
+        </w:rPr>
+        <w:t>T</w:t>
+      </w:r>
+      <w:r>
+        <w:rPr>
+          <w:lang w:val="en-US"/>
+        </w:rPr>
+        <w:t xml:space="preserve">he type of event </w:t>
+      </w:r>
+      <w:r>
+        <w:rPr>
+          <w:lang w:val="en-US"/>
+        </w:rPr>
+        <w:t xml:space="preserve">for each event </w:t>
+      </w:r>
+      <w:r>
+        <w:rPr>
+          <w:lang w:val="en-US"/>
+        </w:rPr>
+        <w:t>is</w:t>
+      </w:r>
+      <w:r>
+        <w:rPr>
+          <w:lang w:val="en-US"/>
+        </w:rPr>
+        <w:t xml:space="preserve"> </w:t>
+      </w:r>
+      <w:r>
+        <w:rPr>
+          <w:lang w:val="en-US"/>
+        </w:rPr>
+        <w:t>plotted in</w:t>
+      </w:r>
+      <w:r>
+        <w:rPr>
+          <w:lang w:val="en-US"/>
+        </w:rPr>
+        <w:t xml:space="preserve"> </w:t>
+      </w:r>
+      <w:r>
+        <w:rPr>
+          <w:lang w:val="en-US"/>
+        </w:rPr>
+        <w:t xml:space="preserve">the </w:t>
+      </w:r>
+      <w:r>
+        <w:rPr>
+          <w:lang w:val="en-US"/>
+        </w:rPr>
+        <w:t xml:space="preserve">upper graph </w:t>
+      </w:r>
+      <w:r>
+        <w:rPr>
+          <w:lang w:val="en-US"/>
+        </w:rPr>
+        <w:t>(</w:t>
+      </w:r>
+      <w:r>
+        <w:rPr>
+          <w:rFonts w:ascii="Courier" w:hAnsi="Courier" w:cs="Courier New"/>
+          <w:lang w:val="en-US"/>
+        </w:rPr>
+        <w:t>Kind</w:t>
+      </w:r>
+      <w:r>
+        <w:rPr>
+          <w:lang w:val="en-US"/>
+        </w:rPr>
+        <w:t>)</w:t>
+      </w:r>
+      <w:r>
+        <w:rPr>
+          <w:lang w:val="en-US"/>
+        </w:rPr>
+        <w:t xml:space="preserve">. </w:t>
+      </w:r>
+      <w:r>
+        <w:rPr>
+          <w:lang w:val="en-US"/>
+        </w:rPr>
+        <w:t>T</w:t>
+      </w:r>
+      <w:r>
+        <w:rPr>
+          <w:lang w:val="en-US"/>
+        </w:rPr>
+        <w:t>he coupling field implied in the event is</w:t>
+      </w:r>
+      <w:r>
+        <w:rPr>
+          <w:lang w:val="en-US"/>
+        </w:rPr>
+        <w:t xml:space="preserve"> </w:t>
+      </w:r>
+      <w:r>
+        <w:rPr>
+          <w:lang w:val="en-US"/>
+        </w:rPr>
+        <w:t>plotted in</w:t>
+      </w:r>
+      <w:r>
+        <w:rPr>
+          <w:lang w:val="en-US"/>
+        </w:rPr>
+        <w:t xml:space="preserve"> </w:t>
+      </w:r>
+      <w:r>
+        <w:rPr>
+          <w:lang w:val="en-US"/>
+        </w:rPr>
+        <w:t>the middle</w:t>
+      </w:r>
+      <w:r>
+        <w:rPr>
+          <w:lang w:val="en-US"/>
+        </w:rPr>
+        <w:t xml:space="preserve"> graph </w:t>
+      </w:r>
+      <w:r>
+        <w:rPr>
+          <w:lang w:val="en-US"/>
+        </w:rPr>
+        <w:t>(</w:t>
+      </w:r>
+      <w:r>
+        <w:rPr>
+          <w:rFonts w:ascii="Courier" w:hAnsi="Courier" w:cs="Courier New"/>
+          <w:lang w:val="en-US"/>
+        </w:rPr>
+        <w:t>Field</w:t>
+      </w:r>
+      <w:r>
+        <w:rPr>
+          <w:lang w:val="en-US"/>
+        </w:rPr>
+        <w:t>)</w:t>
+      </w:r>
+      <w:r>
+        <w:rPr>
+          <w:lang w:val="en-US"/>
+        </w:rPr>
+        <w:t xml:space="preserve">. </w:t>
+      </w:r>
+      <w:r>
+        <w:rPr>
+          <w:lang w:val="en-US"/>
+        </w:rPr>
+        <w:t>T</w:t>
+      </w:r>
+      <w:r>
+        <w:rPr>
+          <w:lang w:val="en-US"/>
+        </w:rPr>
+        <w:t>he other component implied the event is</w:t>
+      </w:r>
+      <w:r>
+        <w:rPr>
+          <w:lang w:val="en-US"/>
+        </w:rPr>
+        <w:t xml:space="preserve"> </w:t>
+      </w:r>
+      <w:r>
+        <w:rPr>
+          <w:lang w:val="en-US"/>
+        </w:rPr>
+        <w:t>plotted in</w:t>
+      </w:r>
+      <w:r>
+        <w:rPr>
+          <w:lang w:val="en-US"/>
+        </w:rPr>
+        <w:t xml:space="preserve"> </w:t>
+      </w:r>
+      <w:r>
+        <w:rPr>
+          <w:lang w:val="en-US"/>
+        </w:rPr>
+        <w:t>the lower</w:t>
+      </w:r>
+      <w:r>
+        <w:rPr>
+          <w:lang w:val="en-US"/>
+        </w:rPr>
+        <w:t xml:space="preserve"> graph </w:t>
+      </w:r>
+      <w:r>
+        <w:rPr>
+          <w:lang w:val="en-US"/>
+        </w:rPr>
+        <w:t>(</w:t>
+      </w:r>
+      <w:r>
+        <w:rPr>
+          <w:rFonts w:ascii="Courier" w:hAnsi="Courier" w:cs="Courier New"/>
+          <w:lang w:val="en-US"/>
+        </w:rPr>
+        <w:t>Component</w:t>
+      </w:r>
+      <w:r>
+        <w:rPr>
+          <w:lang w:val="en-US"/>
+        </w:rPr>
+        <w:t>)</w:t>
+      </w:r>
+      <w:r>
+        <w:rPr>
+          <w:lang w:val="en-US"/>
+        </w:rPr>
+        <w:t>.</w:t>
+      </w:r>
+    </w:p>
+    <w:p>
+      <w:pPr>
+        <w:pStyle w:val="NormalWeb"/>
+        <w:rPr>
+          <w:lang w:val="en-GB" w:eastAsia="en-GB"/>
+        </w:rPr>
+      </w:pPr>
+      <w:r>
+        <w:rPr>
+          <w:lang w:val="en-GB"/>
+        </w:rPr>
+        <w:t>The belonging of resources to each component is delimited by dashed black lines. Zooms and movements in plots are possible via push buttons. The zoomed figure can be saved into graphical format files. The mouse cursor is configured to display its position (time/resource number) and the name associated to the designated rectangle (</w:t>
+      </w:r>
+      <w:r>
+        <w:rPr>
+          <w:rFonts w:ascii="Courier" w:hAnsi="Courier" w:cs="Courier New"/>
+          <w:lang w:val="en-US" w:eastAsia="en-GB"/>
+        </w:rPr>
+        <w:t>Kind/Field/Component</w:t>
+      </w:r>
+      <w:r>
+        <w:rPr>
+          <w:lang w:val="en-GB"/>
+        </w:rPr>
+        <w:t>). The local communicator MPI rank and the name of the component</w:t>
+      </w:r>
+      <w:r>
+        <w:rPr>
+          <w:lang w:val="en-GB"/>
+        </w:rPr>
+        <w:t>s</w:t>
+      </w:r>
+      <w:r>
+        <w:rPr>
+          <w:lang w:val="en-GB"/>
+        </w:rPr>
+        <w:t xml:space="preserve"> are also shown. </w:t>
+      </w:r>
+    </w:p>
+    <w:p>
+      <w:pPr>
+        <w:pStyle w:val="ListParagraph"/>
+        <w:numPr>
+          <w:ilvl w:val="0"/>
+          <w:numId w:val="40"/>
+        </w:numPr>
+        <w:spacing w:before="144" w:after="60"/>
+        <w:outlineLvl w:val="2"/>
+        <w:rPr>
+          <w:rFonts w:ascii="Times New Roman" w:eastAsia="Times New Roman" w:hAnsi="Times New Roman" w:cs="Times New Roman"/>
+          <w:lang w:val="en-US" w:eastAsia="en-GB"/>
+        </w:rPr>
+      </w:pPr>
+      <w:bookmarkStart w:id="25" w:name="_Toc88068846"/>
+      <w:r>
+        <w:rPr>
+          <w:rFonts w:ascii="Times New Roman" w:eastAsia="Times New Roman" w:hAnsi="Times New Roman" w:cs="Times New Roman"/>
+          <w:lang w:val="en-US" w:eastAsia="en-GB"/>
+        </w:rPr>
+        <w:t>General computing information in text file</w:t>
+      </w:r>
+      <w:bookmarkEnd w:id="25"/>
+    </w:p>
+    <w:p>
+      <w:pPr>
+        <w:pStyle w:val="NormalWeb"/>
+        <w:spacing w:before="120" w:beforeAutospacing="0" w:after="0" w:afterAutospacing="0"/>
+        <w:rPr>
+          <w:lang w:val="en-GB"/>
+        </w:rPr>
+      </w:pPr>
+      <w:r>
+        <w:rPr>
+          <w:lang w:val="en-GB"/>
+        </w:rPr>
+        <w:t>The load balancing analysis functionality also produces a text file</w:t>
+      </w:r>
+      <w:r>
+        <w:rPr>
+          <w:rFonts w:asciiTheme="minorHAnsi" w:hAnsiTheme="minorHAnsi" w:cstheme="minorHAnsi"/>
+          <w:lang w:val="en-GB"/>
+        </w:rPr>
+        <w:t xml:space="preserve"> </w:t>
+      </w:r>
+      <w:r>
+        <w:rPr>
+          <w:rFonts w:ascii="Courier" w:hAnsi="Courier" w:cstheme="minorHAnsi"/>
+          <w:lang w:val="en-GB"/>
+        </w:rPr>
+        <w:t>load_balancing_info.txt</w:t>
+      </w:r>
+      <w:r>
+        <w:rPr>
+          <w:rFonts w:asciiTheme="minorHAnsi" w:hAnsiTheme="minorHAnsi" w:cstheme="minorHAnsi"/>
+          <w:lang w:val="en-GB"/>
+        </w:rPr>
+        <w:t xml:space="preserve"> </w:t>
+      </w:r>
+      <w:r>
+        <w:rPr>
+          <w:lang w:val="en-GB"/>
+        </w:rPr>
+        <w:t xml:space="preserve">with general computing information (simulation time, speed, waiting time, etc.) for the coupled model and for each component. </w:t>
+      </w:r>
+      <w:r>
+        <w:rPr>
+          <w:lang w:val="en-GB"/>
+        </w:rPr>
+        <w:t xml:space="preserve">An example of this file is illustrated at Figure </w:t>
+      </w:r>
+      <w:r>
+        <w:rPr>
+          <w:lang w:val="en-GB"/>
+        </w:rPr>
+        <w:t>4</w:t>
+      </w:r>
+      <w:r>
+        <w:rPr>
+          <w:lang w:val="en-GB"/>
+        </w:rPr>
+        <w:t xml:space="preserve">. </w:t>
+      </w:r>
+      <w:r>
+        <w:rPr>
+          <w:lang w:val="en-GB"/>
+        </w:rPr>
+        <w:t>In simple cases, this global information can help to allocate resources in a balanced way</w:t>
+      </w:r>
+      <w:r>
+        <w:rPr>
+          <w:lang w:val="en-GB"/>
+        </w:rPr>
+        <w:t>.</w:t>
+      </w:r>
+    </w:p>
+    <w:p>
+      <w:pPr>
+        <w:pStyle w:val="NormalWeb"/>
+        <w:spacing w:before="120" w:beforeAutospacing="0" w:after="0" w:afterAutospacing="0"/>
+        <w:rPr>
+          <w:lang w:val="en-GB"/>
+        </w:rPr>
+      </w:pPr>
+      <w:r>
+        <w:rPr>
+          <w:noProof/>
+          <w:lang w:val="en-GB"/>
+        </w:rPr>
+        <w:lastRenderedPageBreak/>
+        <w:drawing>
+          <wp:inline distT="0" distB="0" distL="0" distR="0" wp14:anchorId="31C7550A" wp14:editId="6F2B3094">
+            <wp:extent cx="5756910" cy="3669665"/>
+            <wp:effectExtent l="12700" t="12700" r="8890" b="13335"/>
+            <wp:docPr id="5" name="Picture 5"/>
+            <wp:cNvGraphicFramePr>
+              <a:graphicFrameLocks xmlns:a="http://schemas.openxmlformats.org/drawingml/2006/main" noChangeAspect="1"/>
+            </wp:cNvGraphicFramePr>
+            <a:graphic xmlns:a="http://schemas.openxmlformats.org/drawingml/2006/main">
+              <a:graphicData uri="http://schemas.openxmlformats.org/drawingml/2006/picture">
+                <pic:pic xmlns:pic="http://schemas.openxmlformats.org/drawingml/2006/picture">
+                  <pic:nvPicPr>
+                    <pic:cNvPr id="5" name="Picture 5"/>
+                    <pic:cNvPicPr/>
+                  </pic:nvPicPr>
+                  <pic:blipFill>
+                    <a:blip r:embed="rId12">
+                      <a:extLst>
+                        <a:ext uri="{28A0092B-C50C-407E-A947-70E740481C1C}">
+                          <a14:useLocalDpi xmlns:a14="http://schemas.microsoft.com/office/drawing/2010/main" val="0"/>
+                        </a:ext>
+                      </a:extLst>
+                    </a:blip>
+                    <a:stretch>
+                      <a:fillRect/>
+                    </a:stretch>
+                  </pic:blipFill>
+                  <pic:spPr>
+                    <a:xfrm>
+                      <a:off x="0" y="0"/>
+                      <a:ext cx="5756910" cy="3669665"/>
+                    </a:xfrm>
+                    <a:prstGeom prst="rect">
+                      <a:avLst/>
+                    </a:prstGeom>
+                    <a:ln>
+                      <a:solidFill>
+                        <a:schemeClr val="tx1"/>
+                      </a:solidFill>
+                    </a:ln>
+                  </pic:spPr>
+                </pic:pic>
+              </a:graphicData>
+            </a:graphic>
+          </wp:inline>
+        </w:drawing>
+      </w:r>
+    </w:p>
+    <w:p>
+      <w:pPr>
+        <w:pStyle w:val="western"/>
+        <w:spacing w:after="0"/>
+        <w:ind w:left="567" w:right="561"/>
+        <w:rPr>
+          <w:lang w:val="en-US"/>
+        </w:rPr>
+      </w:pPr>
+      <w:r>
+        <w:rPr>
+          <w:lang w:val="en-US"/>
+        </w:rPr>
+        <w:t xml:space="preserve">Figure </w:t>
+      </w:r>
+      <w:r>
+        <w:rPr>
+          <w:lang w:val="en-US"/>
+        </w:rPr>
+        <w:t>4</w:t>
+      </w:r>
+      <w:r>
+        <w:rPr>
+          <w:lang w:val="en-US"/>
+        </w:rPr>
+        <w:t xml:space="preserve"> </w:t>
+      </w:r>
+      <w:r>
+        <w:rPr>
+          <w:lang w:val="en-US"/>
+        </w:rPr>
+        <w:t>-</w:t>
+      </w:r>
+      <w:r>
+        <w:rPr>
+          <w:lang w:val="en-US"/>
+        </w:rPr>
+        <w:t xml:space="preserve"> </w:t>
+      </w:r>
+      <w:r>
+        <w:rPr>
+          <w:lang w:val="en-US"/>
+        </w:rPr>
+        <w:t>Example</w:t>
+      </w:r>
+      <w:r>
+        <w:rPr>
+          <w:lang w:val="en-US"/>
+        </w:rPr>
+        <w:t xml:space="preserve"> of </w:t>
+      </w:r>
+      <w:proofErr w:type="gramStart"/>
+      <w:r>
+        <w:rPr>
+          <w:lang w:val="en-US"/>
+        </w:rPr>
+        <w:t xml:space="preserve">a  </w:t>
+      </w:r>
+      <w:r>
+        <w:rPr>
+          <w:rFonts w:ascii="Courier" w:hAnsi="Courier" w:cstheme="minorHAnsi"/>
+          <w:lang w:val="en-GB"/>
+        </w:rPr>
+        <w:t>load_balancing_info.txt</w:t>
+      </w:r>
+      <w:proofErr w:type="gramEnd"/>
+      <w:r>
+        <w:rPr>
+          <w:rFonts w:asciiTheme="minorHAnsi" w:hAnsiTheme="minorHAnsi" w:cstheme="minorHAnsi"/>
+          <w:lang w:val="en-GB"/>
+        </w:rPr>
+        <w:t xml:space="preserve"> </w:t>
+      </w:r>
+      <w:r>
+        <w:rPr>
+          <w:lang w:val="en-GB"/>
+        </w:rPr>
+        <w:t xml:space="preserve">file providing </w:t>
+      </w:r>
+      <w:r>
+        <w:rPr>
+          <w:lang w:val="en-GB"/>
+        </w:rPr>
+        <w:t>general computing information</w:t>
+      </w:r>
+    </w:p>
+    <w:p>
+      <w:pPr>
+        <w:pStyle w:val="NormalWeb"/>
+        <w:rPr>
+          <w:lang w:val="en-US" w:eastAsia="en-GB"/>
+        </w:rPr>
+      </w:pPr>
+      <w:r>
+        <w:rPr>
+          <w:rFonts w:ascii="PetitaMedium" w:hAnsi="PetitaMedium"/>
+          <w:lang w:val="en-FR" w:eastAsia="en-GB"/>
+        </w:rPr>
+        <w:t xml:space="preserve">The </w:t>
+      </w:r>
+      <w:r>
+        <w:rPr>
+          <w:rFonts w:ascii="PetitaMedium" w:hAnsi="PetitaMedium"/>
+          <w:lang w:val="en-US" w:eastAsia="en-GB"/>
+        </w:rPr>
+        <w:t xml:space="preserve">definition of the </w:t>
+      </w:r>
+      <w:r>
+        <w:rPr>
+          <w:rFonts w:ascii="PetitaMedium" w:hAnsi="PetitaMedium"/>
+          <w:lang w:val="en-FR" w:eastAsia="en-GB"/>
+        </w:rPr>
+        <w:t xml:space="preserve"> numbers delivered by this analysis are the following: </w:t>
+      </w:r>
+      <w:r>
+        <w:rPr>
+          <w:rFonts w:ascii="PetitaMedium" w:hAnsi="PetitaMedium"/>
+          <w:lang w:val="en-US" w:eastAsia="en-GB"/>
+        </w:rPr>
+        <w:t>ICICICI</w:t>
+      </w:r>
+    </w:p>
+    <w:p>
+      <w:pPr>
+        <w:numPr>
+          <w:ilvl w:val="0"/>
+          <w:numId w:val="33"/>
+        </w:numPr>
+        <w:spacing w:before="100" w:beforeAutospacing="1" w:after="100" w:afterAutospacing="1"/>
+        <w:rPr>
+          <w:rFonts w:ascii="OpenSymbol" w:eastAsia="Times New Roman" w:hAnsi="OpenSymbol" w:cs="Times New Roman"/>
+          <w:lang w:val="en-FR" w:eastAsia="en-GB"/>
+        </w:rPr>
+      </w:pPr>
+      <w:r>
+        <w:rPr>
+          <w:rFonts w:ascii="PetitaMedium" w:eastAsia="Times New Roman" w:hAnsi="PetitaMedium" w:cs="Times New Roman"/>
+          <w:lang w:val="en-FR" w:eastAsia="en-GB"/>
+        </w:rPr>
+        <w:t xml:space="preserve">the total time (s) of the simulation, from the beginning of the first process calling </w:t>
+      </w:r>
+      <w:r>
+        <w:rPr>
+          <w:rFonts w:ascii="FreeMono" w:eastAsia="Times New Roman" w:hAnsi="FreeMono" w:cs="Times New Roman"/>
+          <w:lang w:val="en-FR" w:eastAsia="en-GB"/>
+        </w:rPr>
+        <w:t>oasis_init</w:t>
+      </w:r>
+      <w:r>
+        <w:rPr>
+          <w:rFonts w:ascii="PetitaMedium" w:eastAsia="Times New Roman" w:hAnsi="PetitaMedium" w:cs="Times New Roman"/>
+          <w:lang w:val="en-FR" w:eastAsia="en-GB"/>
+        </w:rPr>
+        <w:t xml:space="preserve">, to the end of the last process calling </w:t>
+      </w:r>
+      <w:r>
+        <w:rPr>
+          <w:rFonts w:ascii="FreeMono" w:eastAsia="Times New Roman" w:hAnsi="FreeMono" w:cs="Times New Roman"/>
+          <w:lang w:val="en-FR" w:eastAsia="en-GB"/>
+        </w:rPr>
+        <w:t xml:space="preserve">oasis_terminate </w:t>
+      </w:r>
+      <w:r>
+        <w:rPr>
+          <w:rFonts w:ascii="PetitaMedium" w:eastAsia="Times New Roman" w:hAnsi="PetitaMedium" w:cs="Times New Roman"/>
+          <w:lang w:val="en-FR" w:eastAsia="en-GB"/>
+        </w:rPr>
+        <w:t xml:space="preserve">; </w:t>
+      </w:r>
+    </w:p>
+    <w:p>
+      <w:pPr>
+        <w:numPr>
+          <w:ilvl w:val="0"/>
+          <w:numId w:val="33"/>
+        </w:numPr>
+        <w:spacing w:before="100" w:beforeAutospacing="1" w:after="100" w:afterAutospacing="1"/>
+        <w:rPr>
+          <w:rFonts w:ascii="OpenSymbol" w:eastAsia="Times New Roman" w:hAnsi="OpenSymbol" w:cs="Times New Roman"/>
+          <w:lang w:val="en-FR" w:eastAsia="en-GB"/>
+        </w:rPr>
+      </w:pPr>
+      <w:r>
+        <w:rPr>
+          <w:rFonts w:ascii="PetitaMedium" w:eastAsia="Times New Roman" w:hAnsi="PetitaMedium" w:cs="Times New Roman"/>
+          <w:lang w:val="en-FR" w:eastAsia="en-GB"/>
+        </w:rPr>
+        <w:t xml:space="preserve">the corresponding speed (SYPD) and cost (CHPSY) of the coupled system ; </w:t>
+      </w:r>
+    </w:p>
+    <w:p>
+      <w:pPr>
+        <w:numPr>
+          <w:ilvl w:val="0"/>
+          <w:numId w:val="33"/>
+        </w:numPr>
+        <w:spacing w:before="100" w:beforeAutospacing="1" w:after="100" w:afterAutospacing="1"/>
+        <w:rPr>
+          <w:rFonts w:ascii="OpenSymbol" w:eastAsia="Times New Roman" w:hAnsi="OpenSymbol" w:cs="Times New Roman"/>
+          <w:lang w:val="en-FR" w:eastAsia="en-GB"/>
+        </w:rPr>
+      </w:pPr>
+      <w:r>
+        <w:rPr>
+          <w:rFonts w:ascii="PetitaMedium" w:eastAsia="Times New Roman" w:hAnsi="PetitaMedium" w:cs="Times New Roman"/>
+          <w:lang w:val="en-FR" w:eastAsia="en-GB"/>
+        </w:rPr>
+        <w:t xml:space="preserve">the total time (s) and corresponding cost (CHPSY) per component (same measurement </w:t>
+      </w:r>
+    </w:p>
+    <w:p>
+      <w:pPr>
+        <w:spacing w:before="100" w:beforeAutospacing="1" w:after="100" w:afterAutospacing="1"/>
+        <w:ind w:left="720"/>
+        <w:rPr>
+          <w:rFonts w:ascii="OpenSymbol" w:eastAsia="Times New Roman" w:hAnsi="OpenSymbol" w:cs="Times New Roman"/>
+          <w:lang w:val="en-FR" w:eastAsia="en-GB"/>
+        </w:rPr>
+      </w:pPr>
+      <w:r>
+        <w:rPr>
+          <w:rFonts w:ascii="PetitaMedium" w:eastAsia="Times New Roman" w:hAnsi="PetitaMedium" w:cs="Times New Roman"/>
+          <w:lang w:val="en-FR" w:eastAsia="en-GB"/>
+        </w:rPr>
+        <w:t xml:space="preserve">definition) ; </w:t>
+      </w:r>
+    </w:p>
+    <w:p>
+      <w:pPr>
+        <w:numPr>
+          <w:ilvl w:val="0"/>
+          <w:numId w:val="33"/>
+        </w:numPr>
+        <w:spacing w:before="100" w:beforeAutospacing="1" w:after="100" w:afterAutospacing="1"/>
+        <w:rPr>
+          <w:rFonts w:ascii="OpenSymbol" w:eastAsia="Times New Roman" w:hAnsi="OpenSymbol" w:cs="Times New Roman"/>
+          <w:lang w:val="en-FR" w:eastAsia="en-GB"/>
+        </w:rPr>
+      </w:pPr>
+      <w:r>
+        <w:rPr>
+          <w:rFonts w:ascii="PetitaMedium" w:eastAsia="Times New Roman" w:hAnsi="PetitaMedium" w:cs="Times New Roman"/>
+          <w:lang w:val="en-FR" w:eastAsia="en-GB"/>
+        </w:rPr>
+        <w:t xml:space="preserve">the time (s) spend in ‘waiting’ coupled operations (receiving and sending coupling fields) </w:t>
+      </w:r>
+    </w:p>
+    <w:p>
+      <w:pPr>
+        <w:spacing w:before="100" w:beforeAutospacing="1" w:after="100" w:afterAutospacing="1"/>
+        <w:ind w:left="720"/>
+        <w:rPr>
+          <w:rFonts w:ascii="OpenSymbol" w:eastAsia="Times New Roman" w:hAnsi="OpenSymbol" w:cs="Times New Roman"/>
+          <w:lang w:val="en-FR" w:eastAsia="en-GB"/>
+        </w:rPr>
+      </w:pPr>
+      <w:r>
+        <w:rPr>
+          <w:rFonts w:ascii="PetitaMedium" w:eastAsia="Times New Roman" w:hAnsi="PetitaMedium" w:cs="Times New Roman"/>
+          <w:lang w:val="en-FR" w:eastAsia="en-GB"/>
+        </w:rPr>
+        <w:t xml:space="preserve">and the ‘computing’ time. This time is defined as the difference between the total loop time and the waiting time. The total loop time is not the total time, but the time spent in the coupling time loop only, excluding the first and the last coupling time steps. </w:t>
+      </w:r>
+    </w:p>
+    <w:p>
+      <w:pPr>
+        <w:spacing w:before="100" w:beforeAutospacing="1" w:after="100" w:afterAutospacing="1"/>
+        <w:ind w:left="720"/>
+        <w:rPr>
+          <w:rFonts w:ascii="OpenSymbol" w:eastAsia="Times New Roman" w:hAnsi="OpenSymbol" w:cs="Times New Roman"/>
+          <w:lang w:val="en-FR" w:eastAsia="en-GB"/>
+        </w:rPr>
+      </w:pPr>
+      <w:r>
+        <w:rPr>
+          <w:rFonts w:ascii="PetitaMedium" w:eastAsia="Times New Roman" w:hAnsi="PetitaMedium" w:cs="Times New Roman"/>
+          <w:lang w:val="en-FR" w:eastAsia="en-GB"/>
+        </w:rPr>
+        <w:t xml:space="preserve">In addition, detailed information is provided for each component: </w:t>
+      </w:r>
+    </w:p>
+    <w:p>
+      <w:pPr>
+        <w:numPr>
+          <w:ilvl w:val="0"/>
+          <w:numId w:val="34"/>
+        </w:numPr>
+        <w:spacing w:before="100" w:beforeAutospacing="1" w:after="100" w:afterAutospacing="1"/>
+        <w:rPr>
+          <w:rFonts w:ascii="OpenSymbol" w:eastAsia="Times New Roman" w:hAnsi="OpenSymbol" w:cs="Times New Roman"/>
+          <w:lang w:val="en-FR" w:eastAsia="en-GB"/>
+        </w:rPr>
+      </w:pPr>
+      <w:r>
+        <w:rPr>
+          <w:rFonts w:ascii="PetitaMedium" w:eastAsia="Times New Roman" w:hAnsi="PetitaMedium" w:cs="Times New Roman"/>
+          <w:lang w:val="en-FR" w:eastAsia="en-GB"/>
+        </w:rPr>
+        <w:t xml:space="preserve">a distribution of the “receive” part of the waiting time (s) per corresponding source components (or counterparts) ; </w:t>
+      </w:r>
+    </w:p>
+    <w:p>
+      <w:pPr>
+        <w:numPr>
+          <w:ilvl w:val="0"/>
+          <w:numId w:val="34"/>
+        </w:numPr>
+        <w:spacing w:before="100" w:beforeAutospacing="1" w:after="100" w:afterAutospacing="1"/>
+        <w:rPr>
+          <w:rFonts w:ascii="OpenSymbol" w:eastAsia="Times New Roman" w:hAnsi="OpenSymbol" w:cs="Times New Roman"/>
+          <w:lang w:val="en-FR" w:eastAsia="en-GB"/>
+        </w:rPr>
+      </w:pPr>
+      <w:r>
+        <w:rPr>
+          <w:rFonts w:ascii="PetitaMedium" w:eastAsia="Times New Roman" w:hAnsi="PetitaMedium" w:cs="Times New Roman"/>
+          <w:lang w:val="en-FR" w:eastAsia="en-GB"/>
+        </w:rPr>
+        <w:t xml:space="preserve">the spread of the time measurement (s) when sending/receiving operation are started between all processes (component ‘jitter’) ; </w:t>
+      </w:r>
+    </w:p>
+    <w:p>
+      <w:pPr>
+        <w:numPr>
+          <w:ilvl w:val="0"/>
+          <w:numId w:val="34"/>
+        </w:numPr>
+        <w:spacing w:before="100" w:beforeAutospacing="1" w:after="100" w:afterAutospacing="1"/>
+        <w:rPr>
+          <w:rFonts w:ascii="OpenSymbol" w:eastAsia="Times New Roman" w:hAnsi="OpenSymbol" w:cs="Times New Roman"/>
+          <w:lang w:val="en-FR" w:eastAsia="en-GB"/>
+        </w:rPr>
+      </w:pPr>
+      <w:r>
+        <w:rPr>
+          <w:rFonts w:ascii="PetitaMedium" w:eastAsia="Times New Roman" w:hAnsi="PetitaMedium" w:cs="Times New Roman"/>
+          <w:lang w:val="en-FR" w:eastAsia="en-GB"/>
+        </w:rPr>
+        <w:t xml:space="preserve">the ratio (%) of the waiting time compared to the total time ; </w:t>
+      </w:r>
+    </w:p>
+    <w:p>
+      <w:pPr>
+        <w:spacing w:before="100" w:beforeAutospacing="1" w:after="100" w:afterAutospacing="1"/>
+        <w:rPr>
+          <w:rFonts w:ascii="Times New Roman" w:eastAsia="Times New Roman" w:hAnsi="Times New Roman" w:cs="Times New Roman"/>
+          <w:lang w:val="en-FR" w:eastAsia="en-GB"/>
+        </w:rPr>
+      </w:pPr>
+      <w:r>
+        <w:rPr>
+          <w:rFonts w:ascii="OpenSymbol" w:eastAsia="Times New Roman" w:hAnsi="OpenSymbol" w:cs="Times New Roman"/>
+          <w:lang w:val="en-FR" w:eastAsia="en-GB"/>
+        </w:rPr>
+        <w:lastRenderedPageBreak/>
+        <w:t xml:space="preserve">• </w:t>
+      </w:r>
+      <w:r>
+        <w:rPr>
+          <w:rFonts w:ascii="PetitaMedium" w:eastAsia="Times New Roman" w:hAnsi="PetitaMedium" w:cs="Times New Roman"/>
+          <w:lang w:val="en-FR" w:eastAsia="en-GB"/>
+        </w:rPr>
+        <w:t xml:space="preserve">the ratio (%) of this waiting time plus all other OASIS runtime coupling field operations with averaged value (output, input, mapping/interpolation, restarts writing). </w:t>
+      </w:r>
+    </w:p>
+    <w:p>
+      <w:pPr>
+        <w:spacing w:before="100" w:beforeAutospacing="1" w:after="100" w:afterAutospacing="1"/>
+        <w:rPr>
+          <w:rFonts w:ascii="Times New Roman" w:eastAsia="Times New Roman" w:hAnsi="Times New Roman" w:cs="Times New Roman"/>
+          <w:lang w:val="en-FR" w:eastAsia="en-GB"/>
+        </w:rPr>
+      </w:pPr>
+      <w:r>
+        <w:rPr>
+          <w:rFonts w:ascii="PetitaMedium" w:eastAsia="Times New Roman" w:hAnsi="PetitaMedium" w:cs="Times New Roman"/>
+          <w:lang w:val="en-FR" w:eastAsia="en-GB"/>
+        </w:rPr>
+        <w:t xml:space="preserve">The time spent during these OASIS runtime coupling field operations is also detailed, per component, with average values across component processes, and the corresponding jitter when starting the operations, as follows: </w:t>
+      </w:r>
+    </w:p>
+    <w:p>
+      <w:pPr>
+        <w:numPr>
+          <w:ilvl w:val="0"/>
+          <w:numId w:val="35"/>
+        </w:numPr>
+        <w:spacing w:before="100" w:beforeAutospacing="1" w:after="100" w:afterAutospacing="1"/>
+        <w:rPr>
+          <w:rFonts w:ascii="OpenSymbol" w:eastAsia="Times New Roman" w:hAnsi="OpenSymbol" w:cs="Times New Roman"/>
+          <w:lang w:val="en-FR" w:eastAsia="en-GB"/>
+        </w:rPr>
+      </w:pPr>
+      <w:r>
+        <w:rPr>
+          <w:rFonts w:ascii="PetitaMedium" w:eastAsia="Times New Roman" w:hAnsi="PetitaMedium" w:cs="Times New Roman"/>
+          <w:lang w:val="en-FR" w:eastAsia="en-GB"/>
+        </w:rPr>
+        <w:t xml:space="preserve">the mapping/interpolation operation timings (s) ; </w:t>
+      </w:r>
+    </w:p>
+    <w:p>
+      <w:pPr>
+        <w:numPr>
+          <w:ilvl w:val="0"/>
+          <w:numId w:val="35"/>
+        </w:numPr>
+        <w:spacing w:before="100" w:beforeAutospacing="1" w:after="100" w:afterAutospacing="1"/>
+        <w:rPr>
+          <w:rFonts w:ascii="OpenSymbol" w:eastAsia="Times New Roman" w:hAnsi="OpenSymbol" w:cs="Times New Roman"/>
+          <w:lang w:val="en-FR" w:eastAsia="en-GB"/>
+        </w:rPr>
+      </w:pPr>
+      <w:r>
+        <w:rPr>
+          <w:rFonts w:ascii="PetitaMedium" w:eastAsia="Times New Roman" w:hAnsi="PetitaMedium" w:cs="Times New Roman"/>
+          <w:lang w:val="en-FR" w:eastAsia="en-GB"/>
+        </w:rPr>
+        <w:t xml:space="preserve">the netCDF output operation timings (s) launched for the </w:t>
+      </w:r>
+      <w:r>
+        <w:rPr>
+          <w:rFonts w:ascii="FreeMono" w:eastAsia="Times New Roman" w:hAnsi="FreeMono" w:cs="Times New Roman"/>
+          <w:lang w:val="en-FR" w:eastAsia="en-GB"/>
+        </w:rPr>
+        <w:t xml:space="preserve">namcouple </w:t>
+      </w:r>
+      <w:r>
+        <w:rPr>
+          <w:rFonts w:ascii="PetitaMedium" w:eastAsia="Times New Roman" w:hAnsi="PetitaMedium" w:cs="Times New Roman"/>
+          <w:lang w:val="en-FR" w:eastAsia="en-GB"/>
+        </w:rPr>
+        <w:t xml:space="preserve">options </w:t>
+      </w:r>
+    </w:p>
+    <w:p>
+      <w:pPr>
+        <w:spacing w:before="100" w:beforeAutospacing="1" w:after="100" w:afterAutospacing="1"/>
+        <w:ind w:left="720"/>
+        <w:rPr>
+          <w:rFonts w:ascii="OpenSymbol" w:eastAsia="Times New Roman" w:hAnsi="OpenSymbol" w:cs="Times New Roman"/>
+          <w:lang w:val="en-FR" w:eastAsia="en-GB"/>
+        </w:rPr>
+      </w:pPr>
+      <w:r>
+        <w:rPr>
+          <w:rFonts w:ascii="PetitaMedium" w:eastAsia="Times New Roman" w:hAnsi="PetitaMedium" w:cs="Times New Roman"/>
+          <w:lang w:val="en-FR" w:eastAsia="en-GB"/>
+        </w:rPr>
+        <w:t xml:space="preserve">OUTPUT, EXPOUT or during restart writings ; </w:t>
+      </w:r>
+    </w:p>
+    <w:p>
+      <w:pPr>
+        <w:numPr>
+          <w:ilvl w:val="0"/>
+          <w:numId w:val="35"/>
+        </w:numPr>
+        <w:spacing w:before="100" w:beforeAutospacing="1" w:after="100" w:afterAutospacing="1"/>
+        <w:rPr>
+          <w:rFonts w:ascii="OpenSymbol" w:eastAsia="Times New Roman" w:hAnsi="OpenSymbol" w:cs="Times New Roman"/>
+          <w:lang w:val="en-FR" w:eastAsia="en-GB"/>
+        </w:rPr>
+      </w:pPr>
+      <w:r>
+        <w:rPr>
+          <w:rFonts w:ascii="PetitaMedium" w:eastAsia="Times New Roman" w:hAnsi="PetitaMedium" w:cs="Times New Roman"/>
+          <w:lang w:val="en-FR" w:eastAsia="en-GB"/>
+        </w:rPr>
+        <w:t xml:space="preserve">the netCDF restart writings timings (s) only. </w:t>
+      </w:r>
+    </w:p>
+    <w:p>
+      <w:pPr>
+        <w:spacing w:before="100" w:beforeAutospacing="1" w:after="100" w:afterAutospacing="1"/>
+        <w:ind w:left="720"/>
+        <w:rPr>
+          <w:rFonts w:ascii="OpenSymbol" w:eastAsia="Times New Roman" w:hAnsi="OpenSymbol" w:cs="Times New Roman"/>
+          <w:lang w:val="en-FR" w:eastAsia="en-GB"/>
+        </w:rPr>
+      </w:pPr>
+      <w:r>
+        <w:rPr>
+          <w:rFonts w:ascii="PetitaMedium" w:eastAsia="Times New Roman" w:hAnsi="PetitaMedium" w:cs="Times New Roman"/>
+          <w:lang w:val="en-FR" w:eastAsia="en-GB"/>
+        </w:rPr>
+        <w:t xml:space="preserve">Finally, two informations are provided to check the performance and the validity of the load balancing analysis itself: </w:t>
+      </w:r>
+    </w:p>
+    <w:p>
+      <w:pPr>
+        <w:numPr>
+          <w:ilvl w:val="0"/>
+          <w:numId w:val="36"/>
+        </w:numPr>
+        <w:spacing w:before="100" w:beforeAutospacing="1" w:after="100" w:afterAutospacing="1"/>
+        <w:rPr>
+          <w:rFonts w:ascii="OpenSymbol" w:eastAsia="Times New Roman" w:hAnsi="OpenSymbol" w:cs="Times New Roman"/>
+          <w:lang w:val="en-FR" w:eastAsia="en-GB"/>
+        </w:rPr>
+      </w:pPr>
+      <w:r>
+        <w:rPr>
+          <w:rFonts w:ascii="PetitaMedium" w:eastAsia="Times New Roman" w:hAnsi="PetitaMedium" w:cs="Times New Roman"/>
+          <w:lang w:val="en-FR" w:eastAsia="en-GB"/>
+        </w:rPr>
+        <w:t xml:space="preserve">the duration (s) of the load balancing synthesis phase itself ; </w:t>
+      </w:r>
+    </w:p>
+    <w:p>
+      <w:pPr>
+        <w:numPr>
+          <w:ilvl w:val="0"/>
+          <w:numId w:val="36"/>
+        </w:numPr>
+        <w:spacing w:before="100" w:beforeAutospacing="1" w:after="100" w:afterAutospacing="1"/>
+        <w:rPr>
+          <w:rFonts w:ascii="OpenSymbol" w:eastAsia="Times New Roman" w:hAnsi="OpenSymbol" w:cs="Times New Roman"/>
+          <w:lang w:val="en-FR" w:eastAsia="en-GB"/>
+        </w:rPr>
+      </w:pPr>
+      <w:r>
+        <w:rPr>
+          <w:rFonts w:ascii="PetitaMedium" w:eastAsia="Times New Roman" w:hAnsi="PetitaMedium" w:cs="Times New Roman"/>
+          <w:lang w:val="en-FR" w:eastAsia="en-GB"/>
+        </w:rPr>
+        <w:t xml:space="preserve">the spread (s) of time clocks measured after an MPI_barrier call, to check the coherence </w:t>
+      </w:r>
+    </w:p>
+    <w:p>
+      <w:pPr>
+        <w:spacing w:before="100" w:beforeAutospacing="1" w:after="100" w:afterAutospacing="1"/>
+        <w:ind w:left="720"/>
+        <w:rPr>
+          <w:rFonts w:ascii="OpenSymbol" w:eastAsia="Times New Roman" w:hAnsi="OpenSymbol" w:cs="Times New Roman"/>
+          <w:lang w:val="en-FR" w:eastAsia="en-GB"/>
+        </w:rPr>
+      </w:pPr>
+      <w:r>
+        <w:rPr>
+          <w:rFonts w:ascii="PetitaMedium" w:eastAsia="Times New Roman" w:hAnsi="PetitaMedium" w:cs="Times New Roman"/>
+          <w:lang w:val="en-FR" w:eastAsia="en-GB"/>
+        </w:rPr>
+        <w:t xml:space="preserve">of the clock time between the computing nodes. </w:t>
+      </w:r>
+    </w:p>
+    <w:p>
+      <w:pPr>
+        <w:pStyle w:val="NormalWeb"/>
+        <w:rPr>
+          <w:lang w:val="en-GB"/>
+        </w:rPr>
+      </w:pPr>
+      <w:proofErr w:type="spellStart"/>
+      <w:r>
+        <w:rPr>
+          <w:lang w:val="en-GB"/>
+        </w:rPr>
+        <w:t>n</w:t>
+      </w:r>
+      <w:proofErr w:type="spellEnd"/>
+      <w:r>
+        <w:rPr>
+          <w:lang w:val="en-GB"/>
+        </w:rPr>
+        <w:t xml:space="preserve"> the upper part of the file, the </w:t>
+      </w:r>
+      <w:r>
+        <w:rPr>
+          <w:lang w:val="en-GB"/>
+        </w:rPr>
+        <w:t>“</w:t>
+      </w:r>
+      <w:r>
+        <w:rPr>
+          <w:rFonts w:ascii="Courier" w:hAnsi="Courier" w:cstheme="minorHAnsi"/>
+          <w:lang w:val="en-GB" w:eastAsia="en-GB"/>
+        </w:rPr>
+        <w:t>Coupled model simulation time</w:t>
+      </w:r>
+      <w:r>
+        <w:rPr>
+          <w:rFonts w:ascii="Courier" w:hAnsi="Courier" w:cstheme="minorHAnsi"/>
+          <w:lang w:val="en-GB" w:eastAsia="en-GB"/>
+        </w:rPr>
+        <w:t>”</w:t>
+      </w:r>
+      <w:r>
+        <w:rPr>
+          <w:lang w:val="en-GB"/>
+        </w:rPr>
+        <w:t xml:space="preserve"> is given; it is calculated </w:t>
+      </w:r>
+      <w:r>
+        <w:rPr>
+          <w:lang w:val="en-GB"/>
+        </w:rPr>
+        <w:t xml:space="preserve">from </w:t>
+      </w:r>
+      <w:r>
+        <w:rPr>
+          <w:lang w:val="en-GB"/>
+        </w:rPr>
+        <w:t xml:space="preserve">the start of the </w:t>
+      </w:r>
+      <w:proofErr w:type="spellStart"/>
+      <w:r>
+        <w:rPr>
+          <w:rFonts w:ascii="Courier" w:hAnsi="Courier" w:cstheme="minorHAnsi"/>
+          <w:lang w:val="en-GB" w:eastAsia="en-GB"/>
+        </w:rPr>
+        <w:t>oasis_init</w:t>
+      </w:r>
+      <w:proofErr w:type="spellEnd"/>
+      <w:r>
+        <w:rPr>
+          <w:rFonts w:ascii="Courier" w:hAnsi="Courier" w:cstheme="minorHAnsi"/>
+          <w:lang w:val="en-GB" w:eastAsia="en-GB"/>
+        </w:rPr>
+        <w:t xml:space="preserve"> </w:t>
+      </w:r>
+      <w:r>
+        <w:rPr>
+          <w:lang w:val="en-GB"/>
+        </w:rPr>
+        <w:t xml:space="preserve">to the end of the </w:t>
+      </w:r>
+      <w:proofErr w:type="spellStart"/>
+      <w:r>
+        <w:rPr>
+          <w:rFonts w:ascii="Courier" w:hAnsi="Courier" w:cstheme="minorHAnsi"/>
+          <w:lang w:val="en-GB" w:eastAsia="en-GB"/>
+        </w:rPr>
+        <w:t>oasis_terminate</w:t>
+      </w:r>
+      <w:proofErr w:type="spellEnd"/>
+      <w:r>
+        <w:rPr>
+          <w:lang w:val="en-GB"/>
+        </w:rPr>
+        <w:t xml:space="preserve"> routines</w:t>
+      </w:r>
+      <w:r>
+        <w:rPr>
+          <w:lang w:val="en-GB"/>
+        </w:rPr>
+        <w:t>.</w:t>
+      </w:r>
+      <w:r>
+        <w:rPr>
+          <w:lang w:val="en-GB"/>
+        </w:rPr>
+        <w:t xml:space="preserve"> </w:t>
+      </w:r>
+    </w:p>
+    <w:p>
+      <w:pPr>
+        <w:pStyle w:val="ListParagraph"/>
+        <w:numPr>
+          <w:ilvl w:val="0"/>
+          <w:numId w:val="40"/>
+        </w:numPr>
+        <w:spacing w:before="144" w:after="60"/>
+        <w:outlineLvl w:val="2"/>
+        <w:rPr>
+          <w:rFonts w:ascii="Times New Roman" w:eastAsia="Times New Roman" w:hAnsi="Times New Roman" w:cs="Times New Roman"/>
+          <w:lang w:val="en-US" w:eastAsia="en-GB"/>
+        </w:rPr>
+      </w:pPr>
+      <w:bookmarkStart w:id="26" w:name="_Toc88068847"/>
+      <w:r>
+        <w:rPr>
+          <w:rFonts w:ascii="Times New Roman" w:eastAsia="Times New Roman" w:hAnsi="Times New Roman" w:cs="Times New Roman"/>
+          <w:lang w:val="en-US" w:eastAsia="en-GB"/>
+        </w:rPr>
+        <w:t>Conclusions</w:t>
+      </w:r>
+      <w:bookmarkEnd w:id="26"/>
+    </w:p>
+    <w:p>
+      <w:pPr>
+        <w:pStyle w:val="NormalWeb"/>
+        <w:spacing w:before="240" w:beforeAutospacing="0" w:after="0" w:afterAutospacing="0"/>
+        <w:rPr>
+          <w:lang w:val="en-US"/>
+        </w:rPr>
+      </w:pPr>
+      <w:r>
+        <w:rPr>
+          <w:lang w:val="en-GB"/>
+        </w:rPr>
+        <w:t>O</w:t>
+      </w:r>
+      <w:r>
+        <w:rPr>
+          <w:lang w:val="en-US"/>
+        </w:rPr>
+        <w:t>ASIS3-MCT load balancing analysis functionality</w:t>
+      </w:r>
+      <w:r>
+        <w:rPr>
+          <w:lang w:val="en-US"/>
+        </w:rPr>
+        <w:t xml:space="preserve"> deliver</w:t>
+      </w:r>
+      <w:r>
+        <w:rPr>
+          <w:lang w:val="en-US"/>
+        </w:rPr>
+        <w:t>s</w:t>
+      </w:r>
+      <w:r>
+        <w:rPr>
+          <w:lang w:val="en-US"/>
+        </w:rPr>
+        <w:t xml:space="preserve"> at low cost a set of </w:t>
+      </w:r>
+      <w:r>
+        <w:rPr>
+          <w:lang w:val="en-US"/>
+        </w:rPr>
+        <w:t>summarized</w:t>
+      </w:r>
+      <w:r>
+        <w:rPr>
+          <w:lang w:val="en-US"/>
+        </w:rPr>
+        <w:t xml:space="preserve"> quantities </w:t>
+      </w:r>
+      <w:r>
+        <w:rPr>
+          <w:lang w:val="en-US"/>
+        </w:rPr>
+        <w:t xml:space="preserve">on the computing </w:t>
+      </w:r>
+      <w:r>
+        <w:rPr>
+          <w:lang w:val="en-US"/>
+        </w:rPr>
+        <w:t xml:space="preserve">characteristics of a coupled model </w:t>
+      </w:r>
+      <w:r>
+        <w:rPr>
+          <w:lang w:val="en-US"/>
+        </w:rPr>
+        <w:t xml:space="preserve">that can help to better understand the origin of any coupling extra cost. </w:t>
+      </w:r>
+      <w:r>
+        <w:rPr>
+          <w:lang w:val="en-US"/>
+        </w:rPr>
+        <w:t xml:space="preserve">It also </w:t>
+      </w:r>
+      <w:r>
+        <w:rPr>
+          <w:lang w:val="en-US"/>
+        </w:rPr>
+        <w:t>provide</w:t>
+      </w:r>
+      <w:r>
+        <w:rPr>
+          <w:lang w:val="en-US"/>
+        </w:rPr>
+        <w:t>s</w:t>
+      </w:r>
+      <w:r>
+        <w:rPr>
+          <w:lang w:val="en-US"/>
+        </w:rPr>
+        <w:t xml:space="preserve"> the timeline, for </w:t>
+      </w:r>
+      <w:r>
+        <w:rPr>
+          <w:lang w:val="en-US"/>
+        </w:rPr>
+        <w:t>all</w:t>
+      </w:r>
+      <w:r>
+        <w:rPr>
+          <w:lang w:val="en-US"/>
+        </w:rPr>
+        <w:t xml:space="preserve"> process</w:t>
+      </w:r>
+      <w:r>
+        <w:rPr>
+          <w:lang w:val="en-US"/>
+        </w:rPr>
+        <w:t>es</w:t>
+      </w:r>
+      <w:r>
+        <w:rPr>
+          <w:lang w:val="en-US"/>
+        </w:rPr>
+        <w:t xml:space="preserve"> involved in the coupling, of every </w:t>
+      </w:r>
+      <w:r>
+        <w:rPr>
+          <w:lang w:val="en-US"/>
+        </w:rPr>
+        <w:t>coupling event</w:t>
+      </w:r>
+      <w:r>
+        <w:rPr>
+          <w:lang w:val="en-US"/>
+        </w:rPr>
+        <w:t xml:space="preserve">, such as coupling field sending or receiving, but also coupling </w:t>
+      </w:r>
+      <w:r>
+        <w:rPr>
+          <w:lang w:val="en-US"/>
+        </w:rPr>
+        <w:t>initialization</w:t>
+      </w:r>
+      <w:r>
+        <w:rPr>
+          <w:lang w:val="en-US"/>
+        </w:rPr>
+        <w:t xml:space="preserve"> </w:t>
+      </w:r>
+      <w:r>
+        <w:rPr>
+          <w:lang w:val="en-US"/>
+        </w:rPr>
+        <w:t xml:space="preserve">and </w:t>
+      </w:r>
+      <w:r>
+        <w:rPr>
+          <w:lang w:val="en-US"/>
+        </w:rPr>
+        <w:t>termination</w:t>
+      </w:r>
+      <w:r>
+        <w:rPr>
+          <w:lang w:val="en-US"/>
+        </w:rPr>
+        <w:t>,</w:t>
+      </w:r>
+      <w:r>
+        <w:rPr>
+          <w:lang w:val="en-US"/>
+        </w:rPr>
+        <w:t xml:space="preserve"> </w:t>
+      </w:r>
+      <w:proofErr w:type="spellStart"/>
+      <w:r>
+        <w:rPr>
+          <w:lang w:val="en-US"/>
+        </w:rPr>
+        <w:t>regridding</w:t>
+      </w:r>
+      <w:proofErr w:type="spellEnd"/>
+      <w:r>
+        <w:rPr>
+          <w:lang w:val="en-US"/>
+        </w:rPr>
+        <w:t xml:space="preserve">, file reading or writing. These timelines are available in </w:t>
+      </w:r>
+      <w:proofErr w:type="spellStart"/>
+      <w:r>
+        <w:rPr>
+          <w:lang w:val="en-US"/>
+        </w:rPr>
+        <w:t>N</w:t>
+      </w:r>
+      <w:r>
+        <w:rPr>
+          <w:lang w:val="en-US"/>
+        </w:rPr>
+        <w:t>etCDF</w:t>
+      </w:r>
+      <w:proofErr w:type="spellEnd"/>
+      <w:r>
+        <w:rPr>
+          <w:lang w:val="en-US"/>
+        </w:rPr>
+        <w:t xml:space="preserve"> file</w:t>
+      </w:r>
+      <w:r>
+        <w:rPr>
+          <w:lang w:val="en-US"/>
+        </w:rPr>
+        <w:t xml:space="preserve">s and </w:t>
+      </w:r>
+      <w:r>
+        <w:rPr>
+          <w:lang w:val="en-US"/>
+        </w:rPr>
+        <w:t xml:space="preserve">are </w:t>
+      </w:r>
+      <w:r>
+        <w:rPr>
+          <w:lang w:val="en-US"/>
+        </w:rPr>
+        <w:t xml:space="preserve">easily accessible </w:t>
+      </w:r>
+      <w:r>
+        <w:rPr>
+          <w:lang w:val="en-US"/>
+        </w:rPr>
+        <w:t>thanks to a Python visualization</w:t>
+      </w:r>
+      <w:r>
+        <w:rPr>
+          <w:lang w:val="en-US"/>
+        </w:rPr>
+        <w:t xml:space="preserve"> </w:t>
+      </w:r>
+      <w:r>
+        <w:rPr>
+          <w:lang w:val="en-US"/>
+        </w:rPr>
+        <w:t>script</w:t>
+      </w:r>
+      <w:r>
+        <w:rPr>
+          <w:lang w:val="en-US"/>
+        </w:rPr>
+        <w:t xml:space="preserve">. </w:t>
+      </w:r>
+    </w:p>
+    <w:p>
+      <w:pPr>
+        <w:pStyle w:val="NormalWeb"/>
+        <w:spacing w:before="120" w:beforeAutospacing="0" w:after="0" w:afterAutospacing="0"/>
+        <w:rPr>
+          <w:lang w:val="en-US"/>
+        </w:rPr>
+      </w:pPr>
+      <w:r>
+        <w:rPr>
+          <w:lang w:val="en-US"/>
+        </w:rPr>
+        <w:t xml:space="preserve">To be able to keep the implementation as simple as possible (~ 700 lines), the analysis </w:t>
+      </w:r>
+      <w:r>
+        <w:rPr>
+          <w:lang w:val="en-US"/>
+        </w:rPr>
+        <w:t xml:space="preserve">is limited </w:t>
+      </w:r>
+      <w:r>
+        <w:rPr>
+          <w:lang w:val="en-US"/>
+        </w:rPr>
+        <w:t>to a component</w:t>
+      </w:r>
+      <w:r>
+        <w:rPr>
+          <w:lang w:val="en-US"/>
+        </w:rPr>
+        <w:t>-</w:t>
+      </w:r>
+      <w:r>
+        <w:rPr>
+          <w:lang w:val="en-US"/>
+        </w:rPr>
+        <w:t xml:space="preserve"> (and not </w:t>
+      </w:r>
+      <w:r>
+        <w:rPr>
+          <w:lang w:val="en-US"/>
+        </w:rPr>
+        <w:t xml:space="preserve">a </w:t>
+      </w:r>
+      <w:r>
+        <w:rPr>
+          <w:lang w:val="en-US"/>
+        </w:rPr>
+        <w:t>partition</w:t>
+      </w:r>
+      <w:r>
+        <w:rPr>
+          <w:lang w:val="en-US"/>
+        </w:rPr>
+        <w:t>-</w:t>
+      </w:r>
+      <w:r>
+        <w:rPr>
+          <w:lang w:val="en-US"/>
+        </w:rPr>
+        <w:t>) per-basis</w:t>
+      </w:r>
+      <w:r>
+        <w:rPr>
+          <w:lang w:val="en-US"/>
+        </w:rPr>
+        <w:t>. Storing the analysis</w:t>
+      </w:r>
+      <w:r>
+        <w:rPr>
+          <w:lang w:val="en-US"/>
+        </w:rPr>
+        <w:t xml:space="preserve"> requires additional memory on </w:t>
+      </w:r>
+      <w:r>
+        <w:rPr>
+          <w:lang w:val="en-US"/>
+        </w:rPr>
+        <w:t xml:space="preserve">the master process of </w:t>
+      </w:r>
+      <w:r>
+        <w:rPr>
+          <w:lang w:val="en-US"/>
+        </w:rPr>
+        <w:t xml:space="preserve">each component approximately equal to the size of a single precision array containing the number of </w:t>
+      </w:r>
+      <w:r>
+        <w:rPr>
+          <w:lang w:val="en-US"/>
+        </w:rPr>
+        <w:t>coupling events times</w:t>
+      </w:r>
+      <w:r>
+        <w:rPr>
+          <w:lang w:val="en-US"/>
+        </w:rPr>
+        <w:t xml:space="preserve"> the number of MPI process</w:t>
+      </w:r>
+      <w:r>
+        <w:rPr>
+          <w:lang w:val="en-US"/>
+        </w:rPr>
+        <w:t>es</w:t>
+      </w:r>
+      <w:r>
+        <w:rPr>
+          <w:lang w:val="en-US"/>
+        </w:rPr>
+        <w:t xml:space="preserve">. This means that users </w:t>
+      </w:r>
+      <w:r>
+        <w:rPr>
+          <w:lang w:val="en-US"/>
+        </w:rPr>
+        <w:t>may</w:t>
+      </w:r>
+      <w:r>
+        <w:rPr>
+          <w:lang w:val="en-US"/>
+        </w:rPr>
+        <w:t xml:space="preserve"> have to restrain the analysis to relatively short simulations or parallel models </w:t>
+      </w:r>
+      <w:r>
+        <w:rPr>
+          <w:lang w:val="en-US"/>
+        </w:rPr>
+        <w:t xml:space="preserve">with a relatively small number of processes </w:t>
+      </w:r>
+      <w:r>
+        <w:rPr>
+          <w:lang w:val="en-US"/>
+        </w:rPr>
+        <w:t xml:space="preserve">to avoid memory overflow. </w:t>
+      </w:r>
+    </w:p>
+    <w:p>
+      <w:pPr>
+        <w:pStyle w:val="NormalWeb"/>
+        <w:numPr>
+          <w:ilvl w:val="0"/>
+          <w:numId w:val="39"/>
+        </w:numPr>
+        <w:spacing w:before="240" w:beforeAutospacing="0" w:after="0" w:afterAutospacing="0"/>
+        <w:rPr>
+          <w:u w:val="single"/>
+          <w:lang w:val="en-GB"/>
+        </w:rPr>
+      </w:pPr>
+      <w:r>
+        <w:rPr>
+          <w:rFonts w:asciiTheme="minorHAnsi" w:hAnsiTheme="minorHAnsi" w:cstheme="minorHAnsi"/>
+        </w:rPr>
+        <w:t>REFERENCES</w:t>
+      </w:r>
+    </w:p>
+    <w:p>
+      <w:pPr>
+        <w:pStyle w:val="NormalWeb"/>
+        <w:spacing w:before="120" w:beforeAutospacing="0" w:after="0" w:afterAutospacing="0"/>
+        <w:rPr>
+          <w:lang w:val="en-US"/>
+        </w:rPr>
+      </w:pPr>
+      <w:r>
+        <w:rPr>
+          <w:lang w:val="en-US"/>
+        </w:rPr>
+        <w:t xml:space="preserve">Balaji, V., Maisonnave, E., Zadeh, N., Lawrence, B. N., Biercamp, J., Fladrich, U., Aloisio, G., Benson, R., Caubel, A., Durachta, J., Foujols, M.-A., Lister, G., Mocavero, S., Underwood, S., and Wright, G., 2017: CPMIP: Measurements of Real Computational </w:t>
+      </w:r>
+      <w:r>
+        <w:rPr>
+          <w:lang w:val="en-US"/>
+        </w:rPr>
+        <w:lastRenderedPageBreak/>
+        <w:t>Performance of Earth System Models in CMIP6 , Geosci. Model Dev., 46, 19-34, doi:10.5194/gmd-10-19-2017</w:t>
+      </w:r>
+      <w:r>
+        <w:rPr>
+          <w:lang w:val="en-US"/>
+        </w:rPr>
+        <w:t xml:space="preserve"> </w:t>
+      </w:r>
+    </w:p>
+    <w:p>
+      <w:pPr>
+        <w:pStyle w:val="NormalWeb"/>
+        <w:spacing w:before="120" w:beforeAutospacing="0" w:after="0" w:afterAutospacing="0"/>
+        <w:rPr>
+          <w:lang w:val="en-US"/>
+        </w:rPr>
+      </w:pPr>
+      <w:r>
+        <w:rPr>
+          <w:lang w:val="en-US"/>
+        </w:rPr>
+        <w:t xml:space="preserve">Maisonnave, E., L. Coquart, and A. Piacentini: A better diagnostic of the load imbalance in OASIS based coupled systems Technical Report, TR/CMGC/20/176, CERFACS, Toulouse, France, 2020. </w:t>
+      </w:r>
+      <w:hyperlink r:id="rId13" w:history="1">
+        <w:r>
+          <w:rPr>
+            <w:lang w:val="en-US"/>
+          </w:rPr>
+          <w:t>https://cerfacs.fr/wp-content/uploads/2020/12/GLOBC-TR-Maisonnave- 20-176.pdf</w:t>
+        </w:r>
+      </w:hyperlink>
+    </w:p>
+    <w:p>
+      <w:pPr>
+        <w:pStyle w:val="NormalWeb"/>
+        <w:spacing w:before="120" w:beforeAutospacing="0" w:after="0" w:afterAutospacing="0"/>
+        <w:rPr>
+          <w:lang w:val="en-US"/>
+        </w:rPr>
+      </w:pPr>
+      <w:r>
+        <w:rPr>
+          <w:lang w:val="en-US"/>
+        </w:rPr>
+        <w:t>Piacentini, A. and E. Maisonnave: Interactive visualisation of OASIS coupled models load imbalance Technical Report, TR/CMGC/20/177, CERFACS, Toulouse, France, 2020. https://cerfacs.fr/wp-content/uploads/2020/12/GLOBC-TR-Piacentini-20-177.pdf</w:t>
+      </w:r>
     </w:p>
     <w:sectPr>
       <w:pgSz w:w="11900" w:h="16840"/>
@@ -399,6 +7006,201 @@
 </w:document>
 </file>
 
+<file path=word/endnotes.xml><?xml version="1.0" encoding="utf-8"?>
+<w:endnotes xmlns:wpc="http://schemas.microsoft.com/office/word/2010/wordprocessingCanvas" xmlns:cx="http://schemas.microsoft.com/office/drawing/2014/chartex" xmlns:cx1="http://schemas.microsoft.com/office/drawing/2015/9/8/chartex" xmlns:cx2="http://schemas.microsoft.com/office/drawing/2015/10/21/chartex" xmlns:cx3="http://schemas.microsoft.com/office/drawing/2016/5/9/chartex" xmlns:cx4="http://schemas.microsoft.com/office/drawing/2016/5/10/chartex" xmlns:cx5="http://schemas.microsoft.com/office/drawing/2016/5/11/chartex" xmlns:cx6="http://schemas.microsoft.com/office/drawing/2016/5/12/chartex" xmlns:cx7="http://schemas.microsoft.com/office/drawing/2016/5/13/chartex" xmlns:cx8="http://schemas.microsoft.com/office/drawing/2016/5/14/chartex" xmlns:mc="http://schemas.openxmlformats.org/markup-compatibility/2006" xmlns:aink="http://schemas.microsoft.com/office/drawing/2016/ink" xmlns:am3d="http://schemas.microsoft.com/office/drawing/2017/model3d" xmlns:o="urn:schemas-microsoft-com:office:office" xmlns:r="http://schemas.openxmlformats.org/officeDocument/2006/relationships" xmlns:m="http://schemas.openxmlformats.org/officeDocument/2006/math" xmlns:v="urn:schemas-microsoft-com:vml" xmlns:wp14="http://schemas.microsoft.com/office/word/2010/wordprocessingDrawing" xmlns:wp="http://schemas.openxmlformats.org/drawingml/2006/wordprocessingDrawing" xmlns:w10="urn:schemas-microsoft-com:office:word" xmlns:w="http://schemas.openxmlformats.org/wordprocessingml/2006/main" xmlns:w14="http://schemas.microsoft.com/office/word/2010/wordml" xmlns:w15="http://schemas.microsoft.com/office/word/2012/wordml" xmlns:w16cex="http://schemas.microsoft.com/office/word/2018/wordml/cex" xmlns:w16cid="http://schemas.microsoft.com/office/word/2016/wordml/cid" xmlns:w16="http://schemas.microsoft.com/office/word/2018/wordml" xmlns:w16sdtdh="http://schemas.microsoft.com/office/word/2020/wordml/sdtdatahash" xmlns:w16se="http://schemas.microsoft.com/office/word/2015/wordml/symex" xmlns:wpg="http://schemas.microsoft.com/office/word/2010/wordprocessingGroup" xmlns:wpi="http://schemas.microsoft.com/office/word/2010/wordprocessingInk" xmlns:wne="http://schemas.microsoft.com/office/word/2006/wordml" xmlns:wps="http://schemas.microsoft.com/office/word/2010/wordprocessingShape" mc:Ignorable="w14 w15 w16se w16cid w16 w16cex w16sdtdh wp14">
+  <w:endnote w:type="separator" w:id="-1">
+    <w:p>
+      <w:r>
+        <w:separator/>
+      </w:r>
+    </w:p>
+  </w:endnote>
+  <w:endnote w:type="continuationSeparator" w:id="0">
+    <w:p>
+      <w:r>
+        <w:continuationSeparator/>
+      </w:r>
+    </w:p>
+  </w:endnote>
+</w:endnotes>
+</file>
+
+<file path=word/footnotes.xml><?xml version="1.0" encoding="utf-8"?>
+<w:footnotes xmlns:wpc="http://schemas.microsoft.com/office/word/2010/wordprocessingCanvas" xmlns:cx="http://schemas.microsoft.com/office/drawing/2014/chartex" xmlns:cx1="http://schemas.microsoft.com/office/drawing/2015/9/8/chartex" xmlns:cx2="http://schemas.microsoft.com/office/drawing/2015/10/21/chartex" xmlns:cx3="http://schemas.microsoft.com/office/drawing/2016/5/9/chartex" xmlns:cx4="http://schemas.microsoft.com/office/drawing/2016/5/10/chartex" xmlns:cx5="http://schemas.microsoft.com/office/drawing/2016/5/11/chartex" xmlns:cx6="http://schemas.microsoft.com/office/drawing/2016/5/12/chartex" xmlns:cx7="http://schemas.microsoft.com/office/drawing/2016/5/13/chartex" xmlns:cx8="http://schemas.microsoft.com/office/drawing/2016/5/14/chartex" xmlns:mc="http://schemas.openxmlformats.org/markup-compatibility/2006" xmlns:aink="http://schemas.microsoft.com/office/drawing/2016/ink" xmlns:am3d="http://schemas.microsoft.com/office/drawing/2017/model3d" xmlns:o="urn:schemas-microsoft-com:office:office" xmlns:r="http://schemas.openxmlformats.org/officeDocument/2006/relationships" xmlns:m="http://schemas.openxmlformats.org/officeDocument/2006/math" xmlns:v="urn:schemas-microsoft-com:vml" xmlns:wp14="http://schemas.microsoft.com/office/word/2010/wordprocessingDrawing" xmlns:wp="http://schemas.openxmlformats.org/drawingml/2006/wordprocessingDrawing" xmlns:w10="urn:schemas-microsoft-com:office:word" xmlns:w="http://schemas.openxmlformats.org/wordprocessingml/2006/main" xmlns:w14="http://schemas.microsoft.com/office/word/2010/wordml" xmlns:w15="http://schemas.microsoft.com/office/word/2012/wordml" xmlns:w16cex="http://schemas.microsoft.com/office/word/2018/wordml/cex" xmlns:w16cid="http://schemas.microsoft.com/office/word/2016/wordml/cid" xmlns:w16="http://schemas.microsoft.com/office/word/2018/wordml" xmlns:w16sdtdh="http://schemas.microsoft.com/office/word/2020/wordml/sdtdatahash" xmlns:w16se="http://schemas.microsoft.com/office/word/2015/wordml/symex" xmlns:wpg="http://schemas.microsoft.com/office/word/2010/wordprocessingGroup" xmlns:wpi="http://schemas.microsoft.com/office/word/2010/wordprocessingInk" xmlns:wne="http://schemas.microsoft.com/office/word/2006/wordml" xmlns:wps="http://schemas.microsoft.com/office/word/2010/wordprocessingShape" mc:Ignorable="w14 w15 w16se w16cid w16 w16cex w16sdtdh wp14">
+  <w:footnote w:type="separator" w:id="-1">
+    <w:p>
+      <w:r>
+        <w:separator/>
+      </w:r>
+    </w:p>
+  </w:footnote>
+  <w:footnote w:type="continuationSeparator" w:id="0">
+    <w:p>
+      <w:r>
+        <w:continuationSeparator/>
+      </w:r>
+    </w:p>
+  </w:footnote>
+  <w:footnote w:id="1">
+    <w:p>
+      <w:pPr>
+        <w:pStyle w:val="NormalWeb"/>
+        <w:rPr>
+          <w:lang w:val="en-US"/>
+        </w:rPr>
+      </w:pPr>
+      <w:r>
+        <w:rPr>
+          <w:rStyle w:val="FootnoteReference"/>
+        </w:rPr>
+        <w:footnoteRef/>
+      </w:r>
+      <w:r>
+        <w:rPr>
+          <w:lang w:val="en-US"/>
+        </w:rPr>
+        <w:t xml:space="preserve"> </w:t>
+      </w:r>
+      <w:r>
+        <w:rPr>
+          <w:sz w:val="22"/>
+          <w:szCs w:val="22"/>
+          <w:lang w:val="en-US"/>
+        </w:rPr>
+        <w:t xml:space="preserve">OASIS3-MCT </w:t>
+      </w:r>
+      <w:r>
+        <w:rPr>
+          <w:rFonts w:ascii="PetitaMedium" w:hAnsi="PetitaMedium"/>
+          <w:sz w:val="22"/>
+          <w:szCs w:val="22"/>
+          <w:lang w:val="en-US"/>
+        </w:rPr>
+        <w:t>gives the possibility to declare independent partitions for subset</w:t>
+      </w:r>
+      <w:r>
+        <w:rPr>
+          <w:rFonts w:ascii="PetitaMedium" w:hAnsi="PetitaMedium"/>
+          <w:sz w:val="22"/>
+          <w:szCs w:val="22"/>
+          <w:lang w:val="en-US"/>
+        </w:rPr>
+        <w:t>s</w:t>
+      </w:r>
+      <w:r>
+        <w:rPr>
+          <w:rFonts w:ascii="PetitaMedium" w:hAnsi="PetitaMedium"/>
+          <w:sz w:val="22"/>
+          <w:szCs w:val="22"/>
+          <w:lang w:val="en-US"/>
+        </w:rPr>
+        <w:t xml:space="preserve"> of component processes (see </w:t>
+      </w:r>
+      <w:r>
+        <w:rPr>
+          <w:rFonts w:ascii="PetitaMedium" w:hAnsi="PetitaMedium"/>
+          <w:sz w:val="22"/>
+          <w:szCs w:val="22"/>
+          <w:lang w:val="en-US"/>
+        </w:rPr>
+        <w:t>section 2.1</w:t>
+      </w:r>
+      <w:r>
+        <w:rPr>
+          <w:rFonts w:ascii="PetitaMedium" w:hAnsi="PetitaMedium"/>
+          <w:sz w:val="22"/>
+          <w:szCs w:val="22"/>
+          <w:lang w:val="en-US"/>
+        </w:rPr>
+        <w:t xml:space="preserve"> of the OASIS</w:t>
+      </w:r>
+      <w:r>
+        <w:rPr>
+          <w:rFonts w:ascii="PetitaMedium" w:hAnsi="PetitaMedium"/>
+          <w:sz w:val="22"/>
+          <w:szCs w:val="22"/>
+          <w:lang w:val="en-US"/>
+        </w:rPr>
+        <w:t xml:space="preserve">3-MCT </w:t>
+      </w:r>
+      <w:proofErr w:type="spellStart"/>
+      <w:r>
+        <w:rPr>
+          <w:rFonts w:ascii="PetitaMedium" w:hAnsi="PetitaMedium"/>
+          <w:sz w:val="22"/>
+          <w:szCs w:val="22"/>
+          <w:lang w:val="en-US"/>
+        </w:rPr>
+        <w:t>UserGuide</w:t>
+      </w:r>
+      <w:proofErr w:type="spellEnd"/>
+      <w:r>
+        <w:rPr>
+          <w:rFonts w:ascii="PetitaMedium" w:hAnsi="PetitaMedium"/>
+          <w:sz w:val="22"/>
+          <w:szCs w:val="22"/>
+          <w:lang w:val="en-US"/>
+        </w:rPr>
+        <w:t xml:space="preserve">). </w:t>
+      </w:r>
+      <w:r>
+        <w:rPr>
+          <w:rFonts w:ascii="PetitaMedium" w:hAnsi="PetitaMedium"/>
+          <w:sz w:val="22"/>
+          <w:szCs w:val="22"/>
+          <w:lang w:val="en-US"/>
+        </w:rPr>
+        <w:t xml:space="preserve">At this development stage, </w:t>
+      </w:r>
+      <w:r>
+        <w:rPr>
+          <w:rFonts w:ascii="PetitaMedium" w:hAnsi="PetitaMedium"/>
+          <w:sz w:val="22"/>
+          <w:szCs w:val="22"/>
+          <w:lang w:val="en-US"/>
+        </w:rPr>
+        <w:t>considering the low</w:t>
+      </w:r>
+      <w:r>
+        <w:rPr>
+          <w:rFonts w:ascii="PetitaMedium" w:hAnsi="PetitaMedium"/>
+          <w:sz w:val="22"/>
+          <w:szCs w:val="22"/>
+          <w:lang w:val="en-US"/>
+        </w:rPr>
+        <w:t xml:space="preserve"> number of prejudiced users and our wish to keep our algorithm as simple as possible, we prefer </w:t>
+      </w:r>
+      <w:r>
+        <w:rPr>
+          <w:rFonts w:ascii="PetitaMedium" w:hAnsi="PetitaMedium"/>
+          <w:sz w:val="22"/>
+          <w:szCs w:val="22"/>
+          <w:lang w:val="en-US"/>
+        </w:rPr>
+        <w:t>not to support the load balancing analysis in that case.</w:t>
+      </w:r>
+      <w:r>
+        <w:rPr>
+          <w:rFonts w:ascii="PetitaMedium" w:hAnsi="PetitaMedium"/>
+          <w:sz w:val="22"/>
+          <w:szCs w:val="22"/>
+          <w:lang w:val="en-US"/>
+        </w:rPr>
+        <w:t xml:space="preserve"> </w:t>
+      </w:r>
+    </w:p>
+    <w:p>
+      <w:pPr>
+        <w:pStyle w:val="FootnoteText"/>
+        <w:rPr>
+          <w:lang w:val="en-US"/>
+        </w:rPr>
+      </w:pPr>
+    </w:p>
+  </w:footnote>
+</w:footnotes>
+</file>
+
 <file path=word/numbering.xml><?xml version="1.0" encoding="utf-8"?>
 <w:numbering xmlns:wpc="http://schemas.microsoft.com/office/word/2010/wordprocessingCanvas" xmlns:cx="http://schemas.microsoft.com/office/drawing/2014/chartex" xmlns:cx1="http://schemas.microsoft.com/office/drawing/2015/9/8/chartex" xmlns:cx2="http://schemas.microsoft.com/office/drawing/2015/10/21/chartex" xmlns:cx3="http://schemas.microsoft.com/office/drawing/2016/5/9/chartex" xmlns:cx4="http://schemas.microsoft.com/office/drawing/2016/5/10/chartex" xmlns:cx5="http://schemas.microsoft.com/office/drawing/2016/5/11/chartex" xmlns:cx6="http://schemas.microsoft.com/office/drawing/2016/5/12/chartex" xmlns:cx7="http://schemas.microsoft.com/office/drawing/2016/5/13/chartex" xmlns:cx8="http://schemas.microsoft.com/office/drawing/2016/5/14/chartex" xmlns:mc="http://schemas.openxmlformats.org/markup-compatibility/2006" xmlns:aink="http://schemas.microsoft.com/office/drawing/2016/ink" xmlns:am3d="http://schemas.microsoft.com/office/drawing/2017/model3d" xmlns:o="urn:schemas-microsoft-com:office:office" xmlns:r="http://schemas.openxmlformats.org/officeDocument/2006/relationships" xmlns:m="http://schemas.openxmlformats.org/officeDocument/2006/math" xmlns:v="urn:schemas-microsoft-com:vml" xmlns:wp14="http://schemas.microsoft.com/office/word/2010/wordprocessingDrawing" xmlns:wp="http://schemas.openxmlformats.org/drawingml/2006/wordprocessingDrawing" xmlns:w10="urn:schemas-microsoft-com:office:word" xmlns:w="http://schemas.openxmlformats.org/wordprocessingml/2006/main" xmlns:w14="http://schemas.microsoft.com/office/word/2010/wordml" xmlns:w15="http://schemas.microsoft.com/office/word/2012/wordml" xmlns:w16cex="http://schemas.microsoft.com/office/word/2018/wordml/cex" xmlns:w16cid="http://schemas.microsoft.com/office/word/2016/wordml/cid" xmlns:w16="http://schemas.microsoft.com/office/word/2018/wordml" xmlns:w16sdtdh="http://schemas.microsoft.com/office/word/2020/wordml/sdtdatahash" xmlns:w16se="http://schemas.microsoft.com/office/word/2015/wordml/symex" xmlns:wpg="http://schemas.microsoft.com/office/word/2010/wordprocessingGroup" xmlns:wpi="http://schemas.microsoft.com/office/word/2010/wordprocessingInk" xmlns:wne="http://schemas.microsoft.com/office/word/2006/wordml" xmlns:wps="http://schemas.microsoft.com/office/word/2010/wordprocessingShape" mc:Ignorable="w14 w15 w16se w16cid w16 w16cex w16sdtdh wp14">
   <w:abstractNum w:abstractNumId="0" w15:restartNumberingAfterBreak="0">
@@ -507,6 +7309,241 @@
     </w:lvl>
   </w:abstractNum>
   <w:abstractNum w:abstractNumId="5" w15:restartNumberingAfterBreak="0">
+    <w:nsid w:val="05E7210D"/>
+    <w:multiLevelType w:val="multilevel"/>
+    <w:tmpl w:val="43E05170"/>
+    <w:lvl w:ilvl="0">
+      <w:start w:val="1"/>
+      <w:numFmt w:val="bullet"/>
+      <w:lvlText w:val=""/>
+      <w:lvlJc w:val="left"/>
+      <w:pPr>
+        <w:tabs>
+          <w:tab w:val="num" w:pos="720"/>
+        </w:tabs>
+        <w:ind w:left="720" w:hanging="360"/>
+      </w:pPr>
+      <w:rPr>
+        <w:rFonts w:ascii="Symbol" w:hAnsi="Symbol" w:hint="default"/>
+        <w:sz w:val="20"/>
+      </w:rPr>
+    </w:lvl>
+    <w:lvl w:ilvl="1" w:tentative="1">
+      <w:start w:val="1"/>
+      <w:numFmt w:val="bullet"/>
+      <w:lvlText w:val="o"/>
+      <w:lvlJc w:val="left"/>
+      <w:pPr>
+        <w:tabs>
+          <w:tab w:val="num" w:pos="1440"/>
+        </w:tabs>
+        <w:ind w:left="1440" w:hanging="360"/>
+      </w:pPr>
+      <w:rPr>
+        <w:rFonts w:ascii="Courier New" w:hAnsi="Courier New" w:hint="default"/>
+        <w:sz w:val="20"/>
+      </w:rPr>
+    </w:lvl>
+    <w:lvl w:ilvl="2" w:tentative="1">
+      <w:start w:val="1"/>
+      <w:numFmt w:val="bullet"/>
+      <w:lvlText w:val=""/>
+      <w:lvlJc w:val="left"/>
+      <w:pPr>
+        <w:tabs>
+          <w:tab w:val="num" w:pos="2160"/>
+        </w:tabs>
+        <w:ind w:left="2160" w:hanging="360"/>
+      </w:pPr>
+      <w:rPr>
+        <w:rFonts w:ascii="Wingdings" w:hAnsi="Wingdings" w:hint="default"/>
+        <w:sz w:val="20"/>
+      </w:rPr>
+    </w:lvl>
+    <w:lvl w:ilvl="3" w:tentative="1">
+      <w:start w:val="1"/>
+      <w:numFmt w:val="bullet"/>
+      <w:lvlText w:val=""/>
+      <w:lvlJc w:val="left"/>
+      <w:pPr>
+        <w:tabs>
+          <w:tab w:val="num" w:pos="2880"/>
+        </w:tabs>
+        <w:ind w:left="2880" w:hanging="360"/>
+      </w:pPr>
+      <w:rPr>
+        <w:rFonts w:ascii="Wingdings" w:hAnsi="Wingdings" w:hint="default"/>
+        <w:sz w:val="20"/>
+      </w:rPr>
+    </w:lvl>
+    <w:lvl w:ilvl="4" w:tentative="1">
+      <w:start w:val="1"/>
+      <w:numFmt w:val="bullet"/>
+      <w:lvlText w:val=""/>
+      <w:lvlJc w:val="left"/>
+      <w:pPr>
+        <w:tabs>
+          <w:tab w:val="num" w:pos="3600"/>
+        </w:tabs>
+        <w:ind w:left="3600" w:hanging="360"/>
+      </w:pPr>
+      <w:rPr>
+        <w:rFonts w:ascii="Wingdings" w:hAnsi="Wingdings" w:hint="default"/>
+        <w:sz w:val="20"/>
+      </w:rPr>
+    </w:lvl>
+    <w:lvl w:ilvl="5" w:tentative="1">
+      <w:start w:val="1"/>
+      <w:numFmt w:val="bullet"/>
+      <w:lvlText w:val=""/>
+      <w:lvlJc w:val="left"/>
+      <w:pPr>
+        <w:tabs>
+          <w:tab w:val="num" w:pos="4320"/>
+        </w:tabs>
+        <w:ind w:left="4320" w:hanging="360"/>
+      </w:pPr>
+      <w:rPr>
+        <w:rFonts w:ascii="Wingdings" w:hAnsi="Wingdings" w:hint="default"/>
+        <w:sz w:val="20"/>
+      </w:rPr>
+    </w:lvl>
+    <w:lvl w:ilvl="6" w:tentative="1">
+      <w:start w:val="1"/>
+      <w:numFmt w:val="bullet"/>
+      <w:lvlText w:val=""/>
+      <w:lvlJc w:val="left"/>
+      <w:pPr>
+        <w:tabs>
+          <w:tab w:val="num" w:pos="5040"/>
+        </w:tabs>
+        <w:ind w:left="5040" w:hanging="360"/>
+      </w:pPr>
+      <w:rPr>
+        <w:rFonts w:ascii="Wingdings" w:hAnsi="Wingdings" w:hint="default"/>
+        <w:sz w:val="20"/>
+      </w:rPr>
+    </w:lvl>
+    <w:lvl w:ilvl="7" w:tentative="1">
+      <w:start w:val="1"/>
+      <w:numFmt w:val="bullet"/>
+      <w:lvlText w:val=""/>
+      <w:lvlJc w:val="left"/>
+      <w:pPr>
+        <w:tabs>
+          <w:tab w:val="num" w:pos="5760"/>
+        </w:tabs>
+        <w:ind w:left="5760" w:hanging="360"/>
+      </w:pPr>
+      <w:rPr>
+        <w:rFonts w:ascii="Wingdings" w:hAnsi="Wingdings" w:hint="default"/>
+        <w:sz w:val="20"/>
+      </w:rPr>
+    </w:lvl>
+    <w:lvl w:ilvl="8" w:tentative="1">
+      <w:start w:val="1"/>
+      <w:numFmt w:val="bullet"/>
+      <w:lvlText w:val=""/>
+      <w:lvlJc w:val="left"/>
+      <w:pPr>
+        <w:tabs>
+          <w:tab w:val="num" w:pos="6480"/>
+        </w:tabs>
+        <w:ind w:left="6480" w:hanging="360"/>
+      </w:pPr>
+      <w:rPr>
+        <w:rFonts w:ascii="Wingdings" w:hAnsi="Wingdings" w:hint="default"/>
+        <w:sz w:val="20"/>
+      </w:rPr>
+    </w:lvl>
+  </w:abstractNum>
+  <w:abstractNum w:abstractNumId="6" w15:restartNumberingAfterBreak="0">
+    <w:nsid w:val="069C4980"/>
+    <w:multiLevelType w:val="multilevel"/>
+    <w:tmpl w:val="0409001F"/>
+    <w:lvl w:ilvl="0">
+      <w:start w:val="1"/>
+      <w:numFmt w:val="decimal"/>
+      <w:lvlText w:val="%1."/>
+      <w:lvlJc w:val="left"/>
+      <w:pPr>
+        <w:ind w:left="360" w:hanging="360"/>
+      </w:pPr>
+    </w:lvl>
+    <w:lvl w:ilvl="1">
+      <w:start w:val="1"/>
+      <w:numFmt w:val="decimal"/>
+      <w:lvlText w:val="%1.%2."/>
+      <w:lvlJc w:val="left"/>
+      <w:pPr>
+        <w:ind w:left="792" w:hanging="432"/>
+      </w:pPr>
+    </w:lvl>
+    <w:lvl w:ilvl="2">
+      <w:start w:val="1"/>
+      <w:numFmt w:val="decimal"/>
+      <w:lvlText w:val="%1.%2.%3."/>
+      <w:lvlJc w:val="left"/>
+      <w:pPr>
+        <w:ind w:left="1224" w:hanging="504"/>
+      </w:pPr>
+    </w:lvl>
+    <w:lvl w:ilvl="3">
+      <w:start w:val="1"/>
+      <w:numFmt w:val="decimal"/>
+      <w:lvlText w:val="%1.%2.%3.%4."/>
+      <w:lvlJc w:val="left"/>
+      <w:pPr>
+        <w:ind w:left="1728" w:hanging="648"/>
+      </w:pPr>
+    </w:lvl>
+    <w:lvl w:ilvl="4">
+      <w:start w:val="1"/>
+      <w:numFmt w:val="decimal"/>
+      <w:lvlText w:val="%1.%2.%3.%4.%5."/>
+      <w:lvlJc w:val="left"/>
+      <w:pPr>
+        <w:ind w:left="2232" w:hanging="792"/>
+      </w:pPr>
+    </w:lvl>
+    <w:lvl w:ilvl="5">
+      <w:start w:val="1"/>
+      <w:numFmt w:val="decimal"/>
+      <w:lvlText w:val="%1.%2.%3.%4.%5.%6."/>
+      <w:lvlJc w:val="left"/>
+      <w:pPr>
+        <w:ind w:left="2736" w:hanging="936"/>
+      </w:pPr>
+    </w:lvl>
+    <w:lvl w:ilvl="6">
+      <w:start w:val="1"/>
+      <w:numFmt w:val="decimal"/>
+      <w:lvlText w:val="%1.%2.%3.%4.%5.%6.%7."/>
+      <w:lvlJc w:val="left"/>
+      <w:pPr>
+        <w:ind w:left="3240" w:hanging="1080"/>
+      </w:pPr>
+    </w:lvl>
+    <w:lvl w:ilvl="7">
+      <w:start w:val="1"/>
+      <w:numFmt w:val="decimal"/>
+      <w:lvlText w:val="%1.%2.%3.%4.%5.%6.%7.%8."/>
+      <w:lvlJc w:val="left"/>
+      <w:pPr>
+        <w:ind w:left="3744" w:hanging="1224"/>
+      </w:pPr>
+    </w:lvl>
+    <w:lvl w:ilvl="8">
+      <w:start w:val="1"/>
+      <w:numFmt w:val="decimal"/>
+      <w:lvlText w:val="%1.%2.%3.%4.%5.%6.%7.%8.%9."/>
+      <w:lvlJc w:val="left"/>
+      <w:pPr>
+        <w:ind w:left="4320" w:hanging="1440"/>
+      </w:pPr>
+    </w:lvl>
+  </w:abstractNum>
+  <w:abstractNum w:abstractNumId="7" w15:restartNumberingAfterBreak="0">
     <w:nsid w:val="0DF065AA"/>
     <w:multiLevelType w:val="multilevel"/>
     <w:tmpl w:val="D24ADD26"/>
@@ -655,7 +7692,7 @@
       </w:rPr>
     </w:lvl>
   </w:abstractNum>
-  <w:abstractNum w:abstractNumId="6" w15:restartNumberingAfterBreak="0">
+  <w:abstractNum w:abstractNumId="8" w15:restartNumberingAfterBreak="0">
     <w:nsid w:val="111D3645"/>
     <w:multiLevelType w:val="hybridMultilevel"/>
     <w:tmpl w:val="9B20C756"/>
@@ -744,7 +7781,93 @@
       </w:pPr>
     </w:lvl>
   </w:abstractNum>
-  <w:abstractNum w:abstractNumId="7" w15:restartNumberingAfterBreak="0">
+  <w:abstractNum w:abstractNumId="9" w15:restartNumberingAfterBreak="0">
+    <w:nsid w:val="15824804"/>
+    <w:multiLevelType w:val="multilevel"/>
+    <w:tmpl w:val="0409001F"/>
+    <w:lvl w:ilvl="0">
+      <w:start w:val="1"/>
+      <w:numFmt w:val="decimal"/>
+      <w:lvlText w:val="%1."/>
+      <w:lvlJc w:val="left"/>
+      <w:pPr>
+        <w:ind w:left="360" w:hanging="360"/>
+      </w:pPr>
+    </w:lvl>
+    <w:lvl w:ilvl="1">
+      <w:start w:val="1"/>
+      <w:numFmt w:val="decimal"/>
+      <w:lvlText w:val="%1.%2."/>
+      <w:lvlJc w:val="left"/>
+      <w:pPr>
+        <w:ind w:left="792" w:hanging="432"/>
+      </w:pPr>
+    </w:lvl>
+    <w:lvl w:ilvl="2">
+      <w:start w:val="1"/>
+      <w:numFmt w:val="decimal"/>
+      <w:lvlText w:val="%1.%2.%3."/>
+      <w:lvlJc w:val="left"/>
+      <w:pPr>
+        <w:ind w:left="1224" w:hanging="504"/>
+      </w:pPr>
+    </w:lvl>
+    <w:lvl w:ilvl="3">
+      <w:start w:val="1"/>
+      <w:numFmt w:val="decimal"/>
+      <w:lvlText w:val="%1.%2.%3.%4."/>
+      <w:lvlJc w:val="left"/>
+      <w:pPr>
+        <w:ind w:left="1728" w:hanging="648"/>
+      </w:pPr>
+    </w:lvl>
+    <w:lvl w:ilvl="4">
+      <w:start w:val="1"/>
+      <w:numFmt w:val="decimal"/>
+      <w:lvlText w:val="%1.%2.%3.%4.%5."/>
+      <w:lvlJc w:val="left"/>
+      <w:pPr>
+        <w:ind w:left="2232" w:hanging="792"/>
+      </w:pPr>
+    </w:lvl>
+    <w:lvl w:ilvl="5">
+      <w:start w:val="1"/>
+      <w:numFmt w:val="decimal"/>
+      <w:lvlText w:val="%1.%2.%3.%4.%5.%6."/>
+      <w:lvlJc w:val="left"/>
+      <w:pPr>
+        <w:ind w:left="2736" w:hanging="936"/>
+      </w:pPr>
+    </w:lvl>
+    <w:lvl w:ilvl="6">
+      <w:start w:val="1"/>
+      <w:numFmt w:val="decimal"/>
+      <w:lvlText w:val="%1.%2.%3.%4.%5.%6.%7."/>
+      <w:lvlJc w:val="left"/>
+      <w:pPr>
+        <w:ind w:left="3240" w:hanging="1080"/>
+      </w:pPr>
+    </w:lvl>
+    <w:lvl w:ilvl="7">
+      <w:start w:val="1"/>
+      <w:numFmt w:val="decimal"/>
+      <w:lvlText w:val="%1.%2.%3.%4.%5.%6.%7.%8."/>
+      <w:lvlJc w:val="left"/>
+      <w:pPr>
+        <w:ind w:left="3744" w:hanging="1224"/>
+      </w:pPr>
+    </w:lvl>
+    <w:lvl w:ilvl="8">
+      <w:start w:val="1"/>
+      <w:numFmt w:val="decimal"/>
+      <w:lvlText w:val="%1.%2.%3.%4.%5.%6.%7.%8.%9."/>
+      <w:lvlJc w:val="left"/>
+      <w:pPr>
+        <w:ind w:left="4320" w:hanging="1440"/>
+      </w:pPr>
+    </w:lvl>
+  </w:abstractNum>
+  <w:abstractNum w:abstractNumId="10" w15:restartNumberingAfterBreak="0">
     <w:nsid w:val="15F33A6C"/>
     <w:multiLevelType w:val="hybridMultilevel"/>
     <w:tmpl w:val="E34217EA"/>
@@ -857,7 +7980,7 @@
       </w:rPr>
     </w:lvl>
   </w:abstractNum>
-  <w:abstractNum w:abstractNumId="8" w15:restartNumberingAfterBreak="0">
+  <w:abstractNum w:abstractNumId="11" w15:restartNumberingAfterBreak="0">
     <w:nsid w:val="1656227A"/>
     <w:multiLevelType w:val="hybridMultilevel"/>
     <w:tmpl w:val="CBB20674"/>
@@ -970,7 +8093,7 @@
       </w:rPr>
     </w:lvl>
   </w:abstractNum>
-  <w:abstractNum w:abstractNumId="9" w15:restartNumberingAfterBreak="0">
+  <w:abstractNum w:abstractNumId="12" w15:restartNumberingAfterBreak="0">
     <w:nsid w:val="16684530"/>
     <w:multiLevelType w:val="multilevel"/>
     <w:tmpl w:val="1B82D26A"/>
@@ -1119,7 +8242,7 @@
       </w:rPr>
     </w:lvl>
   </w:abstractNum>
-  <w:abstractNum w:abstractNumId="10" w15:restartNumberingAfterBreak="0">
+  <w:abstractNum w:abstractNumId="13" w15:restartNumberingAfterBreak="0">
     <w:nsid w:val="1A765829"/>
     <w:multiLevelType w:val="hybridMultilevel"/>
     <w:tmpl w:val="BF7434EC"/>
@@ -1232,7 +8355,7 @@
       </w:rPr>
     </w:lvl>
   </w:abstractNum>
-  <w:abstractNum w:abstractNumId="11" w15:restartNumberingAfterBreak="0">
+  <w:abstractNum w:abstractNumId="14" w15:restartNumberingAfterBreak="0">
     <w:nsid w:val="1DBE3A32"/>
     <w:multiLevelType w:val="multilevel"/>
     <w:tmpl w:val="9F18E2FC"/>
@@ -1381,7 +8504,7 @@
       </w:rPr>
     </w:lvl>
   </w:abstractNum>
-  <w:abstractNum w:abstractNumId="12" w15:restartNumberingAfterBreak="0">
+  <w:abstractNum w:abstractNumId="15" w15:restartNumberingAfterBreak="0">
     <w:nsid w:val="2CAA31AC"/>
     <w:multiLevelType w:val="hybridMultilevel"/>
     <w:tmpl w:val="97787636"/>
@@ -1494,7 +8617,7 @@
       </w:rPr>
     </w:lvl>
   </w:abstractNum>
-  <w:abstractNum w:abstractNumId="13" w15:restartNumberingAfterBreak="0">
+  <w:abstractNum w:abstractNumId="16" w15:restartNumberingAfterBreak="0">
     <w:nsid w:val="340318E1"/>
     <w:multiLevelType w:val="multilevel"/>
     <w:tmpl w:val="2722BE4A"/>
@@ -1643,7 +8766,7 @@
       </w:rPr>
     </w:lvl>
   </w:abstractNum>
-  <w:abstractNum w:abstractNumId="14" w15:restartNumberingAfterBreak="0">
+  <w:abstractNum w:abstractNumId="17" w15:restartNumberingAfterBreak="0">
     <w:nsid w:val="36AD38CC"/>
     <w:multiLevelType w:val="hybridMultilevel"/>
     <w:tmpl w:val="6B588C98"/>
@@ -1734,7 +8857,7 @@
       </w:pPr>
     </w:lvl>
   </w:abstractNum>
-  <w:abstractNum w:abstractNumId="15" w15:restartNumberingAfterBreak="0">
+  <w:abstractNum w:abstractNumId="18" w15:restartNumberingAfterBreak="0">
     <w:nsid w:val="3CEB3554"/>
     <w:multiLevelType w:val="hybridMultilevel"/>
     <w:tmpl w:val="E196ED1E"/>
@@ -1847,7 +8970,7 @@
       </w:rPr>
     </w:lvl>
   </w:abstractNum>
-  <w:abstractNum w:abstractNumId="16" w15:restartNumberingAfterBreak="0">
+  <w:abstractNum w:abstractNumId="19" w15:restartNumberingAfterBreak="0">
     <w:nsid w:val="40497C7F"/>
     <w:multiLevelType w:val="hybridMultilevel"/>
     <w:tmpl w:val="C98A34DC"/>
@@ -1960,7 +9083,355 @@
       </w:rPr>
     </w:lvl>
   </w:abstractNum>
-  <w:abstractNum w:abstractNumId="17" w15:restartNumberingAfterBreak="0">
+  <w:abstractNum w:abstractNumId="20" w15:restartNumberingAfterBreak="0">
+    <w:nsid w:val="4076270A"/>
+    <w:multiLevelType w:val="hybridMultilevel"/>
+    <w:tmpl w:val="B0E27544"/>
+    <w:lvl w:ilvl="0" w:tplc="08090001">
+      <w:start w:val="1"/>
+      <w:numFmt w:val="bullet"/>
+      <w:lvlText w:val=""/>
+      <w:lvlJc w:val="left"/>
+      <w:pPr>
+        <w:ind w:left="360" w:hanging="360"/>
+      </w:pPr>
+      <w:rPr>
+        <w:rFonts w:ascii="Symbol" w:hAnsi="Symbol" w:hint="default"/>
+      </w:rPr>
+    </w:lvl>
+    <w:lvl w:ilvl="1" w:tplc="08090003" w:tentative="1">
+      <w:start w:val="1"/>
+      <w:numFmt w:val="bullet"/>
+      <w:lvlText w:val="o"/>
+      <w:lvlJc w:val="left"/>
+      <w:pPr>
+        <w:ind w:left="1080" w:hanging="360"/>
+      </w:pPr>
+      <w:rPr>
+        <w:rFonts w:ascii="Courier New" w:hAnsi="Courier New" w:cs="Courier New" w:hint="default"/>
+      </w:rPr>
+    </w:lvl>
+    <w:lvl w:ilvl="2" w:tplc="08090005" w:tentative="1">
+      <w:start w:val="1"/>
+      <w:numFmt w:val="bullet"/>
+      <w:lvlText w:val=""/>
+      <w:lvlJc w:val="left"/>
+      <w:pPr>
+        <w:ind w:left="1800" w:hanging="360"/>
+      </w:pPr>
+      <w:rPr>
+        <w:rFonts w:ascii="Wingdings" w:hAnsi="Wingdings" w:hint="default"/>
+      </w:rPr>
+    </w:lvl>
+    <w:lvl w:ilvl="3" w:tplc="08090001" w:tentative="1">
+      <w:start w:val="1"/>
+      <w:numFmt w:val="bullet"/>
+      <w:lvlText w:val=""/>
+      <w:lvlJc w:val="left"/>
+      <w:pPr>
+        <w:ind w:left="2520" w:hanging="360"/>
+      </w:pPr>
+      <w:rPr>
+        <w:rFonts w:ascii="Symbol" w:hAnsi="Symbol" w:hint="default"/>
+      </w:rPr>
+    </w:lvl>
+    <w:lvl w:ilvl="4" w:tplc="08090003" w:tentative="1">
+      <w:start w:val="1"/>
+      <w:numFmt w:val="bullet"/>
+      <w:lvlText w:val="o"/>
+      <w:lvlJc w:val="left"/>
+      <w:pPr>
+        <w:ind w:left="3240" w:hanging="360"/>
+      </w:pPr>
+      <w:rPr>
+        <w:rFonts w:ascii="Courier New" w:hAnsi="Courier New" w:cs="Courier New" w:hint="default"/>
+      </w:rPr>
+    </w:lvl>
+    <w:lvl w:ilvl="5" w:tplc="08090005" w:tentative="1">
+      <w:start w:val="1"/>
+      <w:numFmt w:val="bullet"/>
+      <w:lvlText w:val=""/>
+      <w:lvlJc w:val="left"/>
+      <w:pPr>
+        <w:ind w:left="3960" w:hanging="360"/>
+      </w:pPr>
+      <w:rPr>
+        <w:rFonts w:ascii="Wingdings" w:hAnsi="Wingdings" w:hint="default"/>
+      </w:rPr>
+    </w:lvl>
+    <w:lvl w:ilvl="6" w:tplc="08090001" w:tentative="1">
+      <w:start w:val="1"/>
+      <w:numFmt w:val="bullet"/>
+      <w:lvlText w:val=""/>
+      <w:lvlJc w:val="left"/>
+      <w:pPr>
+        <w:ind w:left="4680" w:hanging="360"/>
+      </w:pPr>
+      <w:rPr>
+        <w:rFonts w:ascii="Symbol" w:hAnsi="Symbol" w:hint="default"/>
+      </w:rPr>
+    </w:lvl>
+    <w:lvl w:ilvl="7" w:tplc="08090003" w:tentative="1">
+      <w:start w:val="1"/>
+      <w:numFmt w:val="bullet"/>
+      <w:lvlText w:val="o"/>
+      <w:lvlJc w:val="left"/>
+      <w:pPr>
+        <w:ind w:left="5400" w:hanging="360"/>
+      </w:pPr>
+      <w:rPr>
+        <w:rFonts w:ascii="Courier New" w:hAnsi="Courier New" w:cs="Courier New" w:hint="default"/>
+      </w:rPr>
+    </w:lvl>
+    <w:lvl w:ilvl="8" w:tplc="08090005" w:tentative="1">
+      <w:start w:val="1"/>
+      <w:numFmt w:val="bullet"/>
+      <w:lvlText w:val=""/>
+      <w:lvlJc w:val="left"/>
+      <w:pPr>
+        <w:ind w:left="6120" w:hanging="360"/>
+      </w:pPr>
+      <w:rPr>
+        <w:rFonts w:ascii="Wingdings" w:hAnsi="Wingdings" w:hint="default"/>
+      </w:rPr>
+    </w:lvl>
+  </w:abstractNum>
+  <w:abstractNum w:abstractNumId="21" w15:restartNumberingAfterBreak="0">
+    <w:nsid w:val="41EE0C54"/>
+    <w:multiLevelType w:val="multilevel"/>
+    <w:tmpl w:val="0409001F"/>
+    <w:lvl w:ilvl="0">
+      <w:start w:val="1"/>
+      <w:numFmt w:val="decimal"/>
+      <w:lvlText w:val="%1."/>
+      <w:lvlJc w:val="left"/>
+      <w:pPr>
+        <w:ind w:left="1080" w:hanging="360"/>
+      </w:pPr>
+    </w:lvl>
+    <w:lvl w:ilvl="1">
+      <w:start w:val="1"/>
+      <w:numFmt w:val="decimal"/>
+      <w:lvlText w:val="%1.%2."/>
+      <w:lvlJc w:val="left"/>
+      <w:pPr>
+        <w:ind w:left="1512" w:hanging="432"/>
+      </w:pPr>
+    </w:lvl>
+    <w:lvl w:ilvl="2">
+      <w:start w:val="1"/>
+      <w:numFmt w:val="decimal"/>
+      <w:lvlText w:val="%1.%2.%3."/>
+      <w:lvlJc w:val="left"/>
+      <w:pPr>
+        <w:ind w:left="1944" w:hanging="504"/>
+      </w:pPr>
+    </w:lvl>
+    <w:lvl w:ilvl="3">
+      <w:start w:val="1"/>
+      <w:numFmt w:val="decimal"/>
+      <w:lvlText w:val="%1.%2.%3.%4."/>
+      <w:lvlJc w:val="left"/>
+      <w:pPr>
+        <w:ind w:left="2448" w:hanging="648"/>
+      </w:pPr>
+    </w:lvl>
+    <w:lvl w:ilvl="4">
+      <w:start w:val="1"/>
+      <w:numFmt w:val="decimal"/>
+      <w:lvlText w:val="%1.%2.%3.%4.%5."/>
+      <w:lvlJc w:val="left"/>
+      <w:pPr>
+        <w:ind w:left="2952" w:hanging="792"/>
+      </w:pPr>
+    </w:lvl>
+    <w:lvl w:ilvl="5">
+      <w:start w:val="1"/>
+      <w:numFmt w:val="decimal"/>
+      <w:lvlText w:val="%1.%2.%3.%4.%5.%6."/>
+      <w:lvlJc w:val="left"/>
+      <w:pPr>
+        <w:ind w:left="3456" w:hanging="936"/>
+      </w:pPr>
+    </w:lvl>
+    <w:lvl w:ilvl="6">
+      <w:start w:val="1"/>
+      <w:numFmt w:val="decimal"/>
+      <w:lvlText w:val="%1.%2.%3.%4.%5.%6.%7."/>
+      <w:lvlJc w:val="left"/>
+      <w:pPr>
+        <w:ind w:left="3960" w:hanging="1080"/>
+      </w:pPr>
+    </w:lvl>
+    <w:lvl w:ilvl="7">
+      <w:start w:val="1"/>
+      <w:numFmt w:val="decimal"/>
+      <w:lvlText w:val="%1.%2.%3.%4.%5.%6.%7.%8."/>
+      <w:lvlJc w:val="left"/>
+      <w:pPr>
+        <w:ind w:left="4464" w:hanging="1224"/>
+      </w:pPr>
+    </w:lvl>
+    <w:lvl w:ilvl="8">
+      <w:start w:val="1"/>
+      <w:numFmt w:val="decimal"/>
+      <w:lvlText w:val="%1.%2.%3.%4.%5.%6.%7.%8.%9."/>
+      <w:lvlJc w:val="left"/>
+      <w:pPr>
+        <w:ind w:left="5040" w:hanging="1440"/>
+      </w:pPr>
+    </w:lvl>
+  </w:abstractNum>
+  <w:abstractNum w:abstractNumId="22" w15:restartNumberingAfterBreak="0">
+    <w:nsid w:val="427719A0"/>
+    <w:multiLevelType w:val="multilevel"/>
+    <w:tmpl w:val="85C2F4B8"/>
+    <w:lvl w:ilvl="0">
+      <w:start w:val="1"/>
+      <w:numFmt w:val="bullet"/>
+      <w:lvlText w:val=""/>
+      <w:lvlJc w:val="left"/>
+      <w:pPr>
+        <w:tabs>
+          <w:tab w:val="num" w:pos="720"/>
+        </w:tabs>
+        <w:ind w:left="720" w:hanging="360"/>
+      </w:pPr>
+      <w:rPr>
+        <w:rFonts w:ascii="Symbol" w:hAnsi="Symbol" w:hint="default"/>
+        <w:sz w:val="20"/>
+      </w:rPr>
+    </w:lvl>
+    <w:lvl w:ilvl="1" w:tentative="1">
+      <w:start w:val="1"/>
+      <w:numFmt w:val="bullet"/>
+      <w:lvlText w:val=""/>
+      <w:lvlJc w:val="left"/>
+      <w:pPr>
+        <w:tabs>
+          <w:tab w:val="num" w:pos="1440"/>
+        </w:tabs>
+        <w:ind w:left="1440" w:hanging="360"/>
+      </w:pPr>
+      <w:rPr>
+        <w:rFonts w:ascii="Symbol" w:hAnsi="Symbol" w:hint="default"/>
+        <w:sz w:val="20"/>
+      </w:rPr>
+    </w:lvl>
+    <w:lvl w:ilvl="2" w:tentative="1">
+      <w:start w:val="1"/>
+      <w:numFmt w:val="bullet"/>
+      <w:lvlText w:val=""/>
+      <w:lvlJc w:val="left"/>
+      <w:pPr>
+        <w:tabs>
+          <w:tab w:val="num" w:pos="2160"/>
+        </w:tabs>
+        <w:ind w:left="2160" w:hanging="360"/>
+      </w:pPr>
+      <w:rPr>
+        <w:rFonts w:ascii="Symbol" w:hAnsi="Symbol" w:hint="default"/>
+        <w:sz w:val="20"/>
+      </w:rPr>
+    </w:lvl>
+    <w:lvl w:ilvl="3" w:tentative="1">
+      <w:start w:val="1"/>
+      <w:numFmt w:val="bullet"/>
+      <w:lvlText w:val=""/>
+      <w:lvlJc w:val="left"/>
+      <w:pPr>
+        <w:tabs>
+          <w:tab w:val="num" w:pos="2880"/>
+        </w:tabs>
+        <w:ind w:left="2880" w:hanging="360"/>
+      </w:pPr>
+      <w:rPr>
+        <w:rFonts w:ascii="Symbol" w:hAnsi="Symbol" w:hint="default"/>
+        <w:sz w:val="20"/>
+      </w:rPr>
+    </w:lvl>
+    <w:lvl w:ilvl="4" w:tentative="1">
+      <w:start w:val="1"/>
+      <w:numFmt w:val="bullet"/>
+      <w:lvlText w:val=""/>
+      <w:lvlJc w:val="left"/>
+      <w:pPr>
+        <w:tabs>
+          <w:tab w:val="num" w:pos="3600"/>
+        </w:tabs>
+        <w:ind w:left="3600" w:hanging="360"/>
+      </w:pPr>
+      <w:rPr>
+        <w:rFonts w:ascii="Symbol" w:hAnsi="Symbol" w:hint="default"/>
+        <w:sz w:val="20"/>
+      </w:rPr>
+    </w:lvl>
+    <w:lvl w:ilvl="5" w:tentative="1">
+      <w:start w:val="1"/>
+      <w:numFmt w:val="bullet"/>
+      <w:lvlText w:val=""/>
+      <w:lvlJc w:val="left"/>
+      <w:pPr>
+        <w:tabs>
+          <w:tab w:val="num" w:pos="4320"/>
+        </w:tabs>
+        <w:ind w:left="4320" w:hanging="360"/>
+      </w:pPr>
+      <w:rPr>
+        <w:rFonts w:ascii="Symbol" w:hAnsi="Symbol" w:hint="default"/>
+        <w:sz w:val="20"/>
+      </w:rPr>
+    </w:lvl>
+    <w:lvl w:ilvl="6" w:tentative="1">
+      <w:start w:val="1"/>
+      <w:numFmt w:val="bullet"/>
+      <w:lvlText w:val=""/>
+      <w:lvlJc w:val="left"/>
+      <w:pPr>
+        <w:tabs>
+          <w:tab w:val="num" w:pos="5040"/>
+        </w:tabs>
+        <w:ind w:left="5040" w:hanging="360"/>
+      </w:pPr>
+      <w:rPr>
+        <w:rFonts w:ascii="Symbol" w:hAnsi="Symbol" w:hint="default"/>
+        <w:sz w:val="20"/>
+      </w:rPr>
+    </w:lvl>
+    <w:lvl w:ilvl="7" w:tentative="1">
+      <w:start w:val="1"/>
+      <w:numFmt w:val="bullet"/>
+      <w:lvlText w:val=""/>
+      <w:lvlJc w:val="left"/>
+      <w:pPr>
+        <w:tabs>
+          <w:tab w:val="num" w:pos="5760"/>
+        </w:tabs>
+        <w:ind w:left="5760" w:hanging="360"/>
+      </w:pPr>
+      <w:rPr>
+        <w:rFonts w:ascii="Symbol" w:hAnsi="Symbol" w:hint="default"/>
+        <w:sz w:val="20"/>
+      </w:rPr>
+    </w:lvl>
+    <w:lvl w:ilvl="8" w:tentative="1">
+      <w:start w:val="1"/>
+      <w:numFmt w:val="bullet"/>
+      <w:lvlText w:val=""/>
+      <w:lvlJc w:val="left"/>
+      <w:pPr>
+        <w:tabs>
+          <w:tab w:val="num" w:pos="6480"/>
+        </w:tabs>
+        <w:ind w:left="6480" w:hanging="360"/>
+      </w:pPr>
+      <w:rPr>
+        <w:rFonts w:ascii="Symbol" w:hAnsi="Symbol" w:hint="default"/>
+        <w:sz w:val="20"/>
+      </w:rPr>
+    </w:lvl>
+  </w:abstractNum>
+  <w:abstractNum w:abstractNumId="23" w15:restartNumberingAfterBreak="0">
     <w:nsid w:val="464F198D"/>
     <w:multiLevelType w:val="hybridMultilevel"/>
     <w:tmpl w:val="D3027DD4"/>
@@ -2073,7 +9544,7 @@
       </w:rPr>
     </w:lvl>
   </w:abstractNum>
-  <w:abstractNum w:abstractNumId="18" w15:restartNumberingAfterBreak="0">
+  <w:abstractNum w:abstractNumId="24" w15:restartNumberingAfterBreak="0">
     <w:nsid w:val="47776925"/>
     <w:multiLevelType w:val="hybridMultilevel"/>
     <w:tmpl w:val="E85C9D88"/>
@@ -2186,7 +9657,7 @@
       </w:rPr>
     </w:lvl>
   </w:abstractNum>
-  <w:abstractNum w:abstractNumId="19" w15:restartNumberingAfterBreak="0">
+  <w:abstractNum w:abstractNumId="25" w15:restartNumberingAfterBreak="0">
     <w:nsid w:val="49D35DED"/>
     <w:multiLevelType w:val="hybridMultilevel"/>
     <w:tmpl w:val="3320CC8A"/>
@@ -2299,7 +9770,626 @@
       </w:rPr>
     </w:lvl>
   </w:abstractNum>
-  <w:abstractNum w:abstractNumId="20" w15:restartNumberingAfterBreak="0">
+  <w:abstractNum w:abstractNumId="26" w15:restartNumberingAfterBreak="0">
+    <w:nsid w:val="567E6371"/>
+    <w:multiLevelType w:val="multilevel"/>
+    <w:tmpl w:val="0409001F"/>
+    <w:lvl w:ilvl="0">
+      <w:start w:val="1"/>
+      <w:numFmt w:val="decimal"/>
+      <w:lvlText w:val="%1."/>
+      <w:lvlJc w:val="left"/>
+      <w:pPr>
+        <w:ind w:left="360" w:hanging="360"/>
+      </w:pPr>
+    </w:lvl>
+    <w:lvl w:ilvl="1">
+      <w:start w:val="1"/>
+      <w:numFmt w:val="decimal"/>
+      <w:lvlText w:val="%1.%2."/>
+      <w:lvlJc w:val="left"/>
+      <w:pPr>
+        <w:ind w:left="792" w:hanging="432"/>
+      </w:pPr>
+    </w:lvl>
+    <w:lvl w:ilvl="2">
+      <w:start w:val="1"/>
+      <w:numFmt w:val="decimal"/>
+      <w:lvlText w:val="%1.%2.%3."/>
+      <w:lvlJc w:val="left"/>
+      <w:pPr>
+        <w:ind w:left="1224" w:hanging="504"/>
+      </w:pPr>
+    </w:lvl>
+    <w:lvl w:ilvl="3">
+      <w:start w:val="1"/>
+      <w:numFmt w:val="decimal"/>
+      <w:lvlText w:val="%1.%2.%3.%4."/>
+      <w:lvlJc w:val="left"/>
+      <w:pPr>
+        <w:ind w:left="1728" w:hanging="648"/>
+      </w:pPr>
+    </w:lvl>
+    <w:lvl w:ilvl="4">
+      <w:start w:val="1"/>
+      <w:numFmt w:val="decimal"/>
+      <w:lvlText w:val="%1.%2.%3.%4.%5."/>
+      <w:lvlJc w:val="left"/>
+      <w:pPr>
+        <w:ind w:left="2232" w:hanging="792"/>
+      </w:pPr>
+    </w:lvl>
+    <w:lvl w:ilvl="5">
+      <w:start w:val="1"/>
+      <w:numFmt w:val="decimal"/>
+      <w:lvlText w:val="%1.%2.%3.%4.%5.%6."/>
+      <w:lvlJc w:val="left"/>
+      <w:pPr>
+        <w:ind w:left="2736" w:hanging="936"/>
+      </w:pPr>
+    </w:lvl>
+    <w:lvl w:ilvl="6">
+      <w:start w:val="1"/>
+      <w:numFmt w:val="decimal"/>
+      <w:lvlText w:val="%1.%2.%3.%4.%5.%6.%7."/>
+      <w:lvlJc w:val="left"/>
+      <w:pPr>
+        <w:ind w:left="3240" w:hanging="1080"/>
+      </w:pPr>
+    </w:lvl>
+    <w:lvl w:ilvl="7">
+      <w:start w:val="1"/>
+      <w:numFmt w:val="decimal"/>
+      <w:lvlText w:val="%1.%2.%3.%4.%5.%6.%7.%8."/>
+      <w:lvlJc w:val="left"/>
+      <w:pPr>
+        <w:ind w:left="3744" w:hanging="1224"/>
+      </w:pPr>
+    </w:lvl>
+    <w:lvl w:ilvl="8">
+      <w:start w:val="1"/>
+      <w:numFmt w:val="decimal"/>
+      <w:lvlText w:val="%1.%2.%3.%4.%5.%6.%7.%8.%9."/>
+      <w:lvlJc w:val="left"/>
+      <w:pPr>
+        <w:ind w:left="4320" w:hanging="1440"/>
+      </w:pPr>
+    </w:lvl>
+  </w:abstractNum>
+  <w:abstractNum w:abstractNumId="27" w15:restartNumberingAfterBreak="0">
+    <w:nsid w:val="59EB50A4"/>
+    <w:multiLevelType w:val="multilevel"/>
+    <w:tmpl w:val="CA5015CE"/>
+    <w:lvl w:ilvl="0">
+      <w:start w:val="1"/>
+      <w:numFmt w:val="bullet"/>
+      <w:lvlText w:val=""/>
+      <w:lvlJc w:val="left"/>
+      <w:pPr>
+        <w:tabs>
+          <w:tab w:val="num" w:pos="720"/>
+        </w:tabs>
+        <w:ind w:left="720" w:hanging="360"/>
+      </w:pPr>
+      <w:rPr>
+        <w:rFonts w:ascii="Symbol" w:hAnsi="Symbol" w:hint="default"/>
+        <w:sz w:val="20"/>
+      </w:rPr>
+    </w:lvl>
+    <w:lvl w:ilvl="1" w:tentative="1">
+      <w:start w:val="1"/>
+      <w:numFmt w:val="bullet"/>
+      <w:lvlText w:val="o"/>
+      <w:lvlJc w:val="left"/>
+      <w:pPr>
+        <w:tabs>
+          <w:tab w:val="num" w:pos="1440"/>
+        </w:tabs>
+        <w:ind w:left="1440" w:hanging="360"/>
+      </w:pPr>
+      <w:rPr>
+        <w:rFonts w:ascii="Courier New" w:hAnsi="Courier New" w:hint="default"/>
+        <w:sz w:val="20"/>
+      </w:rPr>
+    </w:lvl>
+    <w:lvl w:ilvl="2" w:tentative="1">
+      <w:start w:val="1"/>
+      <w:numFmt w:val="bullet"/>
+      <w:lvlText w:val=""/>
+      <w:lvlJc w:val="left"/>
+      <w:pPr>
+        <w:tabs>
+          <w:tab w:val="num" w:pos="2160"/>
+        </w:tabs>
+        <w:ind w:left="2160" w:hanging="360"/>
+      </w:pPr>
+      <w:rPr>
+        <w:rFonts w:ascii="Wingdings" w:hAnsi="Wingdings" w:hint="default"/>
+        <w:sz w:val="20"/>
+      </w:rPr>
+    </w:lvl>
+    <w:lvl w:ilvl="3" w:tentative="1">
+      <w:start w:val="1"/>
+      <w:numFmt w:val="bullet"/>
+      <w:lvlText w:val=""/>
+      <w:lvlJc w:val="left"/>
+      <w:pPr>
+        <w:tabs>
+          <w:tab w:val="num" w:pos="2880"/>
+        </w:tabs>
+        <w:ind w:left="2880" w:hanging="360"/>
+      </w:pPr>
+      <w:rPr>
+        <w:rFonts w:ascii="Wingdings" w:hAnsi="Wingdings" w:hint="default"/>
+        <w:sz w:val="20"/>
+      </w:rPr>
+    </w:lvl>
+    <w:lvl w:ilvl="4" w:tentative="1">
+      <w:start w:val="1"/>
+      <w:numFmt w:val="bullet"/>
+      <w:lvlText w:val=""/>
+      <w:lvlJc w:val="left"/>
+      <w:pPr>
+        <w:tabs>
+          <w:tab w:val="num" w:pos="3600"/>
+        </w:tabs>
+        <w:ind w:left="3600" w:hanging="360"/>
+      </w:pPr>
+      <w:rPr>
+        <w:rFonts w:ascii="Wingdings" w:hAnsi="Wingdings" w:hint="default"/>
+        <w:sz w:val="20"/>
+      </w:rPr>
+    </w:lvl>
+    <w:lvl w:ilvl="5" w:tentative="1">
+      <w:start w:val="1"/>
+      <w:numFmt w:val="bullet"/>
+      <w:lvlText w:val=""/>
+      <w:lvlJc w:val="left"/>
+      <w:pPr>
+        <w:tabs>
+          <w:tab w:val="num" w:pos="4320"/>
+        </w:tabs>
+        <w:ind w:left="4320" w:hanging="360"/>
+      </w:pPr>
+      <w:rPr>
+        <w:rFonts w:ascii="Wingdings" w:hAnsi="Wingdings" w:hint="default"/>
+        <w:sz w:val="20"/>
+      </w:rPr>
+    </w:lvl>
+    <w:lvl w:ilvl="6" w:tentative="1">
+      <w:start w:val="1"/>
+      <w:numFmt w:val="bullet"/>
+      <w:lvlText w:val=""/>
+      <w:lvlJc w:val="left"/>
+      <w:pPr>
+        <w:tabs>
+          <w:tab w:val="num" w:pos="5040"/>
+        </w:tabs>
+        <w:ind w:left="5040" w:hanging="360"/>
+      </w:pPr>
+      <w:rPr>
+        <w:rFonts w:ascii="Wingdings" w:hAnsi="Wingdings" w:hint="default"/>
+        <w:sz w:val="20"/>
+      </w:rPr>
+    </w:lvl>
+    <w:lvl w:ilvl="7" w:tentative="1">
+      <w:start w:val="1"/>
+      <w:numFmt w:val="bullet"/>
+      <w:lvlText w:val=""/>
+      <w:lvlJc w:val="left"/>
+      <w:pPr>
+        <w:tabs>
+          <w:tab w:val="num" w:pos="5760"/>
+        </w:tabs>
+        <w:ind w:left="5760" w:hanging="360"/>
+      </w:pPr>
+      <w:rPr>
+        <w:rFonts w:ascii="Wingdings" w:hAnsi="Wingdings" w:hint="default"/>
+        <w:sz w:val="20"/>
+      </w:rPr>
+    </w:lvl>
+    <w:lvl w:ilvl="8" w:tentative="1">
+      <w:start w:val="1"/>
+      <w:numFmt w:val="bullet"/>
+      <w:lvlText w:val=""/>
+      <w:lvlJc w:val="left"/>
+      <w:pPr>
+        <w:tabs>
+          <w:tab w:val="num" w:pos="6480"/>
+        </w:tabs>
+        <w:ind w:left="6480" w:hanging="360"/>
+      </w:pPr>
+      <w:rPr>
+        <w:rFonts w:ascii="Wingdings" w:hAnsi="Wingdings" w:hint="default"/>
+        <w:sz w:val="20"/>
+      </w:rPr>
+    </w:lvl>
+  </w:abstractNum>
+  <w:abstractNum w:abstractNumId="28" w15:restartNumberingAfterBreak="0">
+    <w:nsid w:val="5A9E3291"/>
+    <w:multiLevelType w:val="multilevel"/>
+    <w:tmpl w:val="0409001F"/>
+    <w:lvl w:ilvl="0">
+      <w:start w:val="1"/>
+      <w:numFmt w:val="decimal"/>
+      <w:lvlText w:val="%1."/>
+      <w:lvlJc w:val="left"/>
+      <w:pPr>
+        <w:ind w:left="360" w:hanging="360"/>
+      </w:pPr>
+    </w:lvl>
+    <w:lvl w:ilvl="1">
+      <w:start w:val="1"/>
+      <w:numFmt w:val="decimal"/>
+      <w:lvlText w:val="%1.%2."/>
+      <w:lvlJc w:val="left"/>
+      <w:pPr>
+        <w:ind w:left="792" w:hanging="432"/>
+      </w:pPr>
+    </w:lvl>
+    <w:lvl w:ilvl="2">
+      <w:start w:val="1"/>
+      <w:numFmt w:val="decimal"/>
+      <w:lvlText w:val="%1.%2.%3."/>
+      <w:lvlJc w:val="left"/>
+      <w:pPr>
+        <w:ind w:left="1224" w:hanging="504"/>
+      </w:pPr>
+    </w:lvl>
+    <w:lvl w:ilvl="3">
+      <w:start w:val="1"/>
+      <w:numFmt w:val="decimal"/>
+      <w:lvlText w:val="%1.%2.%3.%4."/>
+      <w:lvlJc w:val="left"/>
+      <w:pPr>
+        <w:ind w:left="1728" w:hanging="648"/>
+      </w:pPr>
+    </w:lvl>
+    <w:lvl w:ilvl="4">
+      <w:start w:val="1"/>
+      <w:numFmt w:val="decimal"/>
+      <w:lvlText w:val="%1.%2.%3.%4.%5."/>
+      <w:lvlJc w:val="left"/>
+      <w:pPr>
+        <w:ind w:left="2232" w:hanging="792"/>
+      </w:pPr>
+    </w:lvl>
+    <w:lvl w:ilvl="5">
+      <w:start w:val="1"/>
+      <w:numFmt w:val="decimal"/>
+      <w:lvlText w:val="%1.%2.%3.%4.%5.%6."/>
+      <w:lvlJc w:val="left"/>
+      <w:pPr>
+        <w:ind w:left="2736" w:hanging="936"/>
+      </w:pPr>
+    </w:lvl>
+    <w:lvl w:ilvl="6">
+      <w:start w:val="1"/>
+      <w:numFmt w:val="decimal"/>
+      <w:lvlText w:val="%1.%2.%3.%4.%5.%6.%7."/>
+      <w:lvlJc w:val="left"/>
+      <w:pPr>
+        <w:ind w:left="3240" w:hanging="1080"/>
+      </w:pPr>
+    </w:lvl>
+    <w:lvl w:ilvl="7">
+      <w:start w:val="1"/>
+      <w:numFmt w:val="decimal"/>
+      <w:lvlText w:val="%1.%2.%3.%4.%5.%6.%7.%8."/>
+      <w:lvlJc w:val="left"/>
+      <w:pPr>
+        <w:ind w:left="3744" w:hanging="1224"/>
+      </w:pPr>
+    </w:lvl>
+    <w:lvl w:ilvl="8">
+      <w:start w:val="1"/>
+      <w:numFmt w:val="decimal"/>
+      <w:lvlText w:val="%1.%2.%3.%4.%5.%6.%7.%8.%9."/>
+      <w:lvlJc w:val="left"/>
+      <w:pPr>
+        <w:ind w:left="4320" w:hanging="1440"/>
+      </w:pPr>
+    </w:lvl>
+  </w:abstractNum>
+  <w:abstractNum w:abstractNumId="29" w15:restartNumberingAfterBreak="0">
+    <w:nsid w:val="5BD67380"/>
+    <w:multiLevelType w:val="multilevel"/>
+    <w:tmpl w:val="889AF46C"/>
+    <w:lvl w:ilvl="0">
+      <w:start w:val="1"/>
+      <w:numFmt w:val="bullet"/>
+      <w:lvlText w:val=""/>
+      <w:lvlJc w:val="left"/>
+      <w:pPr>
+        <w:tabs>
+          <w:tab w:val="num" w:pos="720"/>
+        </w:tabs>
+        <w:ind w:left="720" w:hanging="360"/>
+      </w:pPr>
+      <w:rPr>
+        <w:rFonts w:ascii="Symbol" w:hAnsi="Symbol" w:hint="default"/>
+        <w:sz w:val="20"/>
+      </w:rPr>
+    </w:lvl>
+    <w:lvl w:ilvl="1" w:tentative="1">
+      <w:start w:val="1"/>
+      <w:numFmt w:val="bullet"/>
+      <w:lvlText w:val="o"/>
+      <w:lvlJc w:val="left"/>
+      <w:pPr>
+        <w:tabs>
+          <w:tab w:val="num" w:pos="1440"/>
+        </w:tabs>
+        <w:ind w:left="1440" w:hanging="360"/>
+      </w:pPr>
+      <w:rPr>
+        <w:rFonts w:ascii="Courier New" w:hAnsi="Courier New" w:hint="default"/>
+        <w:sz w:val="20"/>
+      </w:rPr>
+    </w:lvl>
+    <w:lvl w:ilvl="2" w:tentative="1">
+      <w:start w:val="1"/>
+      <w:numFmt w:val="bullet"/>
+      <w:lvlText w:val=""/>
+      <w:lvlJc w:val="left"/>
+      <w:pPr>
+        <w:tabs>
+          <w:tab w:val="num" w:pos="2160"/>
+        </w:tabs>
+        <w:ind w:left="2160" w:hanging="360"/>
+      </w:pPr>
+      <w:rPr>
+        <w:rFonts w:ascii="Wingdings" w:hAnsi="Wingdings" w:hint="default"/>
+        <w:sz w:val="20"/>
+      </w:rPr>
+    </w:lvl>
+    <w:lvl w:ilvl="3" w:tentative="1">
+      <w:start w:val="1"/>
+      <w:numFmt w:val="bullet"/>
+      <w:lvlText w:val=""/>
+      <w:lvlJc w:val="left"/>
+      <w:pPr>
+        <w:tabs>
+          <w:tab w:val="num" w:pos="2880"/>
+        </w:tabs>
+        <w:ind w:left="2880" w:hanging="360"/>
+      </w:pPr>
+      <w:rPr>
+        <w:rFonts w:ascii="Wingdings" w:hAnsi="Wingdings" w:hint="default"/>
+        <w:sz w:val="20"/>
+      </w:rPr>
+    </w:lvl>
+    <w:lvl w:ilvl="4" w:tentative="1">
+      <w:start w:val="1"/>
+      <w:numFmt w:val="bullet"/>
+      <w:lvlText w:val=""/>
+      <w:lvlJc w:val="left"/>
+      <w:pPr>
+        <w:tabs>
+          <w:tab w:val="num" w:pos="3600"/>
+        </w:tabs>
+        <w:ind w:left="3600" w:hanging="360"/>
+      </w:pPr>
+      <w:rPr>
+        <w:rFonts w:ascii="Wingdings" w:hAnsi="Wingdings" w:hint="default"/>
+        <w:sz w:val="20"/>
+      </w:rPr>
+    </w:lvl>
+    <w:lvl w:ilvl="5" w:tentative="1">
+      <w:start w:val="1"/>
+      <w:numFmt w:val="bullet"/>
+      <w:lvlText w:val=""/>
+      <w:lvlJc w:val="left"/>
+      <w:pPr>
+        <w:tabs>
+          <w:tab w:val="num" w:pos="4320"/>
+        </w:tabs>
+        <w:ind w:left="4320" w:hanging="360"/>
+      </w:pPr>
+      <w:rPr>
+        <w:rFonts w:ascii="Wingdings" w:hAnsi="Wingdings" w:hint="default"/>
+        <w:sz w:val="20"/>
+      </w:rPr>
+    </w:lvl>
+    <w:lvl w:ilvl="6" w:tentative="1">
+      <w:start w:val="1"/>
+      <w:numFmt w:val="bullet"/>
+      <w:lvlText w:val=""/>
+      <w:lvlJc w:val="left"/>
+      <w:pPr>
+        <w:tabs>
+          <w:tab w:val="num" w:pos="5040"/>
+        </w:tabs>
+        <w:ind w:left="5040" w:hanging="360"/>
+      </w:pPr>
+      <w:rPr>
+        <w:rFonts w:ascii="Wingdings" w:hAnsi="Wingdings" w:hint="default"/>
+        <w:sz w:val="20"/>
+      </w:rPr>
+    </w:lvl>
+    <w:lvl w:ilvl="7" w:tentative="1">
+      <w:start w:val="1"/>
+      <w:numFmt w:val="bullet"/>
+      <w:lvlText w:val=""/>
+      <w:lvlJc w:val="left"/>
+      <w:pPr>
+        <w:tabs>
+          <w:tab w:val="num" w:pos="5760"/>
+        </w:tabs>
+        <w:ind w:left="5760" w:hanging="360"/>
+      </w:pPr>
+      <w:rPr>
+        <w:rFonts w:ascii="Wingdings" w:hAnsi="Wingdings" w:hint="default"/>
+        <w:sz w:val="20"/>
+      </w:rPr>
+    </w:lvl>
+    <w:lvl w:ilvl="8" w:tentative="1">
+      <w:start w:val="1"/>
+      <w:numFmt w:val="bullet"/>
+      <w:lvlText w:val=""/>
+      <w:lvlJc w:val="left"/>
+      <w:pPr>
+        <w:tabs>
+          <w:tab w:val="num" w:pos="6480"/>
+        </w:tabs>
+        <w:ind w:left="6480" w:hanging="360"/>
+      </w:pPr>
+      <w:rPr>
+        <w:rFonts w:ascii="Wingdings" w:hAnsi="Wingdings" w:hint="default"/>
+        <w:sz w:val="20"/>
+      </w:rPr>
+    </w:lvl>
+  </w:abstractNum>
+  <w:abstractNum w:abstractNumId="30" w15:restartNumberingAfterBreak="0">
+    <w:nsid w:val="60D81271"/>
+    <w:multiLevelType w:val="multilevel"/>
+    <w:tmpl w:val="40765406"/>
+    <w:lvl w:ilvl="0">
+      <w:start w:val="1"/>
+      <w:numFmt w:val="bullet"/>
+      <w:lvlText w:val=""/>
+      <w:lvlJc w:val="left"/>
+      <w:pPr>
+        <w:tabs>
+          <w:tab w:val="num" w:pos="720"/>
+        </w:tabs>
+        <w:ind w:left="720" w:hanging="360"/>
+      </w:pPr>
+      <w:rPr>
+        <w:rFonts w:ascii="Symbol" w:hAnsi="Symbol" w:hint="default"/>
+        <w:sz w:val="20"/>
+      </w:rPr>
+    </w:lvl>
+    <w:lvl w:ilvl="1" w:tentative="1">
+      <w:start w:val="1"/>
+      <w:numFmt w:val="bullet"/>
+      <w:lvlText w:val=""/>
+      <w:lvlJc w:val="left"/>
+      <w:pPr>
+        <w:tabs>
+          <w:tab w:val="num" w:pos="1440"/>
+        </w:tabs>
+        <w:ind w:left="1440" w:hanging="360"/>
+      </w:pPr>
+      <w:rPr>
+        <w:rFonts w:ascii="Symbol" w:hAnsi="Symbol" w:hint="default"/>
+        <w:sz w:val="20"/>
+      </w:rPr>
+    </w:lvl>
+    <w:lvl w:ilvl="2" w:tentative="1">
+      <w:start w:val="1"/>
+      <w:numFmt w:val="bullet"/>
+      <w:lvlText w:val=""/>
+      <w:lvlJc w:val="left"/>
+      <w:pPr>
+        <w:tabs>
+          <w:tab w:val="num" w:pos="2160"/>
+        </w:tabs>
+        <w:ind w:left="2160" w:hanging="360"/>
+      </w:pPr>
+      <w:rPr>
+        <w:rFonts w:ascii="Symbol" w:hAnsi="Symbol" w:hint="default"/>
+        <w:sz w:val="20"/>
+      </w:rPr>
+    </w:lvl>
+    <w:lvl w:ilvl="3" w:tentative="1">
+      <w:start w:val="1"/>
+      <w:numFmt w:val="bullet"/>
+      <w:lvlText w:val=""/>
+      <w:lvlJc w:val="left"/>
+      <w:pPr>
+        <w:tabs>
+          <w:tab w:val="num" w:pos="2880"/>
+        </w:tabs>
+        <w:ind w:left="2880" w:hanging="360"/>
+      </w:pPr>
+      <w:rPr>
+        <w:rFonts w:ascii="Symbol" w:hAnsi="Symbol" w:hint="default"/>
+        <w:sz w:val="20"/>
+      </w:rPr>
+    </w:lvl>
+    <w:lvl w:ilvl="4" w:tentative="1">
+      <w:start w:val="1"/>
+      <w:numFmt w:val="bullet"/>
+      <w:lvlText w:val=""/>
+      <w:lvlJc w:val="left"/>
+      <w:pPr>
+        <w:tabs>
+          <w:tab w:val="num" w:pos="3600"/>
+        </w:tabs>
+        <w:ind w:left="3600" w:hanging="360"/>
+      </w:pPr>
+      <w:rPr>
+        <w:rFonts w:ascii="Symbol" w:hAnsi="Symbol" w:hint="default"/>
+        <w:sz w:val="20"/>
+      </w:rPr>
+    </w:lvl>
+    <w:lvl w:ilvl="5" w:tentative="1">
+      <w:start w:val="1"/>
+      <w:numFmt w:val="bullet"/>
+      <w:lvlText w:val=""/>
+      <w:lvlJc w:val="left"/>
+      <w:pPr>
+        <w:tabs>
+          <w:tab w:val="num" w:pos="4320"/>
+        </w:tabs>
+        <w:ind w:left="4320" w:hanging="360"/>
+      </w:pPr>
+      <w:rPr>
+        <w:rFonts w:ascii="Symbol" w:hAnsi="Symbol" w:hint="default"/>
+        <w:sz w:val="20"/>
+      </w:rPr>
+    </w:lvl>
+    <w:lvl w:ilvl="6" w:tentative="1">
+      <w:start w:val="1"/>
+      <w:numFmt w:val="bullet"/>
+      <w:lvlText w:val=""/>
+      <w:lvlJc w:val="left"/>
+      <w:pPr>
+        <w:tabs>
+          <w:tab w:val="num" w:pos="5040"/>
+        </w:tabs>
+        <w:ind w:left="5040" w:hanging="360"/>
+      </w:pPr>
+      <w:rPr>
+        <w:rFonts w:ascii="Symbol" w:hAnsi="Symbol" w:hint="default"/>
+        <w:sz w:val="20"/>
+      </w:rPr>
+    </w:lvl>
+    <w:lvl w:ilvl="7" w:tentative="1">
+      <w:start w:val="1"/>
+      <w:numFmt w:val="bullet"/>
+      <w:lvlText w:val=""/>
+      <w:lvlJc w:val="left"/>
+      <w:pPr>
+        <w:tabs>
+          <w:tab w:val="num" w:pos="5760"/>
+        </w:tabs>
+        <w:ind w:left="5760" w:hanging="360"/>
+      </w:pPr>
+      <w:rPr>
+        <w:rFonts w:ascii="Symbol" w:hAnsi="Symbol" w:hint="default"/>
+        <w:sz w:val="20"/>
+      </w:rPr>
+    </w:lvl>
+    <w:lvl w:ilvl="8" w:tentative="1">
+      <w:start w:val="1"/>
+      <w:numFmt w:val="bullet"/>
+      <w:lvlText w:val=""/>
+      <w:lvlJc w:val="left"/>
+      <w:pPr>
+        <w:tabs>
+          <w:tab w:val="num" w:pos="6480"/>
+        </w:tabs>
+        <w:ind w:left="6480" w:hanging="360"/>
+      </w:pPr>
+      <w:rPr>
+        <w:rFonts w:ascii="Symbol" w:hAnsi="Symbol" w:hint="default"/>
+        <w:sz w:val="20"/>
+      </w:rPr>
+    </w:lvl>
+  </w:abstractNum>
+  <w:abstractNum w:abstractNumId="31" w15:restartNumberingAfterBreak="0">
     <w:nsid w:val="639F242C"/>
     <w:multiLevelType w:val="hybridMultilevel"/>
     <w:tmpl w:val="E36AE81C"/>
@@ -2412,7 +10502,7 @@
       </w:rPr>
     </w:lvl>
   </w:abstractNum>
-  <w:abstractNum w:abstractNumId="21" w15:restartNumberingAfterBreak="0">
+  <w:abstractNum w:abstractNumId="32" w15:restartNumberingAfterBreak="0">
     <w:nsid w:val="679638F3"/>
     <w:multiLevelType w:val="hybridMultilevel"/>
     <w:tmpl w:val="03CAA362"/>
@@ -2525,7 +10615,156 @@
       </w:rPr>
     </w:lvl>
   </w:abstractNum>
-  <w:abstractNum w:abstractNumId="22" w15:restartNumberingAfterBreak="0">
+  <w:abstractNum w:abstractNumId="33" w15:restartNumberingAfterBreak="0">
+    <w:nsid w:val="687A5259"/>
+    <w:multiLevelType w:val="multilevel"/>
+    <w:tmpl w:val="D61218C4"/>
+    <w:lvl w:ilvl="0">
+      <w:start w:val="1"/>
+      <w:numFmt w:val="bullet"/>
+      <w:lvlText w:val=""/>
+      <w:lvlJc w:val="left"/>
+      <w:pPr>
+        <w:tabs>
+          <w:tab w:val="num" w:pos="720"/>
+        </w:tabs>
+        <w:ind w:left="720" w:hanging="360"/>
+      </w:pPr>
+      <w:rPr>
+        <w:rFonts w:ascii="Symbol" w:hAnsi="Symbol" w:hint="default"/>
+        <w:sz w:val="20"/>
+      </w:rPr>
+    </w:lvl>
+    <w:lvl w:ilvl="1" w:tentative="1">
+      <w:start w:val="1"/>
+      <w:numFmt w:val="bullet"/>
+      <w:lvlText w:val="o"/>
+      <w:lvlJc w:val="left"/>
+      <w:pPr>
+        <w:tabs>
+          <w:tab w:val="num" w:pos="1440"/>
+        </w:tabs>
+        <w:ind w:left="1440" w:hanging="360"/>
+      </w:pPr>
+      <w:rPr>
+        <w:rFonts w:ascii="Courier New" w:hAnsi="Courier New" w:hint="default"/>
+        <w:sz w:val="20"/>
+      </w:rPr>
+    </w:lvl>
+    <w:lvl w:ilvl="2" w:tentative="1">
+      <w:start w:val="1"/>
+      <w:numFmt w:val="bullet"/>
+      <w:lvlText w:val=""/>
+      <w:lvlJc w:val="left"/>
+      <w:pPr>
+        <w:tabs>
+          <w:tab w:val="num" w:pos="2160"/>
+        </w:tabs>
+        <w:ind w:left="2160" w:hanging="360"/>
+      </w:pPr>
+      <w:rPr>
+        <w:rFonts w:ascii="Wingdings" w:hAnsi="Wingdings" w:hint="default"/>
+        <w:sz w:val="20"/>
+      </w:rPr>
+    </w:lvl>
+    <w:lvl w:ilvl="3" w:tentative="1">
+      <w:start w:val="1"/>
+      <w:numFmt w:val="bullet"/>
+      <w:lvlText w:val=""/>
+      <w:lvlJc w:val="left"/>
+      <w:pPr>
+        <w:tabs>
+          <w:tab w:val="num" w:pos="2880"/>
+        </w:tabs>
+        <w:ind w:left="2880" w:hanging="360"/>
+      </w:pPr>
+      <w:rPr>
+        <w:rFonts w:ascii="Wingdings" w:hAnsi="Wingdings" w:hint="default"/>
+        <w:sz w:val="20"/>
+      </w:rPr>
+    </w:lvl>
+    <w:lvl w:ilvl="4" w:tentative="1">
+      <w:start w:val="1"/>
+      <w:numFmt w:val="bullet"/>
+      <w:lvlText w:val=""/>
+      <w:lvlJc w:val="left"/>
+      <w:pPr>
+        <w:tabs>
+          <w:tab w:val="num" w:pos="3600"/>
+        </w:tabs>
+        <w:ind w:left="3600" w:hanging="360"/>
+      </w:pPr>
+      <w:rPr>
+        <w:rFonts w:ascii="Wingdings" w:hAnsi="Wingdings" w:hint="default"/>
+        <w:sz w:val="20"/>
+      </w:rPr>
+    </w:lvl>
+    <w:lvl w:ilvl="5" w:tentative="1">
+      <w:start w:val="1"/>
+      <w:numFmt w:val="bullet"/>
+      <w:lvlText w:val=""/>
+      <w:lvlJc w:val="left"/>
+      <w:pPr>
+        <w:tabs>
+          <w:tab w:val="num" w:pos="4320"/>
+        </w:tabs>
+        <w:ind w:left="4320" w:hanging="360"/>
+      </w:pPr>
+      <w:rPr>
+        <w:rFonts w:ascii="Wingdings" w:hAnsi="Wingdings" w:hint="default"/>
+        <w:sz w:val="20"/>
+      </w:rPr>
+    </w:lvl>
+    <w:lvl w:ilvl="6" w:tentative="1">
+      <w:start w:val="1"/>
+      <w:numFmt w:val="bullet"/>
+      <w:lvlText w:val=""/>
+      <w:lvlJc w:val="left"/>
+      <w:pPr>
+        <w:tabs>
+          <w:tab w:val="num" w:pos="5040"/>
+        </w:tabs>
+        <w:ind w:left="5040" w:hanging="360"/>
+      </w:pPr>
+      <w:rPr>
+        <w:rFonts w:ascii="Wingdings" w:hAnsi="Wingdings" w:hint="default"/>
+        <w:sz w:val="20"/>
+      </w:rPr>
+    </w:lvl>
+    <w:lvl w:ilvl="7" w:tentative="1">
+      <w:start w:val="1"/>
+      <w:numFmt w:val="bullet"/>
+      <w:lvlText w:val=""/>
+      <w:lvlJc w:val="left"/>
+      <w:pPr>
+        <w:tabs>
+          <w:tab w:val="num" w:pos="5760"/>
+        </w:tabs>
+        <w:ind w:left="5760" w:hanging="360"/>
+      </w:pPr>
+      <w:rPr>
+        <w:rFonts w:ascii="Wingdings" w:hAnsi="Wingdings" w:hint="default"/>
+        <w:sz w:val="20"/>
+      </w:rPr>
+    </w:lvl>
+    <w:lvl w:ilvl="8" w:tentative="1">
+      <w:start w:val="1"/>
+      <w:numFmt w:val="bullet"/>
+      <w:lvlText w:val=""/>
+      <w:lvlJc w:val="left"/>
+      <w:pPr>
+        <w:tabs>
+          <w:tab w:val="num" w:pos="6480"/>
+        </w:tabs>
+        <w:ind w:left="6480" w:hanging="360"/>
+      </w:pPr>
+      <w:rPr>
+        <w:rFonts w:ascii="Wingdings" w:hAnsi="Wingdings" w:hint="default"/>
+        <w:sz w:val="20"/>
+      </w:rPr>
+    </w:lvl>
+  </w:abstractNum>
+  <w:abstractNum w:abstractNumId="34" w15:restartNumberingAfterBreak="0">
     <w:nsid w:val="6A935487"/>
     <w:multiLevelType w:val="multilevel"/>
     <w:tmpl w:val="27D8CDE4"/>
@@ -2674,7 +10913,93 @@
       </w:rPr>
     </w:lvl>
   </w:abstractNum>
-  <w:abstractNum w:abstractNumId="23" w15:restartNumberingAfterBreak="0">
+  <w:abstractNum w:abstractNumId="35" w15:restartNumberingAfterBreak="0">
+    <w:nsid w:val="6F05691F"/>
+    <w:multiLevelType w:val="hybridMultilevel"/>
+    <w:tmpl w:val="197E3D72"/>
+    <w:lvl w:ilvl="0" w:tplc="0809000F">
+      <w:start w:val="1"/>
+      <w:numFmt w:val="decimal"/>
+      <w:lvlText w:val="%1."/>
+      <w:lvlJc w:val="left"/>
+      <w:pPr>
+        <w:ind w:left="360" w:hanging="360"/>
+      </w:pPr>
+    </w:lvl>
+    <w:lvl w:ilvl="1" w:tplc="08090019">
+      <w:start w:val="1"/>
+      <w:numFmt w:val="lowerLetter"/>
+      <w:lvlText w:val="%2."/>
+      <w:lvlJc w:val="left"/>
+      <w:pPr>
+        <w:ind w:left="1080" w:hanging="360"/>
+      </w:pPr>
+    </w:lvl>
+    <w:lvl w:ilvl="2" w:tplc="0809001B" w:tentative="1">
+      <w:start w:val="1"/>
+      <w:numFmt w:val="lowerRoman"/>
+      <w:lvlText w:val="%3."/>
+      <w:lvlJc w:val="right"/>
+      <w:pPr>
+        <w:ind w:left="1800" w:hanging="180"/>
+      </w:pPr>
+    </w:lvl>
+    <w:lvl w:ilvl="3" w:tplc="0809000F" w:tentative="1">
+      <w:start w:val="1"/>
+      <w:numFmt w:val="decimal"/>
+      <w:lvlText w:val="%4."/>
+      <w:lvlJc w:val="left"/>
+      <w:pPr>
+        <w:ind w:left="2520" w:hanging="360"/>
+      </w:pPr>
+    </w:lvl>
+    <w:lvl w:ilvl="4" w:tplc="08090019" w:tentative="1">
+      <w:start w:val="1"/>
+      <w:numFmt w:val="lowerLetter"/>
+      <w:lvlText w:val="%5."/>
+      <w:lvlJc w:val="left"/>
+      <w:pPr>
+        <w:ind w:left="3240" w:hanging="360"/>
+      </w:pPr>
+    </w:lvl>
+    <w:lvl w:ilvl="5" w:tplc="0809001B" w:tentative="1">
+      <w:start w:val="1"/>
+      <w:numFmt w:val="lowerRoman"/>
+      <w:lvlText w:val="%6."/>
+      <w:lvlJc w:val="right"/>
+      <w:pPr>
+        <w:ind w:left="3960" w:hanging="180"/>
+      </w:pPr>
+    </w:lvl>
+    <w:lvl w:ilvl="6" w:tplc="0809000F" w:tentative="1">
+      <w:start w:val="1"/>
+      <w:numFmt w:val="decimal"/>
+      <w:lvlText w:val="%7."/>
+      <w:lvlJc w:val="left"/>
+      <w:pPr>
+        <w:ind w:left="4680" w:hanging="360"/>
+      </w:pPr>
+    </w:lvl>
+    <w:lvl w:ilvl="7" w:tplc="08090019" w:tentative="1">
+      <w:start w:val="1"/>
+      <w:numFmt w:val="lowerLetter"/>
+      <w:lvlText w:val="%8."/>
+      <w:lvlJc w:val="left"/>
+      <w:pPr>
+        <w:ind w:left="5400" w:hanging="360"/>
+      </w:pPr>
+    </w:lvl>
+    <w:lvl w:ilvl="8" w:tplc="0809001B" w:tentative="1">
+      <w:start w:val="1"/>
+      <w:numFmt w:val="lowerRoman"/>
+      <w:lvlText w:val="%9."/>
+      <w:lvlJc w:val="right"/>
+      <w:pPr>
+        <w:ind w:left="6120" w:hanging="180"/>
+      </w:pPr>
+    </w:lvl>
+  </w:abstractNum>
+  <w:abstractNum w:abstractNumId="36" w15:restartNumberingAfterBreak="0">
     <w:nsid w:val="6F763E7F"/>
     <w:multiLevelType w:val="multilevel"/>
     <w:tmpl w:val="871471F6"/>
@@ -2823,7 +11148,156 @@
       </w:rPr>
     </w:lvl>
   </w:abstractNum>
-  <w:abstractNum w:abstractNumId="24" w15:restartNumberingAfterBreak="0">
+  <w:abstractNum w:abstractNumId="37" w15:restartNumberingAfterBreak="0">
+    <w:nsid w:val="724E7623"/>
+    <w:multiLevelType w:val="multilevel"/>
+    <w:tmpl w:val="CED0A0DC"/>
+    <w:lvl w:ilvl="0">
+      <w:start w:val="1"/>
+      <w:numFmt w:val="bullet"/>
+      <w:lvlText w:val=""/>
+      <w:lvlJc w:val="left"/>
+      <w:pPr>
+        <w:tabs>
+          <w:tab w:val="num" w:pos="720"/>
+        </w:tabs>
+        <w:ind w:left="720" w:hanging="360"/>
+      </w:pPr>
+      <w:rPr>
+        <w:rFonts w:ascii="Symbol" w:hAnsi="Symbol" w:hint="default"/>
+        <w:sz w:val="20"/>
+      </w:rPr>
+    </w:lvl>
+    <w:lvl w:ilvl="1" w:tentative="1">
+      <w:start w:val="1"/>
+      <w:numFmt w:val="bullet"/>
+      <w:lvlText w:val=""/>
+      <w:lvlJc w:val="left"/>
+      <w:pPr>
+        <w:tabs>
+          <w:tab w:val="num" w:pos="1440"/>
+        </w:tabs>
+        <w:ind w:left="1440" w:hanging="360"/>
+      </w:pPr>
+      <w:rPr>
+        <w:rFonts w:ascii="Symbol" w:hAnsi="Symbol" w:hint="default"/>
+        <w:sz w:val="20"/>
+      </w:rPr>
+    </w:lvl>
+    <w:lvl w:ilvl="2" w:tentative="1">
+      <w:start w:val="1"/>
+      <w:numFmt w:val="bullet"/>
+      <w:lvlText w:val=""/>
+      <w:lvlJc w:val="left"/>
+      <w:pPr>
+        <w:tabs>
+          <w:tab w:val="num" w:pos="2160"/>
+        </w:tabs>
+        <w:ind w:left="2160" w:hanging="360"/>
+      </w:pPr>
+      <w:rPr>
+        <w:rFonts w:ascii="Symbol" w:hAnsi="Symbol" w:hint="default"/>
+        <w:sz w:val="20"/>
+      </w:rPr>
+    </w:lvl>
+    <w:lvl w:ilvl="3" w:tentative="1">
+      <w:start w:val="1"/>
+      <w:numFmt w:val="bullet"/>
+      <w:lvlText w:val=""/>
+      <w:lvlJc w:val="left"/>
+      <w:pPr>
+        <w:tabs>
+          <w:tab w:val="num" w:pos="2880"/>
+        </w:tabs>
+        <w:ind w:left="2880" w:hanging="360"/>
+      </w:pPr>
+      <w:rPr>
+        <w:rFonts w:ascii="Symbol" w:hAnsi="Symbol" w:hint="default"/>
+        <w:sz w:val="20"/>
+      </w:rPr>
+    </w:lvl>
+    <w:lvl w:ilvl="4" w:tentative="1">
+      <w:start w:val="1"/>
+      <w:numFmt w:val="bullet"/>
+      <w:lvlText w:val=""/>
+      <w:lvlJc w:val="left"/>
+      <w:pPr>
+        <w:tabs>
+          <w:tab w:val="num" w:pos="3600"/>
+        </w:tabs>
+        <w:ind w:left="3600" w:hanging="360"/>
+      </w:pPr>
+      <w:rPr>
+        <w:rFonts w:ascii="Symbol" w:hAnsi="Symbol" w:hint="default"/>
+        <w:sz w:val="20"/>
+      </w:rPr>
+    </w:lvl>
+    <w:lvl w:ilvl="5" w:tentative="1">
+      <w:start w:val="1"/>
+      <w:numFmt w:val="bullet"/>
+      <w:lvlText w:val=""/>
+      <w:lvlJc w:val="left"/>
+      <w:pPr>
+        <w:tabs>
+          <w:tab w:val="num" w:pos="4320"/>
+        </w:tabs>
+        <w:ind w:left="4320" w:hanging="360"/>
+      </w:pPr>
+      <w:rPr>
+        <w:rFonts w:ascii="Symbol" w:hAnsi="Symbol" w:hint="default"/>
+        <w:sz w:val="20"/>
+      </w:rPr>
+    </w:lvl>
+    <w:lvl w:ilvl="6" w:tentative="1">
+      <w:start w:val="1"/>
+      <w:numFmt w:val="bullet"/>
+      <w:lvlText w:val=""/>
+      <w:lvlJc w:val="left"/>
+      <w:pPr>
+        <w:tabs>
+          <w:tab w:val="num" w:pos="5040"/>
+        </w:tabs>
+        <w:ind w:left="5040" w:hanging="360"/>
+      </w:pPr>
+      <w:rPr>
+        <w:rFonts w:ascii="Symbol" w:hAnsi="Symbol" w:hint="default"/>
+        <w:sz w:val="20"/>
+      </w:rPr>
+    </w:lvl>
+    <w:lvl w:ilvl="7" w:tentative="1">
+      <w:start w:val="1"/>
+      <w:numFmt w:val="bullet"/>
+      <w:lvlText w:val=""/>
+      <w:lvlJc w:val="left"/>
+      <w:pPr>
+        <w:tabs>
+          <w:tab w:val="num" w:pos="5760"/>
+        </w:tabs>
+        <w:ind w:left="5760" w:hanging="360"/>
+      </w:pPr>
+      <w:rPr>
+        <w:rFonts w:ascii="Symbol" w:hAnsi="Symbol" w:hint="default"/>
+        <w:sz w:val="20"/>
+      </w:rPr>
+    </w:lvl>
+    <w:lvl w:ilvl="8" w:tentative="1">
+      <w:start w:val="1"/>
+      <w:numFmt w:val="bullet"/>
+      <w:lvlText w:val=""/>
+      <w:lvlJc w:val="left"/>
+      <w:pPr>
+        <w:tabs>
+          <w:tab w:val="num" w:pos="6480"/>
+        </w:tabs>
+        <w:ind w:left="6480" w:hanging="360"/>
+      </w:pPr>
+      <w:rPr>
+        <w:rFonts w:ascii="Symbol" w:hAnsi="Symbol" w:hint="default"/>
+        <w:sz w:val="20"/>
+      </w:rPr>
+    </w:lvl>
+  </w:abstractNum>
+  <w:abstractNum w:abstractNumId="38" w15:restartNumberingAfterBreak="0">
     <w:nsid w:val="76C94639"/>
     <w:multiLevelType w:val="hybridMultilevel"/>
     <w:tmpl w:val="8B4C642E"/>
@@ -2936,65 +11410,214 @@
       </w:rPr>
     </w:lvl>
   </w:abstractNum>
+  <w:abstractNum w:abstractNumId="39" w15:restartNumberingAfterBreak="0">
+    <w:nsid w:val="79550BF7"/>
+    <w:multiLevelType w:val="multilevel"/>
+    <w:tmpl w:val="765E6F96"/>
+    <w:lvl w:ilvl="0">
+      <w:start w:val="1"/>
+      <w:numFmt w:val="bullet"/>
+      <w:lvlText w:val=""/>
+      <w:lvlJc w:val="left"/>
+      <w:pPr>
+        <w:tabs>
+          <w:tab w:val="num" w:pos="720"/>
+        </w:tabs>
+        <w:ind w:left="720" w:hanging="360"/>
+      </w:pPr>
+      <w:rPr>
+        <w:rFonts w:ascii="Symbol" w:hAnsi="Symbol" w:hint="default"/>
+        <w:sz w:val="20"/>
+      </w:rPr>
+    </w:lvl>
+    <w:lvl w:ilvl="1" w:tentative="1">
+      <w:start w:val="1"/>
+      <w:numFmt w:val="bullet"/>
+      <w:lvlText w:val=""/>
+      <w:lvlJc w:val="left"/>
+      <w:pPr>
+        <w:tabs>
+          <w:tab w:val="num" w:pos="1440"/>
+        </w:tabs>
+        <w:ind w:left="1440" w:hanging="360"/>
+      </w:pPr>
+      <w:rPr>
+        <w:rFonts w:ascii="Symbol" w:hAnsi="Symbol" w:hint="default"/>
+        <w:sz w:val="20"/>
+      </w:rPr>
+    </w:lvl>
+    <w:lvl w:ilvl="2" w:tentative="1">
+      <w:start w:val="1"/>
+      <w:numFmt w:val="bullet"/>
+      <w:lvlText w:val=""/>
+      <w:lvlJc w:val="left"/>
+      <w:pPr>
+        <w:tabs>
+          <w:tab w:val="num" w:pos="2160"/>
+        </w:tabs>
+        <w:ind w:left="2160" w:hanging="360"/>
+      </w:pPr>
+      <w:rPr>
+        <w:rFonts w:ascii="Symbol" w:hAnsi="Symbol" w:hint="default"/>
+        <w:sz w:val="20"/>
+      </w:rPr>
+    </w:lvl>
+    <w:lvl w:ilvl="3" w:tentative="1">
+      <w:start w:val="1"/>
+      <w:numFmt w:val="bullet"/>
+      <w:lvlText w:val=""/>
+      <w:lvlJc w:val="left"/>
+      <w:pPr>
+        <w:tabs>
+          <w:tab w:val="num" w:pos="2880"/>
+        </w:tabs>
+        <w:ind w:left="2880" w:hanging="360"/>
+      </w:pPr>
+      <w:rPr>
+        <w:rFonts w:ascii="Symbol" w:hAnsi="Symbol" w:hint="default"/>
+        <w:sz w:val="20"/>
+      </w:rPr>
+    </w:lvl>
+    <w:lvl w:ilvl="4" w:tentative="1">
+      <w:start w:val="1"/>
+      <w:numFmt w:val="bullet"/>
+      <w:lvlText w:val=""/>
+      <w:lvlJc w:val="left"/>
+      <w:pPr>
+        <w:tabs>
+          <w:tab w:val="num" w:pos="3600"/>
+        </w:tabs>
+        <w:ind w:left="3600" w:hanging="360"/>
+      </w:pPr>
+      <w:rPr>
+        <w:rFonts w:ascii="Symbol" w:hAnsi="Symbol" w:hint="default"/>
+        <w:sz w:val="20"/>
+      </w:rPr>
+    </w:lvl>
+    <w:lvl w:ilvl="5" w:tentative="1">
+      <w:start w:val="1"/>
+      <w:numFmt w:val="bullet"/>
+      <w:lvlText w:val=""/>
+      <w:lvlJc w:val="left"/>
+      <w:pPr>
+        <w:tabs>
+          <w:tab w:val="num" w:pos="4320"/>
+        </w:tabs>
+        <w:ind w:left="4320" w:hanging="360"/>
+      </w:pPr>
+      <w:rPr>
+        <w:rFonts w:ascii="Symbol" w:hAnsi="Symbol" w:hint="default"/>
+        <w:sz w:val="20"/>
+      </w:rPr>
+    </w:lvl>
+    <w:lvl w:ilvl="6" w:tentative="1">
+      <w:start w:val="1"/>
+      <w:numFmt w:val="bullet"/>
+      <w:lvlText w:val=""/>
+      <w:lvlJc w:val="left"/>
+      <w:pPr>
+        <w:tabs>
+          <w:tab w:val="num" w:pos="5040"/>
+        </w:tabs>
+        <w:ind w:left="5040" w:hanging="360"/>
+      </w:pPr>
+      <w:rPr>
+        <w:rFonts w:ascii="Symbol" w:hAnsi="Symbol" w:hint="default"/>
+        <w:sz w:val="20"/>
+      </w:rPr>
+    </w:lvl>
+    <w:lvl w:ilvl="7" w:tentative="1">
+      <w:start w:val="1"/>
+      <w:numFmt w:val="bullet"/>
+      <w:lvlText w:val=""/>
+      <w:lvlJc w:val="left"/>
+      <w:pPr>
+        <w:tabs>
+          <w:tab w:val="num" w:pos="5760"/>
+        </w:tabs>
+        <w:ind w:left="5760" w:hanging="360"/>
+      </w:pPr>
+      <w:rPr>
+        <w:rFonts w:ascii="Symbol" w:hAnsi="Symbol" w:hint="default"/>
+        <w:sz w:val="20"/>
+      </w:rPr>
+    </w:lvl>
+    <w:lvl w:ilvl="8" w:tentative="1">
+      <w:start w:val="1"/>
+      <w:numFmt w:val="bullet"/>
+      <w:lvlText w:val=""/>
+      <w:lvlJc w:val="left"/>
+      <w:pPr>
+        <w:tabs>
+          <w:tab w:val="num" w:pos="6480"/>
+        </w:tabs>
+        <w:ind w:left="6480" w:hanging="360"/>
+      </w:pPr>
+      <w:rPr>
+        <w:rFonts w:ascii="Symbol" w:hAnsi="Symbol" w:hint="default"/>
+        <w:sz w:val="20"/>
+      </w:rPr>
+    </w:lvl>
+  </w:abstractNum>
   <w:num w:numId="1">
+    <w:abstractNumId w:val="17"/>
+  </w:num>
+  <w:num w:numId="2">
+    <w:abstractNumId w:val="8"/>
+  </w:num>
+  <w:num w:numId="3">
+    <w:abstractNumId w:val="18"/>
+  </w:num>
+  <w:num w:numId="4">
+    <w:abstractNumId w:val="19"/>
+  </w:num>
+  <w:num w:numId="5">
+    <w:abstractNumId w:val="31"/>
+  </w:num>
+  <w:num w:numId="6">
+    <w:abstractNumId w:val="11"/>
+  </w:num>
+  <w:num w:numId="7">
+    <w:abstractNumId w:val="12"/>
+  </w:num>
+  <w:num w:numId="8">
+    <w:abstractNumId w:val="34"/>
+  </w:num>
+  <w:num w:numId="9">
+    <w:abstractNumId w:val="32"/>
+  </w:num>
+  <w:num w:numId="10">
+    <w:abstractNumId w:val="7"/>
+  </w:num>
+  <w:num w:numId="11">
+    <w:abstractNumId w:val="15"/>
+  </w:num>
+  <w:num w:numId="12">
+    <w:abstractNumId w:val="24"/>
+  </w:num>
+  <w:num w:numId="13">
     <w:abstractNumId w:val="14"/>
   </w:num>
-  <w:num w:numId="2">
-    <w:abstractNumId w:val="6"/>
+  <w:num w:numId="14">
+    <w:abstractNumId w:val="25"/>
   </w:num>
-  <w:num w:numId="3">
-    <w:abstractNumId w:val="15"/>
+  <w:num w:numId="15">
+    <w:abstractNumId w:val="38"/>
   </w:num>
-  <w:num w:numId="4">
+  <w:num w:numId="16">
+    <w:abstractNumId w:val="36"/>
+  </w:num>
+  <w:num w:numId="17">
     <w:abstractNumId w:val="16"/>
   </w:num>
-  <w:num w:numId="5">
-    <w:abstractNumId w:val="20"/>
+  <w:num w:numId="18">
+    <w:abstractNumId w:val="10"/>
   </w:num>
-  <w:num w:numId="6">
-    <w:abstractNumId w:val="8"/>
-  </w:num>
-  <w:num w:numId="7">
-    <w:abstractNumId w:val="9"/>
-  </w:num>
-  <w:num w:numId="8">
-    <w:abstractNumId w:val="22"/>
-  </w:num>
-  <w:num w:numId="9">
-    <w:abstractNumId w:val="21"/>
-  </w:num>
-  <w:num w:numId="10">
-    <w:abstractNumId w:val="5"/>
-  </w:num>
-  <w:num w:numId="11">
-    <w:abstractNumId w:val="12"/>
-  </w:num>
-  <w:num w:numId="12">
-    <w:abstractNumId w:val="18"/>
-  </w:num>
-  <w:num w:numId="13">
-    <w:abstractNumId w:val="11"/>
-  </w:num>
-  <w:num w:numId="14">
-    <w:abstractNumId w:val="19"/>
-  </w:num>
-  <w:num w:numId="15">
-    <w:abstractNumId w:val="24"/>
-  </w:num>
-  <w:num w:numId="16">
+  <w:num w:numId="19">
     <w:abstractNumId w:val="23"/>
   </w:num>
-  <w:num w:numId="17">
+  <w:num w:numId="20">
     <w:abstractNumId w:val="13"/>
-  </w:num>
-  <w:num w:numId="18">
-    <w:abstractNumId w:val="7"/>
-  </w:num>
-  <w:num w:numId="19">
-    <w:abstractNumId w:val="17"/>
-  </w:num>
-  <w:num w:numId="20">
-    <w:abstractNumId w:val="10"/>
   </w:num>
   <w:num w:numId="21">
     <w:abstractNumId w:val="0"/>
@@ -3010,6 +11633,51 @@
   </w:num>
   <w:num w:numId="25">
     <w:abstractNumId w:val="3"/>
+  </w:num>
+  <w:num w:numId="26">
+    <w:abstractNumId w:val="35"/>
+  </w:num>
+  <w:num w:numId="27">
+    <w:abstractNumId w:val="5"/>
+  </w:num>
+  <w:num w:numId="28">
+    <w:abstractNumId w:val="27"/>
+  </w:num>
+  <w:num w:numId="29">
+    <w:abstractNumId w:val="33"/>
+  </w:num>
+  <w:num w:numId="30">
+    <w:abstractNumId w:val="29"/>
+  </w:num>
+  <w:num w:numId="31">
+    <w:abstractNumId w:val="21"/>
+  </w:num>
+  <w:num w:numId="32">
+    <w:abstractNumId w:val="20"/>
+  </w:num>
+  <w:num w:numId="33">
+    <w:abstractNumId w:val="37"/>
+  </w:num>
+  <w:num w:numId="34">
+    <w:abstractNumId w:val="30"/>
+  </w:num>
+  <w:num w:numId="35">
+    <w:abstractNumId w:val="22"/>
+  </w:num>
+  <w:num w:numId="36">
+    <w:abstractNumId w:val="39"/>
+  </w:num>
+  <w:num w:numId="37">
+    <w:abstractNumId w:val="9"/>
+  </w:num>
+  <w:num w:numId="38">
+    <w:abstractNumId w:val="6"/>
+  </w:num>
+  <w:num w:numId="39">
+    <w:abstractNumId w:val="28"/>
+  </w:num>
+  <w:num w:numId="40">
+    <w:abstractNumId w:val="26"/>
   </w:num>
 </w:numbering>
 </file>
@@ -3410,6 +12078,27 @@
     <w:qFormat/>
     <w:rsid w:val="00BC5B5D"/>
   </w:style>
+  <w:style w:type="paragraph" w:styleId="Heading1">
+    <w:name w:val="heading 1"/>
+    <w:basedOn w:val="Normal"/>
+    <w:next w:val="Normal"/>
+    <w:link w:val="Heading1Char"/>
+    <w:uiPriority w:val="9"/>
+    <w:qFormat/>
+    <w:rsid w:val="00F60026"/>
+    <w:pPr>
+      <w:keepNext/>
+      <w:keepLines/>
+      <w:spacing w:before="240"/>
+      <w:outlineLvl w:val="0"/>
+    </w:pPr>
+    <w:rPr>
+      <w:rFonts w:asciiTheme="majorHAnsi" w:eastAsiaTheme="majorEastAsia" w:hAnsiTheme="majorHAnsi" w:cstheme="majorBidi"/>
+      <w:color w:val="2F5496" w:themeColor="accent1" w:themeShade="BF"/>
+      <w:sz w:val="32"/>
+      <w:szCs w:val="32"/>
+    </w:rPr>
+  </w:style>
   <w:style w:type="paragraph" w:styleId="Heading2">
     <w:name w:val="heading 2"/>
     <w:basedOn w:val="Normal"/>
@@ -3430,6 +12119,26 @@
       <w:color w:val="2F5496" w:themeColor="accent1" w:themeShade="BF"/>
       <w:sz w:val="26"/>
       <w:szCs w:val="26"/>
+    </w:rPr>
+  </w:style>
+  <w:style w:type="paragraph" w:styleId="Heading3">
+    <w:name w:val="heading 3"/>
+    <w:basedOn w:val="Normal"/>
+    <w:next w:val="Normal"/>
+    <w:link w:val="Heading3Char"/>
+    <w:uiPriority w:val="9"/>
+    <w:unhideWhenUsed/>
+    <w:qFormat/>
+    <w:rsid w:val="00F60026"/>
+    <w:pPr>
+      <w:keepNext/>
+      <w:keepLines/>
+      <w:spacing w:before="40"/>
+      <w:outlineLvl w:val="2"/>
+    </w:pPr>
+    <w:rPr>
+      <w:rFonts w:asciiTheme="majorHAnsi" w:eastAsiaTheme="majorEastAsia" w:hAnsiTheme="majorHAnsi" w:cstheme="majorBidi"/>
+      <w:color w:val="1F3763" w:themeColor="accent1" w:themeShade="7F"/>
     </w:rPr>
   </w:style>
   <w:style w:type="character" w:default="1" w:styleId="DefaultParagraphFont">
@@ -3664,6 +12373,106 @@
     <w:uiPriority w:val="99"/>
     <w:semiHidden/>
     <w:rsid w:val="00487134"/>
+  </w:style>
+  <w:style w:type="paragraph" w:customStyle="1" w:styleId="western">
+    <w:name w:val="western"/>
+    <w:basedOn w:val="Normal"/>
+    <w:rsid w:val="00801634"/>
+    <w:pPr>
+      <w:spacing w:before="100" w:beforeAutospacing="1" w:after="115"/>
+    </w:pPr>
+    <w:rPr>
+      <w:rFonts w:ascii="Times New Roman" w:eastAsia="Times New Roman" w:hAnsi="Times New Roman" w:cs="Times New Roman"/>
+      <w:lang w:val="en-FR" w:eastAsia="en-GB"/>
+    </w:rPr>
+  </w:style>
+  <w:style w:type="paragraph" w:customStyle="1" w:styleId="sdfootnote-western">
+    <w:name w:val="sdfootnote-western"/>
+    <w:basedOn w:val="Normal"/>
+    <w:rsid w:val="00801634"/>
+    <w:pPr>
+      <w:spacing w:before="100" w:beforeAutospacing="1"/>
+      <w:ind w:left="288" w:hanging="288"/>
+    </w:pPr>
+    <w:rPr>
+      <w:rFonts w:ascii="Times New Roman" w:eastAsia="Times New Roman" w:hAnsi="Times New Roman" w:cs="Times New Roman"/>
+      <w:sz w:val="20"/>
+      <w:szCs w:val="20"/>
+      <w:lang w:val="en-FR" w:eastAsia="en-GB"/>
+    </w:rPr>
+  </w:style>
+  <w:style w:type="paragraph" w:styleId="FootnoteText">
+    <w:name w:val="footnote text"/>
+    <w:basedOn w:val="Normal"/>
+    <w:link w:val="FootnoteTextChar"/>
+    <w:uiPriority w:val="99"/>
+    <w:semiHidden/>
+    <w:unhideWhenUsed/>
+    <w:rsid w:val="004602FF"/>
+    <w:rPr>
+      <w:sz w:val="20"/>
+      <w:szCs w:val="20"/>
+    </w:rPr>
+  </w:style>
+  <w:style w:type="character" w:customStyle="1" w:styleId="FootnoteTextChar">
+    <w:name w:val="Footnote Text Char"/>
+    <w:basedOn w:val="DefaultParagraphFont"/>
+    <w:link w:val="FootnoteText"/>
+    <w:uiPriority w:val="99"/>
+    <w:semiHidden/>
+    <w:rsid w:val="004602FF"/>
+    <w:rPr>
+      <w:sz w:val="20"/>
+      <w:szCs w:val="20"/>
+    </w:rPr>
+  </w:style>
+  <w:style w:type="character" w:styleId="FootnoteReference">
+    <w:name w:val="footnote reference"/>
+    <w:basedOn w:val="DefaultParagraphFont"/>
+    <w:uiPriority w:val="99"/>
+    <w:semiHidden/>
+    <w:unhideWhenUsed/>
+    <w:rsid w:val="004602FF"/>
+    <w:rPr>
+      <w:vertAlign w:val="superscript"/>
+    </w:rPr>
+  </w:style>
+  <w:style w:type="character" w:customStyle="1" w:styleId="Heading3Char">
+    <w:name w:val="Heading 3 Char"/>
+    <w:basedOn w:val="DefaultParagraphFont"/>
+    <w:link w:val="Heading3"/>
+    <w:uiPriority w:val="9"/>
+    <w:rsid w:val="00F60026"/>
+    <w:rPr>
+      <w:rFonts w:asciiTheme="majorHAnsi" w:eastAsiaTheme="majorEastAsia" w:hAnsiTheme="majorHAnsi" w:cstheme="majorBidi"/>
+      <w:color w:val="1F3763" w:themeColor="accent1" w:themeShade="7F"/>
+    </w:rPr>
+  </w:style>
+  <w:style w:type="character" w:customStyle="1" w:styleId="Heading1Char">
+    <w:name w:val="Heading 1 Char"/>
+    <w:basedOn w:val="DefaultParagraphFont"/>
+    <w:link w:val="Heading1"/>
+    <w:uiPriority w:val="9"/>
+    <w:rsid w:val="00F60026"/>
+    <w:rPr>
+      <w:rFonts w:asciiTheme="majorHAnsi" w:eastAsiaTheme="majorEastAsia" w:hAnsiTheme="majorHAnsi" w:cstheme="majorBidi"/>
+      <w:color w:val="2F5496" w:themeColor="accent1" w:themeShade="BF"/>
+      <w:sz w:val="32"/>
+      <w:szCs w:val="32"/>
+    </w:rPr>
+  </w:style>
+  <w:style w:type="paragraph" w:styleId="TOC3">
+    <w:name w:val="toc 3"/>
+    <w:basedOn w:val="Normal"/>
+    <w:next w:val="Normal"/>
+    <w:autoRedefine/>
+    <w:uiPriority w:val="39"/>
+    <w:unhideWhenUsed/>
+    <w:rsid w:val="00826022"/>
+    <w:pPr>
+      <w:spacing w:after="100"/>
+      <w:ind w:left="480"/>
+    </w:pPr>
   </w:style>
 </w:styles>
 </file>

--- a/util/load_balancing/balancing_documentation.docx
+++ b/util/load_balancing/balancing_documentation.docx
@@ -185,7 +185,7 @@
         </w:rPr>
         <w:fldChar w:fldCharType="separate"/>
       </w:r>
-      <w:hyperlink w:anchor="_Toc88068833" w:history="1">
+      <w:hyperlink w:anchor="_Toc88220081" w:history="1">
         <w:r>
           <w:rPr>
             <w:rStyle w:val="Hyperlink"/>
@@ -231,7 +231,7 @@
             <w:noProof/>
             <w:webHidden/>
           </w:rPr>
-          <w:instrText xml:space="preserve"> PAGEREF _Toc88068833 \h </w:instrText>
+          <w:instrText xml:space="preserve"> PAGEREF _Toc88220081 \h </w:instrText>
         </w:r>
         <w:r>
           <w:rPr>
@@ -275,7 +275,7 @@
           <w:lang w:val="en-FR" w:eastAsia="en-GB"/>
         </w:rPr>
       </w:pPr>
-      <w:hyperlink w:anchor="_Toc88068834" w:history="1">
+      <w:hyperlink w:anchor="_Toc88220082" w:history="1">
         <w:r>
           <w:rPr>
             <w:rStyle w:val="Hyperlink"/>
@@ -321,7 +321,7 @@
             <w:noProof/>
             <w:webHidden/>
           </w:rPr>
-          <w:instrText xml:space="preserve"> PAGEREF _Toc88068834 \h </w:instrText>
+          <w:instrText xml:space="preserve"> PAGEREF _Toc88220082 \h </w:instrText>
         </w:r>
         <w:r>
           <w:rPr>
@@ -365,7 +365,7 @@
           <w:lang w:val="en-FR" w:eastAsia="en-GB"/>
         </w:rPr>
       </w:pPr>
-      <w:hyperlink w:anchor="_Toc88068835" w:history="1">
+      <w:hyperlink w:anchor="_Toc88220083" w:history="1">
         <w:r>
           <w:rPr>
             <w:rStyle w:val="Hyperlink"/>
@@ -411,7 +411,7 @@
             <w:noProof/>
             <w:webHidden/>
           </w:rPr>
-          <w:instrText xml:space="preserve"> PAGEREF _Toc88068835 \h </w:instrText>
+          <w:instrText xml:space="preserve"> PAGEREF _Toc88220083 \h </w:instrText>
         </w:r>
         <w:r>
           <w:rPr>
@@ -455,7 +455,7 @@
           <w:lang w:val="en-FR" w:eastAsia="en-GB"/>
         </w:rPr>
       </w:pPr>
-      <w:hyperlink w:anchor="_Toc88068845" w:history="1">
+      <w:hyperlink w:anchor="_Toc88220093" w:history="1">
         <w:r>
           <w:rPr>
             <w:rStyle w:val="Hyperlink"/>
@@ -501,7 +501,7 @@
             <w:noProof/>
             <w:webHidden/>
           </w:rPr>
-          <w:instrText xml:space="preserve"> PAGEREF _Toc88068845 \h </w:instrText>
+          <w:instrText xml:space="preserve"> PAGEREF _Toc88220093 \h </w:instrText>
         </w:r>
         <w:r>
           <w:rPr>
@@ -545,7 +545,7 @@
           <w:lang w:val="en-FR" w:eastAsia="en-GB"/>
         </w:rPr>
       </w:pPr>
-      <w:hyperlink w:anchor="_Toc88068846" w:history="1">
+      <w:hyperlink w:anchor="_Toc88220094" w:history="1">
         <w:r>
           <w:rPr>
             <w:rStyle w:val="Hyperlink"/>
@@ -570,25 +570,7 @@
             <w:noProof/>
             <w:lang w:val="en-US" w:eastAsia="en-GB"/>
           </w:rPr>
-          <w:t>General computing inf</w:t>
-        </w:r>
-        <w:r>
-          <w:rPr>
-            <w:rStyle w:val="Hyperlink"/>
-            <w:rFonts w:ascii="Times New Roman" w:eastAsia="Times New Roman" w:hAnsi="Times New Roman" w:cs="Times New Roman"/>
-            <w:noProof/>
-            <w:lang w:val="en-US" w:eastAsia="en-GB"/>
-          </w:rPr>
-          <w:t>o</w:t>
-        </w:r>
-        <w:r>
-          <w:rPr>
-            <w:rStyle w:val="Hyperlink"/>
-            <w:rFonts w:ascii="Times New Roman" w:eastAsia="Times New Roman" w:hAnsi="Times New Roman" w:cs="Times New Roman"/>
-            <w:noProof/>
-            <w:lang w:val="en-US" w:eastAsia="en-GB"/>
-          </w:rPr>
-          <w:t>rmation in text file</w:t>
+          <w:t>General computing information in text file</w:t>
         </w:r>
         <w:r>
           <w:rPr>
@@ -609,7 +591,7 @@
             <w:noProof/>
             <w:webHidden/>
           </w:rPr>
-          <w:instrText xml:space="preserve"> PAGEREF _Toc88068846 \h </w:instrText>
+          <w:instrText xml:space="preserve"> PAGEREF _Toc88220094 \h </w:instrText>
         </w:r>
         <w:r>
           <w:rPr>
@@ -653,7 +635,7 @@
           <w:lang w:val="en-FR" w:eastAsia="en-GB"/>
         </w:rPr>
       </w:pPr>
-      <w:hyperlink w:anchor="_Toc88068847" w:history="1">
+      <w:hyperlink w:anchor="_Toc88220095" w:history="1">
         <w:r>
           <w:rPr>
             <w:rStyle w:val="Hyperlink"/>
@@ -699,7 +681,7 @@
             <w:noProof/>
             <w:webHidden/>
           </w:rPr>
-          <w:instrText xml:space="preserve"> PAGEREF _Toc88068847 \h </w:instrText>
+          <w:instrText xml:space="preserve"> PAGEREF _Toc88220095 \h </w:instrText>
         </w:r>
         <w:r>
           <w:rPr>
@@ -719,7 +701,7 @@
             <w:noProof/>
             <w:webHidden/>
           </w:rPr>
-          <w:t>8</w:t>
+          <w:t>9</w:t>
         </w:r>
         <w:r>
           <w:rPr>
@@ -732,6 +714,96 @@
     </w:p>
     <w:p>
       <w:pPr>
+        <w:pStyle w:val="TOC3"/>
+        <w:tabs>
+          <w:tab w:val="left" w:pos="960"/>
+          <w:tab w:val="right" w:leader="dot" w:pos="9056"/>
+        </w:tabs>
+        <w:rPr>
+          <w:rFonts w:eastAsiaTheme="minorEastAsia"/>
+          <w:noProof/>
+          <w:lang w:val="en-FR" w:eastAsia="en-GB"/>
+        </w:rPr>
+      </w:pPr>
+      <w:hyperlink w:anchor="_Toc88220096" w:history="1">
+        <w:r>
+          <w:rPr>
+            <w:rStyle w:val="Hyperlink"/>
+            <w:rFonts w:ascii="Times New Roman" w:eastAsia="Times New Roman" w:hAnsi="Times New Roman" w:cs="Times New Roman"/>
+            <w:noProof/>
+            <w:lang w:val="en-US" w:eastAsia="en-GB"/>
+          </w:rPr>
+          <w:t>7.</w:t>
+        </w:r>
+        <w:r>
+          <w:rPr>
+            <w:rFonts w:eastAsiaTheme="minorEastAsia"/>
+            <w:noProof/>
+            <w:lang w:val="en-FR" w:eastAsia="en-GB"/>
+          </w:rPr>
+          <w:tab/>
+        </w:r>
+        <w:r>
+          <w:rPr>
+            <w:rStyle w:val="Hyperlink"/>
+            <w:rFonts w:ascii="Times New Roman" w:eastAsia="Times New Roman" w:hAnsi="Times New Roman" w:cs="Times New Roman"/>
+            <w:noProof/>
+            <w:lang w:val="en-US" w:eastAsia="en-GB"/>
+          </w:rPr>
+          <w:t>References</w:t>
+        </w:r>
+        <w:r>
+          <w:rPr>
+            <w:noProof/>
+            <w:webHidden/>
+          </w:rPr>
+          <w:tab/>
+        </w:r>
+        <w:r>
+          <w:rPr>
+            <w:noProof/>
+            <w:webHidden/>
+          </w:rPr>
+          <w:fldChar w:fldCharType="begin"/>
+        </w:r>
+        <w:r>
+          <w:rPr>
+            <w:noProof/>
+            <w:webHidden/>
+          </w:rPr>
+          <w:instrText xml:space="preserve"> PAGEREF _Toc88220096 \h </w:instrText>
+        </w:r>
+        <w:r>
+          <w:rPr>
+            <w:noProof/>
+            <w:webHidden/>
+          </w:rPr>
+        </w:r>
+        <w:r>
+          <w:rPr>
+            <w:noProof/>
+            <w:webHidden/>
+          </w:rPr>
+          <w:fldChar w:fldCharType="separate"/>
+        </w:r>
+        <w:r>
+          <w:rPr>
+            <w:noProof/>
+            <w:webHidden/>
+          </w:rPr>
+          <w:t>9</w:t>
+        </w:r>
+        <w:r>
+          <w:rPr>
+            <w:noProof/>
+            <w:webHidden/>
+          </w:rPr>
+          <w:fldChar w:fldCharType="end"/>
+        </w:r>
+      </w:hyperlink>
+    </w:p>
+    <w:p>
+      <w:pPr>
         <w:pStyle w:val="NormalWeb"/>
         <w:spacing w:before="120" w:beforeAutospacing="0" w:after="0" w:afterAutospacing="0"/>
         <w:rPr>
@@ -744,15 +816,6 @@
         </w:rPr>
         <w:fldChar w:fldCharType="end"/>
       </w:r>
-    </w:p>
-    <w:p>
-      <w:pPr>
-        <w:pStyle w:val="NormalWeb"/>
-        <w:spacing w:before="120" w:beforeAutospacing="0" w:after="0" w:afterAutospacing="0"/>
-        <w:rPr>
-          <w:lang w:val="en-US" w:eastAsia="en-GB"/>
-        </w:rPr>
-      </w:pPr>
     </w:p>
     <w:p>
       <w:pPr>
@@ -768,7 +831,7 @@
           <w:lang w:val="en-US" w:eastAsia="en-GB"/>
         </w:rPr>
       </w:pPr>
-      <w:bookmarkStart w:id="0" w:name="_Toc88068833"/>
+      <w:bookmarkStart w:id="0" w:name="_Toc88220081"/>
       <w:r>
         <w:rPr>
           <w:rFonts w:ascii="Times New Roman" w:eastAsia="Times New Roman" w:hAnsi="Times New Roman" w:cs="Times New Roman"/>
@@ -790,13 +853,37 @@
         <w:rPr>
           <w:lang w:val="en-US" w:eastAsia="en-GB"/>
         </w:rPr>
-        <w:t>In Coupled General Circulation Models (CGCMs), c</w:t>
-      </w:r>
-      <w:r>
-        <w:rPr>
-          <w:lang w:val="en-US" w:eastAsia="en-GB"/>
-        </w:rPr>
-        <w:t>omputations are often performed concurrently</w:t>
+        <w:t xml:space="preserve">In Coupled General Circulation Models (CGCMs), computations are often performed concurrently in separated executables implementing the different coupled model components. Their respective computing rates </w:t>
+      </w:r>
+      <w:r>
+        <w:rPr>
+          <w:lang w:val="en-US" w:eastAsia="en-GB"/>
+        </w:rPr>
+        <w:t xml:space="preserve">in terms of Simulated Year Per Day (SYPD) </w:t>
+      </w:r>
+      <w:r>
+        <w:rPr>
+          <w:lang w:val="en-US" w:eastAsia="en-GB"/>
+        </w:rPr>
+        <w:t>is a function of their MPI parallelism</w:t>
+      </w:r>
+      <w:r>
+        <w:rPr>
+          <w:lang w:val="en-US" w:eastAsia="en-GB"/>
+        </w:rPr>
+        <w:t xml:space="preserve"> and the CGCM cannot be </w:t>
+      </w:r>
+      <w:r>
+        <w:rPr>
+          <w:lang w:val="en-US" w:eastAsia="en-GB"/>
+        </w:rPr>
+        <w:t>load balanced without setting respective appropriate MPI domain decompositions, which is unlikely to happen without a comprehensive work. A</w:t>
+      </w:r>
+      <w:r>
+        <w:rPr>
+          <w:lang w:val="en-US" w:eastAsia="en-GB"/>
+        </w:rPr>
+        <w:t>n</w:t>
       </w:r>
       <w:r>
         <w:rPr>
@@ -808,72 +895,6 @@
         <w:rPr>
           <w:lang w:val="en-US" w:eastAsia="en-GB"/>
         </w:rPr>
-        <w:t>in separated executables</w:t>
-      </w:r>
-      <w:r>
-        <w:rPr>
-          <w:lang w:val="en-US" w:eastAsia="en-GB"/>
-        </w:rPr>
-        <w:t xml:space="preserve"> implementing the different coupled model components</w:t>
-      </w:r>
-      <w:r>
-        <w:rPr>
-          <w:lang w:val="en-US" w:eastAsia="en-GB"/>
-        </w:rPr>
-        <w:t xml:space="preserve">. Their respective </w:t>
-      </w:r>
-      <w:r>
-        <w:rPr>
-          <w:lang w:val="en-US" w:eastAsia="en-GB"/>
-        </w:rPr>
-        <w:t>computing rates</w:t>
-      </w:r>
-      <w:r>
-        <w:rPr>
-          <w:lang w:val="en-US" w:eastAsia="en-GB"/>
-        </w:rPr>
-        <w:t xml:space="preserve"> </w:t>
-      </w:r>
-      <w:r>
-        <w:rPr>
-          <w:lang w:val="en-US" w:eastAsia="en-GB"/>
-        </w:rPr>
-        <w:t xml:space="preserve">in terms of Simulated Year Per Day (SYPD) </w:t>
-      </w:r>
-      <w:r>
-        <w:rPr>
-          <w:lang w:val="en-US" w:eastAsia="en-GB"/>
-        </w:rPr>
-        <w:t>is a function of their MPI parallelism</w:t>
-      </w:r>
-      <w:r>
-        <w:rPr>
-          <w:lang w:val="en-US" w:eastAsia="en-GB"/>
-        </w:rPr>
-        <w:t xml:space="preserve"> and the CGCM cannot be </w:t>
-      </w:r>
-      <w:r>
-        <w:rPr>
-          <w:lang w:val="en-US" w:eastAsia="en-GB"/>
-        </w:rPr>
-        <w:t>load balanced without setting respective appropriate MPI domain decompositions, which is unlikely to happen without a comprehensive work. A</w:t>
-      </w:r>
-      <w:r>
-        <w:rPr>
-          <w:lang w:val="en-US" w:eastAsia="en-GB"/>
-        </w:rPr>
-        <w:t>n</w:t>
-      </w:r>
-      <w:r>
-        <w:rPr>
-          <w:lang w:val="en-US" w:eastAsia="en-GB"/>
-        </w:rPr>
-        <w:t xml:space="preserve"> </w:t>
-      </w:r>
-      <w:r>
-        <w:rPr>
-          <w:lang w:val="en-US" w:eastAsia="en-GB"/>
-        </w:rPr>
         <w:t>analysis</w:t>
       </w:r>
       <w:r>
@@ -934,31 +955,7 @@
         <w:rPr>
           <w:lang w:val="en-US" w:eastAsia="en-GB"/>
         </w:rPr>
-        <w:t>such as</w:t>
-      </w:r>
-      <w:r>
-        <w:rPr>
-          <w:lang w:val="en-US" w:eastAsia="en-GB"/>
-        </w:rPr>
-        <w:t xml:space="preserve"> the apparent resource abundance </w:t>
-      </w:r>
-      <w:r>
-        <w:rPr>
-          <w:lang w:val="en-US" w:eastAsia="en-GB"/>
-        </w:rPr>
-        <w:t>or</w:t>
-      </w:r>
-      <w:r>
-        <w:rPr>
-          <w:lang w:val="en-US" w:eastAsia="en-GB"/>
-        </w:rPr>
-        <w:t xml:space="preserve"> practical difficulties.</w:t>
-      </w:r>
-      <w:r>
-        <w:rPr>
-          <w:lang w:val="en-US" w:eastAsia="en-GB"/>
-        </w:rPr>
-        <w:t xml:space="preserve"> </w:t>
+        <w:t xml:space="preserve">such as the apparent resource abundance or practical difficulties. </w:t>
       </w:r>
       <w:r>
         <w:rPr>
@@ -1181,31 +1178,33 @@
         <w:rPr>
           <w:lang w:val="en-US" w:eastAsia="en-GB"/>
         </w:rPr>
-        <w:t xml:space="preserve"> A Python script is developed to visualise this timeline</w:t>
-      </w:r>
-      <w:r>
-        <w:rPr>
-          <w:lang w:val="en-US" w:eastAsia="en-GB"/>
-        </w:rPr>
-        <w:t xml:space="preserve"> and i</w:t>
-      </w:r>
-      <w:r>
-        <w:rPr>
-          <w:lang w:val="en-US" w:eastAsia="en-GB"/>
-        </w:rPr>
-        <w:t>ts native zoom function facilitates the identification of possible bottlenecks of the coupling</w:t>
-      </w:r>
-      <w:r>
-        <w:rPr>
-          <w:lang w:val="en-US" w:eastAsia="en-GB"/>
-        </w:rPr>
-        <w:t xml:space="preserve"> (</w:t>
+        <w:t xml:space="preserve"> A Python script is developed to </w:t>
       </w:r>
       <w:proofErr w:type="spellStart"/>
       <w:r>
         <w:rPr>
           <w:lang w:val="en-US" w:eastAsia="en-GB"/>
         </w:rPr>
+        <w:t>visualise</w:t>
+      </w:r>
+      <w:proofErr w:type="spellEnd"/>
+      <w:r>
+        <w:rPr>
+          <w:lang w:val="en-US" w:eastAsia="en-GB"/>
+        </w:rPr>
+        <w:t xml:space="preserve"> this timeline</w:t>
+      </w:r>
+      <w:r>
+        <w:rPr>
+          <w:lang w:val="en-US" w:eastAsia="en-GB"/>
+        </w:rPr>
+        <w:t xml:space="preserve"> and its native zoom function facilitates the identification of possible bottlenecks of the coupling (</w:t>
+      </w:r>
+      <w:proofErr w:type="spellStart"/>
+      <w:r>
+        <w:rPr>
+          <w:lang w:val="en-US" w:eastAsia="en-GB"/>
+        </w:rPr>
         <w:t>Piacentini</w:t>
       </w:r>
       <w:proofErr w:type="spellEnd"/>
@@ -1239,13 +1238,7 @@
         <w:rPr>
           <w:lang w:val="en-US" w:eastAsia="en-GB"/>
         </w:rPr>
-        <w:t xml:space="preserve"> M</w:t>
-      </w:r>
-      <w:r>
-        <w:rPr>
-          <w:lang w:val="en-US" w:eastAsia="en-GB"/>
-        </w:rPr>
-        <w:t>ore general computing information (sim</w:t>
+        <w:t xml:space="preserve"> More general computing information (sim</w:t>
       </w:r>
       <w:r>
         <w:rPr>
@@ -1257,19 +1250,7 @@
         <w:rPr>
           <w:lang w:val="en-US" w:eastAsia="en-GB"/>
         </w:rPr>
-        <w:t>lation time, speed, waiting time, etc.) is also provided for the coupled model and for each component</w:t>
-      </w:r>
-      <w:r>
-        <w:rPr>
-          <w:lang w:val="en-US" w:eastAsia="en-GB"/>
-        </w:rPr>
-        <w:t xml:space="preserve"> </w:t>
-      </w:r>
-      <w:r>
-        <w:rPr>
-          <w:lang w:val="en-US" w:eastAsia="en-GB"/>
-        </w:rPr>
-        <w:t>in a text file.</w:t>
+        <w:t>lation time, speed, waiting time, etc.) is also provided for the coupled model and for each component in a text file.</w:t>
       </w:r>
     </w:p>
     <w:p>
@@ -1295,7 +1276,7 @@
           <w:lang w:val="en-US" w:eastAsia="en-GB"/>
         </w:rPr>
       </w:pPr>
-      <w:bookmarkStart w:id="1" w:name="_Toc88068834"/>
+      <w:bookmarkStart w:id="1" w:name="_Toc88220082"/>
       <w:r>
         <w:rPr>
           <w:rFonts w:ascii="Times New Roman" w:eastAsia="Times New Roman" w:hAnsi="Times New Roman" w:cs="Times New Roman"/>
@@ -1337,25 +1318,7 @@
         <w:rPr>
           <w:lang w:val="en-GB"/>
         </w:rPr>
-        <w:t xml:space="preserve"> functionality can be activated </w:t>
-      </w:r>
-      <w:r>
-        <w:rPr>
-          <w:lang w:val="en-GB"/>
-        </w:rPr>
-        <w:t>by</w:t>
-      </w:r>
-      <w:r>
-        <w:rPr>
-          <w:lang w:val="en-GB"/>
-        </w:rPr>
-        <w:t xml:space="preserve"> simply</w:t>
-      </w:r>
-      <w:r>
-        <w:rPr>
-          <w:lang w:val="en-GB"/>
-        </w:rPr>
-        <w:t xml:space="preserve"> setting to 1 the third number under $NLOGPRT in the </w:t>
+        <w:t xml:space="preserve"> functionality can be activated by simply setting to 1 the third number under $NLOGPRT in the </w:t>
       </w:r>
       <w:proofErr w:type="spellStart"/>
       <w:r>
@@ -1371,25 +1334,7 @@
         <w:rPr>
           <w:lang w:val="en-GB"/>
         </w:rPr>
-        <w:t xml:space="preserve"> configuration file (see </w:t>
-      </w:r>
-      <w:r>
-        <w:rPr>
-          <w:lang w:val="en-GB"/>
-        </w:rPr>
-        <w:t xml:space="preserve">the User Guide, </w:t>
-      </w:r>
-      <w:r>
-        <w:rPr>
-          <w:lang w:val="en-GB"/>
-        </w:rPr>
-        <w:t>section 3.2)</w:t>
-      </w:r>
-      <w:r>
-        <w:rPr>
-          <w:lang w:val="en-GB"/>
-        </w:rPr>
-        <w:t>.</w:t>
+        <w:t xml:space="preserve"> configuration file (see the User Guide, section 3.2).</w:t>
       </w:r>
     </w:p>
     <w:p>
@@ -1404,31 +1349,13 @@
         <w:rPr>
           <w:lang w:val="en-GB"/>
         </w:rPr>
-        <w:t>When activated, th</w:t>
-      </w:r>
-      <w:r>
-        <w:rPr>
-          <w:lang w:val="en-GB"/>
-        </w:rPr>
-        <w:t xml:space="preserve">is </w:t>
-      </w:r>
-      <w:r>
-        <w:rPr>
-          <w:lang w:val="en-GB"/>
-        </w:rPr>
-        <w:t xml:space="preserve">functionality outputs </w:t>
-      </w:r>
-      <w:r>
-        <w:rPr>
-          <w:lang w:val="en-GB"/>
-        </w:rPr>
-        <w:t>t</w:t>
-      </w:r>
-      <w:r>
-        <w:rPr>
-          <w:lang w:val="en-GB"/>
-        </w:rPr>
-        <w:t xml:space="preserve">he full timeline of all OASIS3-MCT related events, for any of the allocated resources in one </w:t>
+        <w:t xml:space="preserve">When activated, this functionality outputs </w:t>
+      </w:r>
+      <w:r>
+        <w:rPr>
+          <w:lang w:val="en-GB"/>
+        </w:rPr>
+        <w:t xml:space="preserve">the full timeline of all OASIS3-MCT related events, for any of the allocated resources in one </w:t>
       </w:r>
       <w:proofErr w:type="spellStart"/>
       <w:r>
@@ -1913,13 +1840,7 @@
         <w:rPr>
           <w:lang w:val="en-GB"/>
         </w:rPr>
-        <w:t xml:space="preserve">The load balancing analysis functionality </w:t>
-      </w:r>
-      <w:r>
-        <w:rPr>
-          <w:lang w:val="en-GB"/>
-        </w:rPr>
-        <w:t xml:space="preserve">also produces </w:t>
+        <w:t xml:space="preserve">The load balancing analysis functionality also produces </w:t>
       </w:r>
       <w:r>
         <w:rPr>
@@ -1939,35 +1860,7 @@
           <w:rFonts w:ascii="Courier" w:hAnsi="Courier" w:cstheme="minorHAnsi"/>
           <w:lang w:val="en-GB"/>
         </w:rPr>
-        <w:t>load</w:t>
-      </w:r>
-      <w:r>
-        <w:rPr>
-          <w:rFonts w:ascii="Courier" w:hAnsi="Courier" w:cstheme="minorHAnsi"/>
-          <w:lang w:val="en-GB"/>
-        </w:rPr>
-        <w:t>_</w:t>
-      </w:r>
-      <w:r>
-        <w:rPr>
-          <w:rFonts w:ascii="Courier" w:hAnsi="Courier" w:cstheme="minorHAnsi"/>
-          <w:lang w:val="en-GB"/>
-        </w:rPr>
-        <w:t>balancing</w:t>
-      </w:r>
-      <w:r>
-        <w:rPr>
-          <w:rFonts w:ascii="Courier" w:hAnsi="Courier" w:cstheme="minorHAnsi"/>
-          <w:lang w:val="en-GB"/>
-        </w:rPr>
-        <w:t>_</w:t>
-      </w:r>
-      <w:r>
-        <w:rPr>
-          <w:rFonts w:ascii="Courier" w:hAnsi="Courier" w:cstheme="minorHAnsi"/>
-          <w:lang w:val="en-GB"/>
-        </w:rPr>
-        <w:t>info.txt</w:t>
+        <w:t>load_balancing_info.txt</w:t>
       </w:r>
       <w:r>
         <w:rPr>
@@ -1980,13 +1873,7 @@
         <w:rPr>
           <w:lang w:val="en-GB"/>
         </w:rPr>
-        <w:t xml:space="preserve">with </w:t>
-      </w:r>
-      <w:r>
-        <w:rPr>
-          <w:lang w:val="en-GB"/>
-        </w:rPr>
-        <w:t>general computing information (simulation time, speed, waiting time, etc.) for the coupled model and for each component</w:t>
+        <w:t>with general computing information (simulation time, speed, waiting time, etc.) for the coupled model and for each component</w:t>
       </w:r>
       <w:r>
         <w:rPr>
@@ -2010,13 +1897,7 @@
         <w:rPr>
           <w:lang w:val="en-GB"/>
         </w:rPr>
-        <w:t>)</w:t>
-      </w:r>
-      <w:r>
-        <w:rPr>
-          <w:lang w:val="en-GB"/>
-        </w:rPr>
-        <w:t>.</w:t>
+        <w:t>).</w:t>
       </w:r>
       <w:r>
         <w:rPr>
@@ -2040,20 +1921,13 @@
           <w:lang w:val="en-US" w:eastAsia="en-GB"/>
         </w:rPr>
       </w:pPr>
-      <w:bookmarkStart w:id="2" w:name="_Toc88068835"/>
-      <w:r>
-        <w:rPr>
-          <w:rFonts w:ascii="Times New Roman" w:eastAsia="Times New Roman" w:hAnsi="Times New Roman" w:cs="Times New Roman"/>
-          <w:lang w:val="en-US" w:eastAsia="en-GB"/>
-        </w:rPr>
-        <w:t>F</w:t>
-      </w:r>
-      <w:r>
-        <w:rPr>
-          <w:rFonts w:ascii="Times New Roman" w:eastAsia="Times New Roman" w:hAnsi="Times New Roman" w:cs="Times New Roman"/>
-          <w:lang w:val="en-US" w:eastAsia="en-GB"/>
-        </w:rPr>
-        <w:t>ull timeline of all OASIS3-MCT related events</w:t>
+      <w:bookmarkStart w:id="2" w:name="_Toc88220083"/>
+      <w:r>
+        <w:rPr>
+          <w:rFonts w:ascii="Times New Roman" w:eastAsia="Times New Roman" w:hAnsi="Times New Roman" w:cs="Times New Roman"/>
+          <w:lang w:val="en-US" w:eastAsia="en-GB"/>
+        </w:rPr>
+        <w:t>Full timeline of all OASIS3-MCT related events</w:t>
       </w:r>
       <w:bookmarkEnd w:id="2"/>
       <w:r>
@@ -2173,13 +2047,7 @@
         <w:rPr>
           <w:lang w:val="en-US"/>
         </w:rPr>
-        <w:t xml:space="preserve"> </w:t>
-      </w:r>
-      <w:r>
-        <w:rPr>
-          <w:lang w:val="en-US"/>
-        </w:rPr>
-        <w:t xml:space="preserve">We call </w:t>
+        <w:t xml:space="preserve"> We call </w:t>
       </w:r>
       <w:r>
         <w:rPr>
@@ -2193,13 +2061,7 @@
         <w:rPr>
           <w:lang w:val="en-US"/>
         </w:rPr>
-        <w:t xml:space="preserve"> a temporal sequence of events occurring during a coupled simulation.</w:t>
-      </w:r>
-      <w:r>
-        <w:rPr>
-          <w:lang w:val="en-US"/>
-        </w:rPr>
-        <w:t xml:space="preserve"> </w:t>
+        <w:t xml:space="preserve"> a temporal sequence of events occurring during a coupled simulation. </w:t>
       </w:r>
       <w:r>
         <w:rPr>
@@ -2267,6 +2129,7 @@
         </w:rPr>
       </w:pPr>
       <w:bookmarkStart w:id="3" w:name="_Toc88068836"/>
+      <w:bookmarkStart w:id="4" w:name="_Toc88220084"/>
       <w:r>
         <w:rPr>
           <w:rFonts w:ascii="Times New Roman" w:eastAsia="Times New Roman" w:hAnsi="Times New Roman" w:cs="Times New Roman"/>
@@ -2275,6 +2138,7 @@
         <w:t>Events</w:t>
       </w:r>
       <w:bookmarkEnd w:id="3"/>
+      <w:bookmarkEnd w:id="4"/>
     </w:p>
     <w:p>
       <w:pPr>
@@ -2662,13 +2526,7 @@
         <w:rPr>
           <w:lang w:val="en-US"/>
         </w:rPr>
-        <w:t xml:space="preserve">, </w:t>
-      </w:r>
-      <w:r>
-        <w:rPr>
-          <w:lang w:val="en-US"/>
-        </w:rPr>
-        <w:t>4</w:t>
+        <w:t>, 4</w:t>
       </w:r>
       <w:r>
         <w:t>)</w:t>
@@ -2859,7 +2717,8 @@
           <w:lang w:val="en-US" w:eastAsia="en-GB"/>
         </w:rPr>
       </w:pPr>
-      <w:bookmarkStart w:id="4" w:name="_Toc88068837"/>
+      <w:bookmarkStart w:id="5" w:name="_Toc88068837"/>
+      <w:bookmarkStart w:id="6" w:name="_Toc88220085"/>
       <w:r>
         <w:rPr>
           <w:rFonts w:ascii="Times New Roman" w:eastAsia="Times New Roman" w:hAnsi="Times New Roman" w:cs="Times New Roman"/>
@@ -2867,7 +2726,8 @@
         </w:rPr>
         <w:t>Timeline file</w:t>
       </w:r>
-      <w:bookmarkEnd w:id="4"/>
+      <w:bookmarkEnd w:id="5"/>
+      <w:bookmarkEnd w:id="6"/>
       <w:r>
         <w:rPr>
           <w:rFonts w:ascii="Times New Roman" w:eastAsia="Times New Roman" w:hAnsi="Times New Roman" w:cs="Times New Roman"/>
@@ -3038,13 +2898,7 @@
         <w:rPr>
           <w:lang w:val="en-US"/>
         </w:rPr>
-        <w:t>)</w:t>
-      </w:r>
-      <w:r>
-        <w:rPr>
-          <w:lang w:val="en-US"/>
-        </w:rPr>
-        <w:t xml:space="preserve"> </w:t>
+        <w:t xml:space="preserve">) </w:t>
       </w:r>
       <w:r>
         <w:rPr>
@@ -3337,7 +3191,8 @@
           <w:lang w:val="en-US" w:eastAsia="en-GB"/>
         </w:rPr>
       </w:pPr>
-      <w:bookmarkStart w:id="5" w:name="_Toc88068838"/>
+      <w:bookmarkStart w:id="7" w:name="_Toc88068838"/>
+      <w:bookmarkStart w:id="8" w:name="_Toc88220086"/>
       <w:r>
         <w:rPr>
           <w:rFonts w:ascii="Times New Roman" w:eastAsia="Times New Roman" w:hAnsi="Times New Roman" w:cs="Times New Roman"/>
@@ -3375,7 +3230,8 @@
         </w:rPr>
         <w:t xml:space="preserve"> file</w:t>
       </w:r>
-      <w:bookmarkEnd w:id="5"/>
+      <w:bookmarkEnd w:id="7"/>
+      <w:bookmarkEnd w:id="8"/>
       <w:r>
         <w:rPr>
           <w:rFonts w:ascii="Times New Roman" w:eastAsia="Times New Roman" w:hAnsi="Times New Roman" w:cs="Times New Roman"/>
@@ -3403,13 +3259,7 @@
         <w:rPr>
           <w:lang w:val="en-US" w:eastAsia="en-GB"/>
         </w:rPr>
-        <w:t xml:space="preserve">the Python </w:t>
-      </w:r>
-      <w:r>
-        <w:rPr>
-          <w:lang w:val="en-US" w:eastAsia="en-GB"/>
-        </w:rPr>
-        <w:t>script,</w:t>
+        <w:t>the Python script,</w:t>
       </w:r>
       <w:r>
         <w:rPr>
@@ -3957,12 +3807,13 @@
           <w:lang w:val="en-US" w:eastAsia="en-GB"/>
         </w:rPr>
       </w:pPr>
-      <w:bookmarkStart w:id="6" w:name="__RefHeading__1023_882229201"/>
-      <w:bookmarkStart w:id="7" w:name="__RefHeading__2002_309434691"/>
-      <w:bookmarkStart w:id="8" w:name="_Toc88067653"/>
-      <w:bookmarkStart w:id="9" w:name="_Toc88068839"/>
-      <w:bookmarkEnd w:id="6"/>
-      <w:bookmarkEnd w:id="7"/>
+      <w:bookmarkStart w:id="9" w:name="__RefHeading__1023_882229201"/>
+      <w:bookmarkStart w:id="10" w:name="__RefHeading__2002_309434691"/>
+      <w:bookmarkStart w:id="11" w:name="_Toc88067653"/>
+      <w:bookmarkStart w:id="12" w:name="_Toc88068839"/>
+      <w:bookmarkStart w:id="13" w:name="_Toc88220087"/>
+      <w:bookmarkEnd w:id="9"/>
+      <w:bookmarkEnd w:id="10"/>
       <w:r>
         <w:rPr>
           <w:rFonts w:ascii="Times New Roman" w:eastAsia="Times New Roman" w:hAnsi="Times New Roman" w:cs="Times New Roman"/>
@@ -3971,8 +3822,9 @@
         <w:lastRenderedPageBreak/>
         <w:t>Components</w:t>
       </w:r>
-      <w:bookmarkEnd w:id="8"/>
-      <w:bookmarkEnd w:id="9"/>
+      <w:bookmarkEnd w:id="11"/>
+      <w:bookmarkEnd w:id="12"/>
+      <w:bookmarkEnd w:id="13"/>
     </w:p>
     <w:p>
       <w:pPr>
@@ -4059,10 +3911,11 @@
           <w:lang w:val="en-US" w:eastAsia="en-GB"/>
         </w:rPr>
       </w:pPr>
-      <w:bookmarkStart w:id="10" w:name="__RefHeading__2004_309434691"/>
-      <w:bookmarkStart w:id="11" w:name="_Toc88067654"/>
-      <w:bookmarkStart w:id="12" w:name="_Toc88068840"/>
-      <w:bookmarkEnd w:id="10"/>
+      <w:bookmarkStart w:id="14" w:name="__RefHeading__2004_309434691"/>
+      <w:bookmarkStart w:id="15" w:name="_Toc88067654"/>
+      <w:bookmarkStart w:id="16" w:name="_Toc88068840"/>
+      <w:bookmarkStart w:id="17" w:name="_Toc88220088"/>
+      <w:bookmarkEnd w:id="14"/>
       <w:r>
         <w:rPr>
           <w:rFonts w:ascii="Times New Roman" w:eastAsia="Times New Roman" w:hAnsi="Times New Roman" w:cs="Times New Roman"/>
@@ -4070,8 +3923,9 @@
         </w:rPr>
         <w:t>Plots</w:t>
       </w:r>
-      <w:bookmarkEnd w:id="11"/>
-      <w:bookmarkEnd w:id="12"/>
+      <w:bookmarkEnd w:id="15"/>
+      <w:bookmarkEnd w:id="16"/>
+      <w:bookmarkEnd w:id="17"/>
     </w:p>
     <w:p>
       <w:pPr>
@@ -4428,21 +4282,7 @@
           <w:rFonts w:ascii="Times New Roman" w:eastAsia="Times New Roman" w:hAnsi="Times New Roman" w:cs="Times New Roman"/>
           <w:lang w:val="en-US" w:eastAsia="en-GB"/>
         </w:rPr>
-        <w:t>.</w:t>
-      </w:r>
-      <w:r>
-        <w:rPr>
-          <w:rFonts w:ascii="Times New Roman" w:eastAsia="Times New Roman" w:hAnsi="Times New Roman" w:cs="Times New Roman"/>
-          <w:lang w:val="en-US" w:eastAsia="en-GB"/>
-        </w:rPr>
-        <w:t xml:space="preserve"> </w:t>
-      </w:r>
-      <w:r>
-        <w:rPr>
-          <w:rFonts w:ascii="Times New Roman" w:eastAsia="Times New Roman" w:hAnsi="Times New Roman" w:cs="Times New Roman"/>
-          <w:lang w:val="en-US" w:eastAsia="en-GB"/>
-        </w:rPr>
-        <w:t xml:space="preserve">With </w:t>
+        <w:t xml:space="preserve">. With </w:t>
       </w:r>
       <w:r>
         <w:rPr>
@@ -4578,8 +4418,9 @@
           <w:lang w:val="en-US" w:eastAsia="en-GB"/>
         </w:rPr>
       </w:pPr>
-      <w:bookmarkStart w:id="13" w:name="_Toc88067655"/>
-      <w:bookmarkStart w:id="14" w:name="_Toc88068841"/>
+      <w:bookmarkStart w:id="18" w:name="_Toc88067655"/>
+      <w:bookmarkStart w:id="19" w:name="_Toc88068841"/>
+      <w:bookmarkStart w:id="20" w:name="_Toc88220089"/>
       <w:proofErr w:type="spellStart"/>
       <w:r>
         <w:rPr>
@@ -4588,8 +4429,9 @@
         </w:rPr>
         <w:t>TimeRange</w:t>
       </w:r>
-      <w:bookmarkEnd w:id="13"/>
-      <w:bookmarkEnd w:id="14"/>
+      <w:bookmarkEnd w:id="18"/>
+      <w:bookmarkEnd w:id="19"/>
+      <w:bookmarkEnd w:id="20"/>
       <w:proofErr w:type="spellEnd"/>
     </w:p>
     <w:p>
@@ -4678,8 +4520,9 @@
           <w:lang w:val="en-US" w:eastAsia="en-GB"/>
         </w:rPr>
       </w:pPr>
-      <w:bookmarkStart w:id="15" w:name="_Toc88067656"/>
-      <w:bookmarkStart w:id="16" w:name="_Toc88068842"/>
+      <w:bookmarkStart w:id="21" w:name="_Toc88067656"/>
+      <w:bookmarkStart w:id="22" w:name="_Toc88068842"/>
+      <w:bookmarkStart w:id="23" w:name="_Toc88220090"/>
       <w:r>
         <w:rPr>
           <w:rFonts w:ascii="Times New Roman" w:eastAsia="Times New Roman" w:hAnsi="Times New Roman" w:cs="Times New Roman"/>
@@ -4687,8 +4530,9 @@
         </w:rPr>
         <w:t>Rendering</w:t>
       </w:r>
-      <w:bookmarkEnd w:id="15"/>
-      <w:bookmarkEnd w:id="16"/>
+      <w:bookmarkEnd w:id="21"/>
+      <w:bookmarkEnd w:id="22"/>
+      <w:bookmarkEnd w:id="23"/>
     </w:p>
     <w:p>
       <w:pPr>
@@ -4699,8 +4543,9 @@
           <w:lang w:val="en-GB" w:eastAsia="en-GB"/>
         </w:rPr>
       </w:pPr>
-      <w:bookmarkStart w:id="17" w:name="_Toc88067657"/>
-      <w:bookmarkStart w:id="18" w:name="_Toc88068843"/>
+      <w:bookmarkStart w:id="24" w:name="_Toc88067657"/>
+      <w:bookmarkStart w:id="25" w:name="_Toc88068843"/>
+      <w:bookmarkStart w:id="26" w:name="_Toc88220091"/>
       <w:r>
         <w:rPr>
           <w:rFonts w:ascii="Times New Roman" w:eastAsia="Times New Roman" w:hAnsi="Times New Roman" w:cs="Times New Roman"/>
@@ -4934,8 +4779,9 @@
         </w:rPr>
         <w:t xml:space="preserve"> built-in colormaps.</w:t>
       </w:r>
-      <w:bookmarkEnd w:id="17"/>
-      <w:bookmarkEnd w:id="18"/>
+      <w:bookmarkEnd w:id="24"/>
+      <w:bookmarkEnd w:id="25"/>
+      <w:bookmarkEnd w:id="26"/>
     </w:p>
     <w:p>
       <w:pPr>
@@ -4951,8 +4797,9 @@
           <w:lang w:val="en-US" w:eastAsia="en-GB"/>
         </w:rPr>
       </w:pPr>
-      <w:bookmarkStart w:id="19" w:name="_Toc88067658"/>
-      <w:bookmarkStart w:id="20" w:name="_Toc88068844"/>
+      <w:bookmarkStart w:id="27" w:name="_Toc88067658"/>
+      <w:bookmarkStart w:id="28" w:name="_Toc88068844"/>
+      <w:bookmarkStart w:id="29" w:name="_Toc88220092"/>
       <w:r>
         <w:rPr>
           <w:rFonts w:ascii="Times New Roman" w:eastAsia="Times New Roman" w:hAnsi="Times New Roman" w:cs="Times New Roman"/>
@@ -4960,8 +4807,9 @@
         </w:rPr>
         <w:t>Fields</w:t>
       </w:r>
-      <w:bookmarkEnd w:id="19"/>
-      <w:bookmarkEnd w:id="20"/>
+      <w:bookmarkEnd w:id="27"/>
+      <w:bookmarkEnd w:id="28"/>
+      <w:bookmarkEnd w:id="29"/>
     </w:p>
     <w:p>
       <w:pPr>
@@ -5080,13 +4928,13 @@
           <w:lang w:val="en-US" w:eastAsia="en-GB"/>
         </w:rPr>
       </w:pPr>
-      <w:bookmarkStart w:id="21" w:name="__RefHeading__2006_309434691"/>
-      <w:bookmarkStart w:id="22" w:name="__RefHeading__2008_309434691"/>
-      <w:bookmarkStart w:id="23" w:name="__RefHeading__2010_309434691"/>
-      <w:bookmarkStart w:id="24" w:name="_Toc88068845"/>
-      <w:bookmarkEnd w:id="21"/>
-      <w:bookmarkEnd w:id="22"/>
-      <w:bookmarkEnd w:id="23"/>
+      <w:bookmarkStart w:id="30" w:name="__RefHeading__2006_309434691"/>
+      <w:bookmarkStart w:id="31" w:name="__RefHeading__2008_309434691"/>
+      <w:bookmarkStart w:id="32" w:name="__RefHeading__2010_309434691"/>
+      <w:bookmarkStart w:id="33" w:name="_Toc88220093"/>
+      <w:bookmarkEnd w:id="30"/>
+      <w:bookmarkEnd w:id="31"/>
+      <w:bookmarkEnd w:id="32"/>
       <w:r>
         <w:rPr>
           <w:rFonts w:ascii="Times New Roman" w:eastAsia="Times New Roman" w:hAnsi="Times New Roman" w:cs="Times New Roman"/>
@@ -5094,7 +4942,7 @@
         </w:rPr>
         <w:t>Graphical output</w:t>
       </w:r>
-      <w:bookmarkEnd w:id="24"/>
+      <w:bookmarkEnd w:id="33"/>
     </w:p>
     <w:p>
       <w:pPr>
@@ -5108,13 +4956,7 @@
         <w:rPr>
           <w:lang w:val="en-GB" w:eastAsia="en-GB"/>
         </w:rPr>
-        <w:t xml:space="preserve">When </w:t>
-      </w:r>
-      <w:r>
-        <w:rPr>
-          <w:lang w:val="en-GB" w:eastAsia="en-GB"/>
-        </w:rPr>
-        <w:t xml:space="preserve">the </w:t>
+        <w:t xml:space="preserve">When the </w:t>
       </w:r>
       <w:r>
         <w:rPr>
@@ -5127,13 +4969,7 @@
         <w:rPr>
           <w:lang w:val="en-GB" w:eastAsia="en-GB"/>
         </w:rPr>
-        <w:t xml:space="preserve"> sub-object </w:t>
-      </w:r>
-      <w:r>
-        <w:rPr>
-          <w:lang w:val="en-GB" w:eastAsia="en-GB"/>
-        </w:rPr>
-        <w:t xml:space="preserve">of </w:t>
+        <w:t xml:space="preserve"> sub-object of </w:t>
       </w:r>
       <w:r>
         <w:rPr>
@@ -5168,14 +5004,7 @@
           <w:rFonts w:ascii="Courier" w:hAnsi="Courier" w:cs="Courier New"/>
           <w:lang w:val="en-GB"/>
         </w:rPr>
-        <w:t>y</w:t>
-      </w:r>
-      <w:r>
-        <w:rPr>
-          <w:rFonts w:ascii="Courier" w:hAnsi="Courier" w:cs="Courier New"/>
-          <w:lang w:val="en-GB"/>
-        </w:rPr>
-        <w:t>aml</w:t>
+        <w:t>yaml</w:t>
       </w:r>
       <w:proofErr w:type="spellEnd"/>
       <w:r>
@@ -5224,13 +5053,7 @@
         <w:rPr>
           <w:lang w:val="en-GB" w:eastAsia="en-GB"/>
         </w:rPr>
-        <w:t xml:space="preserve"> If </w:t>
-      </w:r>
-      <w:r>
-        <w:rPr>
-          <w:lang w:val="en-GB" w:eastAsia="en-GB"/>
-        </w:rPr>
-        <w:t xml:space="preserve">the </w:t>
+        <w:t xml:space="preserve"> If the </w:t>
       </w:r>
       <w:r>
         <w:rPr>
@@ -5243,25 +5066,7 @@
         <w:rPr>
           <w:lang w:val="en-GB" w:eastAsia="en-GB"/>
         </w:rPr>
-        <w:t xml:space="preserve"> sub-object </w:t>
-      </w:r>
-      <w:r>
-        <w:rPr>
-          <w:lang w:val="en-GB" w:eastAsia="en-GB"/>
-        </w:rPr>
-        <w:t>is</w:t>
-      </w:r>
-      <w:r>
-        <w:rPr>
-          <w:lang w:val="en-GB" w:eastAsia="en-GB"/>
-        </w:rPr>
-        <w:t xml:space="preserve"> set to </w:t>
-      </w:r>
-      <w:r>
-        <w:rPr>
-          <w:lang w:val="en-GB" w:eastAsia="en-GB"/>
-        </w:rPr>
-        <w:t xml:space="preserve">true, a </w:t>
+        <w:t xml:space="preserve"> sub-object is set to true, a </w:t>
       </w:r>
       <w:r>
         <w:rPr>
@@ -5521,19 +5326,7 @@
         <w:rPr>
           <w:lang w:val="en-US"/>
         </w:rPr>
-        <w:t xml:space="preserve">. </w:t>
-      </w:r>
-      <w:r>
-        <w:rPr>
-          <w:lang w:val="en-US"/>
-        </w:rPr>
-        <w:t>T</w:t>
-      </w:r>
-      <w:r>
-        <w:rPr>
-          <w:lang w:val="en-US"/>
-        </w:rPr>
-        <w:t>he coupling field implied in the event is</w:t>
+        <w:t>. The coupling field implied in the event is</w:t>
       </w:r>
       <w:r>
         <w:rPr>
@@ -5588,19 +5381,7 @@
         <w:rPr>
           <w:lang w:val="en-US"/>
         </w:rPr>
-        <w:t xml:space="preserve">. </w:t>
-      </w:r>
-      <w:r>
-        <w:rPr>
-          <w:lang w:val="en-US"/>
-        </w:rPr>
-        <w:t>T</w:t>
-      </w:r>
-      <w:r>
-        <w:rPr>
-          <w:lang w:val="en-US"/>
-        </w:rPr>
-        <w:t>he other component implied the event is</w:t>
+        <w:t>. The other component implied the event is</w:t>
       </w:r>
       <w:r>
         <w:rPr>
@@ -5711,7 +5492,7 @@
           <w:lang w:val="en-US" w:eastAsia="en-GB"/>
         </w:rPr>
       </w:pPr>
-      <w:bookmarkStart w:id="25" w:name="_Toc88068846"/>
+      <w:bookmarkStart w:id="34" w:name="_Toc88220094"/>
       <w:r>
         <w:rPr>
           <w:rFonts w:ascii="Times New Roman" w:eastAsia="Times New Roman" w:hAnsi="Times New Roman" w:cs="Times New Roman"/>
@@ -5719,7 +5500,7 @@
         </w:rPr>
         <w:t>General computing information in text file</w:t>
       </w:r>
-      <w:bookmarkEnd w:id="25"/>
+      <w:bookmarkEnd w:id="34"/>
     </w:p>
     <w:p>
       <w:pPr>
@@ -5808,10 +5589,10 @@
         </w:rPr>
         <w:lastRenderedPageBreak/>
         <w:drawing>
-          <wp:inline distT="0" distB="0" distL="0" distR="0" wp14:anchorId="31C7550A" wp14:editId="6F2B3094">
-            <wp:extent cx="5756910" cy="3669665"/>
-            <wp:effectExtent l="12700" t="12700" r="8890" b="13335"/>
-            <wp:docPr id="5" name="Picture 5"/>
+          <wp:inline distT="0" distB="0" distL="0" distR="0" wp14:anchorId="1F0D502D" wp14:editId="158EAC69">
+            <wp:extent cx="5756910" cy="4067810"/>
+            <wp:effectExtent l="12700" t="12700" r="8890" b="8890"/>
+            <wp:docPr id="8" name="Picture 8"/>
             <wp:cNvGraphicFramePr>
               <a:graphicFrameLocks xmlns:a="http://schemas.openxmlformats.org/drawingml/2006/main" noChangeAspect="1"/>
             </wp:cNvGraphicFramePr>
@@ -5819,7 +5600,7 @@
               <a:graphicData uri="http://schemas.openxmlformats.org/drawingml/2006/picture">
                 <pic:pic xmlns:pic="http://schemas.openxmlformats.org/drawingml/2006/picture">
                   <pic:nvPicPr>
-                    <pic:cNvPr id="5" name="Picture 5"/>
+                    <pic:cNvPr id="8" name="Picture 8"/>
                     <pic:cNvPicPr/>
                   </pic:nvPicPr>
                   <pic:blipFill>
@@ -5837,7 +5618,7 @@
                   <pic:spPr>
                     <a:xfrm>
                       <a:off x="0" y="0"/>
-                      <a:ext cx="5756910" cy="3669665"/>
+                      <a:ext cx="5756910" cy="4067810"/>
                     </a:xfrm>
                     <a:prstGeom prst="rect">
                       <a:avLst/>
@@ -5945,36 +5726,40 @@
       <w:pPr>
         <w:pStyle w:val="NormalWeb"/>
         <w:rPr>
-          <w:lang w:val="en-US" w:eastAsia="en-GB"/>
-        </w:rPr>
-      </w:pPr>
-      <w:r>
-        <w:rPr>
-          <w:rFonts w:ascii="PetitaMedium" w:hAnsi="PetitaMedium"/>
-          <w:lang w:val="en-FR" w:eastAsia="en-GB"/>
+          <w:lang w:val="en-GB"/>
+        </w:rPr>
+      </w:pPr>
+      <w:r>
+        <w:rPr>
+          <w:lang w:val="en-GB"/>
         </w:rPr>
         <w:t xml:space="preserve">The </w:t>
       </w:r>
       <w:r>
         <w:rPr>
-          <w:rFonts w:ascii="PetitaMedium" w:hAnsi="PetitaMedium"/>
-          <w:lang w:val="en-US" w:eastAsia="en-GB"/>
-        </w:rPr>
-        <w:t xml:space="preserve">definition of the </w:t>
-      </w:r>
-      <w:r>
-        <w:rPr>
-          <w:rFonts w:ascii="PetitaMedium" w:hAnsi="PetitaMedium"/>
-          <w:lang w:val="en-FR" w:eastAsia="en-GB"/>
-        </w:rPr>
-        <w:t xml:space="preserve"> numbers delivered by this analysis are the following: </w:t>
-      </w:r>
-      <w:r>
-        <w:rPr>
-          <w:rFonts w:ascii="PetitaMedium" w:hAnsi="PetitaMedium"/>
-          <w:lang w:val="en-US" w:eastAsia="en-GB"/>
-        </w:rPr>
-        <w:t>ICICICI</w:t>
+          <w:lang w:val="en-GB"/>
+        </w:rPr>
+        <w:t xml:space="preserve">definition of </w:t>
+      </w:r>
+      <w:proofErr w:type="gramStart"/>
+      <w:r>
+        <w:rPr>
+          <w:lang w:val="en-GB"/>
+        </w:rPr>
+        <w:t xml:space="preserve">the </w:t>
+      </w:r>
+      <w:r>
+        <w:rPr>
+          <w:lang w:val="en-GB"/>
+        </w:rPr>
+        <w:t xml:space="preserve"> numbers</w:t>
+      </w:r>
+      <w:proofErr w:type="gramEnd"/>
+      <w:r>
+        <w:rPr>
+          <w:lang w:val="en-GB"/>
+        </w:rPr>
+        <w:t xml:space="preserve"> delivered by this analysis are the following: </w:t>
       </w:r>
     </w:p>
     <w:p>
@@ -5985,44 +5770,128 @@
         </w:numPr>
         <w:spacing w:before="100" w:beforeAutospacing="1" w:after="100" w:afterAutospacing="1"/>
         <w:rPr>
-          <w:rFonts w:ascii="OpenSymbol" w:eastAsia="Times New Roman" w:hAnsi="OpenSymbol" w:cs="Times New Roman"/>
-          <w:lang w:val="en-FR" w:eastAsia="en-GB"/>
-        </w:rPr>
-      </w:pPr>
+          <w:rFonts w:ascii="Times New Roman" w:eastAsia="Times New Roman" w:hAnsi="Times New Roman" w:cs="Times New Roman"/>
+          <w:lang w:val="en-GB"/>
+        </w:rPr>
+      </w:pPr>
+      <w:r>
+        <w:rPr>
+          <w:rFonts w:ascii="Times New Roman" w:eastAsia="Times New Roman" w:hAnsi="Times New Roman" w:cs="Times New Roman"/>
+          <w:lang w:val="en-GB"/>
+        </w:rPr>
+        <w:t>the total time of the simulation, from the beginning of the first process calling</w:t>
+      </w:r>
       <w:r>
         <w:rPr>
           <w:rFonts w:ascii="PetitaMedium" w:eastAsia="Times New Roman" w:hAnsi="PetitaMedium" w:cs="Times New Roman"/>
           <w:lang w:val="en-FR" w:eastAsia="en-GB"/>
         </w:rPr>
-        <w:t xml:space="preserve">the total time (s) of the simulation, from the beginning of the first process calling </w:t>
-      </w:r>
+        <w:t xml:space="preserve"> </w:t>
+      </w:r>
+      <w:proofErr w:type="spellStart"/>
+      <w:r>
+        <w:rPr>
+          <w:rFonts w:ascii="Courier" w:hAnsi="Courier" w:cs="Menlo"/>
+          <w:color w:val="000000"/>
+          <w:sz w:val="22"/>
+          <w:szCs w:val="22"/>
+          <w:lang w:val="en-GB"/>
+        </w:rPr>
+        <w:t>oasis_init</w:t>
+      </w:r>
+      <w:proofErr w:type="spellEnd"/>
+      <w:r>
+        <w:rPr>
+          <w:rFonts w:ascii="PetitaMedium" w:eastAsia="Times New Roman" w:hAnsi="PetitaMedium" w:cs="Times New Roman"/>
+          <w:lang w:val="en-FR" w:eastAsia="en-GB"/>
+        </w:rPr>
+        <w:t xml:space="preserve">, </w:t>
+      </w:r>
+      <w:r>
+        <w:rPr>
+          <w:rFonts w:ascii="Times New Roman" w:eastAsia="Times New Roman" w:hAnsi="Times New Roman" w:cs="Times New Roman"/>
+          <w:lang w:val="en-GB"/>
+        </w:rPr>
+        <w:t>to the end of the last process calling</w:t>
+      </w:r>
+      <w:r>
+        <w:rPr>
+          <w:rFonts w:ascii="PetitaMedium" w:eastAsia="Times New Roman" w:hAnsi="PetitaMedium" w:cs="Times New Roman"/>
+          <w:lang w:val="en-FR" w:eastAsia="en-GB"/>
+        </w:rPr>
+        <w:t xml:space="preserve"> </w:t>
+      </w:r>
+      <w:proofErr w:type="spellStart"/>
+      <w:r>
+        <w:rPr>
+          <w:rFonts w:ascii="Courier" w:hAnsi="Courier" w:cs="Menlo"/>
+          <w:color w:val="000000"/>
+          <w:sz w:val="22"/>
+          <w:szCs w:val="22"/>
+          <w:lang w:val="en-GB"/>
+        </w:rPr>
+        <w:t>oasis_terminate</w:t>
+      </w:r>
+      <w:proofErr w:type="spellEnd"/>
       <w:r>
         <w:rPr>
           <w:rFonts w:ascii="FreeMono" w:eastAsia="Times New Roman" w:hAnsi="FreeMono" w:cs="Times New Roman"/>
           <w:lang w:val="en-FR" w:eastAsia="en-GB"/>
         </w:rPr>
-        <w:t>oasis_init</w:t>
-      </w:r>
-      <w:r>
-        <w:rPr>
-          <w:rFonts w:ascii="PetitaMedium" w:eastAsia="Times New Roman" w:hAnsi="PetitaMedium" w:cs="Times New Roman"/>
-          <w:lang w:val="en-FR" w:eastAsia="en-GB"/>
-        </w:rPr>
-        <w:t xml:space="preserve">, to the end of the last process calling </w:t>
-      </w:r>
-      <w:r>
-        <w:rPr>
-          <w:rFonts w:ascii="FreeMono" w:eastAsia="Times New Roman" w:hAnsi="FreeMono" w:cs="Times New Roman"/>
-          <w:lang w:val="en-FR" w:eastAsia="en-GB"/>
-        </w:rPr>
-        <w:t xml:space="preserve">oasis_terminate </w:t>
-      </w:r>
-      <w:r>
-        <w:rPr>
-          <w:rFonts w:ascii="PetitaMedium" w:eastAsia="Times New Roman" w:hAnsi="PetitaMedium" w:cs="Times New Roman"/>
-          <w:lang w:val="en-FR" w:eastAsia="en-GB"/>
-        </w:rPr>
-        <w:t xml:space="preserve">; </w:t>
+        <w:t xml:space="preserve"> </w:t>
+      </w:r>
+      <w:r>
+        <w:rPr>
+          <w:rFonts w:ascii="Times New Roman" w:eastAsia="Times New Roman" w:hAnsi="Times New Roman" w:cs="Times New Roman"/>
+          <w:lang w:val="en-GB"/>
+        </w:rPr>
+        <w:t>in seconds over all processes of the coupled system (“</w:t>
+      </w:r>
+      <w:r>
+        <w:rPr>
+          <w:rFonts w:ascii="Courier" w:hAnsi="Courier" w:cs="Menlo"/>
+          <w:color w:val="000000"/>
+          <w:sz w:val="22"/>
+          <w:szCs w:val="22"/>
+          <w:lang w:val="en-GB"/>
+        </w:rPr>
+        <w:t>Coupled model simulation time</w:t>
+      </w:r>
+      <w:r>
+        <w:rPr>
+          <w:rFonts w:ascii="Courier" w:hAnsi="Courier" w:cs="Menlo"/>
+          <w:color w:val="000000"/>
+          <w:sz w:val="22"/>
+          <w:szCs w:val="22"/>
+          <w:lang w:val="en-GB"/>
+        </w:rPr>
+        <w:t xml:space="preserve"> (s</w:t>
+      </w:r>
+      <w:proofErr w:type="gramStart"/>
+      <w:r>
+        <w:rPr>
+          <w:rFonts w:ascii="Courier" w:hAnsi="Courier" w:cs="Menlo"/>
+          <w:color w:val="000000"/>
+          <w:sz w:val="22"/>
+          <w:szCs w:val="22"/>
+          <w:lang w:val="en-GB"/>
+        </w:rPr>
+        <w:t>) :</w:t>
+      </w:r>
+      <w:proofErr w:type="gramEnd"/>
+      <w:r>
+        <w:rPr>
+          <w:rFonts w:ascii="Times New Roman" w:eastAsia="Times New Roman" w:hAnsi="Times New Roman" w:cs="Times New Roman"/>
+          <w:lang w:val="en-GB"/>
+        </w:rPr>
+        <w:t>”</w:t>
+      </w:r>
+      <w:r>
+        <w:rPr>
+          <w:rFonts w:ascii="Times New Roman" w:eastAsia="Times New Roman" w:hAnsi="Times New Roman" w:cs="Times New Roman"/>
+          <w:lang w:val="en-GB"/>
+        </w:rPr>
+        <w:t>)</w:t>
       </w:r>
     </w:p>
     <w:p>
@@ -6039,10 +5908,46 @@
       </w:pPr>
       <w:r>
         <w:rPr>
+          <w:rFonts w:ascii="Times New Roman" w:eastAsia="Times New Roman" w:hAnsi="Times New Roman" w:cs="Times New Roman"/>
+          <w:lang w:val="en-GB"/>
+        </w:rPr>
+        <w:t>the speed in Simulated Year per Day (SYPD) of the coupled system (“</w:t>
+      </w:r>
+      <w:r>
+        <w:rPr>
+          <w:rFonts w:ascii="Courier" w:hAnsi="Courier" w:cs="Menlo"/>
+          <w:color w:val="000000"/>
+          <w:sz w:val="22"/>
+          <w:szCs w:val="22"/>
+          <w:lang w:val="en-GB"/>
+        </w:rPr>
+        <w:t>Speed (SYPD</w:t>
+      </w:r>
+      <w:proofErr w:type="gramStart"/>
+      <w:r>
+        <w:rPr>
+          <w:rFonts w:ascii="Courier" w:hAnsi="Courier" w:cs="Menlo"/>
+          <w:color w:val="000000"/>
+          <w:sz w:val="22"/>
+          <w:szCs w:val="22"/>
+          <w:lang w:val="en-GB"/>
+        </w:rPr>
+        <w:t>) :</w:t>
+      </w:r>
+      <w:proofErr w:type="gramEnd"/>
+      <w:r>
+        <w:rPr>
           <w:rFonts w:ascii="PetitaMedium" w:eastAsia="Times New Roman" w:hAnsi="PetitaMedium" w:cs="Times New Roman"/>
-          <w:lang w:val="en-FR" w:eastAsia="en-GB"/>
-        </w:rPr>
-        <w:t xml:space="preserve">the corresponding speed (SYPD) and cost (CHPSY) of the coupled system ; </w:t>
+          <w:lang w:val="en-US" w:eastAsia="en-GB"/>
+        </w:rPr>
+        <w:t>”</w:t>
+      </w:r>
+      <w:r>
+        <w:rPr>
+          <w:rFonts w:ascii="PetitaMedium" w:eastAsia="Times New Roman" w:hAnsi="PetitaMedium" w:cs="Times New Roman"/>
+          <w:lang w:val="en-US" w:eastAsia="en-GB"/>
+        </w:rPr>
+        <w:t>)</w:t>
       </w:r>
     </w:p>
     <w:p>
@@ -6053,33 +5958,52 @@
         </w:numPr>
         <w:spacing w:before="100" w:beforeAutospacing="1" w:after="100" w:afterAutospacing="1"/>
         <w:rPr>
-          <w:rFonts w:ascii="OpenSymbol" w:eastAsia="Times New Roman" w:hAnsi="OpenSymbol" w:cs="Times New Roman"/>
-          <w:lang w:val="en-FR" w:eastAsia="en-GB"/>
-        </w:rPr>
-      </w:pPr>
-      <w:r>
-        <w:rPr>
-          <w:rFonts w:ascii="PetitaMedium" w:eastAsia="Times New Roman" w:hAnsi="PetitaMedium" w:cs="Times New Roman"/>
-          <w:lang w:val="en-FR" w:eastAsia="en-GB"/>
-        </w:rPr>
-        <w:t xml:space="preserve">the total time (s) and corresponding cost (CHPSY) per component (same measurement </w:t>
-      </w:r>
-    </w:p>
-    <w:p>
-      <w:pPr>
-        <w:spacing w:before="100" w:beforeAutospacing="1" w:after="100" w:afterAutospacing="1"/>
-        <w:ind w:left="720"/>
-        <w:rPr>
-          <w:rFonts w:ascii="OpenSymbol" w:eastAsia="Times New Roman" w:hAnsi="OpenSymbol" w:cs="Times New Roman"/>
-          <w:lang w:val="en-FR" w:eastAsia="en-GB"/>
-        </w:rPr>
-      </w:pPr>
-      <w:r>
-        <w:rPr>
-          <w:rFonts w:ascii="PetitaMedium" w:eastAsia="Times New Roman" w:hAnsi="PetitaMedium" w:cs="Times New Roman"/>
-          <w:lang w:val="en-FR" w:eastAsia="en-GB"/>
-        </w:rPr>
-        <w:t xml:space="preserve">definition) ; </w:t>
+          <w:rFonts w:ascii="Times New Roman" w:eastAsia="Times New Roman" w:hAnsi="Times New Roman" w:cs="Times New Roman"/>
+          <w:lang w:val="en-GB"/>
+        </w:rPr>
+      </w:pPr>
+      <w:r>
+        <w:rPr>
+          <w:rFonts w:ascii="Times New Roman" w:eastAsia="Times New Roman" w:hAnsi="Times New Roman" w:cs="Times New Roman"/>
+          <w:lang w:val="en-GB"/>
+        </w:rPr>
+        <w:t>the cost in Core Hours Per Simulated Year (CHPSY) of the coupled system (“</w:t>
+      </w:r>
+      <w:r>
+        <w:rPr>
+          <w:rFonts w:ascii="Courier" w:hAnsi="Courier" w:cs="Menlo"/>
+          <w:color w:val="000000"/>
+          <w:sz w:val="22"/>
+          <w:szCs w:val="22"/>
+          <w:lang w:val="en-GB"/>
+        </w:rPr>
+        <w:t>Cost (CHPSY</w:t>
+      </w:r>
+      <w:proofErr w:type="gramStart"/>
+      <w:r>
+        <w:rPr>
+          <w:rFonts w:ascii="Courier" w:hAnsi="Courier" w:cs="Menlo"/>
+          <w:color w:val="000000"/>
+          <w:sz w:val="22"/>
+          <w:szCs w:val="22"/>
+          <w:lang w:val="en-GB"/>
+        </w:rPr>
+        <w:t>) :</w:t>
+      </w:r>
+      <w:proofErr w:type="gramEnd"/>
+      <w:r>
+        <w:rPr>
+          <w:rFonts w:ascii="Times New Roman" w:eastAsia="Times New Roman" w:hAnsi="Times New Roman" w:cs="Times New Roman"/>
+          <w:lang w:val="en-GB"/>
+        </w:rPr>
+        <w:t>”</w:t>
+      </w:r>
+      <w:r>
+        <w:rPr>
+          <w:rFonts w:ascii="Times New Roman" w:eastAsia="Times New Roman" w:hAnsi="Times New Roman" w:cs="Times New Roman"/>
+          <w:lang w:val="en-GB"/>
+        </w:rPr>
+        <w:t>)</w:t>
       </w:r>
     </w:p>
     <w:p>
@@ -6096,144 +6020,1246 @@
       </w:pPr>
       <w:r>
         <w:rPr>
+          <w:rFonts w:ascii="Times New Roman" w:eastAsia="Times New Roman" w:hAnsi="Times New Roman" w:cs="Times New Roman"/>
+          <w:lang w:val="en-GB"/>
+        </w:rPr>
+        <w:t xml:space="preserve">the total time in seconds </w:t>
+      </w:r>
+      <w:r>
+        <w:rPr>
+          <w:rFonts w:ascii="Times New Roman" w:eastAsia="Times New Roman" w:hAnsi="Times New Roman" w:cs="Times New Roman"/>
+          <w:lang w:val="en-GB"/>
+        </w:rPr>
+        <w:t>a</w:t>
+      </w:r>
+      <w:r>
+        <w:rPr>
+          <w:rFonts w:ascii="Times New Roman" w:eastAsia="Times New Roman" w:hAnsi="Times New Roman" w:cs="Times New Roman"/>
+          <w:lang w:val="en-GB"/>
+        </w:rPr>
+        <w:t>nd corresponding cost in CHPSY per component (</w:t>
+      </w:r>
+      <w:proofErr w:type="spellStart"/>
+      <w:r>
+        <w:rPr>
+          <w:rFonts w:ascii="Times New Roman" w:eastAsia="Times New Roman" w:hAnsi="Times New Roman" w:cs="Times New Roman"/>
+          <w:lang w:val="en-GB"/>
+        </w:rPr>
+        <w:t>e.g</w:t>
+      </w:r>
+      <w:proofErr w:type="spellEnd"/>
+      <w:r>
+        <w:rPr>
+          <w:rFonts w:ascii="Times New Roman" w:eastAsia="Times New Roman" w:hAnsi="Times New Roman" w:cs="Times New Roman"/>
+          <w:lang w:val="en-GB"/>
+        </w:rPr>
+        <w:t xml:space="preserve"> </w:t>
+      </w:r>
+      <w:proofErr w:type="gramStart"/>
+      <w:r>
+        <w:rPr>
+          <w:rFonts w:ascii="Times New Roman" w:eastAsia="Times New Roman" w:hAnsi="Times New Roman" w:cs="Times New Roman"/>
+          <w:lang w:val="en-GB"/>
+        </w:rPr>
+        <w:t>“</w:t>
+      </w:r>
+      <w:r>
+        <w:rPr>
           <w:rFonts w:ascii="PetitaMedium" w:eastAsia="Times New Roman" w:hAnsi="PetitaMedium" w:cs="Times New Roman"/>
-          <w:lang w:val="en-FR" w:eastAsia="en-GB"/>
-        </w:rPr>
-        <w:t xml:space="preserve">the time (s) spend in ‘waiting’ coupled operations (receiving and sending coupling fields) </w:t>
+          <w:lang w:val="en-US" w:eastAsia="en-GB"/>
+        </w:rPr>
+        <w:t xml:space="preserve"> </w:t>
+      </w:r>
+      <w:r>
+        <w:rPr>
+          <w:rFonts w:ascii="Courier" w:hAnsi="Courier" w:cs="Menlo"/>
+          <w:color w:val="000000"/>
+          <w:sz w:val="22"/>
+          <w:szCs w:val="22"/>
+          <w:lang w:val="en-GB"/>
+        </w:rPr>
+        <w:t>ocean</w:t>
+      </w:r>
+      <w:proofErr w:type="gramEnd"/>
+      <w:r>
+        <w:rPr>
+          <w:rFonts w:ascii="Courier" w:hAnsi="Courier" w:cs="Menlo"/>
+          <w:color w:val="000000"/>
+          <w:sz w:val="22"/>
+          <w:szCs w:val="22"/>
+          <w:lang w:val="en-GB"/>
+        </w:rPr>
+        <w:t xml:space="preserve"> simulation time :</w:t>
+      </w:r>
+      <w:r>
+        <w:rPr>
+          <w:rFonts w:ascii="Times New Roman" w:eastAsia="Times New Roman" w:hAnsi="Times New Roman" w:cs="Times New Roman"/>
+          <w:lang w:val="en-GB"/>
+        </w:rPr>
+        <w:t>”</w:t>
+      </w:r>
+      <w:r>
+        <w:rPr>
+          <w:rFonts w:ascii="Times New Roman" w:eastAsia="Times New Roman" w:hAnsi="Times New Roman" w:cs="Times New Roman"/>
+          <w:lang w:val="en-GB"/>
+        </w:rPr>
+        <w:t xml:space="preserve"> </w:t>
+      </w:r>
+      <w:r>
+        <w:rPr>
+          <w:rFonts w:ascii="Times New Roman" w:eastAsia="Times New Roman" w:hAnsi="Times New Roman" w:cs="Times New Roman"/>
+          <w:lang w:val="en-GB"/>
+        </w:rPr>
+        <w:t xml:space="preserve">and </w:t>
+      </w:r>
+      <w:r>
+        <w:rPr>
+          <w:rFonts w:ascii="Times New Roman" w:eastAsia="Times New Roman" w:hAnsi="Times New Roman" w:cs="Times New Roman"/>
+          <w:lang w:val="en-GB"/>
+        </w:rPr>
+        <w:t xml:space="preserve"> </w:t>
+      </w:r>
+      <w:r>
+        <w:rPr>
+          <w:rFonts w:ascii="Times New Roman" w:eastAsia="Times New Roman" w:hAnsi="Times New Roman" w:cs="Times New Roman"/>
+          <w:lang w:val="en-GB"/>
+        </w:rPr>
+        <w:t>“</w:t>
+      </w:r>
+      <w:r>
+        <w:rPr>
+          <w:rFonts w:ascii="PetitaMedium" w:eastAsia="Times New Roman" w:hAnsi="PetitaMedium" w:cs="Times New Roman"/>
+          <w:lang w:val="en-US" w:eastAsia="en-GB"/>
+        </w:rPr>
+        <w:t>c</w:t>
+      </w:r>
+      <w:proofErr w:type="spellStart"/>
+      <w:r>
+        <w:rPr>
+          <w:rFonts w:ascii="Courier" w:hAnsi="Courier" w:cs="Menlo"/>
+          <w:color w:val="000000"/>
+          <w:sz w:val="22"/>
+          <w:szCs w:val="22"/>
+          <w:lang w:val="en-GB"/>
+        </w:rPr>
+        <w:t>ost</w:t>
+      </w:r>
+      <w:proofErr w:type="spellEnd"/>
+      <w:r>
+        <w:rPr>
+          <w:rFonts w:ascii="Courier" w:hAnsi="Courier" w:cs="Menlo"/>
+          <w:color w:val="000000"/>
+          <w:sz w:val="22"/>
+          <w:szCs w:val="22"/>
+          <w:lang w:val="en-GB"/>
+        </w:rPr>
+        <w:t xml:space="preserve"> (CHPSY):</w:t>
+      </w:r>
+      <w:r>
+        <w:rPr>
+          <w:rFonts w:ascii="PetitaMedium" w:eastAsia="Times New Roman" w:hAnsi="PetitaMedium" w:cs="Times New Roman"/>
+          <w:lang w:val="en-US" w:eastAsia="en-GB"/>
+        </w:rPr>
+        <w:t>”)</w:t>
       </w:r>
     </w:p>
     <w:p>
       <w:pPr>
-        <w:spacing w:before="100" w:beforeAutospacing="1" w:after="100" w:afterAutospacing="1"/>
-        <w:ind w:left="720"/>
-        <w:rPr>
-          <w:rFonts w:ascii="OpenSymbol" w:eastAsia="Times New Roman" w:hAnsi="OpenSymbol" w:cs="Times New Roman"/>
-          <w:lang w:val="en-FR" w:eastAsia="en-GB"/>
-        </w:rPr>
-      </w:pPr>
+        <w:spacing w:before="240"/>
+        <w:rPr>
+          <w:rFonts w:ascii="Times New Roman" w:eastAsia="Times New Roman" w:hAnsi="Times New Roman" w:cs="Times New Roman"/>
+          <w:lang w:val="en-GB"/>
+        </w:rPr>
+      </w:pPr>
+      <w:r>
+        <w:rPr>
+          <w:rFonts w:ascii="Times New Roman" w:eastAsia="Times New Roman" w:hAnsi="Times New Roman" w:cs="Times New Roman"/>
+          <w:lang w:val="en-GB"/>
+        </w:rPr>
+        <w:t>Then under “</w:t>
+      </w:r>
+      <w:r>
+        <w:rPr>
+          <w:rFonts w:ascii="Courier" w:hAnsi="Courier" w:cs="Menlo"/>
+          <w:color w:val="000000"/>
+          <w:sz w:val="22"/>
+          <w:szCs w:val="22"/>
+          <w:lang w:val="en-GB"/>
+        </w:rPr>
+        <w:t>Load balance analysis</w:t>
+      </w:r>
       <w:r>
         <w:rPr>
           <w:rFonts w:ascii="PetitaMedium" w:eastAsia="Times New Roman" w:hAnsi="PetitaMedium" w:cs="Times New Roman"/>
-          <w:lang w:val="en-FR" w:eastAsia="en-GB"/>
-        </w:rPr>
-        <w:t xml:space="preserve">and the ‘computing’ time. This time is defined as the difference between the total loop time and the waiting time. The total loop time is not the total time, but the time spent in the coupling time loop only, excluding the first and the last coupling time steps. </w:t>
+          <w:lang w:val="en-US" w:eastAsia="en-GB"/>
+        </w:rPr>
+        <w:t xml:space="preserve">”, </w:t>
+      </w:r>
+      <w:r>
+        <w:rPr>
+          <w:rFonts w:ascii="Times New Roman" w:eastAsia="Times New Roman" w:hAnsi="Times New Roman" w:cs="Times New Roman"/>
+          <w:lang w:val="en-GB"/>
+        </w:rPr>
+        <w:t>this file provides for each component the computing time and the waiting time (e.g. “</w:t>
+      </w:r>
+      <w:r>
+        <w:rPr>
+          <w:rFonts w:ascii="Courier" w:hAnsi="Courier" w:cs="Menlo"/>
+          <w:color w:val="000000"/>
+          <w:sz w:val="22"/>
+          <w:szCs w:val="22"/>
+          <w:lang w:val="en-GB"/>
+        </w:rPr>
+        <w:t xml:space="preserve">ocean / 7.625 / </w:t>
+      </w:r>
+      <w:proofErr w:type="gramStart"/>
+      <w:r>
+        <w:rPr>
+          <w:rFonts w:ascii="Courier" w:hAnsi="Courier" w:cs="Menlo"/>
+          <w:color w:val="000000"/>
+          <w:sz w:val="22"/>
+          <w:szCs w:val="22"/>
+          <w:lang w:val="en-GB"/>
+        </w:rPr>
+        <w:t>1.818</w:t>
+      </w:r>
+      <w:r>
+        <w:rPr>
+          <w:rFonts w:ascii="PetitaMedium" w:eastAsia="Times New Roman" w:hAnsi="PetitaMedium" w:cs="Times New Roman"/>
+          <w:lang w:val="en-US" w:eastAsia="en-GB"/>
+        </w:rPr>
+        <w:t xml:space="preserve"> </w:t>
+      </w:r>
+      <w:r>
+        <w:rPr>
+          <w:rFonts w:ascii="PetitaMedium" w:eastAsia="Times New Roman" w:hAnsi="PetitaMedium" w:cs="Times New Roman"/>
+          <w:lang w:val="en-US" w:eastAsia="en-GB"/>
+        </w:rPr>
+        <w:t>”</w:t>
+      </w:r>
+      <w:proofErr w:type="gramEnd"/>
+      <w:r>
+        <w:rPr>
+          <w:rFonts w:ascii="PetitaMedium" w:eastAsia="Times New Roman" w:hAnsi="PetitaMedium" w:cs="Times New Roman"/>
+          <w:lang w:val="en-US" w:eastAsia="en-GB"/>
+        </w:rPr>
+        <w:t>)</w:t>
+      </w:r>
+      <w:r>
+        <w:rPr>
+          <w:rFonts w:ascii="PetitaMedium" w:eastAsia="Times New Roman" w:hAnsi="PetitaMedium" w:cs="Times New Roman"/>
+          <w:lang w:val="en-US" w:eastAsia="en-GB"/>
+        </w:rPr>
+        <w:t xml:space="preserve">. </w:t>
+      </w:r>
+      <w:r>
+        <w:rPr>
+          <w:rFonts w:ascii="Times New Roman" w:eastAsia="Times New Roman" w:hAnsi="Times New Roman" w:cs="Times New Roman"/>
+          <w:lang w:val="en-GB"/>
+        </w:rPr>
+        <w:t xml:space="preserve">The waiting time in seconds is the </w:t>
+      </w:r>
+      <w:r>
+        <w:rPr>
+          <w:rFonts w:ascii="Times New Roman" w:eastAsia="Times New Roman" w:hAnsi="Times New Roman" w:cs="Times New Roman"/>
+          <w:lang w:val="en-GB"/>
+        </w:rPr>
+        <w:t>time spen</w:t>
+      </w:r>
+      <w:r>
+        <w:rPr>
+          <w:rFonts w:ascii="Times New Roman" w:eastAsia="Times New Roman" w:hAnsi="Times New Roman" w:cs="Times New Roman"/>
+          <w:lang w:val="en-GB"/>
+        </w:rPr>
+        <w:t>t</w:t>
+      </w:r>
+      <w:r>
+        <w:rPr>
+          <w:rFonts w:ascii="Times New Roman" w:eastAsia="Times New Roman" w:hAnsi="Times New Roman" w:cs="Times New Roman"/>
+          <w:lang w:val="en-GB"/>
+        </w:rPr>
+        <w:t xml:space="preserve"> </w:t>
+      </w:r>
+      <w:r>
+        <w:rPr>
+          <w:rFonts w:ascii="Times New Roman" w:eastAsia="Times New Roman" w:hAnsi="Times New Roman" w:cs="Times New Roman"/>
+          <w:lang w:val="en-GB"/>
+        </w:rPr>
+        <w:t xml:space="preserve">while </w:t>
+      </w:r>
+      <w:r>
+        <w:rPr>
+          <w:rFonts w:ascii="Times New Roman" w:eastAsia="Times New Roman" w:hAnsi="Times New Roman" w:cs="Times New Roman"/>
+          <w:lang w:val="en-GB"/>
+        </w:rPr>
+        <w:t>receiving and sending</w:t>
+      </w:r>
+      <w:r>
+        <w:rPr>
+          <w:rFonts w:ascii="Times New Roman" w:hAnsi="Times New Roman" w:cs="Times New Roman (Body CS)"/>
+          <w:sz w:val="22"/>
+          <w:szCs w:val="23"/>
+          <w:vertAlign w:val="superscript"/>
+          <w:lang w:val="en-GB"/>
+        </w:rPr>
+        <w:footnoteReference w:id="2"/>
+      </w:r>
+      <w:r>
+        <w:rPr>
+          <w:rFonts w:ascii="Times New Roman" w:eastAsia="Times New Roman" w:hAnsi="Times New Roman" w:cs="Times New Roman (Body CS)"/>
+          <w:sz w:val="22"/>
+          <w:szCs w:val="23"/>
+          <w:vertAlign w:val="superscript"/>
+          <w:lang w:val="en-GB"/>
+        </w:rPr>
+        <w:t xml:space="preserve"> </w:t>
+      </w:r>
+      <w:r>
+        <w:rPr>
+          <w:rFonts w:ascii="Times New Roman" w:eastAsia="Times New Roman" w:hAnsi="Times New Roman" w:cs="Times New Roman"/>
+          <w:lang w:val="en-GB"/>
+        </w:rPr>
+        <w:t>coupling fields</w:t>
+      </w:r>
+      <w:r>
+        <w:rPr>
+          <w:rFonts w:ascii="Times New Roman" w:eastAsia="Times New Roman" w:hAnsi="Times New Roman" w:cs="Times New Roman"/>
+          <w:lang w:val="en-GB"/>
+        </w:rPr>
+        <w:t xml:space="preserve">. </w:t>
+      </w:r>
+      <w:r>
+        <w:rPr>
+          <w:rFonts w:ascii="Times New Roman" w:eastAsia="Times New Roman" w:hAnsi="Times New Roman" w:cs="Times New Roman"/>
+          <w:lang w:val="en-GB"/>
+        </w:rPr>
+        <w:t xml:space="preserve"> </w:t>
+      </w:r>
+      <w:r>
+        <w:rPr>
+          <w:rFonts w:ascii="Times New Roman" w:eastAsia="Times New Roman" w:hAnsi="Times New Roman" w:cs="Times New Roman"/>
+          <w:lang w:val="en-GB"/>
+        </w:rPr>
+        <w:t xml:space="preserve">The </w:t>
+      </w:r>
+      <w:r>
+        <w:rPr>
+          <w:rFonts w:ascii="Times New Roman" w:eastAsia="Times New Roman" w:hAnsi="Times New Roman" w:cs="Times New Roman"/>
+          <w:lang w:val="en-GB"/>
+        </w:rPr>
+        <w:t>computing time is defined as the difference between the total loop time and the waiting time</w:t>
+      </w:r>
+      <w:r>
+        <w:rPr>
+          <w:rFonts w:ascii="Times New Roman" w:eastAsia="Times New Roman" w:hAnsi="Times New Roman" w:cs="Times New Roman"/>
+          <w:lang w:val="en-GB"/>
+        </w:rPr>
+        <w:t>, where the</w:t>
+      </w:r>
+      <w:r>
+        <w:rPr>
+          <w:rFonts w:ascii="Times New Roman" w:eastAsia="Times New Roman" w:hAnsi="Times New Roman" w:cs="Times New Roman"/>
+          <w:lang w:val="en-GB"/>
+        </w:rPr>
+        <w:t xml:space="preserve"> total </w:t>
+      </w:r>
+      <w:r>
+        <w:rPr>
+          <w:rFonts w:ascii="Times New Roman" w:eastAsia="Times New Roman" w:hAnsi="Times New Roman" w:cs="Times New Roman"/>
+          <w:lang w:val="en-GB"/>
+        </w:rPr>
+        <w:lastRenderedPageBreak/>
+        <w:t>loop time is not the total time but the time spent in the coupling time loop only, excluding the first and the last coupling time steps</w:t>
+      </w:r>
+      <w:r>
+        <w:rPr>
+          <w:rStyle w:val="FootnoteReference"/>
+          <w:rFonts w:ascii="Times New Roman" w:eastAsia="Times New Roman" w:hAnsi="Times New Roman" w:cs="Times New Roman"/>
+          <w:lang w:val="en-GB"/>
+        </w:rPr>
+        <w:footnoteReference w:id="3"/>
+      </w:r>
+      <w:r>
+        <w:rPr>
+          <w:rFonts w:ascii="Times New Roman" w:eastAsia="Times New Roman" w:hAnsi="Times New Roman" w:cs="Times New Roman"/>
+          <w:lang w:val="en-GB"/>
+        </w:rPr>
+        <w:t xml:space="preserve">. </w:t>
       </w:r>
     </w:p>
     <w:p>
       <w:pPr>
-        <w:spacing w:before="100" w:beforeAutospacing="1" w:after="100" w:afterAutospacing="1"/>
-        <w:ind w:left="720"/>
-        <w:rPr>
-          <w:rFonts w:ascii="OpenSymbol" w:eastAsia="Times New Roman" w:hAnsi="OpenSymbol" w:cs="Times New Roman"/>
-          <w:lang w:val="en-FR" w:eastAsia="en-GB"/>
-        </w:rPr>
-      </w:pPr>
-      <w:r>
-        <w:rPr>
-          <w:rFonts w:ascii="PetitaMedium" w:eastAsia="Times New Roman" w:hAnsi="PetitaMedium" w:cs="Times New Roman"/>
-          <w:lang w:val="en-FR" w:eastAsia="en-GB"/>
-        </w:rPr>
-        <w:t xml:space="preserve">In addition, detailed information is provided for each component: </w:t>
+        <w:spacing w:before="240"/>
+        <w:rPr>
+          <w:rFonts w:ascii="Times New Roman" w:eastAsia="Times New Roman" w:hAnsi="Times New Roman" w:cs="Times New Roman"/>
+          <w:lang w:val="en-GB"/>
+        </w:rPr>
+      </w:pPr>
+      <w:r>
+        <w:rPr>
+          <w:rFonts w:ascii="Times New Roman" w:eastAsia="Times New Roman" w:hAnsi="Times New Roman" w:cs="Times New Roman"/>
+          <w:lang w:val="en-GB"/>
+        </w:rPr>
+        <w:t>A</w:t>
+      </w:r>
+      <w:r>
+        <w:rPr>
+          <w:rFonts w:ascii="Times New Roman" w:eastAsia="Times New Roman" w:hAnsi="Times New Roman" w:cs="Times New Roman"/>
+          <w:lang w:val="en-GB"/>
+        </w:rPr>
+        <w:t>ddition</w:t>
+      </w:r>
+      <w:r>
+        <w:rPr>
+          <w:rFonts w:ascii="Times New Roman" w:eastAsia="Times New Roman" w:hAnsi="Times New Roman" w:cs="Times New Roman"/>
+          <w:lang w:val="en-GB"/>
+        </w:rPr>
+        <w:t xml:space="preserve">al information is provided for each component under </w:t>
+      </w:r>
+      <w:r>
+        <w:rPr>
+          <w:rFonts w:ascii="Times New Roman" w:eastAsia="Times New Roman" w:hAnsi="Times New Roman" w:cs="Times New Roman"/>
+          <w:lang w:val="en-GB"/>
+        </w:rPr>
+        <w:t>the line “</w:t>
+      </w:r>
+      <w:r>
+        <w:rPr>
+          <w:rFonts w:ascii="Courier" w:hAnsi="Courier" w:cs="Menlo"/>
+          <w:color w:val="000000"/>
+          <w:sz w:val="22"/>
+          <w:szCs w:val="22"/>
+          <w:lang w:val="en-GB"/>
+        </w:rPr>
+        <w:t>Additional information</w:t>
+      </w:r>
+      <w:r>
+        <w:rPr>
+          <w:rFonts w:ascii="Times New Roman" w:eastAsia="Times New Roman" w:hAnsi="Times New Roman" w:cs="Times New Roman"/>
+          <w:lang w:val="en-GB"/>
+        </w:rPr>
+        <w:t>”</w:t>
+      </w:r>
+      <w:r>
+        <w:rPr>
+          <w:rFonts w:ascii="Times New Roman" w:eastAsia="Times New Roman" w:hAnsi="Times New Roman" w:cs="Times New Roman"/>
+          <w:lang w:val="en-GB"/>
+        </w:rPr>
+        <w:t xml:space="preserve">; this information has to be taken with care as numbers that may appear illogical may be produced in special cases. In case of doubt, the </w:t>
+      </w:r>
+      <w:r>
+        <w:rPr>
+          <w:rFonts w:ascii="Times New Roman" w:eastAsia="Times New Roman" w:hAnsi="Times New Roman" w:cs="Times New Roman"/>
+          <w:lang w:val="en-GB"/>
+        </w:rPr>
+        <w:t>detailed information</w:t>
+      </w:r>
+      <w:r>
+        <w:rPr>
+          <w:rFonts w:ascii="Times New Roman" w:eastAsia="Times New Roman" w:hAnsi="Times New Roman" w:cs="Times New Roman"/>
+          <w:lang w:val="en-GB"/>
+        </w:rPr>
+        <w:t xml:space="preserve"> from the timeline of events (see sections 3 and 4) should be taken as the reference.</w:t>
       </w:r>
     </w:p>
     <w:p>
       <w:pPr>
+        <w:spacing w:before="240"/>
+        <w:rPr>
+          <w:rFonts w:ascii="Times New Roman" w:eastAsia="Times New Roman" w:hAnsi="Times New Roman" w:cs="Times New Roman"/>
+          <w:lang w:val="en-GB"/>
+        </w:rPr>
+      </w:pPr>
+      <w:r>
+        <w:rPr>
+          <w:rFonts w:ascii="Times New Roman" w:eastAsia="Times New Roman" w:hAnsi="Times New Roman" w:cs="Times New Roman"/>
+          <w:lang w:val="en-GB"/>
+        </w:rPr>
+        <w:t>For each component</w:t>
+      </w:r>
+      <w:r>
+        <w:rPr>
+          <w:rFonts w:ascii="Times New Roman" w:eastAsia="Times New Roman" w:hAnsi="Times New Roman" w:cs="Times New Roman"/>
+          <w:lang w:val="en-GB"/>
+        </w:rPr>
+        <w:t>, the total time spent in receiving the fields (averaged over all component processes) is provided (“</w:t>
+      </w:r>
+      <w:r>
+        <w:rPr>
+          <w:rFonts w:ascii="Courier" w:eastAsia="Times New Roman" w:hAnsi="Courier" w:cs="Times New Roman"/>
+          <w:sz w:val="22"/>
+          <w:szCs w:val="22"/>
+          <w:lang w:val="en-GB"/>
+        </w:rPr>
+        <w:t xml:space="preserve">Specific </w:t>
+      </w:r>
+      <w:proofErr w:type="spellStart"/>
+      <w:r>
+        <w:rPr>
+          <w:rFonts w:ascii="Courier" w:eastAsia="Times New Roman" w:hAnsi="Courier" w:cs="Times New Roman"/>
+          <w:sz w:val="22"/>
+          <w:szCs w:val="22"/>
+          <w:lang w:val="en-GB"/>
+        </w:rPr>
+        <w:t>oasis_get</w:t>
+      </w:r>
+      <w:proofErr w:type="spellEnd"/>
+      <w:r>
+        <w:rPr>
+          <w:rFonts w:ascii="Courier" w:eastAsia="Times New Roman" w:hAnsi="Courier" w:cs="Times New Roman"/>
+          <w:sz w:val="22"/>
+          <w:szCs w:val="22"/>
+          <w:lang w:val="en-GB"/>
+        </w:rPr>
+        <w:t xml:space="preserve"> time</w:t>
+      </w:r>
+      <w:r>
+        <w:rPr>
+          <w:rFonts w:ascii="Times New Roman" w:eastAsia="Times New Roman" w:hAnsi="Times New Roman" w:cs="Times New Roman"/>
+          <w:lang w:val="en-GB"/>
+        </w:rPr>
+        <w:t>”</w:t>
+      </w:r>
+      <w:r>
+        <w:rPr>
+          <w:rFonts w:ascii="Times New Roman" w:eastAsia="Times New Roman" w:hAnsi="Times New Roman" w:cs="Times New Roman"/>
+          <w:lang w:val="en-GB"/>
+        </w:rPr>
+        <w:t xml:space="preserve">) </w:t>
+      </w:r>
+      <w:r>
+        <w:rPr>
+          <w:rFonts w:ascii="Times New Roman" w:eastAsia="Times New Roman" w:hAnsi="Times New Roman" w:cs="Times New Roman"/>
+          <w:lang w:val="en-GB"/>
+        </w:rPr>
+        <w:t>per corresponding source components</w:t>
+      </w:r>
+      <w:r>
+        <w:rPr>
+          <w:rFonts w:ascii="Times New Roman" w:eastAsia="Times New Roman" w:hAnsi="Times New Roman" w:cs="Times New Roman"/>
+          <w:lang w:val="en-GB"/>
+        </w:rPr>
+        <w:t xml:space="preserve"> (“</w:t>
+      </w:r>
+      <w:r>
+        <w:rPr>
+          <w:rFonts w:ascii="Courier" w:eastAsia="Times New Roman" w:hAnsi="Courier" w:cs="Times New Roman"/>
+          <w:sz w:val="22"/>
+          <w:szCs w:val="22"/>
+          <w:lang w:val="en-GB"/>
+        </w:rPr>
+        <w:t xml:space="preserve">from model </w:t>
+      </w:r>
+      <w:proofErr w:type="gramStart"/>
+      <w:r>
+        <w:rPr>
+          <w:rFonts w:ascii="Courier" w:eastAsia="Times New Roman" w:hAnsi="Courier" w:cs="Times New Roman"/>
+          <w:sz w:val="22"/>
+          <w:szCs w:val="22"/>
+          <w:lang w:val="en-GB"/>
+        </w:rPr>
+        <w:t>atmosphere</w:t>
+      </w:r>
+      <w:r>
+        <w:rPr>
+          <w:rFonts w:ascii="Times New Roman" w:eastAsia="Times New Roman" w:hAnsi="Times New Roman" w:cs="Times New Roman"/>
+          <w:lang w:val="en-GB"/>
+        </w:rPr>
+        <w:t xml:space="preserve"> ”</w:t>
+      </w:r>
+      <w:proofErr w:type="gramEnd"/>
+      <w:r>
+        <w:rPr>
+          <w:rFonts w:ascii="Times New Roman" w:eastAsia="Times New Roman" w:hAnsi="Times New Roman" w:cs="Times New Roman"/>
+          <w:lang w:val="en-GB"/>
+        </w:rPr>
+        <w:t>). The total of these</w:t>
+      </w:r>
+      <w:r>
+        <w:rPr>
+          <w:rFonts w:ascii="Times New Roman" w:eastAsia="Times New Roman" w:hAnsi="Times New Roman" w:cs="Times New Roman"/>
+          <w:lang w:val="en-GB"/>
+        </w:rPr>
+        <w:t xml:space="preserve"> </w:t>
+      </w:r>
+      <w:proofErr w:type="spellStart"/>
+      <w:r>
+        <w:rPr>
+          <w:rFonts w:ascii="Times New Roman" w:eastAsia="Times New Roman" w:hAnsi="Times New Roman" w:cs="Times New Roman"/>
+          <w:lang w:val="en-GB"/>
+        </w:rPr>
+        <w:t>oasis_get</w:t>
+      </w:r>
+      <w:proofErr w:type="spellEnd"/>
+      <w:r>
+        <w:rPr>
+          <w:rFonts w:ascii="Times New Roman" w:eastAsia="Times New Roman" w:hAnsi="Times New Roman" w:cs="Times New Roman"/>
+          <w:lang w:val="en-GB"/>
+        </w:rPr>
+        <w:t xml:space="preserve"> times should be very close to the component waiting time (as the time spent waiting to </w:t>
+      </w:r>
+      <w:r>
+        <w:rPr>
+          <w:rFonts w:ascii="PetitaMedium" w:eastAsia="Times New Roman" w:hAnsi="PetitaMedium" w:cs="Times New Roman"/>
+          <w:sz w:val="22"/>
+          <w:szCs w:val="22"/>
+          <w:lang w:val="en-US" w:eastAsia="en-GB"/>
+        </w:rPr>
+        <w:t>send a coupling field is usually negligible</w:t>
+      </w:r>
+      <w:r>
+        <w:rPr>
+          <w:rFonts w:ascii="Times New Roman" w:eastAsia="Times New Roman" w:hAnsi="Times New Roman" w:cs="Times New Roman"/>
+          <w:lang w:val="en-GB"/>
+        </w:rPr>
+        <w:t>).</w:t>
+      </w:r>
+    </w:p>
+    <w:p>
+      <w:pPr>
+        <w:spacing w:before="240"/>
+        <w:rPr>
+          <w:rFonts w:ascii="Times New Roman" w:eastAsia="Times New Roman" w:hAnsi="Times New Roman" w:cs="Times New Roman"/>
+          <w:lang w:val="en-GB"/>
+        </w:rPr>
+      </w:pPr>
+      <w:r>
+        <w:rPr>
+          <w:rFonts w:ascii="Times New Roman" w:eastAsia="Times New Roman" w:hAnsi="Times New Roman" w:cs="Times New Roman"/>
+          <w:lang w:val="en-GB"/>
+        </w:rPr>
+        <w:t>For each component, the “</w:t>
+      </w:r>
+      <w:r>
+        <w:rPr>
+          <w:rFonts w:ascii="Courier" w:eastAsia="Times New Roman" w:hAnsi="Courier" w:cs="Times New Roman"/>
+          <w:sz w:val="22"/>
+          <w:szCs w:val="22"/>
+          <w:lang w:val="en-GB"/>
+        </w:rPr>
+        <w:t>Total jitter</w:t>
+      </w:r>
+      <w:r>
+        <w:rPr>
+          <w:rFonts w:ascii="Times New Roman" w:eastAsia="Times New Roman" w:hAnsi="Times New Roman" w:cs="Times New Roman"/>
+          <w:lang w:val="en-GB"/>
+        </w:rPr>
+        <w:t xml:space="preserve">” is also provided. This </w:t>
+      </w:r>
+      <w:r>
+        <w:rPr>
+          <w:rFonts w:ascii="Times New Roman" w:eastAsia="Times New Roman" w:hAnsi="Times New Roman" w:cs="Times New Roman"/>
+          <w:lang w:val="en-GB"/>
+        </w:rPr>
+        <w:t xml:space="preserve">total </w:t>
+      </w:r>
+      <w:r>
+        <w:rPr>
+          <w:rFonts w:ascii="Times New Roman" w:eastAsia="Times New Roman" w:hAnsi="Times New Roman" w:cs="Times New Roman"/>
+          <w:lang w:val="en-GB"/>
+        </w:rPr>
+        <w:t>jitter time is defined as</w:t>
+      </w:r>
+      <w:r>
+        <w:rPr>
+          <w:rFonts w:ascii="Times New Roman" w:eastAsia="Times New Roman" w:hAnsi="Times New Roman" w:cs="Times New Roman"/>
+          <w:lang w:val="en-GB"/>
+        </w:rPr>
+        <w:t xml:space="preserve"> the total for all send and receive operations of the time difference between the latest end and the earliest start of the operation among all component processes</w:t>
+      </w:r>
+      <w:r>
+        <w:rPr>
+          <w:rFonts w:ascii="Times New Roman" w:eastAsia="Times New Roman" w:hAnsi="Times New Roman" w:cs="Times New Roman"/>
+          <w:lang w:val="en-GB"/>
+        </w:rPr>
+        <w:t>.</w:t>
+      </w:r>
+      <w:r>
+        <w:rPr>
+          <w:rFonts w:ascii="Times New Roman" w:eastAsia="Times New Roman" w:hAnsi="Times New Roman" w:cs="Times New Roman"/>
+          <w:lang w:val="en-GB"/>
+        </w:rPr>
+        <w:t xml:space="preserve"> The jitter time for one specific operation for a component running on 4 processes is illustrated on Figure 5. </w:t>
+      </w:r>
+    </w:p>
+    <w:p>
+      <w:pPr>
+        <w:spacing w:before="240"/>
+        <w:jc w:val="center"/>
+        <w:rPr>
+          <w:rFonts w:ascii="Times New Roman" w:eastAsia="Times New Roman" w:hAnsi="Times New Roman" w:cs="Times New Roman"/>
+          <w:lang w:val="en-GB"/>
+        </w:rPr>
+      </w:pPr>
+      <w:r>
+        <w:rPr>
+          <w:rFonts w:ascii="Times New Roman" w:eastAsia="Times New Roman" w:hAnsi="Times New Roman" w:cs="Times New Roman"/>
+          <w:noProof/>
+          <w:lang w:val="en-GB"/>
+        </w:rPr>
+        <w:drawing>
+          <wp:inline distT="0" distB="0" distL="0" distR="0" wp14:anchorId="674E4D12" wp14:editId="5FBE0FF8">
+            <wp:extent cx="4546600" cy="3111500"/>
+            <wp:effectExtent l="12700" t="12700" r="12700" b="12700"/>
+            <wp:docPr id="6" name="Picture 6"/>
+            <wp:cNvGraphicFramePr>
+              <a:graphicFrameLocks xmlns:a="http://schemas.openxmlformats.org/drawingml/2006/main" noChangeAspect="1"/>
+            </wp:cNvGraphicFramePr>
+            <a:graphic xmlns:a="http://schemas.openxmlformats.org/drawingml/2006/main">
+              <a:graphicData uri="http://schemas.openxmlformats.org/drawingml/2006/picture">
+                <pic:pic xmlns:pic="http://schemas.openxmlformats.org/drawingml/2006/picture">
+                  <pic:nvPicPr>
+                    <pic:cNvPr id="6" name="Picture 6"/>
+                    <pic:cNvPicPr/>
+                  </pic:nvPicPr>
+                  <pic:blipFill>
+                    <a:blip r:embed="rId13">
+                      <a:extLst>
+                        <a:ext uri="{28A0092B-C50C-407E-A947-70E740481C1C}">
+                          <a14:useLocalDpi xmlns:a14="http://schemas.microsoft.com/office/drawing/2010/main" val="0"/>
+                        </a:ext>
+                      </a:extLst>
+                    </a:blip>
+                    <a:stretch>
+                      <a:fillRect/>
+                    </a:stretch>
+                  </pic:blipFill>
+                  <pic:spPr>
+                    <a:xfrm>
+                      <a:off x="0" y="0"/>
+                      <a:ext cx="4546600" cy="3111500"/>
+                    </a:xfrm>
+                    <a:prstGeom prst="rect">
+                      <a:avLst/>
+                    </a:prstGeom>
+                    <a:ln>
+                      <a:solidFill>
+                        <a:schemeClr val="tx1"/>
+                      </a:solidFill>
+                    </a:ln>
+                  </pic:spPr>
+                </pic:pic>
+              </a:graphicData>
+            </a:graphic>
+          </wp:inline>
+        </w:drawing>
+      </w:r>
+    </w:p>
+    <w:p>
+      <w:pPr>
+        <w:pStyle w:val="western"/>
+        <w:spacing w:after="0"/>
+        <w:ind w:left="567" w:right="561"/>
+        <w:rPr>
+          <w:lang w:val="en-US"/>
+        </w:rPr>
+      </w:pPr>
+      <w:r>
+        <w:rPr>
+          <w:lang w:val="en-US"/>
+        </w:rPr>
+        <w:t>Figure 5 – Jitter time for one specific operation (in orange) for a component running on 4 processes.</w:t>
+      </w:r>
+      <w:r>
+        <w:rPr>
+          <w:lang w:val="en-US"/>
+        </w:rPr>
+        <w:t xml:space="preserve"> </w:t>
+      </w:r>
+    </w:p>
+    <w:p>
+      <w:pPr>
+        <w:spacing w:before="240"/>
+        <w:rPr>
+          <w:rFonts w:ascii="Times New Roman" w:eastAsia="Times New Roman" w:hAnsi="Times New Roman" w:cs="Times New Roman"/>
+          <w:lang w:val="en-GB"/>
+        </w:rPr>
+      </w:pPr>
+      <w:r>
+        <w:rPr>
+          <w:rFonts w:ascii="Times New Roman" w:eastAsia="Times New Roman" w:hAnsi="Times New Roman" w:cs="Times New Roman"/>
+          <w:lang w:val="en-GB"/>
+        </w:rPr>
+        <w:t>The “</w:t>
+      </w:r>
+      <w:r>
+        <w:rPr>
+          <w:rFonts w:ascii="Courier" w:eastAsia="Times New Roman" w:hAnsi="Courier" w:cs="Times New Roman"/>
+          <w:sz w:val="22"/>
+          <w:szCs w:val="22"/>
+          <w:lang w:val="en-GB"/>
+        </w:rPr>
+        <w:t>partial coupling cost</w:t>
+      </w:r>
+      <w:r>
+        <w:rPr>
+          <w:rFonts w:ascii="Times New Roman" w:eastAsia="Times New Roman" w:hAnsi="Times New Roman" w:cs="Times New Roman"/>
+          <w:lang w:val="en-GB"/>
+        </w:rPr>
+        <w:t>”</w:t>
+      </w:r>
+      <w:r>
+        <w:rPr>
+          <w:rFonts w:ascii="Times New Roman" w:eastAsia="Times New Roman" w:hAnsi="Times New Roman" w:cs="Times New Roman"/>
+          <w:lang w:val="en-GB"/>
+        </w:rPr>
+        <w:t xml:space="preserve">, which is the </w:t>
+      </w:r>
+      <w:r>
+        <w:rPr>
+          <w:rFonts w:ascii="Times New Roman" w:eastAsia="Times New Roman" w:hAnsi="Times New Roman" w:cs="Times New Roman"/>
+          <w:lang w:val="en-GB"/>
+        </w:rPr>
+        <w:t>ratio (</w:t>
+      </w:r>
+      <w:r>
+        <w:rPr>
+          <w:rFonts w:ascii="Times New Roman" w:eastAsia="Times New Roman" w:hAnsi="Times New Roman" w:cs="Times New Roman"/>
+          <w:lang w:val="en-GB"/>
+        </w:rPr>
+        <w:t xml:space="preserve">in </w:t>
+      </w:r>
+      <w:r>
+        <w:rPr>
+          <w:rFonts w:ascii="Times New Roman" w:eastAsia="Times New Roman" w:hAnsi="Times New Roman" w:cs="Times New Roman"/>
+          <w:lang w:val="en-GB"/>
+        </w:rPr>
+        <w:t xml:space="preserve">%) of the </w:t>
+      </w:r>
+      <w:r>
+        <w:rPr>
+          <w:rFonts w:ascii="Times New Roman" w:eastAsia="Times New Roman" w:hAnsi="Times New Roman" w:cs="Times New Roman"/>
+          <w:lang w:val="en-GB"/>
+        </w:rPr>
+        <w:t xml:space="preserve">component </w:t>
+      </w:r>
+      <w:r>
+        <w:rPr>
+          <w:rFonts w:ascii="Times New Roman" w:eastAsia="Times New Roman" w:hAnsi="Times New Roman" w:cs="Times New Roman"/>
+          <w:lang w:val="en-GB"/>
+        </w:rPr>
+        <w:t xml:space="preserve">waiting time compared to the total </w:t>
+      </w:r>
+      <w:r>
+        <w:rPr>
+          <w:rFonts w:ascii="Times New Roman" w:eastAsia="Times New Roman" w:hAnsi="Times New Roman" w:cs="Times New Roman"/>
+          <w:lang w:val="en-GB"/>
+        </w:rPr>
+        <w:t xml:space="preserve">loop </w:t>
+      </w:r>
+      <w:r>
+        <w:rPr>
+          <w:rFonts w:ascii="Times New Roman" w:eastAsia="Times New Roman" w:hAnsi="Times New Roman" w:cs="Times New Roman"/>
+          <w:lang w:val="en-GB"/>
+        </w:rPr>
+        <w:t>time</w:t>
+      </w:r>
+      <w:r>
+        <w:rPr>
+          <w:rFonts w:ascii="Times New Roman" w:eastAsia="Times New Roman" w:hAnsi="Times New Roman" w:cs="Times New Roman"/>
+          <w:lang w:val="en-GB"/>
+        </w:rPr>
+        <w:t>,</w:t>
+      </w:r>
+      <w:r>
+        <w:rPr>
+          <w:rFonts w:ascii="Times New Roman" w:eastAsia="Times New Roman" w:hAnsi="Times New Roman" w:cs="Times New Roman"/>
+          <w:lang w:val="en-GB"/>
+        </w:rPr>
+        <w:t xml:space="preserve"> is also provided for each component</w:t>
+      </w:r>
+      <w:r>
+        <w:rPr>
+          <w:rFonts w:ascii="Times New Roman" w:eastAsia="Times New Roman" w:hAnsi="Times New Roman" w:cs="Times New Roman"/>
+          <w:lang w:val="en-GB"/>
+        </w:rPr>
+        <w:t xml:space="preserve">, as well as the </w:t>
+      </w:r>
+      <w:r>
+        <w:rPr>
+          <w:rFonts w:ascii="Times New Roman" w:eastAsia="Times New Roman" w:hAnsi="Times New Roman" w:cs="Times New Roman"/>
+          <w:lang w:val="en-GB"/>
+        </w:rPr>
+        <w:t>“</w:t>
+      </w:r>
+      <w:r>
+        <w:rPr>
+          <w:rFonts w:ascii="Courier" w:eastAsia="Times New Roman" w:hAnsi="Courier" w:cs="Times New Roman"/>
+          <w:sz w:val="22"/>
+          <w:szCs w:val="22"/>
+          <w:lang w:val="en-GB"/>
+        </w:rPr>
+        <w:t>Partial coupling cost including OASIS operations</w:t>
+      </w:r>
+      <w:r>
+        <w:rPr>
+          <w:rFonts w:ascii="Times New Roman" w:eastAsia="Times New Roman" w:hAnsi="Times New Roman" w:cs="Times New Roman"/>
+          <w:lang w:val="en-GB"/>
+        </w:rPr>
+        <w:t xml:space="preserve">”, which is the </w:t>
+      </w:r>
+      <w:r>
+        <w:rPr>
+          <w:rFonts w:ascii="Times New Roman" w:eastAsia="Times New Roman" w:hAnsi="Times New Roman" w:cs="Times New Roman"/>
+          <w:lang w:val="en-GB"/>
+        </w:rPr>
+        <w:t>ratio (</w:t>
+      </w:r>
+      <w:r>
+        <w:rPr>
+          <w:rFonts w:ascii="Times New Roman" w:eastAsia="Times New Roman" w:hAnsi="Times New Roman" w:cs="Times New Roman"/>
+          <w:lang w:val="en-GB"/>
+        </w:rPr>
+        <w:t xml:space="preserve">in </w:t>
+      </w:r>
+      <w:r>
+        <w:rPr>
+          <w:rFonts w:ascii="Times New Roman" w:eastAsia="Times New Roman" w:hAnsi="Times New Roman" w:cs="Times New Roman"/>
+          <w:lang w:val="en-GB"/>
+        </w:rPr>
+        <w:t xml:space="preserve">%) of the </w:t>
+      </w:r>
+      <w:r>
+        <w:rPr>
+          <w:rFonts w:ascii="Times New Roman" w:eastAsia="Times New Roman" w:hAnsi="Times New Roman" w:cs="Times New Roman"/>
+          <w:lang w:val="en-GB"/>
+        </w:rPr>
+        <w:t xml:space="preserve">component </w:t>
+      </w:r>
+      <w:r>
+        <w:rPr>
+          <w:rFonts w:ascii="Times New Roman" w:eastAsia="Times New Roman" w:hAnsi="Times New Roman" w:cs="Times New Roman"/>
+          <w:lang w:val="en-GB"/>
+        </w:rPr>
+        <w:t xml:space="preserve">waiting time </w:t>
+      </w:r>
+      <w:r>
+        <w:rPr>
+          <w:rFonts w:ascii="Times New Roman" w:eastAsia="Times New Roman" w:hAnsi="Times New Roman" w:cs="Times New Roman"/>
+          <w:lang w:val="en-GB"/>
+        </w:rPr>
+        <w:t>plus all other OASIS</w:t>
+      </w:r>
+      <w:r>
+        <w:rPr>
+          <w:rFonts w:ascii="Times New Roman" w:eastAsia="Times New Roman" w:hAnsi="Times New Roman" w:cs="Times New Roman"/>
+          <w:lang w:val="en-GB"/>
+        </w:rPr>
+        <w:t>3-MCT</w:t>
+      </w:r>
+      <w:r>
+        <w:rPr>
+          <w:rFonts w:ascii="Times New Roman" w:eastAsia="Times New Roman" w:hAnsi="Times New Roman" w:cs="Times New Roman"/>
+          <w:lang w:val="en-GB"/>
+        </w:rPr>
+        <w:t xml:space="preserve"> runtime </w:t>
+      </w:r>
+      <w:r>
+        <w:rPr>
+          <w:rFonts w:ascii="Times New Roman" w:eastAsia="Times New Roman" w:hAnsi="Times New Roman" w:cs="Times New Roman"/>
+          <w:lang w:val="en-GB"/>
+        </w:rPr>
+        <w:t xml:space="preserve">coupling field </w:t>
+      </w:r>
+      <w:r>
+        <w:rPr>
+          <w:rFonts w:ascii="Times New Roman" w:eastAsia="Times New Roman" w:hAnsi="Times New Roman" w:cs="Times New Roman"/>
+          <w:lang w:val="en-GB"/>
+        </w:rPr>
+        <w:t>operations (output, input, mapping/</w:t>
+      </w:r>
+      <w:r>
+        <w:rPr>
+          <w:rFonts w:ascii="Times New Roman" w:eastAsia="Times New Roman" w:hAnsi="Times New Roman" w:cs="Times New Roman"/>
+          <w:lang w:val="en-GB"/>
+        </w:rPr>
+        <w:t>interpolation</w:t>
+      </w:r>
+      <w:r>
+        <w:rPr>
+          <w:rFonts w:ascii="Times New Roman" w:eastAsia="Times New Roman" w:hAnsi="Times New Roman" w:cs="Times New Roman"/>
+          <w:lang w:val="en-GB"/>
+        </w:rPr>
+        <w:t>, restarts writing</w:t>
+      </w:r>
+      <w:r>
+        <w:rPr>
+          <w:rFonts w:ascii="Times New Roman" w:eastAsia="Times New Roman" w:hAnsi="Times New Roman" w:cs="Times New Roman"/>
+          <w:lang w:val="en-GB"/>
+        </w:rPr>
+        <w:t>)</w:t>
+      </w:r>
+      <w:r>
+        <w:rPr>
+          <w:rFonts w:ascii="Times New Roman" w:eastAsia="Times New Roman" w:hAnsi="Times New Roman" w:cs="Times New Roman"/>
+          <w:lang w:val="en-GB"/>
+        </w:rPr>
+        <w:t xml:space="preserve"> </w:t>
+      </w:r>
+      <w:r>
+        <w:rPr>
+          <w:rFonts w:ascii="Times New Roman" w:eastAsia="Times New Roman" w:hAnsi="Times New Roman" w:cs="Times New Roman"/>
+          <w:lang w:val="en-GB"/>
+        </w:rPr>
+        <w:t xml:space="preserve">compared to the total </w:t>
+      </w:r>
+      <w:r>
+        <w:rPr>
+          <w:rFonts w:ascii="Times New Roman" w:eastAsia="Times New Roman" w:hAnsi="Times New Roman" w:cs="Times New Roman"/>
+          <w:lang w:val="en-GB"/>
+        </w:rPr>
+        <w:t xml:space="preserve">loop </w:t>
+      </w:r>
+      <w:r>
+        <w:rPr>
+          <w:rFonts w:ascii="Times New Roman" w:eastAsia="Times New Roman" w:hAnsi="Times New Roman" w:cs="Times New Roman"/>
+          <w:lang w:val="en-GB"/>
+        </w:rPr>
+        <w:t>time</w:t>
+      </w:r>
+      <w:r>
+        <w:rPr>
+          <w:rFonts w:ascii="Times New Roman" w:eastAsia="Times New Roman" w:hAnsi="Times New Roman" w:cs="Times New Roman"/>
+          <w:lang w:val="en-GB"/>
+        </w:rPr>
+        <w:t>.</w:t>
+      </w:r>
+    </w:p>
+    <w:p>
+      <w:pPr>
+        <w:spacing w:before="240"/>
+        <w:rPr>
+          <w:rFonts w:ascii="Times New Roman" w:eastAsia="Times New Roman" w:hAnsi="Times New Roman" w:cs="Times New Roman"/>
+          <w:lang w:val="en-GB"/>
+        </w:rPr>
+      </w:pPr>
+      <w:r>
+        <w:rPr>
+          <w:rFonts w:ascii="Times New Roman" w:eastAsia="Times New Roman" w:hAnsi="Times New Roman" w:cs="Times New Roman"/>
+          <w:lang w:val="en-GB"/>
+        </w:rPr>
+        <w:lastRenderedPageBreak/>
+        <w:t>The time spent during OASIS</w:t>
+      </w:r>
+      <w:r>
+        <w:rPr>
+          <w:rFonts w:ascii="Times New Roman" w:eastAsia="Times New Roman" w:hAnsi="Times New Roman" w:cs="Times New Roman"/>
+          <w:lang w:val="en-GB"/>
+        </w:rPr>
+        <w:t>3-MCT</w:t>
+      </w:r>
+      <w:r>
+        <w:rPr>
+          <w:rFonts w:ascii="Times New Roman" w:eastAsia="Times New Roman" w:hAnsi="Times New Roman" w:cs="Times New Roman"/>
+          <w:lang w:val="en-GB"/>
+        </w:rPr>
+        <w:t xml:space="preserve"> runtime coupling field operations is also </w:t>
+      </w:r>
+      <w:r>
+        <w:rPr>
+          <w:rFonts w:ascii="Times New Roman" w:eastAsia="Times New Roman" w:hAnsi="Times New Roman" w:cs="Times New Roman"/>
+          <w:lang w:val="en-GB"/>
+        </w:rPr>
+        <w:t>detailed</w:t>
+      </w:r>
+      <w:r>
+        <w:rPr>
+          <w:rFonts w:ascii="Times New Roman" w:eastAsia="Times New Roman" w:hAnsi="Times New Roman" w:cs="Times New Roman"/>
+          <w:lang w:val="en-GB"/>
+        </w:rPr>
+        <w:t xml:space="preserve"> per component, with average</w:t>
+      </w:r>
+      <w:r>
+        <w:rPr>
+          <w:rFonts w:ascii="Times New Roman" w:eastAsia="Times New Roman" w:hAnsi="Times New Roman" w:cs="Times New Roman"/>
+          <w:lang w:val="en-GB"/>
+        </w:rPr>
+        <w:t>d</w:t>
+      </w:r>
+      <w:r>
+        <w:rPr>
+          <w:rFonts w:ascii="Times New Roman" w:eastAsia="Times New Roman" w:hAnsi="Times New Roman" w:cs="Times New Roman"/>
+          <w:lang w:val="en-GB"/>
+        </w:rPr>
+        <w:t xml:space="preserve"> values across component processes</w:t>
+      </w:r>
+      <w:r>
+        <w:rPr>
+          <w:rFonts w:ascii="Times New Roman" w:eastAsia="Times New Roman" w:hAnsi="Times New Roman" w:cs="Times New Roman"/>
+          <w:lang w:val="en-GB"/>
+        </w:rPr>
+        <w:t xml:space="preserve"> and corresponding total jitter when starting the operations (“</w:t>
+      </w:r>
+      <w:r>
+        <w:rPr>
+          <w:rFonts w:ascii="Courier" w:eastAsia="Times New Roman" w:hAnsi="Courier" w:cs="Times New Roman"/>
+          <w:sz w:val="22"/>
+          <w:szCs w:val="22"/>
+          <w:lang w:val="en-GB"/>
+        </w:rPr>
+        <w:t>with spread</w:t>
+      </w:r>
+      <w:r>
+        <w:rPr>
+          <w:rFonts w:ascii="Times New Roman" w:eastAsia="Times New Roman" w:hAnsi="Times New Roman" w:cs="Times New Roman"/>
+          <w:lang w:val="en-GB"/>
+        </w:rPr>
+        <w:t>”)</w:t>
+      </w:r>
+      <w:r>
+        <w:rPr>
+          <w:rFonts w:ascii="Times New Roman" w:eastAsia="Times New Roman" w:hAnsi="Times New Roman" w:cs="Times New Roman"/>
+          <w:lang w:val="en-GB"/>
+        </w:rPr>
+        <w:t>, as follows</w:t>
+      </w:r>
+      <w:r>
+        <w:rPr>
+          <w:rFonts w:ascii="Times New Roman" w:eastAsia="Times New Roman" w:hAnsi="Times New Roman" w:cs="Times New Roman"/>
+          <w:lang w:val="en-GB"/>
+        </w:rPr>
+        <w:t xml:space="preserve">: </w:t>
+      </w:r>
+    </w:p>
+    <w:p>
+      <w:pPr>
         <w:numPr>
           <w:ilvl w:val="0"/>
-          <w:numId w:val="34"/>
+          <w:numId w:val="35"/>
         </w:numPr>
-        <w:spacing w:before="100" w:beforeAutospacing="1" w:after="100" w:afterAutospacing="1"/>
-        <w:rPr>
-          <w:rFonts w:ascii="OpenSymbol" w:eastAsia="Times New Roman" w:hAnsi="OpenSymbol" w:cs="Times New Roman"/>
-          <w:lang w:val="en-FR" w:eastAsia="en-GB"/>
-        </w:rPr>
-      </w:pPr>
-      <w:r>
-        <w:rPr>
-          <w:rFonts w:ascii="PetitaMedium" w:eastAsia="Times New Roman" w:hAnsi="PetitaMedium" w:cs="Times New Roman"/>
-          <w:lang w:val="en-FR" w:eastAsia="en-GB"/>
-        </w:rPr>
-        <w:t xml:space="preserve">a distribution of the “receive” part of the waiting time (s) per corresponding source components (or counterparts) ; </w:t>
-      </w:r>
-    </w:p>
-    <w:p>
-      <w:pPr>
-        <w:numPr>
-          <w:ilvl w:val="0"/>
-          <w:numId w:val="34"/>
-        </w:numPr>
-        <w:spacing w:before="100" w:beforeAutospacing="1" w:after="100" w:afterAutospacing="1"/>
-        <w:rPr>
-          <w:rFonts w:ascii="OpenSymbol" w:eastAsia="Times New Roman" w:hAnsi="OpenSymbol" w:cs="Times New Roman"/>
-          <w:lang w:val="en-FR" w:eastAsia="en-GB"/>
-        </w:rPr>
-      </w:pPr>
-      <w:r>
-        <w:rPr>
-          <w:rFonts w:ascii="PetitaMedium" w:eastAsia="Times New Roman" w:hAnsi="PetitaMedium" w:cs="Times New Roman"/>
-          <w:lang w:val="en-FR" w:eastAsia="en-GB"/>
-        </w:rPr>
-        <w:t xml:space="preserve">the spread of the time measurement (s) when sending/receiving operation are started between all processes (component ‘jitter’) ; </w:t>
-      </w:r>
-    </w:p>
-    <w:p>
-      <w:pPr>
-        <w:numPr>
-          <w:ilvl w:val="0"/>
-          <w:numId w:val="34"/>
-        </w:numPr>
-        <w:spacing w:before="100" w:beforeAutospacing="1" w:after="100" w:afterAutospacing="1"/>
-        <w:rPr>
-          <w:rFonts w:ascii="OpenSymbol" w:eastAsia="Times New Roman" w:hAnsi="OpenSymbol" w:cs="Times New Roman"/>
-          <w:lang w:val="en-FR" w:eastAsia="en-GB"/>
-        </w:rPr>
-      </w:pPr>
-      <w:r>
-        <w:rPr>
-          <w:rFonts w:ascii="PetitaMedium" w:eastAsia="Times New Roman" w:hAnsi="PetitaMedium" w:cs="Times New Roman"/>
-          <w:lang w:val="en-FR" w:eastAsia="en-GB"/>
-        </w:rPr>
-        <w:t xml:space="preserve">the ratio (%) of the waiting time compared to the total time ; </w:t>
-      </w:r>
-    </w:p>
-    <w:p>
-      <w:pPr>
-        <w:spacing w:before="100" w:beforeAutospacing="1" w:after="100" w:afterAutospacing="1"/>
-        <w:rPr>
-          <w:rFonts w:ascii="Times New Roman" w:eastAsia="Times New Roman" w:hAnsi="Times New Roman" w:cs="Times New Roman"/>
-          <w:lang w:val="en-FR" w:eastAsia="en-GB"/>
-        </w:rPr>
-      </w:pPr>
-      <w:r>
-        <w:rPr>
-          <w:rFonts w:ascii="OpenSymbol" w:eastAsia="Times New Roman" w:hAnsi="OpenSymbol" w:cs="Times New Roman"/>
-          <w:lang w:val="en-FR" w:eastAsia="en-GB"/>
-        </w:rPr>
-        <w:lastRenderedPageBreak/>
-        <w:t xml:space="preserve">• </w:t>
-      </w:r>
-      <w:r>
-        <w:rPr>
-          <w:rFonts w:ascii="PetitaMedium" w:eastAsia="Times New Roman" w:hAnsi="PetitaMedium" w:cs="Times New Roman"/>
-          <w:lang w:val="en-FR" w:eastAsia="en-GB"/>
-        </w:rPr>
-        <w:t xml:space="preserve">the ratio (%) of this waiting time plus all other OASIS runtime coupling field operations with averaged value (output, input, mapping/interpolation, restarts writing). </w:t>
-      </w:r>
-    </w:p>
-    <w:p>
-      <w:pPr>
-        <w:spacing w:before="100" w:beforeAutospacing="1" w:after="100" w:afterAutospacing="1"/>
-        <w:rPr>
-          <w:rFonts w:ascii="Times New Roman" w:eastAsia="Times New Roman" w:hAnsi="Times New Roman" w:cs="Times New Roman"/>
-          <w:lang w:val="en-FR" w:eastAsia="en-GB"/>
-        </w:rPr>
-      </w:pPr>
-      <w:r>
-        <w:rPr>
-          <w:rFonts w:ascii="PetitaMedium" w:eastAsia="Times New Roman" w:hAnsi="PetitaMedium" w:cs="Times New Roman"/>
-          <w:lang w:val="en-FR" w:eastAsia="en-GB"/>
-        </w:rPr>
-        <w:t xml:space="preserve">The time spent during these OASIS runtime coupling field operations is also detailed, per component, with average values across component processes, and the corresponding jitter when starting the operations, as follows: </w:t>
+        <w:spacing w:before="120" w:after="100" w:afterAutospacing="1"/>
+        <w:ind w:left="714" w:hanging="357"/>
+        <w:rPr>
+          <w:rFonts w:ascii="Times New Roman" w:eastAsia="Times New Roman" w:hAnsi="Times New Roman" w:cs="Times New Roman"/>
+          <w:lang w:val="en-GB"/>
+        </w:rPr>
+      </w:pPr>
+      <w:r>
+        <w:rPr>
+          <w:rFonts w:ascii="Times New Roman" w:eastAsia="Times New Roman" w:hAnsi="Times New Roman" w:cs="Times New Roman"/>
+          <w:lang w:val="en-GB"/>
+        </w:rPr>
+        <w:t>the</w:t>
+      </w:r>
+      <w:r>
+        <w:rPr>
+          <w:rFonts w:ascii="Times New Roman" w:eastAsia="Times New Roman" w:hAnsi="Times New Roman" w:cs="Times New Roman"/>
+          <w:lang w:val="en-GB"/>
+        </w:rPr>
+        <w:t xml:space="preserve"> </w:t>
+      </w:r>
+      <w:r>
+        <w:rPr>
+          <w:rFonts w:ascii="Times New Roman" w:eastAsia="Times New Roman" w:hAnsi="Times New Roman" w:cs="Times New Roman"/>
+          <w:lang w:val="en-GB"/>
+        </w:rPr>
+        <w:t xml:space="preserve">total </w:t>
+      </w:r>
+      <w:r>
+        <w:rPr>
+          <w:rFonts w:ascii="Times New Roman" w:eastAsia="Times New Roman" w:hAnsi="Times New Roman" w:cs="Times New Roman"/>
+          <w:lang w:val="en-GB"/>
+        </w:rPr>
+        <w:t>time for</w:t>
+      </w:r>
+      <w:r>
+        <w:rPr>
+          <w:rFonts w:ascii="Times New Roman" w:eastAsia="Times New Roman" w:hAnsi="Times New Roman" w:cs="Times New Roman"/>
+          <w:lang w:val="en-GB"/>
+        </w:rPr>
+        <w:t xml:space="preserve"> mapping/interpolation operation</w:t>
+      </w:r>
+      <w:r>
+        <w:rPr>
+          <w:rFonts w:ascii="Times New Roman" w:eastAsia="Times New Roman" w:hAnsi="Times New Roman" w:cs="Times New Roman"/>
+          <w:lang w:val="en-GB"/>
+        </w:rPr>
+        <w:t>s</w:t>
+      </w:r>
+      <w:r>
+        <w:rPr>
+          <w:rFonts w:ascii="Times New Roman" w:eastAsia="Times New Roman" w:hAnsi="Times New Roman" w:cs="Times New Roman"/>
+          <w:lang w:val="en-GB"/>
+        </w:rPr>
+        <w:t xml:space="preserve"> </w:t>
+      </w:r>
+      <w:r>
+        <w:rPr>
+          <w:rFonts w:ascii="Times New Roman" w:eastAsia="Times New Roman" w:hAnsi="Times New Roman" w:cs="Times New Roman"/>
+          <w:lang w:val="en-GB"/>
+        </w:rPr>
+        <w:t>(s)</w:t>
+      </w:r>
+      <w:r>
+        <w:rPr>
+          <w:rFonts w:ascii="Times New Roman" w:eastAsia="Times New Roman" w:hAnsi="Times New Roman" w:cs="Times New Roman"/>
+          <w:lang w:val="en-GB"/>
+        </w:rPr>
+        <w:t xml:space="preserve"> </w:t>
+      </w:r>
+      <w:r>
+        <w:rPr>
+          <w:rFonts w:ascii="Times New Roman" w:eastAsia="Times New Roman" w:hAnsi="Times New Roman" w:cs="Times New Roman"/>
+          <w:lang w:val="en-GB"/>
+        </w:rPr>
+        <w:t>(</w:t>
+      </w:r>
+      <w:r>
+        <w:rPr>
+          <w:rFonts w:ascii="Times New Roman" w:eastAsia="Times New Roman" w:hAnsi="Times New Roman" w:cs="Times New Roman"/>
+          <w:lang w:val="en-GB"/>
+        </w:rPr>
+        <w:t>“</w:t>
+      </w:r>
+      <w:r>
+        <w:rPr>
+          <w:rFonts w:ascii="Courier" w:eastAsia="Times New Roman" w:hAnsi="Courier" w:cs="Times New Roman"/>
+          <w:sz w:val="22"/>
+          <w:szCs w:val="22"/>
+          <w:lang w:val="en-GB"/>
+        </w:rPr>
+        <w:t>Total mapping/</w:t>
+      </w:r>
+      <w:proofErr w:type="gramStart"/>
+      <w:r>
+        <w:rPr>
+          <w:rFonts w:ascii="Courier" w:eastAsia="Times New Roman" w:hAnsi="Courier" w:cs="Times New Roman"/>
+          <w:sz w:val="22"/>
+          <w:szCs w:val="22"/>
+          <w:lang w:val="en-GB"/>
+        </w:rPr>
+        <w:t>interpolation</w:t>
+      </w:r>
+      <w:r>
+        <w:rPr>
+          <w:rFonts w:ascii="Courier" w:eastAsia="Times New Roman" w:hAnsi="Courier" w:cs="Times New Roman"/>
+          <w:sz w:val="22"/>
+          <w:szCs w:val="22"/>
+          <w:lang w:val="en-GB"/>
+        </w:rPr>
+        <w:t xml:space="preserve"> :</w:t>
+      </w:r>
+      <w:proofErr w:type="gramEnd"/>
+      <w:r>
+        <w:rPr>
+          <w:rFonts w:ascii="Times New Roman" w:eastAsia="Times New Roman" w:hAnsi="Times New Roman" w:cs="Times New Roman"/>
+          <w:lang w:val="en-GB"/>
+        </w:rPr>
+        <w:t>”</w:t>
+      </w:r>
+      <w:r>
+        <w:rPr>
+          <w:rFonts w:ascii="Times New Roman" w:eastAsia="Times New Roman" w:hAnsi="Times New Roman" w:cs="Times New Roman"/>
+          <w:lang w:val="en-GB"/>
+        </w:rPr>
+        <w:t>)</w:t>
+      </w:r>
+      <w:r>
+        <w:rPr>
+          <w:rFonts w:ascii="Times New Roman" w:eastAsia="Times New Roman" w:hAnsi="Times New Roman" w:cs="Times New Roman"/>
+          <w:lang w:val="en-GB"/>
+        </w:rPr>
+        <w:t xml:space="preserve"> </w:t>
       </w:r>
     </w:p>
     <w:p>
@@ -6244,16 +7270,217 @@
         </w:numPr>
         <w:spacing w:before="100" w:beforeAutospacing="1" w:after="100" w:afterAutospacing="1"/>
         <w:rPr>
-          <w:rFonts w:ascii="OpenSymbol" w:eastAsia="Times New Roman" w:hAnsi="OpenSymbol" w:cs="Times New Roman"/>
-          <w:lang w:val="en-FR" w:eastAsia="en-GB"/>
-        </w:rPr>
-      </w:pPr>
-      <w:r>
-        <w:rPr>
-          <w:rFonts w:ascii="PetitaMedium" w:eastAsia="Times New Roman" w:hAnsi="PetitaMedium" w:cs="Times New Roman"/>
-          <w:lang w:val="en-FR" w:eastAsia="en-GB"/>
-        </w:rPr>
-        <w:t xml:space="preserve">the mapping/interpolation operation timings (s) ; </w:t>
+          <w:rFonts w:ascii="Times New Roman" w:eastAsia="Times New Roman" w:hAnsi="Times New Roman" w:cs="Times New Roman"/>
+          <w:lang w:val="en-GB"/>
+        </w:rPr>
+      </w:pPr>
+      <w:r>
+        <w:rPr>
+          <w:rFonts w:ascii="Times New Roman" w:eastAsia="Times New Roman" w:hAnsi="Times New Roman" w:cs="Times New Roman"/>
+          <w:lang w:val="en-GB"/>
+        </w:rPr>
+        <w:t xml:space="preserve">the </w:t>
+      </w:r>
+      <w:r>
+        <w:rPr>
+          <w:rFonts w:ascii="Times New Roman" w:eastAsia="Times New Roman" w:hAnsi="Times New Roman" w:cs="Times New Roman"/>
+          <w:lang w:val="en-GB"/>
+        </w:rPr>
+        <w:t xml:space="preserve">total </w:t>
+      </w:r>
+      <w:r>
+        <w:rPr>
+          <w:rFonts w:ascii="Times New Roman" w:eastAsia="Times New Roman" w:hAnsi="Times New Roman" w:cs="Times New Roman"/>
+          <w:lang w:val="en-GB"/>
+        </w:rPr>
+        <w:t xml:space="preserve">time for </w:t>
+      </w:r>
+      <w:proofErr w:type="spellStart"/>
+      <w:r>
+        <w:rPr>
+          <w:rFonts w:ascii="Times New Roman" w:eastAsia="Times New Roman" w:hAnsi="Times New Roman" w:cs="Times New Roman"/>
+          <w:lang w:val="en-GB"/>
+        </w:rPr>
+        <w:t>N</w:t>
+      </w:r>
+      <w:r>
+        <w:rPr>
+          <w:rFonts w:ascii="Times New Roman" w:eastAsia="Times New Roman" w:hAnsi="Times New Roman" w:cs="Times New Roman"/>
+          <w:lang w:val="en-GB"/>
+        </w:rPr>
+        <w:t>etCDF</w:t>
+      </w:r>
+      <w:proofErr w:type="spellEnd"/>
+      <w:r>
+        <w:rPr>
+          <w:rFonts w:ascii="Times New Roman" w:eastAsia="Times New Roman" w:hAnsi="Times New Roman" w:cs="Times New Roman"/>
+          <w:lang w:val="en-GB"/>
+        </w:rPr>
+        <w:t xml:space="preserve"> output launched </w:t>
+      </w:r>
+      <w:r>
+        <w:rPr>
+          <w:rFonts w:ascii="Times New Roman" w:eastAsia="Times New Roman" w:hAnsi="Times New Roman" w:cs="Times New Roman"/>
+          <w:lang w:val="en-GB"/>
+        </w:rPr>
+        <w:t>according to</w:t>
+      </w:r>
+      <w:r>
+        <w:rPr>
+          <w:rFonts w:ascii="Times New Roman" w:eastAsia="Times New Roman" w:hAnsi="Times New Roman" w:cs="Times New Roman"/>
+          <w:lang w:val="en-GB"/>
+        </w:rPr>
+        <w:t xml:space="preserve"> the </w:t>
+      </w:r>
+      <w:proofErr w:type="spellStart"/>
+      <w:r>
+        <w:rPr>
+          <w:rFonts w:ascii="Times New Roman" w:eastAsia="Times New Roman" w:hAnsi="Times New Roman" w:cs="Times New Roman"/>
+          <w:i/>
+          <w:iCs/>
+          <w:lang w:val="en-GB"/>
+        </w:rPr>
+        <w:t>namcouple</w:t>
+      </w:r>
+      <w:proofErr w:type="spellEnd"/>
+      <w:r>
+        <w:rPr>
+          <w:rFonts w:ascii="Times New Roman" w:eastAsia="Times New Roman" w:hAnsi="Times New Roman" w:cs="Times New Roman"/>
+          <w:lang w:val="en-GB"/>
+        </w:rPr>
+        <w:t xml:space="preserve"> options </w:t>
+      </w:r>
+      <w:r>
+        <w:rPr>
+          <w:rFonts w:ascii="Times New Roman" w:eastAsia="Times New Roman" w:hAnsi="Times New Roman" w:cs="Times New Roman"/>
+          <w:lang w:val="en-GB"/>
+        </w:rPr>
+        <w:t>(</w:t>
+      </w:r>
+      <w:r>
+        <w:rPr>
+          <w:rFonts w:ascii="Times New Roman" w:eastAsia="Times New Roman" w:hAnsi="Times New Roman" w:cs="Times New Roman"/>
+          <w:lang w:val="en-GB"/>
+        </w:rPr>
+        <w:t>OUTPUT, EXPOUT</w:t>
+      </w:r>
+      <w:r>
+        <w:rPr>
+          <w:rFonts w:ascii="Times New Roman" w:eastAsia="Times New Roman" w:hAnsi="Times New Roman" w:cs="Times New Roman"/>
+          <w:lang w:val="en-GB"/>
+        </w:rPr>
+        <w:t>)</w:t>
+      </w:r>
+      <w:r>
+        <w:rPr>
+          <w:rFonts w:ascii="Times New Roman" w:eastAsia="Times New Roman" w:hAnsi="Times New Roman" w:cs="Times New Roman"/>
+          <w:lang w:val="en-GB"/>
+        </w:rPr>
+        <w:t xml:space="preserve"> or during restart writing </w:t>
+      </w:r>
+      <w:r>
+        <w:rPr>
+          <w:rFonts w:ascii="Times New Roman" w:eastAsia="Times New Roman" w:hAnsi="Times New Roman" w:cs="Times New Roman"/>
+          <w:lang w:val="en-GB"/>
+        </w:rPr>
+        <w:t>(s)</w:t>
+      </w:r>
+      <w:r>
+        <w:rPr>
+          <w:rFonts w:ascii="Times New Roman" w:eastAsia="Times New Roman" w:hAnsi="Times New Roman" w:cs="Times New Roman"/>
+          <w:lang w:val="en-GB"/>
+        </w:rPr>
+        <w:t xml:space="preserve"> (“</w:t>
+      </w:r>
+      <w:r>
+        <w:rPr>
+          <w:rFonts w:ascii="Courier" w:eastAsia="Times New Roman" w:hAnsi="Courier" w:cs="Times New Roman"/>
+          <w:sz w:val="22"/>
+          <w:szCs w:val="22"/>
+          <w:lang w:val="en-GB"/>
+        </w:rPr>
+        <w:t xml:space="preserve">Total </w:t>
+      </w:r>
+      <w:proofErr w:type="spellStart"/>
+      <w:r>
+        <w:rPr>
+          <w:rFonts w:ascii="Courier" w:eastAsia="Times New Roman" w:hAnsi="Courier" w:cs="Times New Roman"/>
+          <w:sz w:val="22"/>
+          <w:szCs w:val="22"/>
+          <w:lang w:val="en-GB"/>
+        </w:rPr>
+        <w:t>Netcdf</w:t>
+      </w:r>
+      <w:proofErr w:type="spellEnd"/>
+      <w:r>
+        <w:rPr>
+          <w:rFonts w:ascii="Courier" w:eastAsia="Times New Roman" w:hAnsi="Courier" w:cs="Times New Roman"/>
+          <w:sz w:val="22"/>
+          <w:szCs w:val="22"/>
+          <w:lang w:val="en-GB"/>
+        </w:rPr>
+        <w:t xml:space="preserve"> output (</w:t>
+      </w:r>
+      <w:proofErr w:type="spellStart"/>
+      <w:r>
+        <w:rPr>
+          <w:rFonts w:ascii="Courier" w:eastAsia="Times New Roman" w:hAnsi="Courier" w:cs="Times New Roman"/>
+          <w:sz w:val="22"/>
+          <w:szCs w:val="22"/>
+          <w:lang w:val="en-GB"/>
+        </w:rPr>
+        <w:t>OUTPUT+EXPOUT+restart</w:t>
+      </w:r>
+      <w:proofErr w:type="spellEnd"/>
+      <w:proofErr w:type="gramStart"/>
+      <w:r>
+        <w:rPr>
+          <w:rFonts w:ascii="Courier" w:eastAsia="Times New Roman" w:hAnsi="Courier" w:cs="Times New Roman"/>
+          <w:sz w:val="22"/>
+          <w:szCs w:val="22"/>
+          <w:lang w:val="en-GB"/>
+        </w:rPr>
+        <w:t>)</w:t>
+      </w:r>
+      <w:r>
+        <w:rPr>
+          <w:rFonts w:ascii="Courier" w:eastAsia="Times New Roman" w:hAnsi="Courier" w:cs="Times New Roman"/>
+          <w:sz w:val="22"/>
+          <w:szCs w:val="22"/>
+          <w:lang w:val="en-GB"/>
+        </w:rPr>
+        <w:t xml:space="preserve"> </w:t>
+      </w:r>
+      <w:r>
+        <w:rPr>
+          <w:rFonts w:ascii="Courier" w:eastAsia="Times New Roman" w:hAnsi="Courier" w:cs="Times New Roman"/>
+          <w:sz w:val="22"/>
+          <w:szCs w:val="22"/>
+          <w:lang w:val="en-GB"/>
+        </w:rPr>
+        <w:t>:</w:t>
+      </w:r>
+      <w:proofErr w:type="gramEnd"/>
+      <w:r>
+        <w:rPr>
+          <w:rFonts w:ascii="Times New Roman" w:eastAsia="Times New Roman" w:hAnsi="Times New Roman" w:cs="Times New Roman"/>
+          <w:lang w:val="en-GB"/>
+        </w:rPr>
+        <w:t>”</w:t>
+      </w:r>
+      <w:r>
+        <w:rPr>
+          <w:rFonts w:ascii="Times New Roman" w:eastAsia="Times New Roman" w:hAnsi="Times New Roman" w:cs="Times New Roman"/>
+          <w:lang w:val="en-GB"/>
+        </w:rPr>
+        <w:t>)</w:t>
+      </w:r>
+      <w:r>
+        <w:rPr>
+          <w:rFonts w:ascii="Times New Roman" w:eastAsia="Times New Roman" w:hAnsi="Times New Roman" w:cs="Times New Roman"/>
+          <w:lang w:val="en-GB"/>
+        </w:rPr>
+        <w:t xml:space="preserve"> </w:t>
       </w:r>
     </w:p>
     <w:p>
@@ -6264,82 +7491,110 @@
         </w:numPr>
         <w:spacing w:before="100" w:beforeAutospacing="1" w:after="100" w:afterAutospacing="1"/>
         <w:rPr>
-          <w:rFonts w:ascii="OpenSymbol" w:eastAsia="Times New Roman" w:hAnsi="OpenSymbol" w:cs="Times New Roman"/>
-          <w:lang w:val="en-FR" w:eastAsia="en-GB"/>
-        </w:rPr>
-      </w:pPr>
-      <w:r>
-        <w:rPr>
-          <w:rFonts w:ascii="PetitaMedium" w:eastAsia="Times New Roman" w:hAnsi="PetitaMedium" w:cs="Times New Roman"/>
-          <w:lang w:val="en-FR" w:eastAsia="en-GB"/>
-        </w:rPr>
-        <w:t xml:space="preserve">the netCDF output operation timings (s) launched for the </w:t>
-      </w:r>
-      <w:r>
-        <w:rPr>
-          <w:rFonts w:ascii="FreeMono" w:eastAsia="Times New Roman" w:hAnsi="FreeMono" w:cs="Times New Roman"/>
-          <w:lang w:val="en-FR" w:eastAsia="en-GB"/>
-        </w:rPr>
-        <w:t xml:space="preserve">namcouple </w:t>
-      </w:r>
-      <w:r>
-        <w:rPr>
-          <w:rFonts w:ascii="PetitaMedium" w:eastAsia="Times New Roman" w:hAnsi="PetitaMedium" w:cs="Times New Roman"/>
-          <w:lang w:val="en-FR" w:eastAsia="en-GB"/>
-        </w:rPr>
-        <w:t xml:space="preserve">options </w:t>
+          <w:rFonts w:ascii="Times New Roman" w:eastAsia="Times New Roman" w:hAnsi="Times New Roman" w:cs="Times New Roman"/>
+          <w:lang w:val="en-GB"/>
+        </w:rPr>
+      </w:pPr>
+      <w:r>
+        <w:rPr>
+          <w:rFonts w:ascii="Times New Roman" w:eastAsia="Times New Roman" w:hAnsi="Times New Roman" w:cs="Times New Roman"/>
+          <w:lang w:val="en-GB"/>
+        </w:rPr>
+        <w:t>t</w:t>
+      </w:r>
+      <w:r>
+        <w:rPr>
+          <w:rFonts w:ascii="Times New Roman" w:eastAsia="Times New Roman" w:hAnsi="Times New Roman" w:cs="Times New Roman"/>
+          <w:lang w:val="en-GB"/>
+        </w:rPr>
+        <w:t xml:space="preserve">he total time for </w:t>
+      </w:r>
+      <w:proofErr w:type="spellStart"/>
+      <w:r>
+        <w:rPr>
+          <w:rFonts w:ascii="Times New Roman" w:eastAsia="Times New Roman" w:hAnsi="Times New Roman" w:cs="Times New Roman"/>
+          <w:lang w:val="en-GB"/>
+        </w:rPr>
+        <w:t>N</w:t>
+      </w:r>
+      <w:r>
+        <w:rPr>
+          <w:rFonts w:ascii="Times New Roman" w:eastAsia="Times New Roman" w:hAnsi="Times New Roman" w:cs="Times New Roman"/>
+          <w:lang w:val="en-GB"/>
+        </w:rPr>
+        <w:t>etCDF</w:t>
+      </w:r>
+      <w:proofErr w:type="spellEnd"/>
+      <w:r>
+        <w:rPr>
+          <w:rFonts w:ascii="Times New Roman" w:eastAsia="Times New Roman" w:hAnsi="Times New Roman" w:cs="Times New Roman"/>
+          <w:lang w:val="en-GB"/>
+        </w:rPr>
+        <w:t xml:space="preserve"> restart writing only</w:t>
+      </w:r>
+      <w:r>
+        <w:rPr>
+          <w:rFonts w:ascii="Times New Roman" w:eastAsia="Times New Roman" w:hAnsi="Times New Roman" w:cs="Times New Roman"/>
+          <w:lang w:val="en-GB"/>
+        </w:rPr>
+        <w:t xml:space="preserve"> </w:t>
+      </w:r>
+      <w:r>
+        <w:rPr>
+          <w:rFonts w:ascii="Times New Roman" w:eastAsia="Times New Roman" w:hAnsi="Times New Roman" w:cs="Times New Roman"/>
+          <w:lang w:val="en-GB"/>
+        </w:rPr>
+        <w:t>(“</w:t>
+      </w:r>
+      <w:r>
+        <w:rPr>
+          <w:rFonts w:ascii="Courier" w:eastAsia="Times New Roman" w:hAnsi="Courier" w:cs="Times New Roman"/>
+          <w:sz w:val="22"/>
+          <w:szCs w:val="22"/>
+          <w:lang w:val="en-GB"/>
+        </w:rPr>
+        <w:t xml:space="preserve">Total </w:t>
+      </w:r>
+      <w:proofErr w:type="spellStart"/>
+      <w:r>
+        <w:rPr>
+          <w:rFonts w:ascii="Courier" w:eastAsia="Times New Roman" w:hAnsi="Courier" w:cs="Times New Roman"/>
+          <w:sz w:val="22"/>
+          <w:szCs w:val="22"/>
+          <w:lang w:val="en-GB"/>
+        </w:rPr>
+        <w:t>Netcdf</w:t>
+      </w:r>
+      <w:proofErr w:type="spellEnd"/>
+      <w:r>
+        <w:rPr>
+          <w:rFonts w:ascii="Courier" w:eastAsia="Times New Roman" w:hAnsi="Courier" w:cs="Times New Roman"/>
+          <w:sz w:val="22"/>
+          <w:szCs w:val="22"/>
+          <w:lang w:val="en-GB"/>
+        </w:rPr>
+        <w:t xml:space="preserve"> output for restart only:</w:t>
+      </w:r>
+      <w:r>
+        <w:rPr>
+          <w:rFonts w:ascii="Times New Roman" w:eastAsia="Times New Roman" w:hAnsi="Times New Roman" w:cs="Times New Roman"/>
+          <w:lang w:val="en-GB"/>
+        </w:rPr>
+        <w:t>”)</w:t>
       </w:r>
     </w:p>
     <w:p>
       <w:pPr>
         <w:spacing w:before="100" w:beforeAutospacing="1" w:after="100" w:afterAutospacing="1"/>
-        <w:ind w:left="720"/>
-        <w:rPr>
-          <w:rFonts w:ascii="OpenSymbol" w:eastAsia="Times New Roman" w:hAnsi="OpenSymbol" w:cs="Times New Roman"/>
-          <w:lang w:val="en-FR" w:eastAsia="en-GB"/>
-        </w:rPr>
-      </w:pPr>
-      <w:r>
-        <w:rPr>
-          <w:rFonts w:ascii="PetitaMedium" w:eastAsia="Times New Roman" w:hAnsi="PetitaMedium" w:cs="Times New Roman"/>
-          <w:lang w:val="en-FR" w:eastAsia="en-GB"/>
-        </w:rPr>
-        <w:t xml:space="preserve">OUTPUT, EXPOUT or during restart writings ; </w:t>
-      </w:r>
-    </w:p>
-    <w:p>
-      <w:pPr>
-        <w:numPr>
-          <w:ilvl w:val="0"/>
-          <w:numId w:val="35"/>
-        </w:numPr>
-        <w:spacing w:before="100" w:beforeAutospacing="1" w:after="100" w:afterAutospacing="1"/>
-        <w:rPr>
-          <w:rFonts w:ascii="OpenSymbol" w:eastAsia="Times New Roman" w:hAnsi="OpenSymbol" w:cs="Times New Roman"/>
-          <w:lang w:val="en-FR" w:eastAsia="en-GB"/>
-        </w:rPr>
-      </w:pPr>
-      <w:r>
-        <w:rPr>
-          <w:rFonts w:ascii="PetitaMedium" w:eastAsia="Times New Roman" w:hAnsi="PetitaMedium" w:cs="Times New Roman"/>
-          <w:lang w:val="en-FR" w:eastAsia="en-GB"/>
-        </w:rPr>
-        <w:t xml:space="preserve">the netCDF restart writings timings (s) only. </w:t>
-      </w:r>
-    </w:p>
-    <w:p>
-      <w:pPr>
-        <w:spacing w:before="100" w:beforeAutospacing="1" w:after="100" w:afterAutospacing="1"/>
-        <w:ind w:left="720"/>
-        <w:rPr>
-          <w:rFonts w:ascii="OpenSymbol" w:eastAsia="Times New Roman" w:hAnsi="OpenSymbol" w:cs="Times New Roman"/>
-          <w:lang w:val="en-FR" w:eastAsia="en-GB"/>
-        </w:rPr>
-      </w:pPr>
-      <w:r>
-        <w:rPr>
-          <w:rFonts w:ascii="PetitaMedium" w:eastAsia="Times New Roman" w:hAnsi="PetitaMedium" w:cs="Times New Roman"/>
-          <w:lang w:val="en-FR" w:eastAsia="en-GB"/>
+        <w:rPr>
+          <w:rFonts w:ascii="Times New Roman" w:eastAsia="Times New Roman" w:hAnsi="Times New Roman" w:cs="Times New Roman"/>
+          <w:lang w:val="en-GB"/>
+        </w:rPr>
+      </w:pPr>
+      <w:r>
+        <w:rPr>
+          <w:rFonts w:ascii="Times New Roman" w:eastAsia="Times New Roman" w:hAnsi="Times New Roman" w:cs="Times New Roman"/>
+          <w:lang w:val="en-GB"/>
         </w:rPr>
         <w:t xml:space="preserve">Finally, two informations are provided to check the performance and the validity of the load balancing analysis itself: </w:t>
       </w:r>
@@ -6352,16 +7607,53 @@
         </w:numPr>
         <w:spacing w:before="100" w:beforeAutospacing="1" w:after="100" w:afterAutospacing="1"/>
         <w:rPr>
-          <w:rFonts w:ascii="OpenSymbol" w:eastAsia="Times New Roman" w:hAnsi="OpenSymbol" w:cs="Times New Roman"/>
-          <w:lang w:val="en-FR" w:eastAsia="en-GB"/>
-        </w:rPr>
-      </w:pPr>
-      <w:r>
-        <w:rPr>
-          <w:rFonts w:ascii="PetitaMedium" w:eastAsia="Times New Roman" w:hAnsi="PetitaMedium" w:cs="Times New Roman"/>
-          <w:lang w:val="en-FR" w:eastAsia="en-GB"/>
-        </w:rPr>
-        <w:t xml:space="preserve">the duration (s) of the load balancing synthesis phase itself ; </w:t>
+          <w:rFonts w:ascii="Times New Roman" w:eastAsia="Times New Roman" w:hAnsi="Times New Roman" w:cs="Times New Roman"/>
+          <w:lang w:val="en-GB"/>
+        </w:rPr>
+      </w:pPr>
+      <w:r>
+        <w:rPr>
+          <w:rFonts w:ascii="Times New Roman" w:eastAsia="Times New Roman" w:hAnsi="Times New Roman" w:cs="Times New Roman"/>
+          <w:lang w:val="en-GB"/>
+        </w:rPr>
+        <w:t xml:space="preserve">the duration of the load balancing synthesis phase itself </w:t>
+      </w:r>
+      <w:r>
+        <w:rPr>
+          <w:rFonts w:ascii="Times New Roman" w:eastAsia="Times New Roman" w:hAnsi="Times New Roman" w:cs="Times New Roman"/>
+          <w:lang w:val="en-GB"/>
+        </w:rPr>
+        <w:t>(s)</w:t>
+      </w:r>
+      <w:r>
+        <w:rPr>
+          <w:rFonts w:ascii="Times New Roman" w:eastAsia="Times New Roman" w:hAnsi="Times New Roman" w:cs="Times New Roman"/>
+          <w:lang w:val="en-GB"/>
+        </w:rPr>
+        <w:t xml:space="preserve"> (“</w:t>
+      </w:r>
+      <w:r>
+        <w:rPr>
+          <w:rFonts w:ascii="Courier" w:eastAsia="Times New Roman" w:hAnsi="Courier" w:cs="Times New Roman"/>
+          <w:sz w:val="22"/>
+          <w:szCs w:val="22"/>
+          <w:lang w:val="en-GB"/>
+        </w:rPr>
+        <w:t>Total time of this load balancing analysis:</w:t>
+      </w:r>
+      <w:r>
+        <w:rPr>
+          <w:rFonts w:ascii="Times New Roman" w:eastAsia="Times New Roman" w:hAnsi="Times New Roman" w:cs="Times New Roman"/>
+          <w:lang w:val="en-GB"/>
+        </w:rPr>
+        <w:t>”)</w:t>
+      </w:r>
+      <w:r>
+        <w:rPr>
+          <w:rFonts w:ascii="Times New Roman" w:eastAsia="Times New Roman" w:hAnsi="Times New Roman" w:cs="Times New Roman"/>
+          <w:lang w:val="en-GB"/>
+        </w:rPr>
+        <w:t xml:space="preserve">; </w:t>
       </w:r>
     </w:p>
     <w:p>
@@ -6372,142 +7664,60 @@
         </w:numPr>
         <w:spacing w:before="100" w:beforeAutospacing="1" w:after="100" w:afterAutospacing="1"/>
         <w:rPr>
-          <w:rFonts w:ascii="OpenSymbol" w:eastAsia="Times New Roman" w:hAnsi="OpenSymbol" w:cs="Times New Roman"/>
-          <w:lang w:val="en-FR" w:eastAsia="en-GB"/>
-        </w:rPr>
-      </w:pPr>
-      <w:r>
-        <w:rPr>
-          <w:rFonts w:ascii="PetitaMedium" w:eastAsia="Times New Roman" w:hAnsi="PetitaMedium" w:cs="Times New Roman"/>
-          <w:lang w:val="en-FR" w:eastAsia="en-GB"/>
-        </w:rPr>
-        <w:t xml:space="preserve">the spread (s) of time clocks measured after an MPI_barrier call, to check the coherence </w:t>
-      </w:r>
-    </w:p>
-    <w:p>
-      <w:pPr>
-        <w:spacing w:before="100" w:beforeAutospacing="1" w:after="100" w:afterAutospacing="1"/>
-        <w:ind w:left="720"/>
-        <w:rPr>
-          <w:rFonts w:ascii="OpenSymbol" w:eastAsia="Times New Roman" w:hAnsi="OpenSymbol" w:cs="Times New Roman"/>
-          <w:lang w:val="en-FR" w:eastAsia="en-GB"/>
-        </w:rPr>
-      </w:pPr>
-      <w:r>
-        <w:rPr>
-          <w:rFonts w:ascii="PetitaMedium" w:eastAsia="Times New Roman" w:hAnsi="PetitaMedium" w:cs="Times New Roman"/>
-          <w:lang w:val="en-FR" w:eastAsia="en-GB"/>
-        </w:rPr>
-        <w:t xml:space="preserve">of the clock time between the computing nodes. </w:t>
-      </w:r>
-    </w:p>
-    <w:p>
-      <w:pPr>
-        <w:pStyle w:val="NormalWeb"/>
-        <w:rPr>
-          <w:lang w:val="en-GB"/>
-        </w:rPr>
-      </w:pPr>
-      <w:proofErr w:type="spellStart"/>
-      <w:r>
-        <w:rPr>
-          <w:lang w:val="en-GB"/>
-        </w:rPr>
-        <w:t>n</w:t>
-      </w:r>
-      <w:proofErr w:type="spellEnd"/>
-      <w:r>
-        <w:rPr>
-          <w:lang w:val="en-GB"/>
-        </w:rPr>
-        <w:t xml:space="preserve"> the upper part of the file, the </w:t>
-      </w:r>
-      <w:r>
-        <w:rPr>
-          <w:lang w:val="en-GB"/>
-        </w:rPr>
-        <w:t>“</w:t>
-      </w:r>
-      <w:r>
-        <w:rPr>
-          <w:rFonts w:ascii="Courier" w:hAnsi="Courier" w:cstheme="minorHAnsi"/>
-          <w:lang w:val="en-GB" w:eastAsia="en-GB"/>
-        </w:rPr>
-        <w:t>Coupled model simulation time</w:t>
-      </w:r>
-      <w:r>
-        <w:rPr>
-          <w:rFonts w:ascii="Courier" w:hAnsi="Courier" w:cstheme="minorHAnsi"/>
-          <w:lang w:val="en-GB" w:eastAsia="en-GB"/>
-        </w:rPr>
-        <w:t>”</w:t>
-      </w:r>
-      <w:r>
-        <w:rPr>
-          <w:lang w:val="en-GB"/>
-        </w:rPr>
-        <w:t xml:space="preserve"> is given; it is calculated </w:t>
-      </w:r>
-      <w:r>
-        <w:rPr>
-          <w:lang w:val="en-GB"/>
-        </w:rPr>
-        <w:t xml:space="preserve">from </w:t>
-      </w:r>
-      <w:r>
-        <w:rPr>
-          <w:lang w:val="en-GB"/>
-        </w:rPr>
-        <w:t xml:space="preserve">the start of the </w:t>
-      </w:r>
-      <w:proofErr w:type="spellStart"/>
-      <w:r>
-        <w:rPr>
-          <w:rFonts w:ascii="Courier" w:hAnsi="Courier" w:cstheme="minorHAnsi"/>
-          <w:lang w:val="en-GB" w:eastAsia="en-GB"/>
-        </w:rPr>
-        <w:t>oasis_init</w:t>
-      </w:r>
-      <w:proofErr w:type="spellEnd"/>
-      <w:r>
-        <w:rPr>
-          <w:rFonts w:ascii="Courier" w:hAnsi="Courier" w:cstheme="minorHAnsi"/>
-          <w:lang w:val="en-GB" w:eastAsia="en-GB"/>
+          <w:rFonts w:ascii="Times New Roman" w:eastAsia="Times New Roman" w:hAnsi="Times New Roman" w:cs="Times New Roman"/>
+          <w:lang w:val="en-GB"/>
+        </w:rPr>
+      </w:pPr>
+      <w:r>
+        <w:rPr>
+          <w:rFonts w:ascii="Times New Roman" w:eastAsia="Times New Roman" w:hAnsi="Times New Roman" w:cs="Times New Roman"/>
+          <w:lang w:val="en-GB"/>
+        </w:rPr>
+        <w:t>the spread of time clocks measured after an MPI_barrier call, to check the coherence of the clock between the computing nodes</w:t>
+      </w:r>
+      <w:r>
+        <w:rPr>
+          <w:rFonts w:ascii="Times New Roman" w:eastAsia="Times New Roman" w:hAnsi="Times New Roman" w:cs="Times New Roman"/>
+          <w:lang w:val="en-GB"/>
         </w:rPr>
         <w:t xml:space="preserve"> </w:t>
       </w:r>
       <w:r>
         <w:rPr>
-          <w:lang w:val="en-GB"/>
-        </w:rPr>
-        <w:t xml:space="preserve">to the end of the </w:t>
-      </w:r>
-      <w:proofErr w:type="spellStart"/>
-      <w:r>
-        <w:rPr>
-          <w:rFonts w:ascii="Courier" w:hAnsi="Courier" w:cstheme="minorHAnsi"/>
-          <w:lang w:val="en-GB" w:eastAsia="en-GB"/>
-        </w:rPr>
-        <w:t>oasis_terminate</w:t>
-      </w:r>
-      <w:proofErr w:type="spellEnd"/>
-      <w:r>
-        <w:rPr>
-          <w:lang w:val="en-GB"/>
-        </w:rPr>
-        <w:t xml:space="preserve"> routines</w:t>
-      </w:r>
-      <w:r>
-        <w:rPr>
-          <w:lang w:val="en-GB"/>
-        </w:rPr>
-        <w:t>.</w:t>
-      </w:r>
-      <w:r>
-        <w:rPr>
-          <w:lang w:val="en-GB"/>
-        </w:rPr>
-        <w:t xml:space="preserve"> </w:t>
+          <w:rFonts w:ascii="Times New Roman" w:eastAsia="Times New Roman" w:hAnsi="Times New Roman" w:cs="Times New Roman"/>
+          <w:lang w:val="en-GB"/>
+        </w:rPr>
+        <w:t>(s)</w:t>
+      </w:r>
+      <w:r>
+        <w:rPr>
+          <w:rFonts w:ascii="Times New Roman" w:eastAsia="Times New Roman" w:hAnsi="Times New Roman" w:cs="Times New Roman"/>
+          <w:lang w:val="en-GB"/>
+        </w:rPr>
+        <w:t xml:space="preserve"> (“</w:t>
+      </w:r>
+      <w:r>
+        <w:rPr>
+          <w:rFonts w:ascii="Courier" w:eastAsia="Times New Roman" w:hAnsi="Courier" w:cs="Times New Roman"/>
+          <w:sz w:val="22"/>
+          <w:szCs w:val="22"/>
+          <w:lang w:val="en-GB"/>
+        </w:rPr>
+        <w:t>Clock spread after synchronise</w:t>
+      </w:r>
+      <w:r>
+        <w:rPr>
+          <w:rFonts w:ascii="Times New Roman" w:eastAsia="Times New Roman" w:hAnsi="Times New Roman" w:cs="Times New Roman"/>
+          <w:lang w:val="en-GB"/>
+        </w:rPr>
+        <w:t>”)</w:t>
+      </w:r>
+      <w:r>
+        <w:rPr>
+          <w:rFonts w:ascii="Times New Roman" w:eastAsia="Times New Roman" w:hAnsi="Times New Roman" w:cs="Times New Roman"/>
+          <w:lang w:val="en-GB"/>
+        </w:rPr>
+        <w:t xml:space="preserve">. </w:t>
       </w:r>
     </w:p>
     <w:p>
@@ -6524,7 +7734,7 @@
           <w:lang w:val="en-US" w:eastAsia="en-GB"/>
         </w:rPr>
       </w:pPr>
-      <w:bookmarkStart w:id="26" w:name="_Toc88068847"/>
+      <w:bookmarkStart w:id="35" w:name="_Toc88220095"/>
       <w:r>
         <w:rPr>
           <w:rFonts w:ascii="Times New Roman" w:eastAsia="Times New Roman" w:hAnsi="Times New Roman" w:cs="Times New Roman"/>
@@ -6532,7 +7742,7 @@
         </w:rPr>
         <w:t>Conclusions</w:t>
       </w:r>
-      <w:bookmarkEnd w:id="26"/>
+      <w:bookmarkEnd w:id="35"/>
     </w:p>
     <w:p>
       <w:pPr>
@@ -6552,37 +7762,7 @@
         <w:rPr>
           <w:lang w:val="en-US"/>
         </w:rPr>
-        <w:t>ASIS3-MCT load balancing analysis functionality</w:t>
-      </w:r>
-      <w:r>
-        <w:rPr>
-          <w:lang w:val="en-US"/>
-        </w:rPr>
-        <w:t xml:space="preserve"> deliver</w:t>
-      </w:r>
-      <w:r>
-        <w:rPr>
-          <w:lang w:val="en-US"/>
-        </w:rPr>
-        <w:t>s</w:t>
-      </w:r>
-      <w:r>
-        <w:rPr>
-          <w:lang w:val="en-US"/>
-        </w:rPr>
-        <w:t xml:space="preserve"> at low cost a set of </w:t>
-      </w:r>
-      <w:r>
-        <w:rPr>
-          <w:lang w:val="en-US"/>
-        </w:rPr>
-        <w:t>summarized</w:t>
-      </w:r>
-      <w:r>
-        <w:rPr>
-          <w:lang w:val="en-US"/>
-        </w:rPr>
-        <w:t xml:space="preserve"> quantities </w:t>
+        <w:t xml:space="preserve">ASIS3-MCT load balancing analysis functionality delivers at low cost a set of summarized quantities </w:t>
       </w:r>
       <w:r>
         <w:rPr>
@@ -6600,67 +7780,7 @@
         <w:rPr>
           <w:lang w:val="en-US"/>
         </w:rPr>
-        <w:t xml:space="preserve">that can help to better understand the origin of any coupling extra cost. </w:t>
-      </w:r>
-      <w:r>
-        <w:rPr>
-          <w:lang w:val="en-US"/>
-        </w:rPr>
-        <w:t xml:space="preserve">It also </w:t>
-      </w:r>
-      <w:r>
-        <w:rPr>
-          <w:lang w:val="en-US"/>
-        </w:rPr>
-        <w:t>provide</w:t>
-      </w:r>
-      <w:r>
-        <w:rPr>
-          <w:lang w:val="en-US"/>
-        </w:rPr>
-        <w:t>s</w:t>
-      </w:r>
-      <w:r>
-        <w:rPr>
-          <w:lang w:val="en-US"/>
-        </w:rPr>
-        <w:t xml:space="preserve"> the timeline, for </w:t>
-      </w:r>
-      <w:r>
-        <w:rPr>
-          <w:lang w:val="en-US"/>
-        </w:rPr>
-        <w:t>all</w:t>
-      </w:r>
-      <w:r>
-        <w:rPr>
-          <w:lang w:val="en-US"/>
-        </w:rPr>
-        <w:t xml:space="preserve"> process</w:t>
-      </w:r>
-      <w:r>
-        <w:rPr>
-          <w:lang w:val="en-US"/>
-        </w:rPr>
-        <w:t>es</w:t>
-      </w:r>
-      <w:r>
-        <w:rPr>
-          <w:lang w:val="en-US"/>
-        </w:rPr>
-        <w:t xml:space="preserve"> involved in the coupling, of every </w:t>
-      </w:r>
-      <w:r>
-        <w:rPr>
-          <w:lang w:val="en-US"/>
-        </w:rPr>
-        <w:t>coupling event</w:t>
-      </w:r>
-      <w:r>
-        <w:rPr>
-          <w:lang w:val="en-US"/>
-        </w:rPr>
-        <w:t xml:space="preserve">, such as coupling field sending or receiving, but also coupling </w:t>
+        <w:t xml:space="preserve">that can help to better understand the origin of any coupling extra cost. It also provides the timeline, for all processes involved in the coupling, of every coupling event, such as coupling field sending or receiving, but also coupling </w:t>
       </w:r>
       <w:r>
         <w:rPr>
@@ -6672,31 +7792,7 @@
         <w:rPr>
           <w:lang w:val="en-US"/>
         </w:rPr>
-        <w:t xml:space="preserve"> </w:t>
-      </w:r>
-      <w:r>
-        <w:rPr>
-          <w:lang w:val="en-US"/>
-        </w:rPr>
-        <w:t xml:space="preserve">and </w:t>
-      </w:r>
-      <w:r>
-        <w:rPr>
-          <w:lang w:val="en-US"/>
-        </w:rPr>
-        <w:t>termination</w:t>
-      </w:r>
-      <w:r>
-        <w:rPr>
-          <w:lang w:val="en-US"/>
-        </w:rPr>
-        <w:t>,</w:t>
-      </w:r>
-      <w:r>
-        <w:rPr>
-          <w:lang w:val="en-US"/>
-        </w:rPr>
-        <w:t xml:space="preserve"> </w:t>
+        <w:t xml:space="preserve"> and termination, </w:t>
       </w:r>
       <w:proofErr w:type="spellStart"/>
       <w:r>
@@ -6717,26 +7813,14 @@
         <w:rPr>
           <w:lang w:val="en-US"/>
         </w:rPr>
-        <w:t>N</w:t>
-      </w:r>
-      <w:r>
-        <w:rPr>
-          <w:lang w:val="en-US"/>
-        </w:rPr>
-        <w:t>etCDF</w:t>
+        <w:t>NetCDF</w:t>
       </w:r>
       <w:proofErr w:type="spellEnd"/>
       <w:r>
         <w:rPr>
           <w:lang w:val="en-US"/>
         </w:rPr>
-        <w:t xml:space="preserve"> file</w:t>
-      </w:r>
-      <w:r>
-        <w:rPr>
-          <w:lang w:val="en-US"/>
-        </w:rPr>
-        <w:t xml:space="preserve">s and </w:t>
+        <w:t xml:space="preserve"> files and </w:t>
       </w:r>
       <w:r>
         <w:rPr>
@@ -6912,23 +7996,34 @@
     </w:p>
     <w:p>
       <w:pPr>
-        <w:pStyle w:val="NormalWeb"/>
+        <w:pStyle w:val="ListParagraph"/>
         <w:numPr>
           <w:ilvl w:val="0"/>
-          <w:numId w:val="39"/>
+          <w:numId w:val="40"/>
         </w:numPr>
-        <w:spacing w:before="240" w:beforeAutospacing="0" w:after="0" w:afterAutospacing="0"/>
-        <w:rPr>
-          <w:u w:val="single"/>
-          <w:lang w:val="en-GB"/>
-        </w:rPr>
-      </w:pPr>
-      <w:r>
-        <w:rPr>
-          <w:rFonts w:asciiTheme="minorHAnsi" w:hAnsiTheme="minorHAnsi" w:cstheme="minorHAnsi"/>
-        </w:rPr>
-        <w:t>REFERENCES</w:t>
-      </w:r>
+        <w:spacing w:before="144" w:after="60"/>
+        <w:outlineLvl w:val="2"/>
+        <w:rPr>
+          <w:rFonts w:ascii="Times New Roman" w:eastAsia="Times New Roman" w:hAnsi="Times New Roman" w:cs="Times New Roman"/>
+          <w:lang w:val="en-US" w:eastAsia="en-GB"/>
+        </w:rPr>
+      </w:pPr>
+      <w:bookmarkStart w:id="36" w:name="_Toc88220096"/>
+      <w:r>
+        <w:rPr>
+          <w:rFonts w:ascii="Times New Roman" w:eastAsia="Times New Roman" w:hAnsi="Times New Roman" w:cs="Times New Roman"/>
+          <w:lang w:val="en-US" w:eastAsia="en-GB"/>
+        </w:rPr>
+        <w:t>R</w:t>
+      </w:r>
+      <w:r>
+        <w:rPr>
+          <w:rFonts w:ascii="Times New Roman" w:eastAsia="Times New Roman" w:hAnsi="Times New Roman" w:cs="Times New Roman"/>
+          <w:lang w:val="en-US" w:eastAsia="en-GB"/>
+        </w:rPr>
+        <w:t>eferences</w:t>
+      </w:r>
+      <w:bookmarkEnd w:id="36"/>
     </w:p>
     <w:p>
       <w:pPr>
@@ -6942,41 +8037,198 @@
         <w:rPr>
           <w:lang w:val="en-US"/>
         </w:rPr>
-        <w:t xml:space="preserve">Balaji, V., Maisonnave, E., Zadeh, N., Lawrence, B. N., Biercamp, J., Fladrich, U., Aloisio, G., Benson, R., Caubel, A., Durachta, J., Foujols, M.-A., Lister, G., Mocavero, S., Underwood, S., and Wright, G., 2017: CPMIP: Measurements of Real Computational </w:t>
-      </w:r>
-      <w:r>
-        <w:rPr>
-          <w:lang w:val="en-US"/>
-        </w:rPr>
-        <w:lastRenderedPageBreak/>
-        <w:t>Performance of Earth System Models in CMIP6 , Geosci. Model Dev., 46, 19-34, doi:10.5194/gmd-10-19-2017</w:t>
-      </w:r>
+        <w:t xml:space="preserve">Balaji, V., </w:t>
+      </w:r>
+      <w:proofErr w:type="spellStart"/>
+      <w:r>
+        <w:rPr>
+          <w:lang w:val="en-US"/>
+        </w:rPr>
+        <w:t>Maisonnave</w:t>
+      </w:r>
+      <w:proofErr w:type="spellEnd"/>
+      <w:r>
+        <w:rPr>
+          <w:lang w:val="en-US"/>
+        </w:rPr>
+        <w:t xml:space="preserve">, E., Zadeh, N., Lawrence, B. N., </w:t>
+      </w:r>
+      <w:proofErr w:type="spellStart"/>
+      <w:r>
+        <w:rPr>
+          <w:lang w:val="en-US"/>
+        </w:rPr>
+        <w:t>Biercamp</w:t>
+      </w:r>
+      <w:proofErr w:type="spellEnd"/>
+      <w:r>
+        <w:rPr>
+          <w:lang w:val="en-US"/>
+        </w:rPr>
+        <w:t xml:space="preserve">, J., </w:t>
+      </w:r>
+      <w:proofErr w:type="spellStart"/>
+      <w:r>
+        <w:rPr>
+          <w:lang w:val="en-US"/>
+        </w:rPr>
+        <w:t>Fladrich</w:t>
+      </w:r>
+      <w:proofErr w:type="spellEnd"/>
+      <w:r>
+        <w:rPr>
+          <w:lang w:val="en-US"/>
+        </w:rPr>
+        <w:t xml:space="preserve">, U., </w:t>
+      </w:r>
+      <w:proofErr w:type="spellStart"/>
+      <w:r>
+        <w:rPr>
+          <w:lang w:val="en-US"/>
+        </w:rPr>
+        <w:t>Aloisio</w:t>
+      </w:r>
+      <w:proofErr w:type="spellEnd"/>
+      <w:r>
+        <w:rPr>
+          <w:lang w:val="en-US"/>
+        </w:rPr>
+        <w:t xml:space="preserve">, G., Benson, R., </w:t>
+      </w:r>
+      <w:proofErr w:type="spellStart"/>
+      <w:r>
+        <w:rPr>
+          <w:lang w:val="en-US"/>
+        </w:rPr>
+        <w:t>Caubel</w:t>
+      </w:r>
+      <w:proofErr w:type="spellEnd"/>
+      <w:r>
+        <w:rPr>
+          <w:lang w:val="en-US"/>
+        </w:rPr>
+        <w:t xml:space="preserve">, A., </w:t>
+      </w:r>
+      <w:proofErr w:type="spellStart"/>
+      <w:r>
+        <w:rPr>
+          <w:lang w:val="en-US"/>
+        </w:rPr>
+        <w:t>Durachta</w:t>
+      </w:r>
+      <w:proofErr w:type="spellEnd"/>
+      <w:r>
+        <w:rPr>
+          <w:lang w:val="en-US"/>
+        </w:rPr>
+        <w:t xml:space="preserve">, J., </w:t>
+      </w:r>
+      <w:proofErr w:type="spellStart"/>
+      <w:r>
+        <w:rPr>
+          <w:lang w:val="en-US"/>
+        </w:rPr>
+        <w:t>Foujols</w:t>
+      </w:r>
+      <w:proofErr w:type="spellEnd"/>
+      <w:r>
+        <w:rPr>
+          <w:lang w:val="en-US"/>
+        </w:rPr>
+        <w:t xml:space="preserve">, M.-A., Lister, G., </w:t>
+      </w:r>
+      <w:proofErr w:type="spellStart"/>
+      <w:r>
+        <w:rPr>
+          <w:lang w:val="en-US"/>
+        </w:rPr>
+        <w:t>Mocavero</w:t>
+      </w:r>
+      <w:proofErr w:type="spellEnd"/>
+      <w:r>
+        <w:rPr>
+          <w:lang w:val="en-US"/>
+        </w:rPr>
+        <w:t>, S., Underwood, S., and Wright, G., 2017: CPMIP: Measurements of Real Computational Performance of Earth System Models in CMIP</w:t>
+      </w:r>
+      <w:proofErr w:type="gramStart"/>
+      <w:r>
+        <w:rPr>
+          <w:lang w:val="en-US"/>
+        </w:rPr>
+        <w:t>6 ,</w:t>
+      </w:r>
+      <w:proofErr w:type="gramEnd"/>
       <w:r>
         <w:rPr>
           <w:lang w:val="en-US"/>
         </w:rPr>
         <w:t xml:space="preserve"> </w:t>
+      </w:r>
+      <w:proofErr w:type="spellStart"/>
+      <w:r>
+        <w:rPr>
+          <w:lang w:val="en-US"/>
+        </w:rPr>
+        <w:t>Geosci</w:t>
+      </w:r>
+      <w:proofErr w:type="spellEnd"/>
+      <w:r>
+        <w:rPr>
+          <w:lang w:val="en-US"/>
+        </w:rPr>
+        <w:t xml:space="preserve">. Model Dev., 46, 19-34, doi:10.5194/gmd-10-19-2017 </w:t>
       </w:r>
     </w:p>
     <w:p>
       <w:pPr>
         <w:pStyle w:val="NormalWeb"/>
         <w:spacing w:before="120" w:beforeAutospacing="0" w:after="0" w:afterAutospacing="0"/>
-        <w:rPr>
-          <w:lang w:val="en-US"/>
-        </w:rPr>
-      </w:pPr>
-      <w:r>
-        <w:rPr>
-          <w:lang w:val="en-US"/>
-        </w:rPr>
-        <w:t xml:space="preserve">Maisonnave, E., L. Coquart, and A. Piacentini: A better diagnostic of the load imbalance in OASIS based coupled systems Technical Report, TR/CMGC/20/176, CERFACS, Toulouse, France, 2020. </w:t>
-      </w:r>
-      <w:hyperlink r:id="rId13" w:history="1">
+      </w:pPr>
+      <w:proofErr w:type="spellStart"/>
+      <w:r>
+        <w:rPr>
+          <w:lang w:val="en-US"/>
+        </w:rPr>
+        <w:t>Maisonnave</w:t>
+      </w:r>
+      <w:proofErr w:type="spellEnd"/>
+      <w:r>
+        <w:rPr>
+          <w:lang w:val="en-US"/>
+        </w:rPr>
+        <w:t xml:space="preserve">, E., L. </w:t>
+      </w:r>
+      <w:proofErr w:type="spellStart"/>
+      <w:r>
+        <w:rPr>
+          <w:lang w:val="en-US"/>
+        </w:rPr>
+        <w:t>Coquart</w:t>
+      </w:r>
+      <w:proofErr w:type="spellEnd"/>
+      <w:r>
+        <w:rPr>
+          <w:lang w:val="en-US"/>
+        </w:rPr>
+        <w:t xml:space="preserve">, and A. </w:t>
+      </w:r>
+      <w:proofErr w:type="spellStart"/>
+      <w:r>
+        <w:rPr>
+          <w:lang w:val="en-US"/>
+        </w:rPr>
+        <w:t>Piacentini</w:t>
+      </w:r>
+      <w:proofErr w:type="spellEnd"/>
+      <w:r>
+        <w:rPr>
+          <w:lang w:val="en-US"/>
+        </w:rPr>
+        <w:t xml:space="preserve">: A better diagnostic of the load imbalance in OASIS based coupled systems Technical Report, TR/CMGC/20/176, CERFACS, Toulouse, France, 2020. </w:t>
+      </w:r>
+      <w:hyperlink r:id="rId14" w:history="1">
         <w:r>
-          <w:rPr>
-            <w:lang w:val="en-US"/>
-          </w:rPr>
           <w:t>https://cerfacs.fr/wp-content/uploads/2020/12/GLOBC-TR-Maisonnave- 20-176.pdf</w:t>
         </w:r>
       </w:hyperlink>
@@ -6985,15 +8237,63 @@
       <w:pPr>
         <w:pStyle w:val="NormalWeb"/>
         <w:spacing w:before="120" w:beforeAutospacing="0" w:after="0" w:afterAutospacing="0"/>
-        <w:rPr>
-          <w:lang w:val="en-US"/>
-        </w:rPr>
-      </w:pPr>
-      <w:r>
-        <w:rPr>
-          <w:lang w:val="en-US"/>
-        </w:rPr>
-        <w:t>Piacentini, A. and E. Maisonnave: Interactive visualisation of OASIS coupled models load imbalance Technical Report, TR/CMGC/20/177, CERFACS, Toulouse, France, 2020. https://cerfacs.fr/wp-content/uploads/2020/12/GLOBC-TR-Piacentini-20-177.pdf</w:t>
+      </w:pPr>
+      <w:proofErr w:type="spellStart"/>
+      <w:r>
+        <w:lastRenderedPageBreak/>
+        <w:t>Piacentini</w:t>
+      </w:r>
+      <w:proofErr w:type="spellEnd"/>
+      <w:r>
+        <w:t xml:space="preserve">, A. and E. </w:t>
+      </w:r>
+      <w:proofErr w:type="gramStart"/>
+      <w:r>
+        <w:t>Maisonnave:</w:t>
+      </w:r>
+      <w:proofErr w:type="gramEnd"/>
+      <w:r>
+        <w:t xml:space="preserve"> Interactive visualisation of OASIS </w:t>
+      </w:r>
+      <w:proofErr w:type="spellStart"/>
+      <w:r>
+        <w:t>coupled</w:t>
+      </w:r>
+      <w:proofErr w:type="spellEnd"/>
+      <w:r>
+        <w:t xml:space="preserve"> </w:t>
+      </w:r>
+      <w:proofErr w:type="spellStart"/>
+      <w:r>
+        <w:t>models</w:t>
+      </w:r>
+      <w:proofErr w:type="spellEnd"/>
+      <w:r>
+        <w:t xml:space="preserve"> </w:t>
+      </w:r>
+      <w:proofErr w:type="spellStart"/>
+      <w:r>
+        <w:t>load</w:t>
+      </w:r>
+      <w:proofErr w:type="spellEnd"/>
+      <w:r>
+        <w:t xml:space="preserve"> </w:t>
+      </w:r>
+      <w:proofErr w:type="spellStart"/>
+      <w:r>
+        <w:t>imbalance</w:t>
+      </w:r>
+      <w:proofErr w:type="spellEnd"/>
+      <w:r>
+        <w:t xml:space="preserve"> </w:t>
+      </w:r>
+      <w:proofErr w:type="spellStart"/>
+      <w:r>
+        <w:t>Technical</w:t>
+      </w:r>
+      <w:proofErr w:type="spellEnd"/>
+      <w:r>
+        <w:t xml:space="preserve"> Report, TR/CMGC/20/177, CERFACS, Toulouse, France, 2020. https://cerfacs.fr/wp-content/uploads/2020/12/GLOBC-TR-Piacentini-20-177.pdf</w:t>
       </w:r>
     </w:p>
     <w:sectPr>
@@ -7076,8 +8376,9 @@
           <w:szCs w:val="22"/>
           <w:lang w:val="en-US"/>
         </w:rPr>
-        <w:t>gives the possibility to declare independent partitions for subset</w:t>
-      </w:r>
+        <w:t xml:space="preserve">gives the possibility to declare independent partitions for subsets of component processes (see section 2.1 of the OASIS3-MCT </w:t>
+      </w:r>
+      <w:proofErr w:type="spellStart"/>
       <w:r>
         <w:rPr>
           <w:rFonts w:ascii="PetitaMedium" w:hAnsi="PetitaMedium"/>
@@ -7085,8 +8386,9 @@
           <w:szCs w:val="22"/>
           <w:lang w:val="en-US"/>
         </w:rPr>
-        <w:t>s</w:t>
-      </w:r>
+        <w:t>UserGuide</w:t>
+      </w:r>
+      <w:proofErr w:type="spellEnd"/>
       <w:r>
         <w:rPr>
           <w:rFonts w:ascii="PetitaMedium" w:hAnsi="PetitaMedium"/>
@@ -7094,108 +8396,144 @@
           <w:szCs w:val="22"/>
           <w:lang w:val="en-US"/>
         </w:rPr>
-        <w:t xml:space="preserve"> of component processes (see </w:t>
-      </w:r>
-      <w:r>
-        <w:rPr>
-          <w:rFonts w:ascii="PetitaMedium" w:hAnsi="PetitaMedium"/>
+        <w:t xml:space="preserve">). At this development stage, considering the low number of prejudiced users and our wish to keep our algorithm as simple as possible, we prefer not to support the load balancing analysis in that case. </w:t>
+      </w:r>
+    </w:p>
+    <w:p>
+      <w:pPr>
+        <w:pStyle w:val="FootnoteText"/>
+        <w:rPr>
+          <w:lang w:val="en-US"/>
+        </w:rPr>
+      </w:pPr>
+    </w:p>
+  </w:footnote>
+  <w:footnote w:id="2">
+    <w:p>
+      <w:pPr>
+        <w:pStyle w:val="FootnoteText"/>
+        <w:rPr>
+          <w:rFonts w:ascii="Times New Roman" w:hAnsi="Times New Roman" w:cs="Times New Roman"/>
+          <w:lang w:val="en-US"/>
+        </w:rPr>
+      </w:pPr>
+      <w:r>
+        <w:rPr>
+          <w:rStyle w:val="FootnoteReference"/>
+          <w:rFonts w:ascii="Times New Roman" w:hAnsi="Times New Roman" w:cs="Times New Roman"/>
+        </w:rPr>
+        <w:footnoteRef/>
+      </w:r>
+      <w:r>
+        <w:rPr>
+          <w:rFonts w:ascii="Times New Roman" w:hAnsi="Times New Roman" w:cs="Times New Roman"/>
+          <w:lang w:val="en-US"/>
+        </w:rPr>
+        <w:t xml:space="preserve"> </w:t>
+      </w:r>
+      <w:r>
+        <w:rPr>
+          <w:rFonts w:ascii="Times New Roman" w:eastAsia="Times New Roman" w:hAnsi="Times New Roman" w:cs="Times New Roman"/>
           <w:sz w:val="22"/>
           <w:szCs w:val="22"/>
-          <w:lang w:val="en-US"/>
-        </w:rPr>
-        <w:t>section 2.1</w:t>
-      </w:r>
-      <w:r>
-        <w:rPr>
-          <w:rFonts w:ascii="PetitaMedium" w:hAnsi="PetitaMedium"/>
+          <w:lang w:val="en-US" w:eastAsia="en-GB"/>
+        </w:rPr>
+        <w:t xml:space="preserve">The time spent while sending a coupling field is usually negligible as the </w:t>
+      </w:r>
+      <w:proofErr w:type="spellStart"/>
+      <w:r>
+        <w:rPr>
+          <w:rFonts w:ascii="Times New Roman" w:eastAsia="Times New Roman" w:hAnsi="Times New Roman" w:cs="Times New Roman"/>
           <w:sz w:val="22"/>
           <w:szCs w:val="22"/>
-          <w:lang w:val="en-US"/>
-        </w:rPr>
-        <w:t xml:space="preserve"> of the OASIS</w:t>
-      </w:r>
-      <w:r>
-        <w:rPr>
-          <w:rFonts w:ascii="PetitaMedium" w:hAnsi="PetitaMedium"/>
+          <w:lang w:val="en-US" w:eastAsia="en-GB"/>
+        </w:rPr>
+        <w:t>oasis_put</w:t>
+      </w:r>
+      <w:proofErr w:type="spellEnd"/>
+      <w:r>
+        <w:rPr>
+          <w:rFonts w:ascii="Times New Roman" w:eastAsia="Times New Roman" w:hAnsi="Times New Roman" w:cs="Times New Roman"/>
           <w:sz w:val="22"/>
           <w:szCs w:val="22"/>
-          <w:lang w:val="en-US"/>
-        </w:rPr>
-        <w:t xml:space="preserve">3-MCT </w:t>
-      </w:r>
-      <w:proofErr w:type="spellStart"/>
-      <w:r>
-        <w:rPr>
-          <w:rFonts w:ascii="PetitaMedium" w:hAnsi="PetitaMedium"/>
+          <w:lang w:val="en-US" w:eastAsia="en-GB"/>
+        </w:rPr>
+        <w:t xml:space="preserve"> are </w:t>
+      </w:r>
+      <w:r>
+        <w:rPr>
+          <w:rFonts w:ascii="Times New Roman" w:eastAsia="Times New Roman" w:hAnsi="Times New Roman" w:cs="Times New Roman"/>
           <w:sz w:val="22"/>
           <w:szCs w:val="22"/>
-          <w:lang w:val="en-US"/>
-        </w:rPr>
-        <w:t>UserGuide</w:t>
-      </w:r>
-      <w:proofErr w:type="spellEnd"/>
-      <w:r>
-        <w:rPr>
-          <w:rFonts w:ascii="PetitaMedium" w:hAnsi="PetitaMedium"/>
+          <w:lang w:val="en-US" w:eastAsia="en-GB"/>
+        </w:rPr>
+        <w:t>non-blocking</w:t>
+      </w:r>
+      <w:r>
+        <w:rPr>
+          <w:rFonts w:ascii="Times New Roman" w:hAnsi="Times New Roman" w:cs="Times New Roman"/>
+          <w:lang w:val="en-US"/>
+        </w:rPr>
+        <w:t xml:space="preserve">. </w:t>
+      </w:r>
+    </w:p>
+  </w:footnote>
+  <w:footnote w:id="3">
+    <w:p>
+      <w:pPr>
+        <w:pStyle w:val="FootnoteText"/>
+        <w:rPr>
+          <w:lang w:val="en-US"/>
+        </w:rPr>
+      </w:pPr>
+      <w:r>
+        <w:rPr>
+          <w:rStyle w:val="FootnoteReference"/>
+          <w:rFonts w:ascii="Times New Roman" w:hAnsi="Times New Roman" w:cs="Times New Roman"/>
+        </w:rPr>
+        <w:footnoteRef/>
+      </w:r>
+      <w:r>
+        <w:rPr>
+          <w:rFonts w:ascii="Times New Roman" w:hAnsi="Times New Roman" w:cs="Times New Roman"/>
+          <w:lang w:val="en-US"/>
+        </w:rPr>
+        <w:t xml:space="preserve"> </w:t>
+      </w:r>
+      <w:r>
+        <w:rPr>
+          <w:rFonts w:ascii="Times New Roman" w:eastAsia="Times New Roman" w:hAnsi="Times New Roman" w:cs="Times New Roman"/>
           <w:sz w:val="22"/>
           <w:szCs w:val="22"/>
-          <w:lang w:val="en-US"/>
-        </w:rPr>
-        <w:t xml:space="preserve">). </w:t>
-      </w:r>
-      <w:r>
-        <w:rPr>
-          <w:rFonts w:ascii="PetitaMedium" w:hAnsi="PetitaMedium"/>
+          <w:lang w:val="en-US" w:eastAsia="en-GB"/>
+        </w:rPr>
+        <w:t>T</w:t>
+      </w:r>
+      <w:r>
+        <w:rPr>
+          <w:rFonts w:ascii="Times New Roman" w:eastAsia="Times New Roman" w:hAnsi="Times New Roman" w:cs="Times New Roman"/>
           <w:sz w:val="22"/>
           <w:szCs w:val="22"/>
-          <w:lang w:val="en-US"/>
-        </w:rPr>
-        <w:t xml:space="preserve">At this development stage, </w:t>
-      </w:r>
-      <w:r>
-        <w:rPr>
-          <w:rFonts w:ascii="PetitaMedium" w:hAnsi="PetitaMedium"/>
+          <w:lang w:val="en-US" w:eastAsia="en-GB"/>
+        </w:rPr>
+        <w:t>he first and the last coupling time steps</w:t>
+      </w:r>
+      <w:r>
+        <w:rPr>
+          <w:rFonts w:ascii="Times New Roman" w:eastAsia="Times New Roman" w:hAnsi="Times New Roman" w:cs="Times New Roman"/>
           <w:sz w:val="22"/>
           <w:szCs w:val="22"/>
-          <w:lang w:val="en-US"/>
-        </w:rPr>
-        <w:t>considering the low</w:t>
-      </w:r>
-      <w:r>
-        <w:rPr>
-          <w:rFonts w:ascii="PetitaMedium" w:hAnsi="PetitaMedium"/>
-          <w:sz w:val="22"/>
-          <w:szCs w:val="22"/>
-          <w:lang w:val="en-US"/>
-        </w:rPr>
-        <w:t xml:space="preserve"> number of prejudiced users and our wish to keep our algorithm as simple as possible, we prefer </w:t>
-      </w:r>
-      <w:r>
-        <w:rPr>
-          <w:rFonts w:ascii="PetitaMedium" w:hAnsi="PetitaMedium"/>
-          <w:sz w:val="22"/>
-          <w:szCs w:val="22"/>
-          <w:lang w:val="en-US"/>
-        </w:rPr>
-        <w:t>not to support the load balancing analysis in that case.</w:t>
-      </w:r>
-      <w:r>
-        <w:rPr>
-          <w:rFonts w:ascii="PetitaMedium" w:hAnsi="PetitaMedium"/>
-          <w:sz w:val="22"/>
-          <w:szCs w:val="22"/>
-          <w:lang w:val="en-US"/>
+          <w:lang w:val="en-US" w:eastAsia="en-GB"/>
+        </w:rPr>
+        <w:t xml:space="preserve"> are excluded from the total loop time as these time steps often involve specific operations, like restart writing or reading; including them would distort the extrapolation of the time needed for longer simulations.</w:t>
+      </w:r>
+      <w:r>
+        <w:rPr>
+          <w:rFonts w:ascii="Times New Roman" w:eastAsia="Times New Roman" w:hAnsi="Times New Roman" w:cs="Times New Roman"/>
+          <w:lang w:val="en-GB"/>
         </w:rPr>
         <w:t xml:space="preserve"> </w:t>
       </w:r>
-    </w:p>
-    <w:p>
-      <w:pPr>
-        <w:pStyle w:val="FootnoteText"/>
-        <w:rPr>
-          <w:lang w:val="en-US"/>
-        </w:rPr>
-      </w:pPr>
     </w:p>
   </w:footnote>
 </w:footnotes>
@@ -12144,7 +13482,6 @@
   <w:style w:type="character" w:default="1" w:styleId="DefaultParagraphFont">
     <w:name w:val="Default Paragraph Font"/>
     <w:uiPriority w:val="1"/>
-    <w:semiHidden/>
     <w:unhideWhenUsed/>
   </w:style>
   <w:style w:type="table" w:default="1" w:styleId="TableNormal">

--- a/util/load_balancing/balancing_documentation.docx
+++ b/util/load_balancing/balancing_documentation.docx
@@ -3162,16 +3162,102 @@
         </w:rPr>
         <w:t>)</w:t>
       </w:r>
-      <w:r>
-        <w:rPr>
-          <w:rFonts w:ascii="Courier" w:hAnsi="Courier" w:cs="Arial"/>
+    </w:p>
+    <w:p>
+      <w:pPr>
+        <w:pStyle w:val="western"/>
+        <w:numPr>
+          <w:ilvl w:val="0"/>
+          <w:numId w:val="29"/>
+        </w:numPr>
+        <w:spacing w:after="0"/>
+        <w:rPr>
+          <w:lang w:val="en-US"/>
+        </w:rPr>
+      </w:pPr>
+      <w:r>
+        <w:rPr>
+          <w:lang w:val="en-US"/>
+        </w:rPr>
+        <w:t xml:space="preserve">the simulated in the component calling the OASIS3-MCT API routine (2nd argument of </w:t>
+      </w:r>
+      <w:proofErr w:type="spellStart"/>
+      <w:r>
+        <w:rPr>
+          <w:rFonts w:ascii="Courier" w:hAnsi="Courier" w:cs="Courier New"/>
+          <w:lang w:val="en-US"/>
+        </w:rPr>
+        <w:t>oasis_get</w:t>
+      </w:r>
+      <w:proofErr w:type="spellEnd"/>
+      <w:r>
+        <w:rPr>
+          <w:lang w:val="en-US"/>
+        </w:rPr>
+        <w:t xml:space="preserve"> or </w:t>
+      </w:r>
+      <w:proofErr w:type="spellStart"/>
+      <w:r>
+        <w:rPr>
+          <w:rFonts w:ascii="Courier" w:hAnsi="Courier" w:cs="Courier New"/>
+          <w:lang w:val="en-US"/>
+        </w:rPr>
+        <w:t>oasis_put</w:t>
+      </w:r>
+      <w:proofErr w:type="spellEnd"/>
+      <w:r>
+        <w:rPr>
+          <w:lang w:val="en-US"/>
+        </w:rPr>
+        <w:t xml:space="preserve"> call)</w:t>
+      </w:r>
+      <w:r>
+        <w:rPr>
+          <w:lang w:val="en-US"/>
+        </w:rPr>
+        <w:t xml:space="preserve">, </w:t>
+      </w:r>
+      <w:proofErr w:type="spellStart"/>
+      <w:r>
+        <w:rPr>
+          <w:rFonts w:ascii="Courier" w:hAnsi="Courier" w:cs="Courier New"/>
+          <w:lang w:val="en-US"/>
+        </w:rPr>
+        <w:t>tsid</w:t>
+      </w:r>
+      <w:proofErr w:type="spellEnd"/>
+      <w:r>
+        <w:rPr>
+          <w:rFonts w:ascii="Courier" w:hAnsi="Courier" w:cs="Courier New"/>
+          <w:lang w:val="en-US"/>
+        </w:rPr>
+        <w:t>(</w:t>
+      </w:r>
+      <w:proofErr w:type="spellStart"/>
+      <w:r>
+        <w:rPr>
+          <w:rFonts w:ascii="Courier" w:hAnsi="Courier" w:cs="Courier New"/>
+          <w:lang w:val="en-US"/>
+        </w:rPr>
+        <w:t>nx</w:t>
+      </w:r>
+      <w:proofErr w:type="spellEnd"/>
+      <w:r>
+        <w:rPr>
+          <w:rFonts w:ascii="Courier" w:hAnsi="Courier" w:cs="Courier New"/>
+          <w:lang w:val="en-US"/>
+        </w:rPr>
+        <w:t>)</w:t>
+      </w:r>
+      <w:r>
+        <w:rPr>
+          <w:rFonts w:ascii="Courier" w:hAnsi="Courier" w:cs="Courier New"/>
           <w:lang w:val="en-US"/>
         </w:rPr>
         <w:t>.</w:t>
       </w:r>
       <w:r>
         <w:rPr>
-          <w:rFonts w:ascii="Arial" w:hAnsi="Arial" w:cs="Arial"/>
           <w:lang w:val="en-US"/>
         </w:rPr>
         <w:t xml:space="preserve"> </w:t>
@@ -7440,25 +7526,7 @@
           <w:szCs w:val="22"/>
           <w:lang w:val="en-GB"/>
         </w:rPr>
-        <w:t>)</w:t>
-      </w:r>
-      <w:r>
-        <w:rPr>
-          <w:rFonts w:ascii="Courier" w:eastAsia="Times New Roman" w:hAnsi="Courier" w:cs="Times New Roman"/>
-          <w:sz w:val="22"/>
-          <w:szCs w:val="22"/>
-          <w:lang w:val="en-GB"/>
-        </w:rPr>
-        <w:t xml:space="preserve"> </w:t>
-      </w:r>
-      <w:r>
-        <w:rPr>
-          <w:rFonts w:ascii="Courier" w:eastAsia="Times New Roman" w:hAnsi="Courier" w:cs="Times New Roman"/>
-          <w:sz w:val="22"/>
-          <w:szCs w:val="22"/>
-          <w:lang w:val="en-GB"/>
-        </w:rPr>
-        <w:t>:</w:t>
+        <w:t>) :</w:t>
       </w:r>
       <w:proofErr w:type="gramEnd"/>
       <w:r>
@@ -8297,6 +8365,8 @@
       </w:r>
     </w:p>
     <w:sectPr>
+      <w:footerReference w:type="even" r:id="rId15"/>
+      <w:footerReference w:type="default" r:id="rId16"/>
       <w:pgSz w:w="11900" w:h="16840"/>
       <w:pgMar w:top="1417" w:right="1417" w:bottom="1417" w:left="1417" w:header="708" w:footer="708" w:gutter="0"/>
       <w:cols w:space="708"/>
@@ -8325,6 +8395,123 @@
 </w:endnotes>
 </file>
 
+<file path=word/footer1.xml><?xml version="1.0" encoding="utf-8"?>
+<w:ftr xmlns:wpc="http://schemas.microsoft.com/office/word/2010/wordprocessingCanvas" xmlns:cx="http://schemas.microsoft.com/office/drawing/2014/chartex" xmlns:cx1="http://schemas.microsoft.com/office/drawing/2015/9/8/chartex" xmlns:cx2="http://schemas.microsoft.com/office/drawing/2015/10/21/chartex" xmlns:cx3="http://schemas.microsoft.com/office/drawing/2016/5/9/chartex" xmlns:cx4="http://schemas.microsoft.com/office/drawing/2016/5/10/chartex" xmlns:cx5="http://schemas.microsoft.com/office/drawing/2016/5/11/chartex" xmlns:cx6="http://schemas.microsoft.com/office/drawing/2016/5/12/chartex" xmlns:cx7="http://schemas.microsoft.com/office/drawing/2016/5/13/chartex" xmlns:cx8="http://schemas.microsoft.com/office/drawing/2016/5/14/chartex" xmlns:mc="http://schemas.openxmlformats.org/markup-compatibility/2006" xmlns:aink="http://schemas.microsoft.com/office/drawing/2016/ink" xmlns:am3d="http://schemas.microsoft.com/office/drawing/2017/model3d" xmlns:o="urn:schemas-microsoft-com:office:office" xmlns:r="http://schemas.openxmlformats.org/officeDocument/2006/relationships" xmlns:m="http://schemas.openxmlformats.org/officeDocument/2006/math" xmlns:v="urn:schemas-microsoft-com:vml" xmlns:wp14="http://schemas.microsoft.com/office/word/2010/wordprocessingDrawing" xmlns:wp="http://schemas.openxmlformats.org/drawingml/2006/wordprocessingDrawing" xmlns:w10="urn:schemas-microsoft-com:office:word" xmlns:w="http://schemas.openxmlformats.org/wordprocessingml/2006/main" xmlns:w14="http://schemas.microsoft.com/office/word/2010/wordml" xmlns:w15="http://schemas.microsoft.com/office/word/2012/wordml" xmlns:w16cex="http://schemas.microsoft.com/office/word/2018/wordml/cex" xmlns:w16cid="http://schemas.microsoft.com/office/word/2016/wordml/cid" xmlns:w16="http://schemas.microsoft.com/office/word/2018/wordml" xmlns:w16sdtdh="http://schemas.microsoft.com/office/word/2020/wordml/sdtdatahash" xmlns:w16se="http://schemas.microsoft.com/office/word/2015/wordml/symex" xmlns:wpg="http://schemas.microsoft.com/office/word/2010/wordprocessingGroup" xmlns:wpi="http://schemas.microsoft.com/office/word/2010/wordprocessingInk" xmlns:wne="http://schemas.microsoft.com/office/word/2006/wordml" xmlns:wps="http://schemas.microsoft.com/office/word/2010/wordprocessingShape" mc:Ignorable="w14 w15 w16se w16cid w16 w16cex w16sdtdh wp14">
+  <w:sdt>
+    <w:sdtPr>
+      <w:rPr>
+        <w:rStyle w:val="PageNumber"/>
+      </w:rPr>
+      <w:id w:val="1693193573"/>
+      <w:docPartObj>
+        <w:docPartGallery w:val="Page Numbers (Bottom of Page)"/>
+        <w:docPartUnique/>
+      </w:docPartObj>
+    </w:sdtPr>
+    <w:sdtContent>
+      <w:p>
+        <w:pPr>
+          <w:pStyle w:val="Footer"/>
+          <w:framePr w:wrap="none" w:vAnchor="text" w:hAnchor="margin" w:xAlign="right" w:y="1"/>
+          <w:rPr>
+            <w:rStyle w:val="PageNumber"/>
+          </w:rPr>
+        </w:pPr>
+        <w:r>
+          <w:rPr>
+            <w:rStyle w:val="PageNumber"/>
+          </w:rPr>
+          <w:fldChar w:fldCharType="begin"/>
+        </w:r>
+        <w:r>
+          <w:rPr>
+            <w:rStyle w:val="PageNumber"/>
+          </w:rPr>
+          <w:instrText xml:space="preserve"> PAGE </w:instrText>
+        </w:r>
+        <w:r>
+          <w:rPr>
+            <w:rStyle w:val="PageNumber"/>
+          </w:rPr>
+          <w:fldChar w:fldCharType="end"/>
+        </w:r>
+      </w:p>
+    </w:sdtContent>
+  </w:sdt>
+  <w:p>
+    <w:pPr>
+      <w:pStyle w:val="Footer"/>
+      <w:ind w:right="360"/>
+    </w:pPr>
+  </w:p>
+</w:ftr>
+</file>
+
+<file path=word/footer2.xml><?xml version="1.0" encoding="utf-8"?>
+<w:ftr xmlns:wpc="http://schemas.microsoft.com/office/word/2010/wordprocessingCanvas" xmlns:cx="http://schemas.microsoft.com/office/drawing/2014/chartex" xmlns:cx1="http://schemas.microsoft.com/office/drawing/2015/9/8/chartex" xmlns:cx2="http://schemas.microsoft.com/office/drawing/2015/10/21/chartex" xmlns:cx3="http://schemas.microsoft.com/office/drawing/2016/5/9/chartex" xmlns:cx4="http://schemas.microsoft.com/office/drawing/2016/5/10/chartex" xmlns:cx5="http://schemas.microsoft.com/office/drawing/2016/5/11/chartex" xmlns:cx6="http://schemas.microsoft.com/office/drawing/2016/5/12/chartex" xmlns:cx7="http://schemas.microsoft.com/office/drawing/2016/5/13/chartex" xmlns:cx8="http://schemas.microsoft.com/office/drawing/2016/5/14/chartex" xmlns:mc="http://schemas.openxmlformats.org/markup-compatibility/2006" xmlns:aink="http://schemas.microsoft.com/office/drawing/2016/ink" xmlns:am3d="http://schemas.microsoft.com/office/drawing/2017/model3d" xmlns:o="urn:schemas-microsoft-com:office:office" xmlns:r="http://schemas.openxmlformats.org/officeDocument/2006/relationships" xmlns:m="http://schemas.openxmlformats.org/officeDocument/2006/math" xmlns:v="urn:schemas-microsoft-com:vml" xmlns:wp14="http://schemas.microsoft.com/office/word/2010/wordprocessingDrawing" xmlns:wp="http://schemas.openxmlformats.org/drawingml/2006/wordprocessingDrawing" xmlns:w10="urn:schemas-microsoft-com:office:word" xmlns:w="http://schemas.openxmlformats.org/wordprocessingml/2006/main" xmlns:w14="http://schemas.microsoft.com/office/word/2010/wordml" xmlns:w15="http://schemas.microsoft.com/office/word/2012/wordml" xmlns:w16cex="http://schemas.microsoft.com/office/word/2018/wordml/cex" xmlns:w16cid="http://schemas.microsoft.com/office/word/2016/wordml/cid" xmlns:w16="http://schemas.microsoft.com/office/word/2018/wordml" xmlns:w16sdtdh="http://schemas.microsoft.com/office/word/2020/wordml/sdtdatahash" xmlns:w16se="http://schemas.microsoft.com/office/word/2015/wordml/symex" xmlns:wpg="http://schemas.microsoft.com/office/word/2010/wordprocessingGroup" xmlns:wpi="http://schemas.microsoft.com/office/word/2010/wordprocessingInk" xmlns:wne="http://schemas.microsoft.com/office/word/2006/wordml" xmlns:wps="http://schemas.microsoft.com/office/word/2010/wordprocessingShape" mc:Ignorable="w14 w15 w16se w16cid w16 w16cex w16sdtdh wp14">
+  <w:sdt>
+    <w:sdtPr>
+      <w:rPr>
+        <w:rStyle w:val="PageNumber"/>
+      </w:rPr>
+      <w:id w:val="-1530021953"/>
+      <w:docPartObj>
+        <w:docPartGallery w:val="Page Numbers (Bottom of Page)"/>
+        <w:docPartUnique/>
+      </w:docPartObj>
+    </w:sdtPr>
+    <w:sdtContent>
+      <w:p>
+        <w:pPr>
+          <w:pStyle w:val="Footer"/>
+          <w:framePr w:wrap="none" w:vAnchor="text" w:hAnchor="margin" w:xAlign="right" w:y="1"/>
+          <w:rPr>
+            <w:rStyle w:val="PageNumber"/>
+          </w:rPr>
+        </w:pPr>
+        <w:r>
+          <w:rPr>
+            <w:rStyle w:val="PageNumber"/>
+          </w:rPr>
+          <w:fldChar w:fldCharType="begin"/>
+        </w:r>
+        <w:r>
+          <w:rPr>
+            <w:rStyle w:val="PageNumber"/>
+          </w:rPr>
+          <w:instrText xml:space="preserve"> PAGE </w:instrText>
+        </w:r>
+        <w:r>
+          <w:rPr>
+            <w:rStyle w:val="PageNumber"/>
+          </w:rPr>
+          <w:fldChar w:fldCharType="separate"/>
+        </w:r>
+        <w:r>
+          <w:rPr>
+            <w:rStyle w:val="PageNumber"/>
+            <w:noProof/>
+          </w:rPr>
+          <w:t>1</w:t>
+        </w:r>
+        <w:r>
+          <w:rPr>
+            <w:rStyle w:val="PageNumber"/>
+          </w:rPr>
+          <w:fldChar w:fldCharType="end"/>
+        </w:r>
+      </w:p>
+    </w:sdtContent>
+  </w:sdt>
+  <w:p>
+    <w:pPr>
+      <w:pStyle w:val="Footer"/>
+      <w:ind w:right="360"/>
+    </w:pPr>
+  </w:p>
+</w:ftr>
+</file>
+
 <file path=word/footnotes.xml><?xml version="1.0" encoding="utf-8"?>
 <w:footnotes xmlns:wpc="http://schemas.microsoft.com/office/word/2010/wordprocessingCanvas" xmlns:cx="http://schemas.microsoft.com/office/drawing/2014/chartex" xmlns:cx1="http://schemas.microsoft.com/office/drawing/2015/9/8/chartex" xmlns:cx2="http://schemas.microsoft.com/office/drawing/2015/10/21/chartex" xmlns:cx3="http://schemas.microsoft.com/office/drawing/2016/5/9/chartex" xmlns:cx4="http://schemas.microsoft.com/office/drawing/2016/5/10/chartex" xmlns:cx5="http://schemas.microsoft.com/office/drawing/2016/5/11/chartex" xmlns:cx6="http://schemas.microsoft.com/office/drawing/2016/5/12/chartex" xmlns:cx7="http://schemas.microsoft.com/office/drawing/2016/5/13/chartex" xmlns:cx8="http://schemas.microsoft.com/office/drawing/2016/5/14/chartex" xmlns:mc="http://schemas.openxmlformats.org/markup-compatibility/2006" xmlns:aink="http://schemas.microsoft.com/office/drawing/2016/ink" xmlns:am3d="http://schemas.microsoft.com/office/drawing/2017/model3d" xmlns:o="urn:schemas-microsoft-com:office:office" xmlns:r="http://schemas.openxmlformats.org/officeDocument/2006/relationships" xmlns:m="http://schemas.openxmlformats.org/officeDocument/2006/math" xmlns:v="urn:schemas-microsoft-com:vml" xmlns:wp14="http://schemas.microsoft.com/office/word/2010/wordprocessingDrawing" xmlns:wp="http://schemas.openxmlformats.org/drawingml/2006/wordprocessingDrawing" xmlns:w10="urn:schemas-microsoft-com:office:word" xmlns:w="http://schemas.openxmlformats.org/wordprocessingml/2006/main" xmlns:w14="http://schemas.microsoft.com/office/word/2010/wordml" xmlns:w15="http://schemas.microsoft.com/office/word/2012/wordml" xmlns:w16cex="http://schemas.microsoft.com/office/word/2018/wordml/cex" xmlns:w16cid="http://schemas.microsoft.com/office/word/2016/wordml/cid" xmlns:w16="http://schemas.microsoft.com/office/word/2018/wordml" xmlns:w16sdtdh="http://schemas.microsoft.com/office/word/2020/wordml/sdtdatahash" xmlns:w16se="http://schemas.microsoft.com/office/word/2015/wordml/symex" xmlns:wpg="http://schemas.microsoft.com/office/word/2010/wordprocessingGroup" xmlns:wpi="http://schemas.microsoft.com/office/word/2010/wordprocessingInk" xmlns:wne="http://schemas.microsoft.com/office/word/2006/wordml" xmlns:wps="http://schemas.microsoft.com/office/word/2010/wordprocessingShape" mc:Ignorable="w14 w15 w16se w16cid w16 w16cex w16sdtdh wp14">
   <w:footnote w:type="separator" w:id="-1">
@@ -8507,25 +8694,7 @@
           <w:szCs w:val="22"/>
           <w:lang w:val="en-US" w:eastAsia="en-GB"/>
         </w:rPr>
-        <w:t>T</w:t>
-      </w:r>
-      <w:r>
-        <w:rPr>
-          <w:rFonts w:ascii="Times New Roman" w:eastAsia="Times New Roman" w:hAnsi="Times New Roman" w:cs="Times New Roman"/>
-          <w:sz w:val="22"/>
-          <w:szCs w:val="22"/>
-          <w:lang w:val="en-US" w:eastAsia="en-GB"/>
-        </w:rPr>
-        <w:t>he first and the last coupling time steps</w:t>
-      </w:r>
-      <w:r>
-        <w:rPr>
-          <w:rFonts w:ascii="Times New Roman" w:eastAsia="Times New Roman" w:hAnsi="Times New Roman" w:cs="Times New Roman"/>
-          <w:sz w:val="22"/>
-          <w:szCs w:val="22"/>
-          <w:lang w:val="en-US" w:eastAsia="en-GB"/>
-        </w:rPr>
-        <w:t xml:space="preserve"> are excluded from the total loop time as these time steps often involve specific operations, like restart writing or reading; including them would distort the extrapolation of the time needed for longer simulations.</w:t>
+        <w:t>The first and the last coupling time steps are excluded from the total loop time as these time steps often involve specific operations, like restart writing or reading; including them would distort the extrapolation of the time needed for longer simulations.</w:t>
       </w:r>
       <w:r>
         <w:rPr>
@@ -13482,6 +13651,7 @@
   <w:style w:type="character" w:default="1" w:styleId="DefaultParagraphFont">
     <w:name w:val="Default Paragraph Font"/>
     <w:uiPriority w:val="1"/>
+    <w:semiHidden/>
     <w:unhideWhenUsed/>
   </w:style>
   <w:style w:type="table" w:default="1" w:styleId="TableNormal">
@@ -13811,6 +13981,35 @@
       <w:ind w:left="480"/>
     </w:pPr>
   </w:style>
+  <w:style w:type="paragraph" w:styleId="Footer">
+    <w:name w:val="footer"/>
+    <w:basedOn w:val="Normal"/>
+    <w:link w:val="FooterChar"/>
+    <w:uiPriority w:val="99"/>
+    <w:unhideWhenUsed/>
+    <w:rsid w:val="0090040B"/>
+    <w:pPr>
+      <w:tabs>
+        <w:tab w:val="center" w:pos="4513"/>
+        <w:tab w:val="right" w:pos="9026"/>
+      </w:tabs>
+    </w:pPr>
+  </w:style>
+  <w:style w:type="character" w:customStyle="1" w:styleId="FooterChar">
+    <w:name w:val="Footer Char"/>
+    <w:basedOn w:val="DefaultParagraphFont"/>
+    <w:link w:val="Footer"/>
+    <w:uiPriority w:val="99"/>
+    <w:rsid w:val="0090040B"/>
+  </w:style>
+  <w:style w:type="character" w:styleId="PageNumber">
+    <w:name w:val="page number"/>
+    <w:basedOn w:val="DefaultParagraphFont"/>
+    <w:uiPriority w:val="99"/>
+    <w:semiHidden/>
+    <w:unhideWhenUsed/>
+    <w:rsid w:val="0090040B"/>
+  </w:style>
 </w:styles>
 </file>
 

--- a/util/load_balancing/balancing_documentation.docx
+++ b/util/load_balancing/balancing_documentation.docx
@@ -256,15 +256,7 @@
             <w:rFonts w:ascii="Times New Roman" w:eastAsia="Times New Roman" w:hAnsi="Times New Roman"/>
             <w:lang w:val="en-US" w:eastAsia="en-GB"/>
           </w:rPr>
-          <w:t xml:space="preserve">Full timeline of all OASIS3-MCT related </w:t>
-        </w:r>
-        <w:r>
-          <w:rPr>
-            <w:rStyle w:val="IndexLink"/>
-            <w:rFonts w:ascii="Times New Roman" w:eastAsia="Times New Roman" w:hAnsi="Times New Roman"/>
-            <w:lang w:val="en-US" w:eastAsia="en-GB"/>
-          </w:rPr>
-          <w:t>events</w:t>
+          <w:t>Full timeline of all OASIS3-MCT related events</w:t>
         </w:r>
         <w:r>
           <w:rPr>
@@ -499,25 +491,7 @@
         <w:rPr>
           <w:lang w:val="en-US" w:eastAsia="en-GB"/>
         </w:rPr>
-        <w:t>In Coupled General Circulation Models (CGCMs), computations are often performed concurrently in separated executables implementing the different coupled model components. Their respective computing rates in terms of Simulated Year Per Day (SY</w:t>
-      </w:r>
-      <w:r>
-        <w:rPr>
-          <w:lang w:val="en-US" w:eastAsia="en-GB"/>
-        </w:rPr>
-        <w:t>PD) is a function of their MPI parallelism and the CGCM cannot be load balanced without setting respective appropriate MPI domain decompositions, which is unlikely to happen without a comprehensive work. An analysis of CMIP5 model simulation (Balaji et al.</w:t>
-      </w:r>
-      <w:r>
-        <w:rPr>
-          <w:lang w:val="en-US" w:eastAsia="en-GB"/>
-        </w:rPr>
-        <w:t>, 2017) shows that up to 62% of the allocated resources can be wasted because of this imbalance. Even though this problem has several origins, such as the apparent resource abundance or practical difficulties. we think that, in the perspective of the reduc</w:t>
-      </w:r>
-      <w:r>
-        <w:rPr>
-          <w:lang w:val="en-US" w:eastAsia="en-GB"/>
-        </w:rPr>
-        <w:t>tion of the carbon footprint of our activities, the issue of load balancing our coupled configuration is well worth some efforts.</w:t>
+        <w:t>In Coupled General Circulation Models (CGCMs), computations are often performed concurrently in separated executables implementing the different coupled model components. Their respective computing rates in terms of Simulated Year Per Day (SYPD) is a function of their MPI parallelism and the CGCM cannot be load balanced without setting respective appropriate MPI domain decompositions, which is unlikely to happen without a comprehensive work. An analysis of CMIP5 model simulation (Balaji et al., 2017) shows that up to 62% of the allocated resources can be wasted because of this imbalance. Even though this problem has several origins, such as the apparent resource abundance or practical difficulties. we think that, in the perspective of the reduction of the carbon footprint of our activities, the issue of load balancing our coupled configuration is well worth some efforts.</w:t>
       </w:r>
     </w:p>
     <w:p>
@@ -532,13 +506,7 @@
         <w:rPr>
           <w:lang w:val="en-US" w:eastAsia="en-GB"/>
         </w:rPr>
-        <w:t>Any proposed solution should be simple and portable enough to fit the community requirements and should be available in the co</w:t>
-      </w:r>
-      <w:r>
-        <w:rPr>
-          <w:lang w:val="en-US" w:eastAsia="en-GB"/>
-        </w:rPr>
-        <w:t>upler itself. A new version of the OASIS3-MCT load balancing analysis tool is available since OASIS3-MCT_5.0 release (</w:t>
+        <w:t>Any proposed solution should be simple and portable enough to fit the community requirements and should be available in the coupler itself. A new version of the OASIS3-MCT load balancing analysis tool is available since OASIS3-MCT_5.0 release (</w:t>
       </w:r>
       <w:proofErr w:type="spellStart"/>
       <w:r>
@@ -559,13 +527,7 @@
           <w:lang w:val="en-US" w:eastAsia="en-GB"/>
         </w:rPr>
         <w:lastRenderedPageBreak/>
-        <w:t>events for each of the allocated r</w:t>
-      </w:r>
-      <w:r>
-        <w:rPr>
-          <w:lang w:val="en-US" w:eastAsia="en-GB"/>
-        </w:rPr>
-        <w:t xml:space="preserve">esources in a </w:t>
+        <w:t xml:space="preserve">events for each of the allocated resources in a </w:t>
       </w:r>
       <w:proofErr w:type="spellStart"/>
       <w:r>
@@ -621,13 +583,7 @@
         <w:rPr>
           <w:lang w:val="en-US" w:eastAsia="en-GB"/>
         </w:rPr>
-        <w:t>, 2021). More general computing information (simu</w:t>
-      </w:r>
-      <w:r>
-        <w:rPr>
-          <w:lang w:val="en-US" w:eastAsia="en-GB"/>
-        </w:rPr>
-        <w:t>lation time, speed, waiting time, etc.) is also provided for the coupled model and for each component in a text file.</w:t>
+        <w:t>, 2021). More general computing information (simulation time, speed, waiting time, etc.) is also provided for the coupled model and for each component in a text file.</w:t>
       </w:r>
     </w:p>
     <w:p>
@@ -691,15 +647,7 @@
           <w:iCs/>
           <w:lang w:val="en-GB"/>
         </w:rPr>
-        <w:t>na</w:t>
-      </w:r>
-      <w:r>
-        <w:rPr>
-          <w:i/>
-          <w:iCs/>
-          <w:lang w:val="en-GB"/>
-        </w:rPr>
-        <w:t>mcouple</w:t>
+        <w:t>namcouple</w:t>
       </w:r>
       <w:proofErr w:type="spellEnd"/>
       <w:r>
@@ -783,14 +731,7 @@
           <w:rFonts w:ascii="Courier" w:hAnsi="Courier" w:cs="Calibri"/>
           <w:lang w:val="en-GB"/>
         </w:rPr>
-        <w:t>timeline_XXXX_componen</w:t>
-      </w:r>
-      <w:r>
-        <w:rPr>
-          <w:rFonts w:ascii="Courier" w:hAnsi="Courier" w:cs="Calibri"/>
-          <w:lang w:val="en-GB"/>
-        </w:rPr>
-        <w:t>t.nc</w:t>
+        <w:t>timeline_XXXX_component.nc</w:t>
       </w:r>
       <w:r>
         <w:rPr>
@@ -1227,13 +1168,7 @@
         <w:rPr>
           <w:lang w:val="en-GB"/>
         </w:rPr>
-        <w:t>. The 3.7.9 version was tested successfully o</w:t>
-      </w:r>
-      <w:r>
-        <w:rPr>
-          <w:lang w:val="en-GB"/>
-        </w:rPr>
-        <w:t xml:space="preserve">n a legacy Intel </w:t>
+        <w:t xml:space="preserve">. The 3.7.9 version was tested successfully on a legacy Intel </w:t>
       </w:r>
       <w:proofErr w:type="spellStart"/>
       <w:r>
@@ -1292,13 +1227,7 @@
         <w:rPr>
           <w:lang w:val="en-GB"/>
         </w:rPr>
-        <w:t xml:space="preserve">with general computing information (simulation time, speed, waiting time, etc.) for the coupled </w:t>
-      </w:r>
-      <w:r>
-        <w:rPr>
-          <w:lang w:val="en-GB"/>
-        </w:rPr>
-        <w:t>model and for each component (see section 4).</w:t>
+        <w:t>with general computing information (simulation time, speed, waiting time, etc.) for the coupled model and for each component (see section 4).</w:t>
       </w:r>
       <w:r>
         <w:rPr>
@@ -1378,13 +1307,7 @@
         <w:rPr>
           <w:lang w:val="en-US"/>
         </w:rPr>
-        <w:t xml:space="preserve"> a temporal sequence of events occurring during a coupled simulation. The analysis of th</w:t>
-      </w:r>
-      <w:r>
-        <w:rPr>
-          <w:lang w:val="en-US"/>
-        </w:rPr>
-        <w:t xml:space="preserve">e timelines, stored in </w:t>
+        <w:t xml:space="preserve"> a temporal sequence of events occurring during a coupled simulation. The analysis of the timelines, stored in </w:t>
       </w:r>
       <w:proofErr w:type="spellStart"/>
       <w:r>
@@ -1405,13 +1328,7 @@
           <w:lang w:val="en-US"/>
         </w:rPr>
         <w:lastRenderedPageBreak/>
-        <w:t>allows to not only identify the waste of resources by components recurrently waiting for their coupling fields but it may also reveal other bottlenecks such as disk access or model internal load imbalance. The full pict</w:t>
-      </w:r>
-      <w:r>
-        <w:rPr>
-          <w:lang w:val="en-US"/>
-        </w:rPr>
-        <w:t>ure of these events makes possible an optimal load balancing, even for the most complex configurations.</w:t>
+        <w:t>allows to not only identify the waste of resources by components recurrently waiting for their coupling fields but it may also reveal other bottlenecks such as disk access or model internal load imbalance. The full picture of these events makes possible an optimal load balancing, even for the most complex configurations.</w:t>
       </w:r>
     </w:p>
     <w:p>
@@ -1459,13 +1376,7 @@
         <w:rPr>
           <w:lang w:val="en-US"/>
         </w:rPr>
-        <w:t>Ne</w:t>
-      </w:r>
-      <w:r>
-        <w:rPr>
-          <w:lang w:val="en-US"/>
-        </w:rPr>
-        <w:t>tCDF</w:t>
+        <w:t>NetCDF</w:t>
       </w:r>
       <w:proofErr w:type="spellEnd"/>
       <w:r>
@@ -1635,10 +1546,7 @@
         <w:spacing w:after="0"/>
       </w:pPr>
       <w:r>
-        <w:t>re</w:t>
-      </w:r>
-      <w:r>
-        <w:t>ceiving (</w:t>
+        <w:t>receiving (</w:t>
       </w:r>
       <w:r>
         <w:rPr>
@@ -2101,14 +2009,7 @@
           <w:rFonts w:ascii="Courier" w:hAnsi="Courier" w:cs="Courier New"/>
           <w:lang w:val="en-US"/>
         </w:rPr>
-        <w:t>ki</w:t>
-      </w:r>
-      <w:r>
-        <w:rPr>
-          <w:rFonts w:ascii="Courier" w:hAnsi="Courier" w:cs="Courier New"/>
-          <w:lang w:val="en-US"/>
-        </w:rPr>
-        <w:t>nd(</w:t>
+        <w:t>kind(</w:t>
       </w:r>
       <w:proofErr w:type="spellStart"/>
       <w:r>
@@ -2564,13 +2465,7 @@
         <w:rPr>
           <w:lang w:val="en-US"/>
         </w:rPr>
-        <w:t>Figure 1 - Examp</w:t>
-      </w:r>
-      <w:r>
-        <w:rPr>
-          <w:lang w:val="en-US"/>
-        </w:rPr>
-        <w:t xml:space="preserve">le of a </w:t>
+        <w:t xml:space="preserve">Figure 1 - Example of a </w:t>
       </w:r>
       <w:r>
         <w:rPr>
@@ -2815,14 +2710,7 @@
           <w:rFonts w:ascii="Times New Roman" w:eastAsia="Times New Roman" w:hAnsi="Times New Roman"/>
           <w:lang w:val="en-US" w:eastAsia="en-GB"/>
         </w:rPr>
-        <w:t>Up to three graphics can be displayed in the sam</w:t>
-      </w:r>
-      <w:r>
-        <w:rPr>
-          <w:rFonts w:ascii="Times New Roman" w:eastAsia="Times New Roman" w:hAnsi="Times New Roman"/>
-          <w:lang w:val="en-US" w:eastAsia="en-GB"/>
-        </w:rPr>
-        <w:t xml:space="preserve">e plot depending on the value of </w:t>
+        <w:t xml:space="preserve">Up to three graphics can be displayed in the same plot depending on the value of </w:t>
       </w:r>
       <w:r>
         <w:rPr>
@@ -2878,14 +2766,7 @@
           <w:rFonts w:ascii="Times New Roman" w:eastAsia="Times New Roman" w:hAnsi="Times New Roman"/>
           <w:lang w:val="en-US" w:eastAsia="en-GB"/>
         </w:rPr>
-        <w:t>set</w:t>
-      </w:r>
-      <w:r>
-        <w:rPr>
-          <w:rFonts w:ascii="Times New Roman" w:eastAsia="Times New Roman" w:hAnsi="Times New Roman"/>
-          <w:lang w:val="en-US" w:eastAsia="en-GB"/>
-        </w:rPr>
-        <w:t xml:space="preserve"> to </w:t>
+        <w:t xml:space="preserve">set to </w:t>
       </w:r>
       <w:r>
         <w:rPr>
@@ -3029,14 +2910,7 @@
           <w:rFonts w:ascii="Times New Roman" w:eastAsia="Times New Roman" w:hAnsi="Times New Roman"/>
           <w:lang w:val="en-US" w:eastAsia="en-GB"/>
         </w:rPr>
-        <w:t xml:space="preserve"> ) of the full timeline can be defined. If both fractions and time bounds are prescribed, only fractions are taken into accou</w:t>
-      </w:r>
-      <w:r>
-        <w:rPr>
-          <w:rFonts w:ascii="Times New Roman" w:eastAsia="Times New Roman" w:hAnsi="Times New Roman"/>
-          <w:lang w:val="en-US" w:eastAsia="en-GB"/>
-        </w:rPr>
-        <w:t>nt.</w:t>
+        <w:t xml:space="preserve"> ) of the full timeline can be defined. If both fractions and time bounds are prescribed, only fractions are taken into account.</w:t>
       </w:r>
     </w:p>
     <w:p>
@@ -3119,37 +2993,23 @@
           <w:rFonts w:ascii="Times New Roman" w:eastAsia="Times New Roman" w:hAnsi="Times New Roman"/>
           <w:lang w:val="en-GB" w:eastAsia="en-GB"/>
         </w:rPr>
-        <w:t xml:space="preserve"> sub-object must be set to the name of the output file; extension in the na</w:t>
-      </w:r>
+        <w:t xml:space="preserve"> sub-object must be set to the name of the output file; extension in the name defines the file format. Joint visualisation on the screen and saving in file is possible. As an option, boundaries of the event rectangles can be plotted; this option (</w:t>
+      </w:r>
+      <w:proofErr w:type="spellStart"/>
+      <w:r>
+        <w:rPr>
+          <w:rFonts w:ascii="Courier" w:eastAsia="Times New Roman" w:hAnsi="Courier" w:cs="Courier New"/>
+          <w:lang w:val="en-US" w:eastAsia="en-GB"/>
+        </w:rPr>
+        <w:t>EventsBounds</w:t>
+      </w:r>
+      <w:proofErr w:type="spellEnd"/>
       <w:r>
         <w:rPr>
           <w:rFonts w:ascii="Times New Roman" w:eastAsia="Times New Roman" w:hAnsi="Times New Roman"/>
           <w:lang w:val="en-GB" w:eastAsia="en-GB"/>
         </w:rPr>
-        <w:t>me defines the file format. Joint visualisation on the screen and saving in file is possible. As an option, boundaries of the event rectangles can be plotted; this option (</w:t>
-      </w:r>
-      <w:proofErr w:type="spellStart"/>
-      <w:r>
-        <w:rPr>
-          <w:rFonts w:ascii="Courier" w:eastAsia="Times New Roman" w:hAnsi="Courier" w:cs="Courier New"/>
-          <w:lang w:val="en-US" w:eastAsia="en-GB"/>
-        </w:rPr>
-        <w:t>EventsBounds</w:t>
-      </w:r>
-      <w:proofErr w:type="spellEnd"/>
-      <w:r>
-        <w:rPr>
-          <w:rFonts w:ascii="Times New Roman" w:eastAsia="Times New Roman" w:hAnsi="Times New Roman"/>
-          <w:lang w:val="en-GB" w:eastAsia="en-GB"/>
-        </w:rPr>
-        <w:t xml:space="preserve"> sub-object) can clarify the event sequence when several events with sam</w:t>
-      </w:r>
-      <w:r>
-        <w:rPr>
-          <w:rFonts w:ascii="Times New Roman" w:eastAsia="Times New Roman" w:hAnsi="Times New Roman"/>
-          <w:lang w:val="en-GB" w:eastAsia="en-GB"/>
-        </w:rPr>
-        <w:t xml:space="preserve">e </w:t>
+        <w:t xml:space="preserve"> sub-object) can clarify the event sequence when several events with same </w:t>
       </w:r>
       <w:r>
         <w:rPr>
@@ -3237,14 +3097,7 @@
           <w:rFonts w:ascii="Times New Roman" w:eastAsia="Times New Roman" w:hAnsi="Times New Roman"/>
           <w:lang w:val="en-US" w:eastAsia="en-GB"/>
         </w:rPr>
-        <w:t>Coupling fields are identified in OASIS3-MCT by numerical or alphanumerical IDs. For a non-ambiguous naming, it is required to ex</w:t>
-      </w:r>
-      <w:r>
-        <w:rPr>
-          <w:rFonts w:ascii="Times New Roman" w:eastAsia="Times New Roman" w:hAnsi="Times New Roman"/>
-          <w:lang w:val="en-US" w:eastAsia="en-GB"/>
-        </w:rPr>
-        <w:t xml:space="preserve">plicitly provide a name for each coupling field in this object. Fields must be named following the </w:t>
+        <w:t xml:space="preserve">Coupling fields are identified in OASIS3-MCT by numerical or alphanumerical IDs. For a non-ambiguous naming, it is required to explicitly provide a name for each coupling field in this object. Fields must be named following the </w:t>
       </w:r>
       <w:proofErr w:type="spellStart"/>
       <w:r>
@@ -3419,13 +3272,7 @@
         <w:rPr>
           <w:lang w:val="en-GB"/>
         </w:rPr>
-        <w:t>command at the end of the script opens an interactive window. An example of timeline visualisation with this</w:t>
-      </w:r>
-      <w:r>
-        <w:rPr>
-          <w:lang w:val="en-GB"/>
-        </w:rPr>
-        <w:t xml:space="preserve"> GUI is shown in Figure 3. </w:t>
+        <w:t xml:space="preserve">command at the end of the script opens an interactive window. An example of timeline visualisation with this GUI is shown in Figure 3. </w:t>
       </w:r>
     </w:p>
     <w:p>
@@ -3530,13 +3377,7 @@
         <w:rPr>
           <w:lang w:val="en-US"/>
         </w:rPr>
-        <w:t xml:space="preserve">). The coupling field implied in the event is plotted in the </w:t>
-      </w:r>
-      <w:r>
-        <w:rPr>
-          <w:lang w:val="en-US"/>
-        </w:rPr>
-        <w:t>middle graph (</w:t>
+        <w:t>). The coupling field implied in the event is plotted in the middle graph (</w:t>
       </w:r>
       <w:r>
         <w:rPr>
@@ -3562,13 +3403,7 @@
         <w:rPr>
           <w:lang w:val="en-US"/>
         </w:rPr>
-        <w:t>).</w:t>
-      </w:r>
-      <w:r>
-        <w:rPr>
-          <w:lang w:val="en-US"/>
-        </w:rPr>
-        <w:t xml:space="preserve"> </w:t>
+        <w:t xml:space="preserve">). </w:t>
       </w:r>
       <w:r>
         <w:rPr>
@@ -3596,19 +3431,7 @@
         <w:rPr>
           <w:lang w:val="en-GB"/>
         </w:rPr>
-        <w:t>The belonging of resources to each component is delimited b</w:t>
-      </w:r>
-      <w:r>
-        <w:rPr>
-          <w:lang w:val="en-GB"/>
-        </w:rPr>
-        <w:t>y dashed black lines. Zooms and movements in plots are possible via push buttons. The zoomed figure can be saved into graphical format files. The mouse cursor is configured to display its position (time/resource number) and the name associated to the desig</w:t>
-      </w:r>
-      <w:r>
-        <w:rPr>
-          <w:lang w:val="en-GB"/>
-        </w:rPr>
-        <w:t>nated rectangle (</w:t>
+        <w:t>The belonging of resources to each component is delimited by dashed black lines. Zooms and movements in plots are possible via push buttons. The zoomed figure can be saved into graphical format files. The mouse cursor is configured to display its position (time/resource number) and the name associated to the designated rectangle (</w:t>
       </w:r>
       <w:r>
         <w:rPr>
@@ -3645,14 +3468,7 @@
           <w:rFonts w:ascii="Times New Roman" w:eastAsia="Times New Roman" w:hAnsi="Times New Roman"/>
           <w:lang w:val="en-US" w:eastAsia="en-GB"/>
         </w:rPr>
-        <w:t>G</w:t>
-      </w:r>
-      <w:r>
-        <w:rPr>
-          <w:rFonts w:ascii="Times New Roman" w:eastAsia="Times New Roman" w:hAnsi="Times New Roman"/>
-          <w:lang w:val="en-US" w:eastAsia="en-GB"/>
-        </w:rPr>
-        <w:t>eneral computing information in text file</w:t>
+        <w:t>General computing information in text file</w:t>
       </w:r>
     </w:p>
     <w:p>
@@ -3694,13 +3510,7 @@
         <w:rPr>
           <w:lang w:val="en-GB"/>
         </w:rPr>
-        <w:t>with general computing information (simulation time, speed, waiting time, etc.) for the coupled model and for each component. An example of this file is illustrated at Figure 4. In simple cases, this global information can help to allocate resources in a b</w:t>
-      </w:r>
-      <w:r>
-        <w:rPr>
-          <w:lang w:val="en-GB"/>
-        </w:rPr>
-        <w:t>alanced way.</w:t>
+        <w:t>with general computing information (simulation time, speed, waiting time, etc.) for the coupled model and for each component. An example of this file is illustrated at Figure 4. In simple cases, this global information can help to allocate resources in a balanced way.</w:t>
       </w:r>
     </w:p>
     <w:p>
@@ -3774,13 +3584,7 @@
         <w:rPr>
           <w:lang w:val="en-US"/>
         </w:rPr>
-        <w:t>Figure 4 - Example of a</w:t>
-      </w:r>
-      <w:r>
-        <w:rPr>
-          <w:lang w:val="en-US"/>
-        </w:rPr>
-        <w:t xml:space="preserve"> </w:t>
+        <w:t xml:space="preserve">Figure 4 - Example of a </w:t>
       </w:r>
       <w:r>
         <w:rPr>
@@ -3824,13 +3628,7 @@
         <w:rPr>
           <w:lang w:val="en-GB"/>
         </w:rPr>
-        <w:t>The definition of the</w:t>
-      </w:r>
-      <w:r>
-        <w:rPr>
-          <w:lang w:val="en-GB"/>
-        </w:rPr>
-        <w:t xml:space="preserve"> numbers delivered by this analysis are the following: </w:t>
+        <w:t xml:space="preserve">The definition of the numbers delivered by this analysis are the following: </w:t>
       </w:r>
     </w:p>
     <w:p>
@@ -3850,14 +3648,7 @@
           <w:rFonts w:ascii="Times New Roman" w:eastAsia="Times New Roman" w:hAnsi="Times New Roman"/>
           <w:lang w:val="en-GB"/>
         </w:rPr>
-        <w:t>the total time of the simulation, from the beginning of the first pro</w:t>
-      </w:r>
-      <w:r>
-        <w:rPr>
-          <w:rFonts w:ascii="Times New Roman" w:eastAsia="Times New Roman" w:hAnsi="Times New Roman"/>
-          <w:lang w:val="en-GB"/>
-        </w:rPr>
-        <w:t>cess calling</w:t>
+        <w:t>the total time of the simulation, from the beginning of the first process calling</w:t>
       </w:r>
       <w:r>
         <w:rPr>
@@ -4177,7 +3968,21 @@
           <w:szCs w:val="22"/>
           <w:lang w:val="en-GB"/>
         </w:rPr>
-        <w:t xml:space="preserve">Load balance </w:t>
+        <w:t>Load balance analysis</w:t>
+      </w:r>
+      <w:r>
+        <w:rPr>
+          <w:rFonts w:ascii="PetitaMedium" w:eastAsia="Times New Roman" w:hAnsi="PetitaMedium"/>
+          <w:lang w:val="en-US" w:eastAsia="en-GB"/>
+        </w:rPr>
+        <w:t xml:space="preserve">”, </w:t>
+      </w:r>
+      <w:r>
+        <w:rPr>
+          <w:rFonts w:ascii="Times New Roman" w:eastAsia="Times New Roman" w:hAnsi="Times New Roman"/>
+          <w:lang w:val="en-GB"/>
+        </w:rPr>
+        <w:t>this file provides for each component the computing time and the waiting time (e.g. “</w:t>
       </w:r>
       <w:r>
         <w:rPr>
@@ -4187,22 +3992,9 @@
           <w:szCs w:val="22"/>
           <w:lang w:val="en-GB"/>
         </w:rPr>
-        <w:t>analysis</w:t>
-      </w:r>
-      <w:r>
-        <w:rPr>
-          <w:rFonts w:ascii="PetitaMedium" w:eastAsia="Times New Roman" w:hAnsi="PetitaMedium"/>
-          <w:lang w:val="en-US" w:eastAsia="en-GB"/>
-        </w:rPr>
-        <w:t xml:space="preserve">”, </w:t>
-      </w:r>
-      <w:r>
-        <w:rPr>
-          <w:rFonts w:ascii="Times New Roman" w:eastAsia="Times New Roman" w:hAnsi="Times New Roman"/>
-          <w:lang w:val="en-GB"/>
-        </w:rPr>
-        <w:t>this file provides for each component the computing time and the waiting time (e.g. “</w:t>
-      </w:r>
+        <w:t xml:space="preserve">ocean / 7.625 / </w:t>
+      </w:r>
+      <w:proofErr w:type="gramStart"/>
       <w:r>
         <w:rPr>
           <w:rFonts w:ascii="Courier" w:hAnsi="Courier" w:cs="Menlo"/>
@@ -4211,9 +4003,108 @@
           <w:szCs w:val="22"/>
           <w:lang w:val="en-GB"/>
         </w:rPr>
-        <w:t xml:space="preserve">ocean / 7.625 / </w:t>
-      </w:r>
-      <w:proofErr w:type="gramStart"/>
+        <w:t>1.818</w:t>
+      </w:r>
+      <w:r>
+        <w:rPr>
+          <w:rFonts w:ascii="PetitaMedium" w:eastAsia="Times New Roman" w:hAnsi="PetitaMedium"/>
+          <w:lang w:val="en-US" w:eastAsia="en-GB"/>
+        </w:rPr>
+        <w:t xml:space="preserve"> </w:t>
+      </w:r>
+      <w:r>
+        <w:rPr>
+          <w:rFonts w:ascii="Times New Roman" w:eastAsia="Times New Roman" w:hAnsi="Times New Roman"/>
+          <w:lang w:val="en-US" w:eastAsia="en-GB"/>
+        </w:rPr>
+        <w:t>”</w:t>
+      </w:r>
+      <w:proofErr w:type="gramEnd"/>
+      <w:r>
+        <w:rPr>
+          <w:rFonts w:ascii="Times New Roman" w:eastAsia="Times New Roman" w:hAnsi="Times New Roman"/>
+          <w:lang w:val="en-US" w:eastAsia="en-GB"/>
+        </w:rPr>
+        <w:t xml:space="preserve">). </w:t>
+      </w:r>
+      <w:r>
+        <w:rPr>
+          <w:rFonts w:ascii="Times New Roman" w:eastAsia="Times New Roman" w:hAnsi="Times New Roman"/>
+          <w:lang w:val="en-GB"/>
+        </w:rPr>
+        <w:t>T</w:t>
+      </w:r>
+      <w:r>
+        <w:rPr>
+          <w:rFonts w:ascii="Times New Roman" w:eastAsia="Times New Roman" w:hAnsi="Times New Roman"/>
+          <w:lang w:val="en-GB"/>
+        </w:rPr>
+        <w:t>he waiting time in seconds is the time spent while receiving and sending</w:t>
+      </w:r>
+      <w:r>
+        <w:rPr>
+          <w:rStyle w:val="FootnoteAnchor"/>
+          <w:rFonts w:ascii="Times New Roman" w:eastAsia="Times New Roman" w:hAnsi="Times New Roman"/>
+          <w:lang w:val="en-GB"/>
+        </w:rPr>
+        <w:footnoteReference w:id="2"/>
+      </w:r>
+      <w:r>
+        <w:rPr>
+          <w:rFonts w:ascii="Times New Roman" w:eastAsia="Times New Roman" w:hAnsi="Times New Roman" w:cs="Times New Roman (Body CS)"/>
+          <w:sz w:val="22"/>
+          <w:szCs w:val="23"/>
+          <w:vertAlign w:val="superscript"/>
+          <w:lang w:val="en-GB"/>
+        </w:rPr>
+        <w:t xml:space="preserve"> </w:t>
+      </w:r>
+      <w:r>
+        <w:rPr>
+          <w:rFonts w:ascii="Times New Roman" w:eastAsia="Times New Roman" w:hAnsi="Times New Roman"/>
+          <w:lang w:val="en-GB"/>
+        </w:rPr>
+        <w:t xml:space="preserve">coupling fields.  The computing time is defined as the difference between the total loop time and the waiting time, where the total </w:t>
+      </w:r>
+      <w:r>
+        <w:rPr>
+          <w:rFonts w:ascii="Times New Roman" w:eastAsia="Times New Roman" w:hAnsi="Times New Roman"/>
+          <w:lang w:val="en-GB"/>
+        </w:rPr>
+        <w:lastRenderedPageBreak/>
+        <w:t>loop time is not the total time but the time spent in the coupling time loop only, excluding the first and the last coupling time steps</w:t>
+      </w:r>
+      <w:r>
+        <w:rPr>
+          <w:rStyle w:val="FootnoteAnchor"/>
+          <w:rFonts w:ascii="Times New Roman" w:eastAsia="Times New Roman" w:hAnsi="Times New Roman"/>
+          <w:lang w:val="en-GB"/>
+        </w:rPr>
+        <w:footnoteReference w:id="3"/>
+      </w:r>
+      <w:r>
+        <w:rPr>
+          <w:rFonts w:ascii="Times New Roman" w:eastAsia="Times New Roman" w:hAnsi="Times New Roman"/>
+          <w:lang w:val="en-GB"/>
+        </w:rPr>
+        <w:t xml:space="preserve">. </w:t>
+      </w:r>
+    </w:p>
+    <w:p>
+      <w:pPr>
+        <w:spacing w:before="240"/>
+        <w:rPr>
+          <w:rFonts w:ascii="Times New Roman" w:eastAsia="Times New Roman" w:hAnsi="Times New Roman"/>
+          <w:lang w:val="en-GB"/>
+        </w:rPr>
+      </w:pPr>
+      <w:r>
+        <w:rPr>
+          <w:rFonts w:ascii="Times New Roman" w:eastAsia="Times New Roman" w:hAnsi="Times New Roman"/>
+          <w:lang w:val="en-GB"/>
+        </w:rPr>
+        <w:t>Additional information is provided for each component under the line “</w:t>
+      </w:r>
       <w:r>
         <w:rPr>
           <w:rFonts w:ascii="Courier" w:hAnsi="Courier" w:cs="Menlo"/>
@@ -4222,130 +4113,6 @@
           <w:szCs w:val="22"/>
           <w:lang w:val="en-GB"/>
         </w:rPr>
-        <w:t>1.818</w:t>
-      </w:r>
-      <w:r>
-        <w:rPr>
-          <w:rFonts w:ascii="PetitaMedium" w:eastAsia="Times New Roman" w:hAnsi="PetitaMedium"/>
-          <w:lang w:val="en-US" w:eastAsia="en-GB"/>
-        </w:rPr>
-        <w:t xml:space="preserve"> </w:t>
-      </w:r>
-      <w:r>
-        <w:rPr>
-          <w:rFonts w:ascii="Times New Roman" w:eastAsia="Times New Roman" w:hAnsi="Times New Roman"/>
-          <w:lang w:val="en-US" w:eastAsia="en-GB"/>
-        </w:rPr>
-        <w:t>”</w:t>
-      </w:r>
-      <w:proofErr w:type="gramEnd"/>
-      <w:r>
-        <w:rPr>
-          <w:rFonts w:ascii="Times New Roman" w:eastAsia="Times New Roman" w:hAnsi="Times New Roman"/>
-          <w:lang w:val="en-US" w:eastAsia="en-GB"/>
-        </w:rPr>
-        <w:t xml:space="preserve">). </w:t>
-      </w:r>
-      <w:r>
-        <w:rPr>
-          <w:rFonts w:ascii="Times New Roman" w:eastAsia="Times New Roman" w:hAnsi="Times New Roman"/>
-          <w:lang w:val="en-GB"/>
-        </w:rPr>
-        <w:t>T</w:t>
-      </w:r>
-      <w:r>
-        <w:rPr>
-          <w:rFonts w:ascii="Times New Roman" w:eastAsia="Times New Roman" w:hAnsi="Times New Roman"/>
-          <w:lang w:val="en-GB"/>
-        </w:rPr>
-        <w:t>he waiting time in seconds is the time spent while receiving and sending</w:t>
-      </w:r>
-      <w:r>
-        <w:rPr>
-          <w:rStyle w:val="FootnoteAnchor"/>
-          <w:rFonts w:ascii="Times New Roman" w:eastAsia="Times New Roman" w:hAnsi="Times New Roman"/>
-          <w:lang w:val="en-GB"/>
-        </w:rPr>
-        <w:footnoteReference w:id="2"/>
-      </w:r>
-      <w:r>
-        <w:rPr>
-          <w:rFonts w:ascii="Times New Roman" w:eastAsia="Times New Roman" w:hAnsi="Times New Roman" w:cs="Times New Roman (Body CS)"/>
-          <w:sz w:val="22"/>
-          <w:szCs w:val="23"/>
-          <w:vertAlign w:val="superscript"/>
-          <w:lang w:val="en-GB"/>
-        </w:rPr>
-        <w:t xml:space="preserve"> </w:t>
-      </w:r>
-      <w:r>
-        <w:rPr>
-          <w:rFonts w:ascii="Times New Roman" w:eastAsia="Times New Roman" w:hAnsi="Times New Roman"/>
-          <w:lang w:val="en-GB"/>
-        </w:rPr>
-        <w:t xml:space="preserve">coupling fields.  The computing time is defined as the </w:t>
-      </w:r>
-      <w:r>
-        <w:rPr>
-          <w:rFonts w:ascii="Times New Roman" w:eastAsia="Times New Roman" w:hAnsi="Times New Roman"/>
-          <w:lang w:val="en-GB"/>
-        </w:rPr>
-        <w:t xml:space="preserve">difference between the total loop time and the waiting time, where the total </w:t>
-      </w:r>
-      <w:r>
-        <w:rPr>
-          <w:rFonts w:ascii="Times New Roman" w:eastAsia="Times New Roman" w:hAnsi="Times New Roman"/>
-          <w:lang w:val="en-GB"/>
-        </w:rPr>
-        <w:lastRenderedPageBreak/>
-        <w:t>loop time is not the total time but the time spent in the coupling time loop only, excluding the first and the last coupling time steps</w:t>
-      </w:r>
-      <w:r>
-        <w:rPr>
-          <w:rStyle w:val="FootnoteAnchor"/>
-          <w:rFonts w:ascii="Times New Roman" w:eastAsia="Times New Roman" w:hAnsi="Times New Roman"/>
-          <w:lang w:val="en-GB"/>
-        </w:rPr>
-        <w:footnoteReference w:id="3"/>
-      </w:r>
-      <w:r>
-        <w:rPr>
-          <w:rFonts w:ascii="Times New Roman" w:eastAsia="Times New Roman" w:hAnsi="Times New Roman"/>
-          <w:lang w:val="en-GB"/>
-        </w:rPr>
-        <w:t xml:space="preserve">. </w:t>
-      </w:r>
-    </w:p>
-    <w:p>
-      <w:pPr>
-        <w:spacing w:before="240"/>
-        <w:rPr>
-          <w:rFonts w:ascii="Times New Roman" w:eastAsia="Times New Roman" w:hAnsi="Times New Roman"/>
-          <w:lang w:val="en-GB"/>
-        </w:rPr>
-      </w:pPr>
-      <w:r>
-        <w:rPr>
-          <w:rFonts w:ascii="Times New Roman" w:eastAsia="Times New Roman" w:hAnsi="Times New Roman"/>
-          <w:lang w:val="en-GB"/>
-        </w:rPr>
-        <w:t xml:space="preserve">Additional information is provided for </w:t>
-      </w:r>
-      <w:r>
-        <w:rPr>
-          <w:rFonts w:ascii="Times New Roman" w:eastAsia="Times New Roman" w:hAnsi="Times New Roman"/>
-          <w:lang w:val="en-GB"/>
-        </w:rPr>
-        <w:t>each component under the line “</w:t>
-      </w:r>
-      <w:r>
-        <w:rPr>
-          <w:rFonts w:ascii="Courier" w:hAnsi="Courier" w:cs="Menlo"/>
-          <w:color w:val="000000"/>
-          <w:sz w:val="22"/>
-          <w:szCs w:val="22"/>
-          <w:lang w:val="en-GB"/>
-        </w:rPr>
         <w:t>Additional information</w:t>
       </w:r>
       <w:r>
@@ -4353,14 +4120,7 @@
           <w:rFonts w:ascii="Times New Roman" w:eastAsia="Times New Roman" w:hAnsi="Times New Roman"/>
           <w:lang w:val="en-GB"/>
         </w:rPr>
-        <w:t>”; this information has to be taken with care as numbers that may appear illogical may be produced in special cases. In case of doubt, the detailed information from the timeline of events (see sections 3</w:t>
-      </w:r>
-      <w:r>
-        <w:rPr>
-          <w:rFonts w:ascii="Times New Roman" w:eastAsia="Times New Roman" w:hAnsi="Times New Roman"/>
-          <w:lang w:val="en-GB"/>
-        </w:rPr>
-        <w:t xml:space="preserve"> and 4) should be taken as the reference.</w:t>
+        <w:t>”; this information has to be taken with care as numbers that may appear illogical may be produced in special cases. In case of doubt, the detailed information from the timeline of events (see sections 3 and 4) should be taken as the reference.</w:t>
       </w:r>
     </w:p>
     <w:p>
@@ -4446,14 +4206,7 @@
           <w:rFonts w:ascii="Times New Roman" w:eastAsia="Times New Roman" w:hAnsi="Times New Roman"/>
           <w:lang w:val="en-GB"/>
         </w:rPr>
-        <w:t>). The t</w:t>
-      </w:r>
-      <w:r>
-        <w:rPr>
-          <w:rFonts w:ascii="Times New Roman" w:eastAsia="Times New Roman" w:hAnsi="Times New Roman"/>
-          <w:lang w:val="en-GB"/>
-        </w:rPr>
-        <w:t xml:space="preserve">otal of these </w:t>
+        <w:t xml:space="preserve">). The total of these </w:t>
       </w:r>
       <w:proofErr w:type="spellStart"/>
       <w:r>
@@ -4515,21 +4268,7 @@
           <w:rFonts w:ascii="Times New Roman" w:eastAsia="Times New Roman" w:hAnsi="Times New Roman"/>
           <w:lang w:val="en-GB"/>
         </w:rPr>
-        <w:t>” is also provided. This total jitter time is defined as the t</w:t>
-      </w:r>
-      <w:r>
-        <w:rPr>
-          <w:rFonts w:ascii="Times New Roman" w:eastAsia="Times New Roman" w:hAnsi="Times New Roman"/>
-          <w:lang w:val="en-GB"/>
-        </w:rPr>
-        <w:t>otal for all send and receive operations of the time difference between the latest end and the earliest start of the operation among all component processes. The jitter time for one specific operation for a component running on 4 processes is illustrated o</w:t>
-      </w:r>
-      <w:r>
-        <w:rPr>
-          <w:rFonts w:ascii="Times New Roman" w:eastAsia="Times New Roman" w:hAnsi="Times New Roman"/>
-          <w:lang w:val="en-GB"/>
-        </w:rPr>
-        <w:t xml:space="preserve">n Figure 5. </w:t>
+        <w:t xml:space="preserve">” is also provided. This total jitter time is defined as the total for all send and receive operations of the time difference between the latest end and the earliest start of the operation among all component processes. The jitter time for one specific operation for a component running on 4 processes is illustrated on Figure 5. </w:t>
       </w:r>
     </w:p>
     <w:p>
@@ -4634,14 +4373,7 @@
           <w:rFonts w:ascii="Times New Roman" w:eastAsia="Times New Roman" w:hAnsi="Times New Roman"/>
           <w:lang w:val="en-GB"/>
         </w:rPr>
-        <w:t>”, which is the ratio (in %) of the component waiting time compared to the total loop time, is also provided for</w:t>
-      </w:r>
-      <w:r>
-        <w:rPr>
-          <w:rFonts w:ascii="Times New Roman" w:eastAsia="Times New Roman" w:hAnsi="Times New Roman"/>
-          <w:lang w:val="en-GB"/>
-        </w:rPr>
-        <w:t xml:space="preserve"> each component, as well as the “</w:t>
+        <w:t>”, which is the ratio (in %) of the component waiting time compared to the total loop time, is also provided for each component, as well as the “</w:t>
       </w:r>
       <w:r>
         <w:rPr>
@@ -4657,14 +4389,7 @@
           <w:rFonts w:ascii="Times New Roman" w:eastAsia="Times New Roman" w:hAnsi="Times New Roman"/>
           <w:lang w:val="en-GB"/>
         </w:rPr>
-        <w:t>”, which is the ratio (in %) of the component waiting time plus all other OASIS3-MCT runtime coupling field operations (output, input, mapping/interpolation, restarts writing)</w:t>
-      </w:r>
-      <w:r>
-        <w:rPr>
-          <w:rFonts w:ascii="Times New Roman" w:eastAsia="Times New Roman" w:hAnsi="Times New Roman"/>
-          <w:lang w:val="en-GB"/>
-        </w:rPr>
-        <w:t xml:space="preserve"> compared to the total loop time.</w:t>
+        <w:t>”, which is the ratio (in %) of the component waiting time plus all other OASIS3-MCT runtime coupling field operations (output, input, mapping/interpolation, restarts writing) compared to the total loop time.</w:t>
       </w:r>
     </w:p>
     <w:p>
@@ -4697,14 +4422,7 @@
           <w:rFonts w:ascii="Times New Roman" w:eastAsia="Times New Roman" w:hAnsi="Times New Roman"/>
           <w:lang w:val="en-GB"/>
         </w:rPr>
-        <w:t>”)</w:t>
-      </w:r>
-      <w:r>
-        <w:rPr>
-          <w:rFonts w:ascii="Times New Roman" w:eastAsia="Times New Roman" w:hAnsi="Times New Roman"/>
-          <w:lang w:val="en-GB"/>
-        </w:rPr>
-        <w:t xml:space="preserve">, as follows: </w:t>
+        <w:t xml:space="preserve">”), as follows: </w:t>
       </w:r>
     </w:p>
     <w:p>
@@ -4966,14 +4684,7 @@
           <w:rFonts w:ascii="Times New Roman" w:eastAsia="Times New Roman" w:hAnsi="Times New Roman"/>
           <w:lang w:val="en-GB"/>
         </w:rPr>
-        <w:t xml:space="preserve"> are provided to check the performa</w:t>
-      </w:r>
-      <w:r>
-        <w:rPr>
-          <w:rFonts w:ascii="Times New Roman" w:eastAsia="Times New Roman" w:hAnsi="Times New Roman"/>
-          <w:lang w:val="en-GB"/>
-        </w:rPr>
-        <w:t xml:space="preserve">nce and the validity of the load balancing analysis itself: </w:t>
+        <w:t xml:space="preserve"> are provided to check the performance and the validity of the load balancing analysis itself: </w:t>
       </w:r>
     </w:p>
     <w:p>
@@ -5045,14 +4756,7 @@
           <w:rFonts w:ascii="Times New Roman" w:eastAsia="Times New Roman" w:hAnsi="Times New Roman"/>
           <w:lang w:val="en-GB"/>
         </w:rPr>
-        <w:t xml:space="preserve"> call, to check the coherenc</w:t>
-      </w:r>
-      <w:r>
-        <w:rPr>
-          <w:rFonts w:ascii="Times New Roman" w:eastAsia="Times New Roman" w:hAnsi="Times New Roman"/>
-          <w:lang w:val="en-GB"/>
-        </w:rPr>
-        <w:t>e of the clock between the computing nodes (s) (“</w:t>
+        <w:t xml:space="preserve"> call, to check the coherence of the clock between the computing nodes (s) (“</w:t>
       </w:r>
       <w:r>
         <w:rPr>
@@ -5113,19 +4817,7 @@
         <w:rPr>
           <w:lang w:val="en-US"/>
         </w:rPr>
-        <w:t>ASIS3-MCT load balancing analysis functionality delivers at low cost a set of summarized quantities on the computing characteristics of a coupled model that ca</w:t>
-      </w:r>
-      <w:r>
-        <w:rPr>
-          <w:lang w:val="en-US"/>
-        </w:rPr>
-        <w:t>n help to better understand the origin of any coupling extra cost. It also provides the timeline, for all processes involved in the coupling, of every coupling event, such as coupling field sending or receiving, but also coupling initialization and termina</w:t>
-      </w:r>
-      <w:r>
-        <w:rPr>
-          <w:lang w:val="en-US"/>
-        </w:rPr>
-        <w:t xml:space="preserve">tion, </w:t>
+        <w:t xml:space="preserve">ASIS3-MCT load balancing analysis functionality delivers at low cost a set of summarized quantities on the computing characteristics of a coupled model that can help to better understand the origin of any coupling extra cost. It also provides the timeline, for all processes involved in the coupling, of every coupling event, such as coupling field sending or receiving, but also coupling initialization and termination, </w:t>
       </w:r>
       <w:proofErr w:type="spellStart"/>
       <w:r>
@@ -5168,19 +4860,7 @@
         <w:rPr>
           <w:lang w:val="en-US"/>
         </w:rPr>
-        <w:t xml:space="preserve">To be able to keep the implementation as simple as possible (~ 700 lines), the analysis is limited </w:t>
-      </w:r>
-      <w:r>
-        <w:rPr>
-          <w:lang w:val="en-US"/>
-        </w:rPr>
-        <w:t xml:space="preserve">to a component- (and not a partition-) per-basis. Storing the analysis requires additional memory on the master process of each component approximately equal to the size of a single precision array containing the number of coupling events times the number </w:t>
-      </w:r>
-      <w:r>
-        <w:rPr>
-          <w:lang w:val="en-US"/>
-        </w:rPr>
-        <w:t xml:space="preserve">of MPI processes. This means that users may have to restrain the analysis to relatively short simulations or parallel models with a relatively small number of processes to avoid memory overflow. </w:t>
+        <w:t xml:space="preserve">To be able to keep the implementation as simple as possible (~ 700 lines), the analysis is limited to a component- (and not a partition-) per-basis. Storing the analysis requires additional memory on the master process of each component approximately equal to the size of a single precision array containing the number of coupling events times the number of MPI processes. This means that users may have to restrain the analysis to relatively short simulations or parallel models with a relatively small number of processes to avoid memory overflow. </w:t>
       </w:r>
     </w:p>
     <w:p>
@@ -5331,13 +5011,7 @@
         <w:rPr>
           <w:lang w:val="en-US"/>
         </w:rPr>
-        <w:t xml:space="preserve">, S., Underwood, S., and Wright, G., 2017: CPMIP: Measurements of Real Computational </w:t>
-      </w:r>
-      <w:r>
-        <w:rPr>
-          <w:lang w:val="en-US"/>
-        </w:rPr>
-        <w:t>Performance of Earth System Models in CMIP</w:t>
+        <w:t>, S., Underwood, S., and Wright, G., 2017: CPMIP: Measurements of Real Computational Performance of Earth System Models in CMIP</w:t>
       </w:r>
       <w:proofErr w:type="gramStart"/>
       <w:r>
@@ -5373,7 +5047,7 @@
         <w:pStyle w:val="NormalWeb"/>
         <w:spacing w:before="280"/>
         <w:rPr>
-          <w:rStyle w:val="InternetLink"/>
+          <w:lang w:val="en-US"/>
         </w:rPr>
       </w:pPr>
       <w:proofErr w:type="spellStart"/>
@@ -5416,20 +5090,21 @@
         <w:rPr>
           <w:lang w:val="en-US"/>
         </w:rPr>
-        <w:t>: A better diagnostic of the load imbalance in OASIS based coupled systems Technical Report, TR/CMGC/20/17</w:t>
-      </w:r>
-      <w:r>
-        <w:rPr>
-          <w:lang w:val="en-US"/>
-        </w:rPr>
-        <w:t xml:space="preserve">6, CERFACS, Toulouse, France, 2020. </w:t>
-      </w:r>
-      <w:hyperlink r:id="rId15">
+        <w:t>: A better diagnostic of the load imbalance in OASIS based coupled systems Technical Report, TR/CMGC/20/176, CERFACS, Toulouse, France, 2020</w:t>
+      </w:r>
+      <w:r>
+        <w:rPr>
+          <w:lang w:val="en-US"/>
+        </w:rPr>
+        <w:t xml:space="preserve"> </w:t>
+      </w:r>
+      <w:hyperlink r:id="rId15" w:history="1">
         <w:r>
           <w:rPr>
-            <w:rStyle w:val="InternetLink"/>
+            <w:rStyle w:val="Hyperlink"/>
+            <w:lang w:val="en-US"/>
           </w:rPr>
-          <w:t>https://cerfacs.fr/wp-content/uploads/2020/12/GLOBC-TR-Maisonnave- 20-176.pdf</w:t>
+          <w:t>https://oasis.cerfacs.fr/wp-content/uploads/sites/114/2021/08/GLOBC_TR_Maisonnave-load-balancing_2020.pdf</w:t>
         </w:r>
       </w:hyperlink>
     </w:p>
@@ -5437,67 +5112,68 @@
       <w:pPr>
         <w:pStyle w:val="NormalWeb"/>
         <w:spacing w:before="280"/>
+        <w:rPr>
+          <w:lang w:val="en-US"/>
+        </w:rPr>
       </w:pPr>
       <w:proofErr w:type="spellStart"/>
       <w:r>
+        <w:rPr>
+          <w:lang w:val="en-US"/>
+        </w:rPr>
         <w:lastRenderedPageBreak/>
         <w:t>Piacentini</w:t>
       </w:r>
       <w:proofErr w:type="spellEnd"/>
       <w:r>
+        <w:rPr>
+          <w:lang w:val="en-US"/>
+        </w:rPr>
         <w:t xml:space="preserve">, A. and E. </w:t>
       </w:r>
-      <w:proofErr w:type="gramStart"/>
-      <w:r>
-        <w:t>Maisonnave:</w:t>
-      </w:r>
-      <w:proofErr w:type="gramEnd"/>
-      <w:r>
-        <w:t xml:space="preserve"> Interactive</w:t>
-      </w:r>
-      <w:r>
-        <w:t xml:space="preserve"> visualisation of OASIS </w:t>
-      </w:r>
       <w:proofErr w:type="spellStart"/>
       <w:r>
-        <w:t>coupled</w:t>
+        <w:rPr>
+          <w:lang w:val="en-US"/>
+        </w:rPr>
+        <w:t>Maisonnave</w:t>
       </w:r>
       <w:proofErr w:type="spellEnd"/>
       <w:r>
+        <w:rPr>
+          <w:lang w:val="en-US"/>
+        </w:rPr>
+        <w:t xml:space="preserve">: Interactive </w:t>
+      </w:r>
+      <w:proofErr w:type="spellStart"/>
+      <w:r>
+        <w:rPr>
+          <w:lang w:val="en-US"/>
+        </w:rPr>
+        <w:t>visualisation</w:t>
+      </w:r>
+      <w:proofErr w:type="spellEnd"/>
+      <w:r>
+        <w:rPr>
+          <w:lang w:val="en-US"/>
+        </w:rPr>
+        <w:t xml:space="preserve"> of OASIS coupled models load imbalance Technical Report, TR/CMGC/20/177, CERFACS, Toulouse, France, 2020</w:t>
+      </w:r>
+      <w:r>
+        <w:rPr>
+          <w:lang w:val="en-US"/>
+        </w:rPr>
         <w:t xml:space="preserve"> </w:t>
       </w:r>
-      <w:proofErr w:type="spellStart"/>
-      <w:r>
-        <w:t>models</w:t>
-      </w:r>
-      <w:proofErr w:type="spellEnd"/>
-      <w:r>
-        <w:t xml:space="preserve"> </w:t>
-      </w:r>
-      <w:proofErr w:type="spellStart"/>
-      <w:r>
-        <w:t>load</w:t>
-      </w:r>
-      <w:proofErr w:type="spellEnd"/>
-      <w:r>
-        <w:t xml:space="preserve"> </w:t>
-      </w:r>
-      <w:proofErr w:type="spellStart"/>
-      <w:r>
-        <w:t>imbalance</w:t>
-      </w:r>
-      <w:proofErr w:type="spellEnd"/>
-      <w:r>
-        <w:t xml:space="preserve"> </w:t>
-      </w:r>
-      <w:proofErr w:type="spellStart"/>
-      <w:r>
-        <w:t>Technical</w:t>
-      </w:r>
-      <w:proofErr w:type="spellEnd"/>
-      <w:r>
-        <w:t xml:space="preserve"> Report, TR/CMGC/20/177, CERFACS, Toulouse, France, 2020. https://cerfacs.fr/wp-content/uploads/2020/12/GLOBC-TR-Piacentini-20-177.pdf</w:t>
-      </w:r>
+      <w:hyperlink r:id="rId16" w:history="1">
+        <w:r>
+          <w:rPr>
+            <w:rStyle w:val="Hyperlink"/>
+            <w:lang w:val="en-US"/>
+          </w:rPr>
+          <w:t>https://oasis.cerfacs.fr/wp-content/uploads/sites/114/2021/08/GLOBC_TR_Piacentini_Interactive_visualisation_of_OASIS_2020.pdf</w:t>
+        </w:r>
+      </w:hyperlink>
     </w:p>
     <w:sectPr>
       <w:pgSz w:w="11906" w:h="16838"/>
@@ -5582,7 +5258,7 @@
           <w:szCs w:val="22"/>
           <w:lang w:val="en-US"/>
         </w:rPr>
-        <w:t xml:space="preserve">OASIS3-MCT </w:t>
+        <w:t>OASIS3-MCT gives the possibility to declare independent partitions for subsets of component processes (see section 2.1 of the OASIS3-MCT User</w:t>
       </w:r>
       <w:r>
         <w:rPr>
@@ -5591,7 +5267,7 @@
           <w:szCs w:val="22"/>
           <w:lang w:val="en-US"/>
         </w:rPr>
-        <w:t>gives the possibility to declare independent partitions for subsets of component processes (see section 2.1 of the OASIS3-MCT User</w:t>
+        <w:t xml:space="preserve"> </w:t>
       </w:r>
       <w:r>
         <w:rPr>
@@ -5600,43 +5276,86 @@
           <w:szCs w:val="22"/>
           <w:lang w:val="en-US"/>
         </w:rPr>
+        <w:t xml:space="preserve">Guide). At this development stage, considering the low number of prejudiced users and our wish to keep our algorithm as simple as possible, we prefer not to support the load balancing analysis in that case. </w:t>
+      </w:r>
+    </w:p>
+    <w:p>
+      <w:pPr>
+        <w:pStyle w:val="Footnote"/>
+        <w:rPr>
+          <w:lang w:val="en-US"/>
+        </w:rPr>
+      </w:pPr>
+    </w:p>
+  </w:footnote>
+  <w:footnote w:id="2">
+    <w:p>
+      <w:pPr>
+        <w:pStyle w:val="Footnote"/>
+        <w:rPr>
+          <w:rFonts w:ascii="Times New Roman" w:hAnsi="Times New Roman"/>
+          <w:lang w:val="en-US"/>
+        </w:rPr>
+      </w:pPr>
+      <w:r>
+        <w:rPr>
+          <w:rStyle w:val="FootnoteReference"/>
+          <w:rFonts w:ascii="Times New Roman" w:hAnsi="Times New Roman"/>
+        </w:rPr>
+        <w:footnoteRef/>
+      </w:r>
+      <w:r>
+        <w:rPr>
+          <w:rFonts w:ascii="Times New Roman" w:hAnsi="Times New Roman"/>
+          <w:lang w:val="en-US"/>
+        </w:rPr>
         <w:t xml:space="preserve"> </w:t>
       </w:r>
       <w:r>
         <w:rPr>
-          <w:rFonts w:ascii="Times New Roman" w:hAnsi="Times New Roman"/>
+          <w:rFonts w:ascii="Times New Roman" w:eastAsia="Times New Roman" w:hAnsi="Times New Roman"/>
           <w:sz w:val="22"/>
           <w:szCs w:val="22"/>
-          <w:lang w:val="en-US"/>
-        </w:rPr>
-        <w:t>Guide). At this development stage, considering the low number of prejudiced users and our wish to keep our algorithm as simple</w:t>
-      </w:r>
-      <w:r>
-        <w:rPr>
-          <w:rFonts w:ascii="Times New Roman" w:hAnsi="Times New Roman"/>
+          <w:lang w:val="en-US" w:eastAsia="en-GB"/>
+        </w:rPr>
+        <w:t xml:space="preserve">The time spent while sending a coupling field is usually negligible as the </w:t>
+      </w:r>
+      <w:proofErr w:type="spellStart"/>
+      <w:r>
+        <w:rPr>
+          <w:rFonts w:ascii="Times New Roman" w:eastAsia="Times New Roman" w:hAnsi="Times New Roman"/>
           <w:sz w:val="22"/>
           <w:szCs w:val="22"/>
-          <w:lang w:val="en-US"/>
-        </w:rPr>
-        <w:t xml:space="preserve"> as possible, we prefer not to support the load balancing analysis in that case. </w:t>
-      </w:r>
-    </w:p>
+          <w:lang w:val="en-US" w:eastAsia="en-GB"/>
+        </w:rPr>
+        <w:t>oasis_put</w:t>
+      </w:r>
+      <w:proofErr w:type="spellEnd"/>
+      <w:r>
+        <w:rPr>
+          <w:rFonts w:ascii="Times New Roman" w:eastAsia="Times New Roman" w:hAnsi="Times New Roman"/>
+          <w:sz w:val="22"/>
+          <w:szCs w:val="22"/>
+          <w:lang w:val="en-US" w:eastAsia="en-GB"/>
+        </w:rPr>
+        <w:t xml:space="preserve"> are non-blocking</w:t>
+      </w:r>
+      <w:r>
+        <w:rPr>
+          <w:rFonts w:ascii="Times New Roman" w:hAnsi="Times New Roman"/>
+          <w:lang w:val="en-US"/>
+        </w:rPr>
+        <w:t xml:space="preserve">. </w:t>
+      </w:r>
+    </w:p>
+  </w:footnote>
+  <w:footnote w:id="3">
     <w:p>
       <w:pPr>
         <w:pStyle w:val="Footnote"/>
         <w:rPr>
-          <w:lang w:val="en-US"/>
-        </w:rPr>
-      </w:pPr>
-    </w:p>
-  </w:footnote>
-  <w:footnote w:id="2">
-    <w:p>
-      <w:pPr>
-        <w:pStyle w:val="Footnote"/>
-        <w:rPr>
-          <w:rFonts w:ascii="Times New Roman" w:hAnsi="Times New Roman"/>
-          <w:lang w:val="en-US"/>
+          <w:rFonts w:ascii="Times New Roman" w:eastAsia="Times New Roman" w:hAnsi="Times New Roman"/>
+          <w:lang w:val="en-GB"/>
         </w:rPr>
       </w:pPr>
       <w:r>
@@ -5660,77 +5379,7 @@
           <w:szCs w:val="22"/>
           <w:lang w:val="en-US" w:eastAsia="en-GB"/>
         </w:rPr>
-        <w:t xml:space="preserve">The time spent while sending a coupling field is usually negligible as the </w:t>
-      </w:r>
-      <w:proofErr w:type="spellStart"/>
-      <w:r>
-        <w:rPr>
-          <w:rFonts w:ascii="Times New Roman" w:eastAsia="Times New Roman" w:hAnsi="Times New Roman"/>
-          <w:sz w:val="22"/>
-          <w:szCs w:val="22"/>
-          <w:lang w:val="en-US" w:eastAsia="en-GB"/>
-        </w:rPr>
-        <w:t>oasis_put</w:t>
-      </w:r>
-      <w:proofErr w:type="spellEnd"/>
-      <w:r>
-        <w:rPr>
-          <w:rFonts w:ascii="Times New Roman" w:eastAsia="Times New Roman" w:hAnsi="Times New Roman"/>
-          <w:sz w:val="22"/>
-          <w:szCs w:val="22"/>
-          <w:lang w:val="en-US" w:eastAsia="en-GB"/>
-        </w:rPr>
-        <w:t xml:space="preserve"> are non-blocking</w:t>
-      </w:r>
-      <w:r>
-        <w:rPr>
-          <w:rFonts w:ascii="Times New Roman" w:hAnsi="Times New Roman"/>
-          <w:lang w:val="en-US"/>
-        </w:rPr>
-        <w:t xml:space="preserve">. </w:t>
-      </w:r>
-    </w:p>
-  </w:footnote>
-  <w:footnote w:id="3">
-    <w:p>
-      <w:pPr>
-        <w:pStyle w:val="Footnote"/>
-        <w:rPr>
-          <w:rFonts w:ascii="Times New Roman" w:eastAsia="Times New Roman" w:hAnsi="Times New Roman"/>
-          <w:lang w:val="en-GB"/>
-        </w:rPr>
-      </w:pPr>
-      <w:r>
-        <w:rPr>
-          <w:rStyle w:val="FootnoteReference"/>
-          <w:rFonts w:ascii="Times New Roman" w:hAnsi="Times New Roman"/>
-        </w:rPr>
-        <w:footnoteRef/>
-      </w:r>
-      <w:r>
-        <w:rPr>
-          <w:rFonts w:ascii="Times New Roman" w:hAnsi="Times New Roman"/>
-          <w:lang w:val="en-US"/>
-        </w:rPr>
-        <w:t xml:space="preserve"> </w:t>
-      </w:r>
-      <w:r>
-        <w:rPr>
-          <w:rFonts w:ascii="Times New Roman" w:eastAsia="Times New Roman" w:hAnsi="Times New Roman"/>
-          <w:sz w:val="22"/>
-          <w:szCs w:val="22"/>
-          <w:lang w:val="en-US" w:eastAsia="en-GB"/>
-        </w:rPr>
-        <w:t>The first and the last coupling time steps are excluded from th</w:t>
-      </w:r>
-      <w:r>
-        <w:rPr>
-          <w:rFonts w:ascii="Times New Roman" w:eastAsia="Times New Roman" w:hAnsi="Times New Roman"/>
-          <w:sz w:val="22"/>
-          <w:szCs w:val="22"/>
-          <w:lang w:val="en-US" w:eastAsia="en-GB"/>
-        </w:rPr>
-        <w:t>e total loop time as these time steps often involve specific operations, like restart writing or reading; including them would distort the extrapolation of the time needed for longer simulations.</w:t>
+        <w:t>The first and the last coupling time steps are excluded from the total loop time as these time steps often involve specific operations, like restart writing or reading; including them would distort the extrapolation of the time needed for longer simulations.</w:t>
       </w:r>
       <w:r>
         <w:rPr>
@@ -7450,7 +7099,6 @@
     <w:rPr>
       <w:color w:val="0563C1"/>
       <w:u w:val="single"/>
-      <w:lang/>
     </w:rPr>
   </w:style>
   <w:style w:type="character" w:styleId="UnresolvedMention">
